--- a/docs/PROJECT_REPORT_OUTLINE.docx
+++ b/docs/PROJECT_REPORT_OUTLINE.docx
@@ -4,135 +4,79 @@
   <w:body>
     <w:p>
       <w:pPr>
-        <w:pStyle w:val="Title"/>
-        <w:spacing w:line="360" w:lineRule="auto"/>
         <w:jc w:val="center"/>
       </w:pPr>
       <w:r>
         <w:rPr>
-          <w:rFonts w:ascii="맑은 고딕" w:hAnsi="맑은 고딕" w:eastAsia="맑은 고딕"/>
+          <w:b/>
+          <w:color w:val="0F766E"/>
+          <w:sz w:val="44"/>
         </w:rPr>
-        <w:t>프로젝트 보고서용 정리 초안</w:t>
+        <w:t>프로젝트개요·방법론 수정본</w:t>
+      </w:r>
+    </w:p>
+    <w:p>
+      <w:pPr>
+        <w:jc w:val="center"/>
+      </w:pPr>
+      <w:r>
+        <w:rPr>
+          <w:sz w:val="24"/>
+        </w:rPr>
+        <w:t>개원의를 위한 병원 마케팅 블로그 생성기</w:t>
+      </w:r>
+    </w:p>
+    <w:p>
+      <w:pPr>
+        <w:jc w:val="center"/>
+      </w:pPr>
+      <w:r>
+        <w:rPr>
+          <w:b/>
+        </w:rPr>
+        <w:t>원칙: 한 단계당 대표 기법 하나</w:t>
       </w:r>
     </w:p>
     <w:p>
       <w:pPr>
         <w:pStyle w:val="Heading1"/>
-        <w:spacing w:line="360" w:lineRule="auto"/>
       </w:pPr>
       <w:r>
-        <w:rPr>
-          <w:rFonts w:ascii="맑은 고딕" w:hAnsi="맑은 고딕" w:eastAsia="맑은 고딕"/>
-        </w:rPr>
-        <w:t>1. 프로젝트 개요</w:t>
+        <w:t>1. 문제 정의</w:t>
       </w:r>
     </w:p>
     <w:p>
       <w:pPr>
         <w:pStyle w:val="Heading2"/>
-        <w:spacing w:line="360" w:lineRule="auto"/>
       </w:pPr>
       <w:r>
-        <w:rPr>
-          <w:rFonts w:ascii="맑은 고딕" w:hAnsi="맑은 고딕" w:eastAsia="맑은 고딕"/>
-        </w:rPr>
         <w:t>1.1 문제 제목</w:t>
       </w:r>
     </w:p>
     <w:p>
-      <w:pPr>
-        <w:spacing w:line="360" w:lineRule="auto"/>
-      </w:pPr>
       <w:r>
-        <w:rPr>
-          <w:rFonts w:ascii="맑은 고딕" w:hAnsi="맑은 고딕" w:eastAsia="맑은 고딕"/>
-          <w:sz w:val="22"/>
-        </w:rPr>
-        <w:t>개원의를 위한 네이버블로그 마케팅 자동화 및 의료광고 표현 점검 툴 설계</w:t>
+        <w:t>개원의를 위한 병원 마케팅 블로그 생성기: 신뢰도 높은 의료진 직접 작성형 콘텐츠와 의료광고 표현 점검 도구</w:t>
       </w:r>
     </w:p>
     <w:p>
       <w:pPr>
         <w:pStyle w:val="Heading2"/>
-        <w:spacing w:line="360" w:lineRule="auto"/>
       </w:pPr>
       <w:r>
-        <w:rPr>
-          <w:rFonts w:ascii="맑은 고딕" w:hAnsi="맑은 고딕" w:eastAsia="맑은 고딕"/>
-        </w:rPr>
-        <w:t>1.2 왜 문제로 인식하게 되었는가?</w:t>
+        <w:t>1.2 왜 문제로 인식했는가</w:t>
       </w:r>
     </w:p>
     <w:p>
-      <w:pPr>
-        <w:spacing w:line="360" w:lineRule="auto"/>
-      </w:pPr>
       <w:r>
-        <w:rPr>
-          <w:rFonts w:ascii="맑은 고딕" w:hAnsi="맑은 고딕" w:eastAsia="맑은 고딕"/>
-          <w:sz w:val="22"/>
-        </w:rPr>
-        <w:t>병원을 선택할 때 많은 환자는 네이버 검색과 블로그 글을 먼저 확인한다. 특히 감기, 피부질환, 통증, 예방접종, 건강검진처럼 생활 속에서 자주 겪는 건강 문제는 검색을 통해 병원 정보를 비교하는 경우가 많다. 이때 병원 블로그는 환자와 병원이 처음 만나는 중요한 접점이 된다.</w:t>
-      </w:r>
-    </w:p>
-    <w:p>
-      <w:pPr>
-        <w:spacing w:line="360" w:lineRule="auto"/>
-      </w:pPr>
-      <w:r>
-        <w:rPr>
-          <w:rFonts w:ascii="맑은 고딕" w:hAnsi="맑은 고딕" w:eastAsia="맑은 고딕"/>
-          <w:sz w:val="22"/>
-        </w:rPr>
-        <w:t>그러나 실제로는 많은 개원의가 진료, 직원 관리, 예약 관리, 행정 업무를 동시에 수행해야 하므로 블로그 글을 꾸준히 직접 작성하기 어렵다. 그래서 일부 병원은 이미 만들어진 블로그를 구매하거나, 외부 마케팅 대행사에 글 작성을 맡긴다. 하지만 이런 방식은 의사가 직접 환자에게 설명하는 느낌이 약하고, 병원 고유의 진료 철학이나 신뢰를 충분히 담기 어렵다.</w:t>
-      </w:r>
-    </w:p>
-    <w:p>
-      <w:pPr>
-        <w:spacing w:line="360" w:lineRule="auto"/>
-      </w:pPr>
-      <w:r>
-        <w:rPr>
-          <w:rFonts w:ascii="맑은 고딕" w:hAnsi="맑은 고딕" w:eastAsia="맑은 고딕"/>
-          <w:sz w:val="22"/>
-        </w:rPr>
-        <w:t>또한 의료 분야 블로그 글은 일반 상업 콘텐츠와 다르다. 치료 효과를 보장하거나, 부작용이 전혀 없다고 말하거나, 특정 시술을 과장하는 표현은 의료광고 규제와 신뢰도 문제로 이어질 수 있다. 따라서 개원의에게는 단순히 글을 많이 만들어주는 도구가 아니라, 의사가 직접 쓴 것처럼 신뢰도 높은 글을 효율적으로 발행하고, 의료광고상 위험한 표현을 점검할 수 있는 블로그 마케팅 보조 도구가 필요하다.</w:t>
-      </w:r>
-    </w:p>
-    <w:p>
-      <w:pPr>
-        <w:spacing w:line="360" w:lineRule="auto"/>
-      </w:pPr>
-      <w:r>
-        <w:rPr>
-          <w:rFonts w:ascii="맑은 고딕" w:hAnsi="맑은 고딕" w:eastAsia="맑은 고딕"/>
-          <w:sz w:val="22"/>
-        </w:rPr>
-        <w:t>본 프로젝트는 이 문제를 해결하기 위해 개원의가 적은 시간으로 지역 환자의 검색 의도에 맞는 건강정보성 블로그 글을 직접 발행할 수 있도록 돕는 “메디블로그 AI 마케팅 툴”을 설계하는 것을 목표로 한다.</w:t>
-      </w:r>
-    </w:p>
-    <w:p>
-      <w:pPr>
-        <w:pStyle w:val="Heading1"/>
-        <w:spacing w:line="360" w:lineRule="auto"/>
-      </w:pPr>
-      <w:r>
-        <w:rPr>
-          <w:rFonts w:ascii="맑은 고딕" w:hAnsi="맑은 고딕" w:eastAsia="맑은 고딕"/>
-        </w:rPr>
-        <w:t>2. 문제해결과정 Work와 일정</w:t>
+        <w:t>환자는 병원을 선택하기 전에 검색을 통해 증상, 진료과, 병원 정보를 확인한다. 그러나 많은 개원의는 진료와 병원 운영을 병행하므로 블로그 글을 지속적으로 직접 작성하기 어렵고, 외부 대행 글은 의료진의 실제 설명 방식과 병원 고유의 신뢰가 약하게 드러날 수 있다. 또한 병원 블로그는 일반 홍보 글과 달리 의료법상 거짓·과장 의료광고 위험을 함께 고려해야 한다. 따라서 개원의가 직접 검토한 듯한 정보형 글을 빠르게 만들고, 위험 표현을 점검할 수 있는 병원 마케팅 블로그 생성기가 필요하다고 판단했다.</w:t>
       </w:r>
     </w:p>
     <w:p>
       <w:pPr>
         <w:pStyle w:val="Heading2"/>
-        <w:spacing w:line="360" w:lineRule="auto"/>
       </w:pPr>
       <w:r>
-        <w:rPr>
-          <w:rFonts w:ascii="맑은 고딕" w:hAnsi="맑은 고딕" w:eastAsia="맑은 고딕"/>
-        </w:rPr>
-        <w:t>2.1 역할 분담</w:t>
+        <w:t>1.3 문제 발견에 사용한 데이터</w:t>
       </w:r>
     </w:p>
     <w:tbl>
@@ -143,59 +87,89 @@
         <w:tblLook w:firstColumn="1" w:firstRow="1" w:lastColumn="0" w:lastRow="0" w:noHBand="0" w:noVBand="1" w:val="04A0"/>
       </w:tblPr>
       <w:tblGrid>
-        <w:gridCol w:w="3324"/>
-        <w:gridCol w:w="3324"/>
-        <w:gridCol w:w="3324"/>
+        <w:gridCol w:w="2520"/>
+        <w:gridCol w:w="2520"/>
+        <w:gridCol w:w="2520"/>
+        <w:gridCol w:w="2520"/>
       </w:tblGrid>
       <w:tr>
         <w:tc>
           <w:tcPr>
-            <w:tcW w:type="dxa" w:w="3324"/>
+            <w:tcW w:type="dxa" w:w="2520"/>
+            <w:vAlign w:val="center"/>
+            <w:shd w:fill="DDEFEA"/>
           </w:tcPr>
           <w:p>
             <w:pPr>
-              <w:spacing w:line="288" w:lineRule="auto"/>
+              <w:spacing w:after="0"/>
             </w:pPr>
+            <w:r/>
             <w:r>
               <w:rPr>
-                <w:rFonts w:ascii="맑은 고딕" w:hAnsi="맑은 고딕" w:eastAsia="맑은 고딕"/>
-                <w:sz w:val="18"/>
+                <w:b/>
+                <w:sz w:val="17"/>
               </w:rPr>
-              <w:t>담당자</w:t>
+              <w:t>근거 데이터</w:t>
             </w:r>
           </w:p>
         </w:tc>
         <w:tc>
           <w:tcPr>
-            <w:tcW w:type="dxa" w:w="3324"/>
+            <w:tcW w:type="dxa" w:w="2520"/>
+            <w:vAlign w:val="center"/>
+            <w:shd w:fill="DDEFEA"/>
           </w:tcPr>
           <w:p>
             <w:pPr>
-              <w:spacing w:line="288" w:lineRule="auto"/>
+              <w:spacing w:after="0"/>
             </w:pPr>
+            <w:r/>
             <w:r>
               <w:rPr>
-                <w:rFonts w:ascii="맑은 고딕" w:hAnsi="맑은 고딕" w:eastAsia="맑은 고딕"/>
-                <w:sz w:val="18"/>
+                <w:b/>
+                <w:sz w:val="17"/>
               </w:rPr>
-              <w:t>역할</w:t>
+              <w:t>내용</w:t>
             </w:r>
           </w:p>
         </w:tc>
         <w:tc>
           <w:tcPr>
-            <w:tcW w:type="dxa" w:w="3324"/>
+            <w:tcW w:type="dxa" w:w="2520"/>
+            <w:vAlign w:val="center"/>
+            <w:shd w:fill="DDEFEA"/>
           </w:tcPr>
           <w:p>
             <w:pPr>
-              <w:spacing w:line="288" w:lineRule="auto"/>
+              <w:spacing w:after="0"/>
             </w:pPr>
+            <w:r/>
             <w:r>
               <w:rPr>
-                <w:rFonts w:ascii="맑은 고딕" w:hAnsi="맑은 고딕" w:eastAsia="맑은 고딕"/>
-                <w:sz w:val="18"/>
+                <w:b/>
+                <w:sz w:val="17"/>
               </w:rPr>
-              <w:t>주요 산출물</w:t>
+              <w:t>프로젝트 연결</w:t>
+            </w:r>
+          </w:p>
+        </w:tc>
+        <w:tc>
+          <w:tcPr>
+            <w:tcW w:type="dxa" w:w="2520"/>
+            <w:vAlign w:val="center"/>
+            <w:shd w:fill="DDEFEA"/>
+          </w:tcPr>
+          <w:p>
+            <w:pPr>
+              <w:spacing w:after="0"/>
+            </w:pPr>
+            <w:r/>
+            <w:r>
+              <w:rPr>
+                <w:b/>
+                <w:sz w:val="17"/>
+              </w:rPr>
+              <w:t>출처</w:t>
             </w:r>
           </w:p>
         </w:tc>
@@ -203,55 +177,77 @@
       <w:tr>
         <w:tc>
           <w:tcPr>
-            <w:tcW w:type="dxa" w:w="3324"/>
+            <w:tcW w:type="dxa" w:w="2520"/>
             <w:vAlign w:val="center"/>
           </w:tcPr>
           <w:p>
             <w:pPr>
-              <w:spacing w:line="288" w:lineRule="auto"/>
+              <w:spacing w:after="0"/>
             </w:pPr>
+            <w:r/>
             <w:r>
               <w:rPr>
-                <w:rFonts w:ascii="맑은 고딕" w:hAnsi="맑은 고딕" w:eastAsia="맑은 고딕"/>
-                <w:sz w:val="18"/>
+                <w:b w:val="0"/>
+                <w:sz w:val="17"/>
               </w:rPr>
-              <w:t>본인</w:t>
+              <w:t>국내 인터넷 이용률</w:t>
             </w:r>
           </w:p>
         </w:tc>
         <w:tc>
           <w:tcPr>
-            <w:tcW w:type="dxa" w:w="3324"/>
+            <w:tcW w:type="dxa" w:w="2520"/>
             <w:vAlign w:val="center"/>
           </w:tcPr>
           <w:p>
             <w:pPr>
-              <w:spacing w:line="288" w:lineRule="auto"/>
+              <w:spacing w:after="0"/>
             </w:pPr>
+            <w:r/>
             <w:r>
               <w:rPr>
-                <w:rFonts w:ascii="맑은 고딕" w:hAnsi="맑은 고딕" w:eastAsia="맑은 고딕"/>
-                <w:sz w:val="18"/>
+                <w:b w:val="0"/>
+                <w:sz w:val="17"/>
               </w:rPr>
-              <w:t>문제 제목, 문제 인식, 문제 발견, 문제정의, 바이브코딩 프롬프트 정리</w:t>
+              <w:t>2024년 만 3세 이상 인터넷 이용률 94.5%</w:t>
             </w:r>
           </w:p>
         </w:tc>
         <w:tc>
           <w:tcPr>
-            <w:tcW w:type="dxa" w:w="3324"/>
+            <w:tcW w:type="dxa" w:w="2520"/>
             <w:vAlign w:val="center"/>
           </w:tcPr>
           <w:p>
             <w:pPr>
-              <w:spacing w:line="288" w:lineRule="auto"/>
+              <w:spacing w:after="0"/>
             </w:pPr>
+            <w:r/>
             <w:r>
               <w:rPr>
-                <w:rFonts w:ascii="맑은 고딕" w:hAnsi="맑은 고딕" w:eastAsia="맑은 고딕"/>
-                <w:sz w:val="18"/>
+                <w:b w:val="0"/>
+                <w:sz w:val="17"/>
               </w:rPr>
-              <w:t>프로젝트 개요, 정의 단계, 프롬프트 로그</w:t>
+              <w:t>병원 정보 탐색도 온라인 중심으로 진행될 가능성</w:t>
+            </w:r>
+          </w:p>
+        </w:tc>
+        <w:tc>
+          <w:tcPr>
+            <w:tcW w:type="dxa" w:w="2520"/>
+            <w:vAlign w:val="center"/>
+          </w:tcPr>
+          <w:p>
+            <w:pPr>
+              <w:spacing w:after="0"/>
+            </w:pPr>
+            <w:r/>
+            <w:r>
+              <w:rPr>
+                <w:b w:val="0"/>
+                <w:sz w:val="17"/>
+              </w:rPr>
+              <w:t>과기정통부·NIA</w:t>
             </w:r>
           </w:p>
         </w:tc>
@@ -259,55 +255,77 @@
       <w:tr>
         <w:tc>
           <w:tcPr>
-            <w:tcW w:type="dxa" w:w="3324"/>
+            <w:tcW w:type="dxa" w:w="2520"/>
             <w:vAlign w:val="center"/>
           </w:tcPr>
           <w:p>
             <w:pPr>
-              <w:spacing w:line="288" w:lineRule="auto"/>
+              <w:spacing w:after="0"/>
             </w:pPr>
+            <w:r/>
             <w:r>
               <w:rPr>
-                <w:rFonts w:ascii="맑은 고딕" w:hAnsi="맑은 고딕" w:eastAsia="맑은 고딕"/>
-                <w:sz w:val="18"/>
+                <w:b w:val="0"/>
+                <w:sz w:val="17"/>
               </w:rPr>
-              <w:t>보윤</w:t>
+              <w:t>건강·의료정보 검색</w:t>
             </w:r>
           </w:p>
         </w:tc>
         <w:tc>
           <w:tcPr>
-            <w:tcW w:type="dxa" w:w="3324"/>
+            <w:tcW w:type="dxa" w:w="2520"/>
             <w:vAlign w:val="center"/>
           </w:tcPr>
           <w:p>
             <w:pPr>
-              <w:spacing w:line="288" w:lineRule="auto"/>
+              <w:spacing w:after="0"/>
             </w:pPr>
+            <w:r/>
             <w:r>
               <w:rPr>
-                <w:rFonts w:ascii="맑은 고딕" w:hAnsi="맑은 고딕" w:eastAsia="맑은 고딕"/>
-                <w:sz w:val="18"/>
+                <w:b w:val="0"/>
+                <w:sz w:val="17"/>
               </w:rPr>
-              <w:t>일정 관리, 구현, 평가와 검증</w:t>
+              <w:t>인터넷 이용자의 59.3%가 건강·의료정보 검색</w:t>
             </w:r>
           </w:p>
         </w:tc>
         <w:tc>
           <w:tcPr>
-            <w:tcW w:type="dxa" w:w="3324"/>
+            <w:tcW w:type="dxa" w:w="2520"/>
             <w:vAlign w:val="center"/>
           </w:tcPr>
           <w:p>
             <w:pPr>
-              <w:spacing w:line="288" w:lineRule="auto"/>
+              <w:spacing w:after="0"/>
             </w:pPr>
+            <w:r/>
             <w:r>
               <w:rPr>
-                <w:rFonts w:ascii="맑은 고딕" w:hAnsi="맑은 고딕" w:eastAsia="맑은 고딕"/>
-                <w:sz w:val="18"/>
+                <w:b w:val="0"/>
+                <w:sz w:val="17"/>
               </w:rPr>
-              <w:t>간트차트, Python 구현물, 테스트 시나리오</w:t>
+              <w:t>환자가 증상과 병원을 검색한다는 직접 근거</w:t>
+            </w:r>
+          </w:p>
+        </w:tc>
+        <w:tc>
+          <w:tcPr>
+            <w:tcW w:type="dxa" w:w="2520"/>
+            <w:vAlign w:val="center"/>
+          </w:tcPr>
+          <w:p>
+            <w:pPr>
+              <w:spacing w:after="0"/>
+            </w:pPr>
+            <w:r/>
+            <w:r>
+              <w:rPr>
+                <w:b w:val="0"/>
+                <w:sz w:val="17"/>
+              </w:rPr>
+              <w:t>질병관리청</w:t>
             </w:r>
           </w:p>
         </w:tc>
@@ -315,55 +333,155 @@
       <w:tr>
         <w:tc>
           <w:tcPr>
-            <w:tcW w:type="dxa" w:w="3324"/>
+            <w:tcW w:type="dxa" w:w="2520"/>
             <w:vAlign w:val="center"/>
           </w:tcPr>
           <w:p>
             <w:pPr>
-              <w:spacing w:line="288" w:lineRule="auto"/>
+              <w:spacing w:after="0"/>
             </w:pPr>
+            <w:r/>
             <w:r>
               <w:rPr>
-                <w:rFonts w:ascii="맑은 고딕" w:hAnsi="맑은 고딕" w:eastAsia="맑은 고딕"/>
-                <w:sz w:val="18"/>
+                <w:b w:val="0"/>
+                <w:sz w:val="17"/>
               </w:rPr>
-              <w:t>연주</w:t>
+              <w:t>인터넷 의료정보와 병원 선택</w:t>
             </w:r>
           </w:p>
         </w:tc>
         <w:tc>
           <w:tcPr>
-            <w:tcW w:type="dxa" w:w="3324"/>
+            <w:tcW w:type="dxa" w:w="2520"/>
             <w:vAlign w:val="center"/>
           </w:tcPr>
           <w:p>
             <w:pPr>
-              <w:spacing w:line="288" w:lineRule="auto"/>
+              <w:spacing w:after="0"/>
             </w:pPr>
+            <w:r/>
             <w:r>
               <w:rPr>
-                <w:rFonts w:ascii="맑은 고딕" w:hAnsi="맑은 고딕" w:eastAsia="맑은 고딕"/>
-                <w:sz w:val="18"/>
+                <w:b w:val="0"/>
+                <w:sz w:val="17"/>
               </w:rPr>
-              <w:t>분석, 설계</w:t>
+              <w:t>응답자의 약 90%가 인터넷 기반 의료정보서비스 접근 경험</w:t>
             </w:r>
           </w:p>
         </w:tc>
         <w:tc>
           <w:tcPr>
-            <w:tcW w:type="dxa" w:w="3324"/>
+            <w:tcW w:type="dxa" w:w="2520"/>
             <w:vAlign w:val="center"/>
           </w:tcPr>
           <w:p>
             <w:pPr>
-              <w:spacing w:line="288" w:lineRule="auto"/>
+              <w:spacing w:after="0"/>
             </w:pPr>
+            <w:r/>
             <w:r>
               <w:rPr>
-                <w:rFonts w:ascii="맑은 고딕" w:hAnsi="맑은 고딕" w:eastAsia="맑은 고딕"/>
-                <w:sz w:val="18"/>
+                <w:b w:val="0"/>
+                <w:sz w:val="17"/>
               </w:rPr>
-              <w:t>요구사항기술서, Use Case Diagram</w:t>
+              <w:t>병원 블로그 콘텐츠가 병원 선택과 연결 가능</w:t>
+            </w:r>
+          </w:p>
+        </w:tc>
+        <w:tc>
+          <w:tcPr>
+            <w:tcW w:type="dxa" w:w="2520"/>
+            <w:vAlign w:val="center"/>
+          </w:tcPr>
+          <w:p>
+            <w:pPr>
+              <w:spacing w:after="0"/>
+            </w:pPr>
+            <w:r/>
+            <w:r>
+              <w:rPr>
+                <w:b w:val="0"/>
+                <w:sz w:val="17"/>
+              </w:rPr>
+              <w:t>KCI 논문</w:t>
+            </w:r>
+          </w:p>
+        </w:tc>
+      </w:tr>
+      <w:tr>
+        <w:tc>
+          <w:tcPr>
+            <w:tcW w:type="dxa" w:w="2520"/>
+            <w:vAlign w:val="center"/>
+          </w:tcPr>
+          <w:p>
+            <w:pPr>
+              <w:spacing w:after="0"/>
+            </w:pPr>
+            <w:r/>
+            <w:r>
+              <w:rPr>
+                <w:b w:val="0"/>
+                <w:sz w:val="17"/>
+              </w:rPr>
+              <w:t>의료광고 법적 제약</w:t>
+            </w:r>
+          </w:p>
+        </w:tc>
+        <w:tc>
+          <w:tcPr>
+            <w:tcW w:type="dxa" w:w="2520"/>
+            <w:vAlign w:val="center"/>
+          </w:tcPr>
+          <w:p>
+            <w:pPr>
+              <w:spacing w:after="0"/>
+            </w:pPr>
+            <w:r/>
+            <w:r>
+              <w:rPr>
+                <w:b w:val="0"/>
+                <w:sz w:val="17"/>
+              </w:rPr>
+              <w:t>의료법 제56조는 거짓·과장 의료광고 금지</w:t>
+            </w:r>
+          </w:p>
+        </w:tc>
+        <w:tc>
+          <w:tcPr>
+            <w:tcW w:type="dxa" w:w="2520"/>
+            <w:vAlign w:val="center"/>
+          </w:tcPr>
+          <w:p>
+            <w:pPr>
+              <w:spacing w:after="0"/>
+            </w:pPr>
+            <w:r/>
+            <w:r>
+              <w:rPr>
+                <w:b w:val="0"/>
+                <w:sz w:val="17"/>
+              </w:rPr>
+              <w:t>생성 글에는 표현 점검 기능 필요</w:t>
+            </w:r>
+          </w:p>
+        </w:tc>
+        <w:tc>
+          <w:tcPr>
+            <w:tcW w:type="dxa" w:w="2520"/>
+            <w:vAlign w:val="center"/>
+          </w:tcPr>
+          <w:p>
+            <w:pPr>
+              <w:spacing w:after="0"/>
+            </w:pPr>
+            <w:r/>
+            <w:r>
+              <w:rPr>
+                <w:b w:val="0"/>
+                <w:sz w:val="17"/>
+              </w:rPr>
+              <w:t>국가법령정보센터</w:t>
             </w:r>
           </w:p>
         </w:tc>
@@ -372,13 +490,14 @@
     <w:p>
       <w:pPr>
         <w:pStyle w:val="Heading2"/>
-        <w:spacing w:line="360" w:lineRule="auto"/>
       </w:pPr>
       <w:r>
-        <w:rPr>
-          <w:rFonts w:ascii="맑은 고딕" w:hAnsi="맑은 고딕" w:eastAsia="맑은 고딕"/>
-        </w:rPr>
-        <w:t>2.2 간트차트</w:t>
+        <w:t>1.4 문제 발견 기법: 체크리스트법</w:t>
+      </w:r>
+    </w:p>
+    <w:p>
+      <w:r>
+        <w:t>이 단계에서 사용한 기법은 체크리스트법 하나이다. 체크리스트법은 누가, 언제, 어디서, 무엇이, 왜 불편한지 빠짐없이 확인할 수 있어 병원 블로그 문제처럼 사용자·신뢰도·검색·법적 제약이 함께 얽힌 문제를 발견하는 데 적합하다.</w:t>
       </w:r>
     </w:p>
     <w:tbl>
@@ -389,113 +508,68 @@
         <w:tblLook w:firstColumn="1" w:firstRow="1" w:lastColumn="0" w:lastRow="0" w:noHBand="0" w:noVBand="1" w:val="04A0"/>
       </w:tblPr>
       <w:tblGrid>
-        <w:gridCol w:w="1662"/>
-        <w:gridCol w:w="1662"/>
-        <w:gridCol w:w="1662"/>
-        <w:gridCol w:w="1662"/>
-        <w:gridCol w:w="1662"/>
-        <w:gridCol w:w="1662"/>
+        <w:gridCol w:w="3360"/>
+        <w:gridCol w:w="3360"/>
+        <w:gridCol w:w="3360"/>
       </w:tblGrid>
       <w:tr>
         <w:tc>
           <w:tcPr>
-            <w:tcW w:type="dxa" w:w="1662"/>
+            <w:tcW w:type="dxa" w:w="3360"/>
+            <w:vAlign w:val="center"/>
+            <w:shd w:fill="DDEFEA"/>
           </w:tcPr>
           <w:p>
             <w:pPr>
-              <w:spacing w:line="288" w:lineRule="auto"/>
+              <w:spacing w:after="0"/>
             </w:pPr>
+            <w:r/>
             <w:r>
               <w:rPr>
-                <w:rFonts w:ascii="맑은 고딕" w:hAnsi="맑은 고딕" w:eastAsia="맑은 고딕"/>
-                <w:sz w:val="18"/>
+                <w:b/>
+                <w:sz w:val="17"/>
               </w:rPr>
-              <w:t>작업</w:t>
+              <w:t>체크 항목</w:t>
             </w:r>
           </w:p>
         </w:tc>
         <w:tc>
           <w:tcPr>
-            <w:tcW w:type="dxa" w:w="1662"/>
+            <w:tcW w:type="dxa" w:w="3360"/>
+            <w:vAlign w:val="center"/>
+            <w:shd w:fill="DDEFEA"/>
           </w:tcPr>
           <w:p>
             <w:pPr>
-              <w:spacing w:line="288" w:lineRule="auto"/>
+              <w:spacing w:after="0"/>
             </w:pPr>
+            <w:r/>
             <w:r>
               <w:rPr>
-                <w:rFonts w:ascii="맑은 고딕" w:hAnsi="맑은 고딕" w:eastAsia="맑은 고딕"/>
-                <w:sz w:val="18"/>
+                <w:b/>
+                <w:sz w:val="17"/>
               </w:rPr>
-              <w:t>5/13~5/16</w:t>
+              <w:t>확인 내용</w:t>
             </w:r>
           </w:p>
         </w:tc>
         <w:tc>
           <w:tcPr>
-            <w:tcW w:type="dxa" w:w="1662"/>
+            <w:tcW w:type="dxa" w:w="3360"/>
+            <w:vAlign w:val="center"/>
+            <w:shd w:fill="DDEFEA"/>
           </w:tcPr>
           <w:p>
             <w:pPr>
-              <w:spacing w:line="288" w:lineRule="auto"/>
+              <w:spacing w:after="0"/>
             </w:pPr>
+            <w:r/>
             <w:r>
               <w:rPr>
-                <w:rFonts w:ascii="맑은 고딕" w:hAnsi="맑은 고딕" w:eastAsia="맑은 고딕"/>
-                <w:sz w:val="18"/>
+                <w:b/>
+                <w:sz w:val="17"/>
               </w:rPr>
-              <w:t>5/17~5/20</w:t>
-            </w:r>
-          </w:p>
-        </w:tc>
-        <w:tc>
-          <w:tcPr>
-            <w:tcW w:type="dxa" w:w="1662"/>
-          </w:tcPr>
-          <w:p>
-            <w:pPr>
-              <w:spacing w:line="288" w:lineRule="auto"/>
-            </w:pPr>
-            <w:r>
-              <w:rPr>
-                <w:rFonts w:ascii="맑은 고딕" w:hAnsi="맑은 고딕" w:eastAsia="맑은 고딕"/>
-                <w:sz w:val="18"/>
-              </w:rPr>
-              <w:t>5/21~5/24</w:t>
-            </w:r>
-          </w:p>
-        </w:tc>
-        <w:tc>
-          <w:tcPr>
-            <w:tcW w:type="dxa" w:w="1662"/>
-          </w:tcPr>
-          <w:p>
-            <w:pPr>
-              <w:spacing w:line="288" w:lineRule="auto"/>
-            </w:pPr>
-            <w:r>
-              <w:rPr>
-                <w:rFonts w:ascii="맑은 고딕" w:hAnsi="맑은 고딕" w:eastAsia="맑은 고딕"/>
-                <w:sz w:val="18"/>
-              </w:rPr>
-              <w:t>5/25~5/28</w:t>
-            </w:r>
-          </w:p>
-        </w:tc>
-        <w:tc>
-          <w:tcPr>
-            <w:tcW w:type="dxa" w:w="1662"/>
-          </w:tcPr>
-          <w:p>
-            <w:pPr>
-              <w:spacing w:line="288" w:lineRule="auto"/>
-            </w:pPr>
-            <w:r>
-              <w:rPr>
-                <w:rFonts w:ascii="맑은 고딕" w:hAnsi="맑은 고딕" w:eastAsia="맑은 고딕"/>
-                <w:sz w:val="18"/>
-              </w:rPr>
-              <w:t>5/29~6/3</w:t>
+              <w:t>발견한 문제</w:t>
             </w:r>
           </w:p>
         </w:tc>
@@ -503,105 +577,58 @@
       <w:tr>
         <w:tc>
           <w:tcPr>
-            <w:tcW w:type="dxa" w:w="1662"/>
+            <w:tcW w:type="dxa" w:w="3360"/>
             <w:vAlign w:val="center"/>
           </w:tcPr>
           <w:p>
             <w:pPr>
-              <w:spacing w:line="288" w:lineRule="auto"/>
+              <w:spacing w:after="0"/>
             </w:pPr>
+            <w:r/>
             <w:r>
               <w:rPr>
-                <w:rFonts w:ascii="맑은 고딕" w:hAnsi="맑은 고딕" w:eastAsia="맑은 고딕"/>
-                <w:sz w:val="18"/>
+                <w:b w:val="0"/>
+                <w:sz w:val="17"/>
               </w:rPr>
-              <w:t>주제 확정 및 문제 인식 정리</w:t>
+              <w:t>누가</w:t>
             </w:r>
           </w:p>
         </w:tc>
         <w:tc>
           <w:tcPr>
-            <w:tcW w:type="dxa" w:w="1662"/>
+            <w:tcW w:type="dxa" w:w="3360"/>
             <w:vAlign w:val="center"/>
           </w:tcPr>
           <w:p>
             <w:pPr>
-              <w:spacing w:line="288" w:lineRule="auto"/>
+              <w:spacing w:after="0"/>
             </w:pPr>
+            <w:r/>
             <w:r>
               <w:rPr>
-                <w:rFonts w:ascii="맑은 고딕" w:hAnsi="맑은 고딕" w:eastAsia="맑은 고딕"/>
-                <w:sz w:val="18"/>
+                <w:b w:val="0"/>
+                <w:sz w:val="17"/>
               </w:rPr>
-              <w:t>■■■</w:t>
+              <w:t>개원의, 마케팅 담당자, 환자</w:t>
             </w:r>
           </w:p>
         </w:tc>
         <w:tc>
           <w:tcPr>
-            <w:tcW w:type="dxa" w:w="1662"/>
+            <w:tcW w:type="dxa" w:w="3360"/>
             <w:vAlign w:val="center"/>
           </w:tcPr>
           <w:p>
             <w:pPr>
-              <w:spacing w:line="288" w:lineRule="auto"/>
+              <w:spacing w:after="0"/>
             </w:pPr>
+            <w:r/>
             <w:r>
               <w:rPr>
-                <w:rFonts w:ascii="맑은 고딕" w:hAnsi="맑은 고딕" w:eastAsia="맑은 고딕"/>
-                <w:sz w:val="18"/>
+                <w:b w:val="0"/>
+                <w:sz w:val="17"/>
               </w:rPr>
-            </w:r>
-          </w:p>
-        </w:tc>
-        <w:tc>
-          <w:tcPr>
-            <w:tcW w:type="dxa" w:w="1662"/>
-            <w:vAlign w:val="center"/>
-          </w:tcPr>
-          <w:p>
-            <w:pPr>
-              <w:spacing w:line="288" w:lineRule="auto"/>
-            </w:pPr>
-            <w:r>
-              <w:rPr>
-                <w:rFonts w:ascii="맑은 고딕" w:hAnsi="맑은 고딕" w:eastAsia="맑은 고딕"/>
-                <w:sz w:val="18"/>
-              </w:rPr>
-            </w:r>
-          </w:p>
-        </w:tc>
-        <w:tc>
-          <w:tcPr>
-            <w:tcW w:type="dxa" w:w="1662"/>
-            <w:vAlign w:val="center"/>
-          </w:tcPr>
-          <w:p>
-            <w:pPr>
-              <w:spacing w:line="288" w:lineRule="auto"/>
-            </w:pPr>
-            <w:r>
-              <w:rPr>
-                <w:rFonts w:ascii="맑은 고딕" w:hAnsi="맑은 고딕" w:eastAsia="맑은 고딕"/>
-                <w:sz w:val="18"/>
-              </w:rPr>
-            </w:r>
-          </w:p>
-        </w:tc>
-        <w:tc>
-          <w:tcPr>
-            <w:tcW w:type="dxa" w:w="1662"/>
-            <w:vAlign w:val="center"/>
-          </w:tcPr>
-          <w:p>
-            <w:pPr>
-              <w:spacing w:line="288" w:lineRule="auto"/>
-            </w:pPr>
-            <w:r>
-              <w:rPr>
-                <w:rFonts w:ascii="맑은 고딕" w:hAnsi="맑은 고딕" w:eastAsia="맑은 고딕"/>
-                <w:sz w:val="18"/>
-              </w:rPr>
+              <w:t>개원의는 글 작성 시간이 부족하고 환자는 신뢰 가능한 정보를 찾기 어렵다</w:t>
             </w:r>
           </w:p>
         </w:tc>
@@ -609,106 +636,58 @@
       <w:tr>
         <w:tc>
           <w:tcPr>
-            <w:tcW w:type="dxa" w:w="1662"/>
+            <w:tcW w:type="dxa" w:w="3360"/>
             <w:vAlign w:val="center"/>
           </w:tcPr>
           <w:p>
             <w:pPr>
-              <w:spacing w:line="288" w:lineRule="auto"/>
+              <w:spacing w:after="0"/>
             </w:pPr>
+            <w:r/>
             <w:r>
               <w:rPr>
-                <w:rFonts w:ascii="맑은 고딕" w:hAnsi="맑은 고딕" w:eastAsia="맑은 고딕"/>
-                <w:sz w:val="18"/>
+                <w:b w:val="0"/>
+                <w:sz w:val="17"/>
               </w:rPr>
-              <w:t>문제 발견 기법 적용</w:t>
+              <w:t>언제</w:t>
             </w:r>
           </w:p>
         </w:tc>
         <w:tc>
           <w:tcPr>
-            <w:tcW w:type="dxa" w:w="1662"/>
+            <w:tcW w:type="dxa" w:w="3360"/>
             <w:vAlign w:val="center"/>
           </w:tcPr>
           <w:p>
             <w:pPr>
-              <w:spacing w:line="288" w:lineRule="auto"/>
+              <w:spacing w:after="0"/>
             </w:pPr>
+            <w:r/>
             <w:r>
               <w:rPr>
-                <w:rFonts w:ascii="맑은 고딕" w:hAnsi="맑은 고딕" w:eastAsia="맑은 고딕"/>
-                <w:sz w:val="18"/>
+                <w:b w:val="0"/>
+                <w:sz w:val="17"/>
               </w:rPr>
-              <w:t>■■■</w:t>
+              <w:t>병원 블로그를 꾸준히 발행해야 할 때</w:t>
             </w:r>
           </w:p>
         </w:tc>
         <w:tc>
           <w:tcPr>
-            <w:tcW w:type="dxa" w:w="1662"/>
+            <w:tcW w:type="dxa" w:w="3360"/>
             <w:vAlign w:val="center"/>
           </w:tcPr>
           <w:p>
             <w:pPr>
-              <w:spacing w:line="288" w:lineRule="auto"/>
+              <w:spacing w:after="0"/>
             </w:pPr>
+            <w:r/>
             <w:r>
               <w:rPr>
-                <w:rFonts w:ascii="맑은 고딕" w:hAnsi="맑은 고딕" w:eastAsia="맑은 고딕"/>
-                <w:sz w:val="18"/>
+                <w:b w:val="0"/>
+                <w:sz w:val="17"/>
               </w:rPr>
-              <w:t>■</w:t>
-            </w:r>
-          </w:p>
-        </w:tc>
-        <w:tc>
-          <w:tcPr>
-            <w:tcW w:type="dxa" w:w="1662"/>
-            <w:vAlign w:val="center"/>
-          </w:tcPr>
-          <w:p>
-            <w:pPr>
-              <w:spacing w:line="288" w:lineRule="auto"/>
-            </w:pPr>
-            <w:r>
-              <w:rPr>
-                <w:rFonts w:ascii="맑은 고딕" w:hAnsi="맑은 고딕" w:eastAsia="맑은 고딕"/>
-                <w:sz w:val="18"/>
-              </w:rPr>
-            </w:r>
-          </w:p>
-        </w:tc>
-        <w:tc>
-          <w:tcPr>
-            <w:tcW w:type="dxa" w:w="1662"/>
-            <w:vAlign w:val="center"/>
-          </w:tcPr>
-          <w:p>
-            <w:pPr>
-              <w:spacing w:line="288" w:lineRule="auto"/>
-            </w:pPr>
-            <w:r>
-              <w:rPr>
-                <w:rFonts w:ascii="맑은 고딕" w:hAnsi="맑은 고딕" w:eastAsia="맑은 고딕"/>
-                <w:sz w:val="18"/>
-              </w:rPr>
-            </w:r>
-          </w:p>
-        </w:tc>
-        <w:tc>
-          <w:tcPr>
-            <w:tcW w:type="dxa" w:w="1662"/>
-            <w:vAlign w:val="center"/>
-          </w:tcPr>
-          <w:p>
-            <w:pPr>
-              <w:spacing w:line="288" w:lineRule="auto"/>
-            </w:pPr>
-            <w:r>
-              <w:rPr>
-                <w:rFonts w:ascii="맑은 고딕" w:hAnsi="맑은 고딕" w:eastAsia="맑은 고딕"/>
-                <w:sz w:val="18"/>
-              </w:rPr>
+              <w:t>진료·행정 업무 때문에 콘텐츠 발행이 중단되기 쉽다</w:t>
             </w:r>
           </w:p>
         </w:tc>
@@ -716,106 +695,58 @@
       <w:tr>
         <w:tc>
           <w:tcPr>
-            <w:tcW w:type="dxa" w:w="1662"/>
+            <w:tcW w:type="dxa" w:w="3360"/>
             <w:vAlign w:val="center"/>
           </w:tcPr>
           <w:p>
             <w:pPr>
-              <w:spacing w:line="288" w:lineRule="auto"/>
+              <w:spacing w:after="0"/>
             </w:pPr>
+            <w:r/>
             <w:r>
               <w:rPr>
-                <w:rFonts w:ascii="맑은 고딕" w:hAnsi="맑은 고딕" w:eastAsia="맑은 고딕"/>
-                <w:sz w:val="18"/>
+                <w:b w:val="0"/>
+                <w:sz w:val="17"/>
               </w:rPr>
-              <w:t>문제정의 작성</w:t>
+              <w:t>어디서</w:t>
             </w:r>
           </w:p>
         </w:tc>
         <w:tc>
           <w:tcPr>
-            <w:tcW w:type="dxa" w:w="1662"/>
+            <w:tcW w:type="dxa" w:w="3360"/>
             <w:vAlign w:val="center"/>
           </w:tcPr>
           <w:p>
             <w:pPr>
-              <w:spacing w:line="288" w:lineRule="auto"/>
+              <w:spacing w:after="0"/>
             </w:pPr>
+            <w:r/>
             <w:r>
               <w:rPr>
-                <w:rFonts w:ascii="맑은 고딕" w:hAnsi="맑은 고딕" w:eastAsia="맑은 고딕"/>
-                <w:sz w:val="18"/>
+                <w:b w:val="0"/>
+                <w:sz w:val="17"/>
               </w:rPr>
-              <w:t>■■■</w:t>
+              <w:t>네이버 검색, 병원 블로그, 지역 키워드 검색 결과</w:t>
             </w:r>
           </w:p>
         </w:tc>
         <w:tc>
           <w:tcPr>
-            <w:tcW w:type="dxa" w:w="1662"/>
+            <w:tcW w:type="dxa" w:w="3360"/>
             <w:vAlign w:val="center"/>
           </w:tcPr>
           <w:p>
             <w:pPr>
-              <w:spacing w:line="288" w:lineRule="auto"/>
+              <w:spacing w:after="0"/>
             </w:pPr>
+            <w:r/>
             <w:r>
               <w:rPr>
-                <w:rFonts w:ascii="맑은 고딕" w:hAnsi="맑은 고딕" w:eastAsia="맑은 고딕"/>
-                <w:sz w:val="18"/>
+                <w:b w:val="0"/>
+                <w:sz w:val="17"/>
               </w:rPr>
-              <w:t>■</w:t>
-            </w:r>
-          </w:p>
-        </w:tc>
-        <w:tc>
-          <w:tcPr>
-            <w:tcW w:type="dxa" w:w="1662"/>
-            <w:vAlign w:val="center"/>
-          </w:tcPr>
-          <w:p>
-            <w:pPr>
-              <w:spacing w:line="288" w:lineRule="auto"/>
-            </w:pPr>
-            <w:r>
-              <w:rPr>
-                <w:rFonts w:ascii="맑은 고딕" w:hAnsi="맑은 고딕" w:eastAsia="맑은 고딕"/>
-                <w:sz w:val="18"/>
-              </w:rPr>
-            </w:r>
-          </w:p>
-        </w:tc>
-        <w:tc>
-          <w:tcPr>
-            <w:tcW w:type="dxa" w:w="1662"/>
-            <w:vAlign w:val="center"/>
-          </w:tcPr>
-          <w:p>
-            <w:pPr>
-              <w:spacing w:line="288" w:lineRule="auto"/>
-            </w:pPr>
-            <w:r>
-              <w:rPr>
-                <w:rFonts w:ascii="맑은 고딕" w:hAnsi="맑은 고딕" w:eastAsia="맑은 고딕"/>
-                <w:sz w:val="18"/>
-              </w:rPr>
-            </w:r>
-          </w:p>
-        </w:tc>
-        <w:tc>
-          <w:tcPr>
-            <w:tcW w:type="dxa" w:w="1662"/>
-            <w:vAlign w:val="center"/>
-          </w:tcPr>
-          <w:p>
-            <w:pPr>
-              <w:spacing w:line="288" w:lineRule="auto"/>
-            </w:pPr>
-            <w:r>
-              <w:rPr>
-                <w:rFonts w:ascii="맑은 고딕" w:hAnsi="맑은 고딕" w:eastAsia="맑은 고딕"/>
-                <w:sz w:val="18"/>
-              </w:rPr>
+              <w:t>정보성 콘텐츠와 광고성 콘텐츠가 섞여 신뢰 판단이 어렵다</w:t>
             </w:r>
           </w:p>
         </w:tc>
@@ -823,106 +754,58 @@
       <w:tr>
         <w:tc>
           <w:tcPr>
-            <w:tcW w:type="dxa" w:w="1662"/>
+            <w:tcW w:type="dxa" w:w="3360"/>
             <w:vAlign w:val="center"/>
           </w:tcPr>
           <w:p>
             <w:pPr>
-              <w:spacing w:line="288" w:lineRule="auto"/>
+              <w:spacing w:after="0"/>
             </w:pPr>
+            <w:r/>
             <w:r>
               <w:rPr>
-                <w:rFonts w:ascii="맑은 고딕" w:hAnsi="맑은 고딕" w:eastAsia="맑은 고딕"/>
-                <w:sz w:val="18"/>
+                <w:b w:val="0"/>
+                <w:sz w:val="17"/>
               </w:rPr>
-              <w:t>분석: 요구사항기술서 작성</w:t>
+              <w:t>무엇이</w:t>
             </w:r>
           </w:p>
         </w:tc>
         <w:tc>
           <w:tcPr>
-            <w:tcW w:type="dxa" w:w="1662"/>
+            <w:tcW w:type="dxa" w:w="3360"/>
             <w:vAlign w:val="center"/>
           </w:tcPr>
           <w:p>
             <w:pPr>
-              <w:spacing w:line="288" w:lineRule="auto"/>
+              <w:spacing w:after="0"/>
             </w:pPr>
+            <w:r/>
             <w:r>
               <w:rPr>
-                <w:rFonts w:ascii="맑은 고딕" w:hAnsi="맑은 고딕" w:eastAsia="맑은 고딕"/>
-                <w:sz w:val="18"/>
+                <w:b w:val="0"/>
+                <w:sz w:val="17"/>
               </w:rPr>
+              <w:t>시간, 글 구조, 의료광고 표현 점검, 병원별 문체</w:t>
             </w:r>
           </w:p>
         </w:tc>
         <w:tc>
           <w:tcPr>
-            <w:tcW w:type="dxa" w:w="1662"/>
+            <w:tcW w:type="dxa" w:w="3360"/>
             <w:vAlign w:val="center"/>
           </w:tcPr>
           <w:p>
             <w:pPr>
-              <w:spacing w:line="288" w:lineRule="auto"/>
+              <w:spacing w:after="0"/>
             </w:pPr>
+            <w:r/>
             <w:r>
               <w:rPr>
-                <w:rFonts w:ascii="맑은 고딕" w:hAnsi="맑은 고딕" w:eastAsia="맑은 고딕"/>
-                <w:sz w:val="18"/>
+                <w:b w:val="0"/>
+                <w:sz w:val="17"/>
               </w:rPr>
-              <w:t>■■■</w:t>
-            </w:r>
-          </w:p>
-        </w:tc>
-        <w:tc>
-          <w:tcPr>
-            <w:tcW w:type="dxa" w:w="1662"/>
-            <w:vAlign w:val="center"/>
-          </w:tcPr>
-          <w:p>
-            <w:pPr>
-              <w:spacing w:line="288" w:lineRule="auto"/>
-            </w:pPr>
-            <w:r>
-              <w:rPr>
-                <w:rFonts w:ascii="맑은 고딕" w:hAnsi="맑은 고딕" w:eastAsia="맑은 고딕"/>
-                <w:sz w:val="18"/>
-              </w:rPr>
-              <w:t>■</w:t>
-            </w:r>
-          </w:p>
-        </w:tc>
-        <w:tc>
-          <w:tcPr>
-            <w:tcW w:type="dxa" w:w="1662"/>
-            <w:vAlign w:val="center"/>
-          </w:tcPr>
-          <w:p>
-            <w:pPr>
-              <w:spacing w:line="288" w:lineRule="auto"/>
-            </w:pPr>
-            <w:r>
-              <w:rPr>
-                <w:rFonts w:ascii="맑은 고딕" w:hAnsi="맑은 고딕" w:eastAsia="맑은 고딕"/>
-                <w:sz w:val="18"/>
-              </w:rPr>
-            </w:r>
-          </w:p>
-        </w:tc>
-        <w:tc>
-          <w:tcPr>
-            <w:tcW w:type="dxa" w:w="1662"/>
-            <w:vAlign w:val="center"/>
-          </w:tcPr>
-          <w:p>
-            <w:pPr>
-              <w:spacing w:line="288" w:lineRule="auto"/>
-            </w:pPr>
-            <w:r>
-              <w:rPr>
-                <w:rFonts w:ascii="맑은 고딕" w:hAnsi="맑은 고딕" w:eastAsia="맑은 고딕"/>
-                <w:sz w:val="18"/>
-              </w:rPr>
+              <w:t>대행 글은 의사가 직접 설명하는 느낌이 부족할 수 있다</w:t>
             </w:r>
           </w:p>
         </w:tc>
@@ -930,427 +813,58 @@
       <w:tr>
         <w:tc>
           <w:tcPr>
-            <w:tcW w:type="dxa" w:w="1662"/>
+            <w:tcW w:type="dxa" w:w="3360"/>
             <w:vAlign w:val="center"/>
           </w:tcPr>
           <w:p>
             <w:pPr>
-              <w:spacing w:line="288" w:lineRule="auto"/>
+              <w:spacing w:after="0"/>
             </w:pPr>
+            <w:r/>
             <w:r>
               <w:rPr>
-                <w:rFonts w:ascii="맑은 고딕" w:hAnsi="맑은 고딕" w:eastAsia="맑은 고딕"/>
-                <w:sz w:val="18"/>
+                <w:b w:val="0"/>
+                <w:sz w:val="17"/>
               </w:rPr>
-              <w:t>설계: Use Case Diagram 작성</w:t>
+              <w:t>왜</w:t>
             </w:r>
           </w:p>
         </w:tc>
         <w:tc>
           <w:tcPr>
-            <w:tcW w:type="dxa" w:w="1662"/>
+            <w:tcW w:type="dxa" w:w="3360"/>
             <w:vAlign w:val="center"/>
           </w:tcPr>
           <w:p>
             <w:pPr>
-              <w:spacing w:line="288" w:lineRule="auto"/>
+              <w:spacing w:after="0"/>
             </w:pPr>
+            <w:r/>
             <w:r>
               <w:rPr>
-                <w:rFonts w:ascii="맑은 고딕" w:hAnsi="맑은 고딕" w:eastAsia="맑은 고딕"/>
-                <w:sz w:val="18"/>
+                <w:b w:val="0"/>
+                <w:sz w:val="17"/>
               </w:rPr>
+              <w:t>병원 블로그가 첫 접점이 될 수 있음</w:t>
             </w:r>
           </w:p>
         </w:tc>
         <w:tc>
           <w:tcPr>
-            <w:tcW w:type="dxa" w:w="1662"/>
+            <w:tcW w:type="dxa" w:w="3360"/>
             <w:vAlign w:val="center"/>
           </w:tcPr>
           <w:p>
             <w:pPr>
-              <w:spacing w:line="288" w:lineRule="auto"/>
+              <w:spacing w:after="0"/>
             </w:pPr>
+            <w:r/>
             <w:r>
               <w:rPr>
-                <w:rFonts w:ascii="맑은 고딕" w:hAnsi="맑은 고딕" w:eastAsia="맑은 고딕"/>
-                <w:sz w:val="18"/>
+                <w:b w:val="0"/>
+                <w:sz w:val="17"/>
               </w:rPr>
-              <w:t>■</w:t>
-            </w:r>
-          </w:p>
-        </w:tc>
-        <w:tc>
-          <w:tcPr>
-            <w:tcW w:type="dxa" w:w="1662"/>
-            <w:vAlign w:val="center"/>
-          </w:tcPr>
-          <w:p>
-            <w:pPr>
-              <w:spacing w:line="288" w:lineRule="auto"/>
-            </w:pPr>
-            <w:r>
-              <w:rPr>
-                <w:rFonts w:ascii="맑은 고딕" w:hAnsi="맑은 고딕" w:eastAsia="맑은 고딕"/>
-                <w:sz w:val="18"/>
-              </w:rPr>
-              <w:t>■■■</w:t>
-            </w:r>
-          </w:p>
-        </w:tc>
-        <w:tc>
-          <w:tcPr>
-            <w:tcW w:type="dxa" w:w="1662"/>
-            <w:vAlign w:val="center"/>
-          </w:tcPr>
-          <w:p>
-            <w:pPr>
-              <w:spacing w:line="288" w:lineRule="auto"/>
-            </w:pPr>
-            <w:r>
-              <w:rPr>
-                <w:rFonts w:ascii="맑은 고딕" w:hAnsi="맑은 고딕" w:eastAsia="맑은 고딕"/>
-                <w:sz w:val="18"/>
-              </w:rPr>
-            </w:r>
-          </w:p>
-        </w:tc>
-        <w:tc>
-          <w:tcPr>
-            <w:tcW w:type="dxa" w:w="1662"/>
-            <w:vAlign w:val="center"/>
-          </w:tcPr>
-          <w:p>
-            <w:pPr>
-              <w:spacing w:line="288" w:lineRule="auto"/>
-            </w:pPr>
-            <w:r>
-              <w:rPr>
-                <w:rFonts w:ascii="맑은 고딕" w:hAnsi="맑은 고딕" w:eastAsia="맑은 고딕"/>
-                <w:sz w:val="18"/>
-              </w:rPr>
-            </w:r>
-          </w:p>
-        </w:tc>
-      </w:tr>
-      <w:tr>
-        <w:tc>
-          <w:tcPr>
-            <w:tcW w:type="dxa" w:w="1662"/>
-            <w:vAlign w:val="center"/>
-          </w:tcPr>
-          <w:p>
-            <w:pPr>
-              <w:spacing w:line="288" w:lineRule="auto"/>
-            </w:pPr>
-            <w:r>
-              <w:rPr>
-                <w:rFonts w:ascii="맑은 고딕" w:hAnsi="맑은 고딕" w:eastAsia="맑은 고딕"/>
-                <w:sz w:val="18"/>
-              </w:rPr>
-              <w:t>구현: Python 프로토타입 제작</w:t>
-            </w:r>
-          </w:p>
-        </w:tc>
-        <w:tc>
-          <w:tcPr>
-            <w:tcW w:type="dxa" w:w="1662"/>
-            <w:vAlign w:val="center"/>
-          </w:tcPr>
-          <w:p>
-            <w:pPr>
-              <w:spacing w:line="288" w:lineRule="auto"/>
-            </w:pPr>
-            <w:r>
-              <w:rPr>
-                <w:rFonts w:ascii="맑은 고딕" w:hAnsi="맑은 고딕" w:eastAsia="맑은 고딕"/>
-                <w:sz w:val="18"/>
-              </w:rPr>
-            </w:r>
-          </w:p>
-        </w:tc>
-        <w:tc>
-          <w:tcPr>
-            <w:tcW w:type="dxa" w:w="1662"/>
-            <w:vAlign w:val="center"/>
-          </w:tcPr>
-          <w:p>
-            <w:pPr>
-              <w:spacing w:line="288" w:lineRule="auto"/>
-            </w:pPr>
-            <w:r>
-              <w:rPr>
-                <w:rFonts w:ascii="맑은 고딕" w:hAnsi="맑은 고딕" w:eastAsia="맑은 고딕"/>
-                <w:sz w:val="18"/>
-              </w:rPr>
-            </w:r>
-          </w:p>
-        </w:tc>
-        <w:tc>
-          <w:tcPr>
-            <w:tcW w:type="dxa" w:w="1662"/>
-            <w:vAlign w:val="center"/>
-          </w:tcPr>
-          <w:p>
-            <w:pPr>
-              <w:spacing w:line="288" w:lineRule="auto"/>
-            </w:pPr>
-            <w:r>
-              <w:rPr>
-                <w:rFonts w:ascii="맑은 고딕" w:hAnsi="맑은 고딕" w:eastAsia="맑은 고딕"/>
-                <w:sz w:val="18"/>
-              </w:rPr>
-              <w:t>■■■</w:t>
-            </w:r>
-          </w:p>
-        </w:tc>
-        <w:tc>
-          <w:tcPr>
-            <w:tcW w:type="dxa" w:w="1662"/>
-            <w:vAlign w:val="center"/>
-          </w:tcPr>
-          <w:p>
-            <w:pPr>
-              <w:spacing w:line="288" w:lineRule="auto"/>
-            </w:pPr>
-            <w:r>
-              <w:rPr>
-                <w:rFonts w:ascii="맑은 고딕" w:hAnsi="맑은 고딕" w:eastAsia="맑은 고딕"/>
-                <w:sz w:val="18"/>
-              </w:rPr>
-              <w:t>■</w:t>
-            </w:r>
-          </w:p>
-        </w:tc>
-        <w:tc>
-          <w:tcPr>
-            <w:tcW w:type="dxa" w:w="1662"/>
-            <w:vAlign w:val="center"/>
-          </w:tcPr>
-          <w:p>
-            <w:pPr>
-              <w:spacing w:line="288" w:lineRule="auto"/>
-            </w:pPr>
-            <w:r>
-              <w:rPr>
-                <w:rFonts w:ascii="맑은 고딕" w:hAnsi="맑은 고딕" w:eastAsia="맑은 고딕"/>
-                <w:sz w:val="18"/>
-              </w:rPr>
-            </w:r>
-          </w:p>
-        </w:tc>
-      </w:tr>
-      <w:tr>
-        <w:tc>
-          <w:tcPr>
-            <w:tcW w:type="dxa" w:w="1662"/>
-            <w:vAlign w:val="center"/>
-          </w:tcPr>
-          <w:p>
-            <w:pPr>
-              <w:spacing w:line="288" w:lineRule="auto"/>
-            </w:pPr>
-            <w:r>
-              <w:rPr>
-                <w:rFonts w:ascii="맑은 고딕" w:hAnsi="맑은 고딕" w:eastAsia="맑은 고딕"/>
-                <w:sz w:val="18"/>
-              </w:rPr>
-              <w:t>평가: 테스트 시나리오 및 시뮬레이션</w:t>
-            </w:r>
-          </w:p>
-        </w:tc>
-        <w:tc>
-          <w:tcPr>
-            <w:tcW w:type="dxa" w:w="1662"/>
-            <w:vAlign w:val="center"/>
-          </w:tcPr>
-          <w:p>
-            <w:pPr>
-              <w:spacing w:line="288" w:lineRule="auto"/>
-            </w:pPr>
-            <w:r>
-              <w:rPr>
-                <w:rFonts w:ascii="맑은 고딕" w:hAnsi="맑은 고딕" w:eastAsia="맑은 고딕"/>
-                <w:sz w:val="18"/>
-              </w:rPr>
-            </w:r>
-          </w:p>
-        </w:tc>
-        <w:tc>
-          <w:tcPr>
-            <w:tcW w:type="dxa" w:w="1662"/>
-            <w:vAlign w:val="center"/>
-          </w:tcPr>
-          <w:p>
-            <w:pPr>
-              <w:spacing w:line="288" w:lineRule="auto"/>
-            </w:pPr>
-            <w:r>
-              <w:rPr>
-                <w:rFonts w:ascii="맑은 고딕" w:hAnsi="맑은 고딕" w:eastAsia="맑은 고딕"/>
-                <w:sz w:val="18"/>
-              </w:rPr>
-            </w:r>
-          </w:p>
-        </w:tc>
-        <w:tc>
-          <w:tcPr>
-            <w:tcW w:type="dxa" w:w="1662"/>
-            <w:vAlign w:val="center"/>
-          </w:tcPr>
-          <w:p>
-            <w:pPr>
-              <w:spacing w:line="288" w:lineRule="auto"/>
-            </w:pPr>
-            <w:r>
-              <w:rPr>
-                <w:rFonts w:ascii="맑은 고딕" w:hAnsi="맑은 고딕" w:eastAsia="맑은 고딕"/>
-                <w:sz w:val="18"/>
-              </w:rPr>
-            </w:r>
-          </w:p>
-        </w:tc>
-        <w:tc>
-          <w:tcPr>
-            <w:tcW w:type="dxa" w:w="1662"/>
-            <w:vAlign w:val="center"/>
-          </w:tcPr>
-          <w:p>
-            <w:pPr>
-              <w:spacing w:line="288" w:lineRule="auto"/>
-            </w:pPr>
-            <w:r>
-              <w:rPr>
-                <w:rFonts w:ascii="맑은 고딕" w:hAnsi="맑은 고딕" w:eastAsia="맑은 고딕"/>
-                <w:sz w:val="18"/>
-              </w:rPr>
-              <w:t>■■■</w:t>
-            </w:r>
-          </w:p>
-        </w:tc>
-        <w:tc>
-          <w:tcPr>
-            <w:tcW w:type="dxa" w:w="1662"/>
-            <w:vAlign w:val="center"/>
-          </w:tcPr>
-          <w:p>
-            <w:pPr>
-              <w:spacing w:line="288" w:lineRule="auto"/>
-            </w:pPr>
-            <w:r>
-              <w:rPr>
-                <w:rFonts w:ascii="맑은 고딕" w:hAnsi="맑은 고딕" w:eastAsia="맑은 고딕"/>
-                <w:sz w:val="18"/>
-              </w:rPr>
-              <w:t>■</w:t>
-            </w:r>
-          </w:p>
-        </w:tc>
-      </w:tr>
-      <w:tr>
-        <w:tc>
-          <w:tcPr>
-            <w:tcW w:type="dxa" w:w="1662"/>
-            <w:vAlign w:val="center"/>
-          </w:tcPr>
-          <w:p>
-            <w:pPr>
-              <w:spacing w:line="288" w:lineRule="auto"/>
-            </w:pPr>
-            <w:r>
-              <w:rPr>
-                <w:rFonts w:ascii="맑은 고딕" w:hAnsi="맑은 고딕" w:eastAsia="맑은 고딕"/>
-                <w:sz w:val="18"/>
-              </w:rPr>
-              <w:t>보고서 편집 및 최종 검토</w:t>
-            </w:r>
-          </w:p>
-        </w:tc>
-        <w:tc>
-          <w:tcPr>
-            <w:tcW w:type="dxa" w:w="1662"/>
-            <w:vAlign w:val="center"/>
-          </w:tcPr>
-          <w:p>
-            <w:pPr>
-              <w:spacing w:line="288" w:lineRule="auto"/>
-            </w:pPr>
-            <w:r>
-              <w:rPr>
-                <w:rFonts w:ascii="맑은 고딕" w:hAnsi="맑은 고딕" w:eastAsia="맑은 고딕"/>
-                <w:sz w:val="18"/>
-              </w:rPr>
-            </w:r>
-          </w:p>
-        </w:tc>
-        <w:tc>
-          <w:tcPr>
-            <w:tcW w:type="dxa" w:w="1662"/>
-            <w:vAlign w:val="center"/>
-          </w:tcPr>
-          <w:p>
-            <w:pPr>
-              <w:spacing w:line="288" w:lineRule="auto"/>
-            </w:pPr>
-            <w:r>
-              <w:rPr>
-                <w:rFonts w:ascii="맑은 고딕" w:hAnsi="맑은 고딕" w:eastAsia="맑은 고딕"/>
-                <w:sz w:val="18"/>
-              </w:rPr>
-            </w:r>
-          </w:p>
-        </w:tc>
-        <w:tc>
-          <w:tcPr>
-            <w:tcW w:type="dxa" w:w="1662"/>
-            <w:vAlign w:val="center"/>
-          </w:tcPr>
-          <w:p>
-            <w:pPr>
-              <w:spacing w:line="288" w:lineRule="auto"/>
-            </w:pPr>
-            <w:r>
-              <w:rPr>
-                <w:rFonts w:ascii="맑은 고딕" w:hAnsi="맑은 고딕" w:eastAsia="맑은 고딕"/>
-                <w:sz w:val="18"/>
-              </w:rPr>
-            </w:r>
-          </w:p>
-        </w:tc>
-        <w:tc>
-          <w:tcPr>
-            <w:tcW w:type="dxa" w:w="1662"/>
-            <w:vAlign w:val="center"/>
-          </w:tcPr>
-          <w:p>
-            <w:pPr>
-              <w:spacing w:line="288" w:lineRule="auto"/>
-            </w:pPr>
-            <w:r>
-              <w:rPr>
-                <w:rFonts w:ascii="맑은 고딕" w:hAnsi="맑은 고딕" w:eastAsia="맑은 고딕"/>
-                <w:sz w:val="18"/>
-              </w:rPr>
-              <w:t>■</w:t>
-            </w:r>
-          </w:p>
-        </w:tc>
-        <w:tc>
-          <w:tcPr>
-            <w:tcW w:type="dxa" w:w="1662"/>
-            <w:vAlign w:val="center"/>
-          </w:tcPr>
-          <w:p>
-            <w:pPr>
-              <w:spacing w:line="288" w:lineRule="auto"/>
-            </w:pPr>
-            <w:r>
-              <w:rPr>
-                <w:rFonts w:ascii="맑은 고딕" w:hAnsi="맑은 고딕" w:eastAsia="맑은 고딕"/>
-                <w:sz w:val="18"/>
-              </w:rPr>
-              <w:t>■■■</w:t>
+              <w:t>글의 신뢰도와 표현 안전성이 병원 선택에 영향을 줄 수 있다</w:t>
             </w:r>
           </w:p>
         </w:tc>
@@ -1358,14 +872,64 @@
     </w:tbl>
     <w:p>
       <w:pPr>
-        <w:pStyle w:val="Heading1"/>
-        <w:spacing w:line="360" w:lineRule="auto"/>
+        <w:pStyle w:val="Heading2"/>
       </w:pPr>
       <w:r>
-        <w:rPr>
-          <w:rFonts w:ascii="맑은 고딕" w:hAnsi="맑은 고딕" w:eastAsia="맑은 고딕"/>
-        </w:rPr>
-        <w:t>3. 문제해결과정에 사용한 도구 또는 방법</w:t>
+        <w:t>1.5 문제 정의문</w:t>
+      </w:r>
+    </w:p>
+    <w:p>
+      <w:r>
+        <w:t>개원의는 환자에게 신뢰를 주는 블로그 글을 직접 발행하고 싶지만, 시간 부족과 의료광고 표현 위험 때문에 지속적인 콘텐츠 운영이 어렵다. 따라서 지역·진료과·증상 키워드를 입력하면 환자 눈높이의 글 구조와 초안을 만들고, 과장·보장 표현을 점검해주는 Python 기반 병원 마케팅 블로그 생성기를 설계한다.</w:t>
+      </w:r>
+    </w:p>
+    <w:p>
+      <w:r>
+        <w:br w:type="page"/>
+      </w:r>
+    </w:p>
+    <w:p>
+      <w:pPr>
+        <w:pStyle w:val="Heading1"/>
+      </w:pPr>
+      <w:r>
+        <w:t>2. 문제해결과정 Work와 일정</w:t>
+      </w:r>
+    </w:p>
+    <w:p>
+      <w:r>
+        <w:drawing>
+          <wp:inline xmlns:a="http://schemas.openxmlformats.org/drawingml/2006/main" xmlns:pic="http://schemas.openxmlformats.org/drawingml/2006/picture">
+            <wp:extent cx="6583680" cy="3127248"/>
+            <wp:docPr id="1" name="Picture 1"/>
+            <wp:cNvGraphicFramePr>
+              <a:graphicFrameLocks noChangeAspect="1"/>
+            </wp:cNvGraphicFramePr>
+            <a:graphic>
+              <a:graphicData uri="http://schemas.openxmlformats.org/drawingml/2006/picture">
+                <pic:pic>
+                  <pic:nvPicPr>
+                    <pic:cNvPr id="0" name="gantt_schedule.png"/>
+                    <pic:cNvPicPr/>
+                  </pic:nvPicPr>
+                  <pic:blipFill>
+                    <a:blip r:embed="rId9"/>
+                    <a:stretch>
+                      <a:fillRect/>
+                    </a:stretch>
+                  </pic:blipFill>
+                  <pic:spPr>
+                    <a:xfrm>
+                      <a:off x="0" y="0"/>
+                      <a:ext cx="6583680" cy="3127248"/>
+                    </a:xfrm>
+                    <a:prstGeom prst="rect"/>
+                  </pic:spPr>
+                </pic:pic>
+              </a:graphicData>
+            </a:graphic>
+          </wp:inline>
+        </w:drawing>
       </w:r>
     </w:p>
     <w:tbl>
@@ -1376,23 +940,28 @@
         <w:tblLook w:firstColumn="1" w:firstRow="1" w:lastColumn="0" w:lastRow="0" w:noHBand="0" w:noVBand="1" w:val="04A0"/>
       </w:tblPr>
       <w:tblGrid>
-        <w:gridCol w:w="3324"/>
-        <w:gridCol w:w="3324"/>
-        <w:gridCol w:w="3324"/>
+        <w:gridCol w:w="2016"/>
+        <w:gridCol w:w="2016"/>
+        <w:gridCol w:w="2016"/>
+        <w:gridCol w:w="2016"/>
+        <w:gridCol w:w="2016"/>
       </w:tblGrid>
       <w:tr>
         <w:tc>
           <w:tcPr>
-            <w:tcW w:type="dxa" w:w="3324"/>
+            <w:tcW w:type="dxa" w:w="2016"/>
+            <w:vAlign w:val="center"/>
+            <w:shd w:fill="DDEFEA"/>
           </w:tcPr>
           <w:p>
             <w:pPr>
-              <w:spacing w:line="288" w:lineRule="auto"/>
+              <w:spacing w:after="0"/>
             </w:pPr>
+            <w:r/>
             <w:r>
               <w:rPr>
-                <w:rFonts w:ascii="맑은 고딕" w:hAnsi="맑은 고딕" w:eastAsia="맑은 고딕"/>
-                <w:sz w:val="18"/>
+                <w:b/>
+                <w:sz w:val="17"/>
               </w:rPr>
               <w:t>단계</w:t>
             </w:r>
@@ -1400,35 +969,81 @@
         </w:tc>
         <w:tc>
           <w:tcPr>
-            <w:tcW w:type="dxa" w:w="3324"/>
+            <w:tcW w:type="dxa" w:w="2016"/>
+            <w:vAlign w:val="center"/>
+            <w:shd w:fill="DDEFEA"/>
           </w:tcPr>
           <w:p>
             <w:pPr>
-              <w:spacing w:line="288" w:lineRule="auto"/>
+              <w:spacing w:after="0"/>
             </w:pPr>
+            <w:r/>
             <w:r>
               <w:rPr>
-                <w:rFonts w:ascii="맑은 고딕" w:hAnsi="맑은 고딕" w:eastAsia="맑은 고딕"/>
-                <w:sz w:val="18"/>
+                <w:b/>
+                <w:sz w:val="17"/>
               </w:rPr>
-              <w:t>사용 도구 또는 방법</w:t>
+              <w:t>대표 기법</w:t>
             </w:r>
           </w:p>
         </w:tc>
         <w:tc>
           <w:tcPr>
-            <w:tcW w:type="dxa" w:w="3324"/>
+            <w:tcW w:type="dxa" w:w="2016"/>
+            <w:vAlign w:val="center"/>
+            <w:shd w:fill="DDEFEA"/>
           </w:tcPr>
           <w:p>
             <w:pPr>
-              <w:spacing w:line="288" w:lineRule="auto"/>
+              <w:spacing w:after="0"/>
             </w:pPr>
+            <w:r/>
             <w:r>
               <w:rPr>
-                <w:rFonts w:ascii="맑은 고딕" w:hAnsi="맑은 고딕" w:eastAsia="맑은 고딕"/>
-                <w:sz w:val="18"/>
+                <w:b/>
+                <w:sz w:val="17"/>
               </w:rPr>
-              <w:t>적용 내용</w:t>
+              <w:t>담당</w:t>
+            </w:r>
+          </w:p>
+        </w:tc>
+        <w:tc>
+          <w:tcPr>
+            <w:tcW w:type="dxa" w:w="2016"/>
+            <w:vAlign w:val="center"/>
+            <w:shd w:fill="DDEFEA"/>
+          </w:tcPr>
+          <w:p>
+            <w:pPr>
+              <w:spacing w:after="0"/>
+            </w:pPr>
+            <w:r/>
+            <w:r>
+              <w:rPr>
+                <w:b/>
+                <w:sz w:val="17"/>
+              </w:rPr>
+              <w:t>기간</w:t>
+            </w:r>
+          </w:p>
+        </w:tc>
+        <w:tc>
+          <w:tcPr>
+            <w:tcW w:type="dxa" w:w="2016"/>
+            <w:vAlign w:val="center"/>
+            <w:shd w:fill="DDEFEA"/>
+          </w:tcPr>
+          <w:p>
+            <w:pPr>
+              <w:spacing w:after="0"/>
+            </w:pPr>
+            <w:r/>
+            <w:r>
+              <w:rPr>
+                <w:b/>
+                <w:sz w:val="17"/>
+              </w:rPr>
+              <w:t>산출물</w:t>
             </w:r>
           </w:p>
         </w:tc>
@@ -1436,55 +1051,96 @@
       <w:tr>
         <w:tc>
           <w:tcPr>
-            <w:tcW w:type="dxa" w:w="3324"/>
+            <w:tcW w:type="dxa" w:w="2016"/>
             <w:vAlign w:val="center"/>
           </w:tcPr>
           <w:p>
             <w:pPr>
-              <w:spacing w:line="288" w:lineRule="auto"/>
+              <w:spacing w:after="0"/>
             </w:pPr>
+            <w:r/>
             <w:r>
               <w:rPr>
-                <w:rFonts w:ascii="맑은 고딕" w:hAnsi="맑은 고딕" w:eastAsia="맑은 고딕"/>
-                <w:sz w:val="18"/>
+                <w:b w:val="0"/>
+                <w:sz w:val="17"/>
               </w:rPr>
-              <w:t>정의</w:t>
+              <w:t>문제정의</w:t>
             </w:r>
           </w:p>
         </w:tc>
         <w:tc>
           <w:tcPr>
-            <w:tcW w:type="dxa" w:w="3324"/>
+            <w:tcW w:type="dxa" w:w="2016"/>
             <w:vAlign w:val="center"/>
           </w:tcPr>
           <w:p>
             <w:pPr>
-              <w:spacing w:line="288" w:lineRule="auto"/>
+              <w:spacing w:after="0"/>
             </w:pPr>
+            <w:r/>
             <w:r>
               <w:rPr>
-                <w:rFonts w:ascii="맑은 고딕" w:hAnsi="맑은 고딕" w:eastAsia="맑은 고딕"/>
-                <w:sz w:val="18"/>
+                <w:b w:val="0"/>
+                <w:sz w:val="17"/>
               </w:rPr>
-              <w:t>체크리스트법, 결점 열거법, 희망점 열거법, 브레인스토밍</w:t>
+              <w:t>체크리스트법</w:t>
             </w:r>
           </w:p>
         </w:tc>
         <w:tc>
           <w:tcPr>
-            <w:tcW w:type="dxa" w:w="3324"/>
+            <w:tcW w:type="dxa" w:w="2016"/>
             <w:vAlign w:val="center"/>
           </w:tcPr>
           <w:p>
             <w:pPr>
-              <w:spacing w:line="288" w:lineRule="auto"/>
+              <w:spacing w:after="0"/>
             </w:pPr>
+            <w:r/>
             <w:r>
               <w:rPr>
-                <w:rFonts w:ascii="맑은 고딕" w:hAnsi="맑은 고딕" w:eastAsia="맑은 고딕"/>
-                <w:sz w:val="18"/>
+                <w:b w:val="0"/>
+                <w:sz w:val="17"/>
               </w:rPr>
-              <w:t>개원의 블로그 운영의 불편, 바라는 상태, 이해관계자, 제약사항 정리</w:t>
+              <w:t>본인</w:t>
+            </w:r>
+          </w:p>
+        </w:tc>
+        <w:tc>
+          <w:tcPr>
+            <w:tcW w:type="dxa" w:w="2016"/>
+            <w:vAlign w:val="center"/>
+          </w:tcPr>
+          <w:p>
+            <w:pPr>
+              <w:spacing w:after="0"/>
+            </w:pPr>
+            <w:r/>
+            <w:r>
+              <w:rPr>
+                <w:b w:val="0"/>
+                <w:sz w:val="17"/>
+              </w:rPr>
+              <w:t>5/10 완료</w:t>
+            </w:r>
+          </w:p>
+        </w:tc>
+        <w:tc>
+          <w:tcPr>
+            <w:tcW w:type="dxa" w:w="2016"/>
+            <w:vAlign w:val="center"/>
+          </w:tcPr>
+          <w:p>
+            <w:pPr>
+              <w:spacing w:after="0"/>
+            </w:pPr>
+            <w:r/>
+            <w:r>
+              <w:rPr>
+                <w:b w:val="0"/>
+                <w:sz w:val="17"/>
+              </w:rPr>
+              <w:t>문제정의문, 근거 데이터 표</w:t>
             </w:r>
           </w:p>
         </w:tc>
@@ -1492,17 +1148,18 @@
       <w:tr>
         <w:tc>
           <w:tcPr>
-            <w:tcW w:type="dxa" w:w="3324"/>
+            <w:tcW w:type="dxa" w:w="2016"/>
             <w:vAlign w:val="center"/>
           </w:tcPr>
           <w:p>
             <w:pPr>
-              <w:spacing w:line="288" w:lineRule="auto"/>
+              <w:spacing w:after="0"/>
             </w:pPr>
+            <w:r/>
             <w:r>
               <w:rPr>
-                <w:rFonts w:ascii="맑은 고딕" w:hAnsi="맑은 고딕" w:eastAsia="맑은 고딕"/>
-                <w:sz w:val="18"/>
+                <w:b w:val="0"/>
+                <w:sz w:val="17"/>
               </w:rPr>
               <w:t>분석</w:t>
             </w:r>
@@ -1510,37 +1167,77 @@
         </w:tc>
         <w:tc>
           <w:tcPr>
-            <w:tcW w:type="dxa" w:w="3324"/>
+            <w:tcW w:type="dxa" w:w="2016"/>
             <w:vAlign w:val="center"/>
           </w:tcPr>
           <w:p>
             <w:pPr>
-              <w:spacing w:line="288" w:lineRule="auto"/>
+              <w:spacing w:after="0"/>
             </w:pPr>
+            <w:r/>
             <w:r>
               <w:rPr>
-                <w:rFonts w:ascii="맑은 고딕" w:hAnsi="맑은 고딕" w:eastAsia="맑은 고딕"/>
-                <w:sz w:val="18"/>
+                <w:b w:val="0"/>
+                <w:sz w:val="17"/>
               </w:rPr>
-              <w:t>요구사항기술서</w:t>
+              <w:t>요구사항 분석</w:t>
             </w:r>
           </w:p>
         </w:tc>
         <w:tc>
           <w:tcPr>
-            <w:tcW w:type="dxa" w:w="3324"/>
+            <w:tcW w:type="dxa" w:w="2016"/>
             <w:vAlign w:val="center"/>
           </w:tcPr>
           <w:p>
             <w:pPr>
-              <w:spacing w:line="288" w:lineRule="auto"/>
+              <w:spacing w:after="0"/>
             </w:pPr>
+            <w:r/>
             <w:r>
               <w:rPr>
-                <w:rFonts w:ascii="맑은 고딕" w:hAnsi="맑은 고딕" w:eastAsia="맑은 고딕"/>
-                <w:sz w:val="18"/>
+                <w:b w:val="0"/>
+                <w:sz w:val="17"/>
               </w:rPr>
-              <w:t>사용자 요구, 기능 요구사항, 비기능 요구사항, 제약사항 정리</w:t>
+              <w:t>연주</w:t>
+            </w:r>
+          </w:p>
+        </w:tc>
+        <w:tc>
+          <w:tcPr>
+            <w:tcW w:type="dxa" w:w="2016"/>
+            <w:vAlign w:val="center"/>
+          </w:tcPr>
+          <w:p>
+            <w:pPr>
+              <w:spacing w:after="0"/>
+            </w:pPr>
+            <w:r/>
+            <w:r>
+              <w:rPr>
+                <w:b w:val="0"/>
+                <w:sz w:val="17"/>
+              </w:rPr>
+              <w:t>5/11~5/14</w:t>
+            </w:r>
+          </w:p>
+        </w:tc>
+        <w:tc>
+          <w:tcPr>
+            <w:tcW w:type="dxa" w:w="2016"/>
+            <w:vAlign w:val="center"/>
+          </w:tcPr>
+          <w:p>
+            <w:pPr>
+              <w:spacing w:after="0"/>
+            </w:pPr>
+            <w:r/>
+            <w:r>
+              <w:rPr>
+                <w:b w:val="0"/>
+                <w:sz w:val="17"/>
+              </w:rPr>
+              <w:t>요구사항 명세서, 사용사례 다이어그램</w:t>
             </w:r>
           </w:p>
         </w:tc>
@@ -1548,17 +1245,18 @@
       <w:tr>
         <w:tc>
           <w:tcPr>
-            <w:tcW w:type="dxa" w:w="3324"/>
+            <w:tcW w:type="dxa" w:w="2016"/>
             <w:vAlign w:val="center"/>
           </w:tcPr>
           <w:p>
             <w:pPr>
-              <w:spacing w:line="288" w:lineRule="auto"/>
+              <w:spacing w:after="0"/>
             </w:pPr>
+            <w:r/>
             <w:r>
               <w:rPr>
-                <w:rFonts w:ascii="맑은 고딕" w:hAnsi="맑은 고딕" w:eastAsia="맑은 고딕"/>
-                <w:sz w:val="18"/>
+                <w:b w:val="0"/>
+                <w:sz w:val="17"/>
               </w:rPr>
               <w:t>설계</w:t>
             </w:r>
@@ -1566,37 +1264,77 @@
         </w:tc>
         <w:tc>
           <w:tcPr>
-            <w:tcW w:type="dxa" w:w="3324"/>
+            <w:tcW w:type="dxa" w:w="2016"/>
             <w:vAlign w:val="center"/>
           </w:tcPr>
           <w:p>
             <w:pPr>
-              <w:spacing w:line="288" w:lineRule="auto"/>
+              <w:spacing w:after="0"/>
             </w:pPr>
+            <w:r/>
             <w:r>
               <w:rPr>
-                <w:rFonts w:ascii="맑은 고딕" w:hAnsi="맑은 고딕" w:eastAsia="맑은 고딕"/>
-                <w:sz w:val="18"/>
+                <w:b w:val="0"/>
+                <w:sz w:val="17"/>
               </w:rPr>
-              <w:t>Use Case Diagram, 로직트리, 화면 예시</w:t>
+              <w:t>Goal 기반 설계 루프</w:t>
             </w:r>
           </w:p>
         </w:tc>
         <w:tc>
           <w:tcPr>
-            <w:tcW w:type="dxa" w:w="3324"/>
+            <w:tcW w:type="dxa" w:w="2016"/>
             <w:vAlign w:val="center"/>
           </w:tcPr>
           <w:p>
             <w:pPr>
-              <w:spacing w:line="288" w:lineRule="auto"/>
+              <w:spacing w:after="0"/>
             </w:pPr>
+            <w:r/>
             <w:r>
               <w:rPr>
-                <w:rFonts w:ascii="맑은 고딕" w:hAnsi="맑은 고딕" w:eastAsia="맑은 고딕"/>
-                <w:sz w:val="18"/>
+                <w:b w:val="0"/>
+                <w:sz w:val="17"/>
               </w:rPr>
-              <w:t>개원의, 환자, 관리자 관점에서 핵심 기능과 상호작용 설계</w:t>
+              <w:t>연주</w:t>
+            </w:r>
+          </w:p>
+        </w:tc>
+        <w:tc>
+          <w:tcPr>
+            <w:tcW w:type="dxa" w:w="2016"/>
+            <w:vAlign w:val="center"/>
+          </w:tcPr>
+          <w:p>
+            <w:pPr>
+              <w:spacing w:after="0"/>
+            </w:pPr>
+            <w:r/>
+            <w:r>
+              <w:rPr>
+                <w:b w:val="0"/>
+                <w:sz w:val="17"/>
+              </w:rPr>
+              <w:t>5/15~5/18</w:t>
+            </w:r>
+          </w:p>
+        </w:tc>
+        <w:tc>
+          <w:tcPr>
+            <w:tcW w:type="dxa" w:w="2016"/>
+            <w:vAlign w:val="center"/>
+          </w:tcPr>
+          <w:p>
+            <w:pPr>
+              <w:spacing w:after="0"/>
+            </w:pPr>
+            <w:r/>
+            <w:r>
+              <w:rPr>
+                <w:b w:val="0"/>
+                <w:sz w:val="17"/>
+              </w:rPr>
+              <w:t>기능 설계, 화면 흐름, Goal 루프</w:t>
             </w:r>
           </w:p>
         </w:tc>
@@ -1604,17 +1342,18 @@
       <w:tr>
         <w:tc>
           <w:tcPr>
-            <w:tcW w:type="dxa" w:w="3324"/>
+            <w:tcW w:type="dxa" w:w="2016"/>
             <w:vAlign w:val="center"/>
           </w:tcPr>
           <w:p>
             <w:pPr>
-              <w:spacing w:line="288" w:lineRule="auto"/>
+              <w:spacing w:after="0"/>
             </w:pPr>
+            <w:r/>
             <w:r>
               <w:rPr>
-                <w:rFonts w:ascii="맑은 고딕" w:hAnsi="맑은 고딕" w:eastAsia="맑은 고딕"/>
-                <w:sz w:val="18"/>
+                <w:b w:val="0"/>
+                <w:sz w:val="17"/>
               </w:rPr>
               <w:t>구현</w:t>
             </w:r>
@@ -1622,37 +1361,77 @@
         </w:tc>
         <w:tc>
           <w:tcPr>
-            <w:tcW w:type="dxa" w:w="3324"/>
+            <w:tcW w:type="dxa" w:w="2016"/>
             <w:vAlign w:val="center"/>
           </w:tcPr>
           <w:p>
             <w:pPr>
-              <w:spacing w:line="288" w:lineRule="auto"/>
+              <w:spacing w:after="0"/>
             </w:pPr>
+            <w:r/>
             <w:r>
               <w:rPr>
-                <w:rFonts w:ascii="맑은 고딕" w:hAnsi="맑은 고딕" w:eastAsia="맑은 고딕"/>
-                <w:sz w:val="18"/>
+                <w:b w:val="0"/>
+                <w:sz w:val="17"/>
               </w:rPr>
-              <w:t>Python 프로토타입, 바이브코딩 프롬프트</w:t>
+              <w:t>Python 프로토타입</w:t>
             </w:r>
           </w:p>
         </w:tc>
         <w:tc>
           <w:tcPr>
-            <w:tcW w:type="dxa" w:w="3324"/>
+            <w:tcW w:type="dxa" w:w="2016"/>
             <w:vAlign w:val="center"/>
           </w:tcPr>
           <w:p>
             <w:pPr>
-              <w:spacing w:line="288" w:lineRule="auto"/>
+              <w:spacing w:after="0"/>
             </w:pPr>
+            <w:r/>
             <w:r>
               <w:rPr>
-                <w:rFonts w:ascii="맑은 고딕" w:hAnsi="맑은 고딕" w:eastAsia="맑은 고딕"/>
-                <w:sz w:val="18"/>
+                <w:b w:val="0"/>
+                <w:sz w:val="17"/>
               </w:rPr>
-              <w:t>키워드 입력, 글 주제 추천, 의료광고 위험 표현 점검, 결과 출력 기능 구현</w:t>
+              <w:t>보윤</w:t>
+            </w:r>
+          </w:p>
+        </w:tc>
+        <w:tc>
+          <w:tcPr>
+            <w:tcW w:type="dxa" w:w="2016"/>
+            <w:vAlign w:val="center"/>
+          </w:tcPr>
+          <w:p>
+            <w:pPr>
+              <w:spacing w:after="0"/>
+            </w:pPr>
+            <w:r/>
+            <w:r>
+              <w:rPr>
+                <w:b w:val="0"/>
+                <w:sz w:val="17"/>
+              </w:rPr>
+              <w:t>5/19~5/22</w:t>
+            </w:r>
+          </w:p>
+        </w:tc>
+        <w:tc>
+          <w:tcPr>
+            <w:tcW w:type="dxa" w:w="2016"/>
+            <w:vAlign w:val="center"/>
+          </w:tcPr>
+          <w:p>
+            <w:pPr>
+              <w:spacing w:after="0"/>
+            </w:pPr>
+            <w:r/>
+            <w:r>
+              <w:rPr>
+                <w:b w:val="0"/>
+                <w:sz w:val="17"/>
+              </w:rPr>
+              <w:t>콘솔 프로토타입, 프롬프트 로그</w:t>
             </w:r>
           </w:p>
         </w:tc>
@@ -1660,17 +1439,18 @@
       <w:tr>
         <w:tc>
           <w:tcPr>
-            <w:tcW w:type="dxa" w:w="3324"/>
+            <w:tcW w:type="dxa" w:w="2016"/>
             <w:vAlign w:val="center"/>
           </w:tcPr>
           <w:p>
             <w:pPr>
-              <w:spacing w:line="288" w:lineRule="auto"/>
+              <w:spacing w:after="0"/>
             </w:pPr>
+            <w:r/>
             <w:r>
               <w:rPr>
-                <w:rFonts w:ascii="맑은 고딕" w:hAnsi="맑은 고딕" w:eastAsia="맑은 고딕"/>
-                <w:sz w:val="18"/>
+                <w:b w:val="0"/>
+                <w:sz w:val="17"/>
               </w:rPr>
               <w:t>평가와 검증</w:t>
             </w:r>
@@ -1678,64 +1458,231 @@
         </w:tc>
         <w:tc>
           <w:tcPr>
-            <w:tcW w:type="dxa" w:w="3324"/>
+            <w:tcW w:type="dxa" w:w="2016"/>
             <w:vAlign w:val="center"/>
           </w:tcPr>
           <w:p>
             <w:pPr>
-              <w:spacing w:line="288" w:lineRule="auto"/>
+              <w:spacing w:after="0"/>
             </w:pPr>
+            <w:r/>
             <w:r>
               <w:rPr>
-                <w:rFonts w:ascii="맑은 고딕" w:hAnsi="맑은 고딕" w:eastAsia="맑은 고딕"/>
-                <w:sz w:val="18"/>
+                <w:b w:val="0"/>
+                <w:sz w:val="17"/>
               </w:rPr>
-              <w:t>테스트 시나리오, 가상 시뮬레이션</w:t>
+              <w:t>테스트 시나리오</w:t>
             </w:r>
           </w:p>
         </w:tc>
         <w:tc>
           <w:tcPr>
-            <w:tcW w:type="dxa" w:w="3324"/>
+            <w:tcW w:type="dxa" w:w="2016"/>
             <w:vAlign w:val="center"/>
           </w:tcPr>
           <w:p>
             <w:pPr>
-              <w:spacing w:line="288" w:lineRule="auto"/>
+              <w:spacing w:after="0"/>
             </w:pPr>
+            <w:r/>
             <w:r>
               <w:rPr>
-                <w:rFonts w:ascii="맑은 고딕" w:hAnsi="맑은 고딕" w:eastAsia="맑은 고딕"/>
-                <w:sz w:val="18"/>
+                <w:b w:val="0"/>
+                <w:sz w:val="17"/>
               </w:rPr>
-              <w:t>정상 입력, 위험 표현 포함 입력, 빈 입력, 여러 진료과 입력 등 테스트</w:t>
+              <w:t>보윤</w:t>
+            </w:r>
+          </w:p>
+        </w:tc>
+        <w:tc>
+          <w:tcPr>
+            <w:tcW w:type="dxa" w:w="2016"/>
+            <w:vAlign w:val="center"/>
+          </w:tcPr>
+          <w:p>
+            <w:pPr>
+              <w:spacing w:after="0"/>
+            </w:pPr>
+            <w:r/>
+            <w:r>
+              <w:rPr>
+                <w:b w:val="0"/>
+                <w:sz w:val="17"/>
+              </w:rPr>
+              <w:t>5/23~5/24</w:t>
+            </w:r>
+          </w:p>
+        </w:tc>
+        <w:tc>
+          <w:tcPr>
+            <w:tcW w:type="dxa" w:w="2016"/>
+            <w:vAlign w:val="center"/>
+          </w:tcPr>
+          <w:p>
+            <w:pPr>
+              <w:spacing w:after="0"/>
+            </w:pPr>
+            <w:r/>
+            <w:r>
+              <w:rPr>
+                <w:b w:val="0"/>
+                <w:sz w:val="17"/>
+              </w:rPr>
+              <w:t>테스트 결과표, 개선점</w:t>
+            </w:r>
+          </w:p>
+        </w:tc>
+      </w:tr>
+      <w:tr>
+        <w:tc>
+          <w:tcPr>
+            <w:tcW w:type="dxa" w:w="2016"/>
+            <w:vAlign w:val="center"/>
+          </w:tcPr>
+          <w:p>
+            <w:pPr>
+              <w:spacing w:after="0"/>
+            </w:pPr>
+            <w:r/>
+            <w:r>
+              <w:rPr>
+                <w:b w:val="0"/>
+                <w:sz w:val="17"/>
+              </w:rPr>
+              <w:t>최종 정리</w:t>
+            </w:r>
+          </w:p>
+        </w:tc>
+        <w:tc>
+          <w:tcPr>
+            <w:tcW w:type="dxa" w:w="2016"/>
+            <w:vAlign w:val="center"/>
+          </w:tcPr>
+          <w:p>
+            <w:pPr>
+              <w:spacing w:after="0"/>
+            </w:pPr>
+            <w:r/>
+            <w:r>
+              <w:rPr>
+                <w:b w:val="0"/>
+                <w:sz w:val="17"/>
+              </w:rPr>
+              <w:t>최종 편집</w:t>
+            </w:r>
+          </w:p>
+        </w:tc>
+        <w:tc>
+          <w:tcPr>
+            <w:tcW w:type="dxa" w:w="2016"/>
+            <w:vAlign w:val="center"/>
+          </w:tcPr>
+          <w:p>
+            <w:pPr>
+              <w:spacing w:after="0"/>
+            </w:pPr>
+            <w:r/>
+            <w:r>
+              <w:rPr>
+                <w:b w:val="0"/>
+                <w:sz w:val="17"/>
+              </w:rPr>
+              <w:t>팀</w:t>
+            </w:r>
+          </w:p>
+        </w:tc>
+        <w:tc>
+          <w:tcPr>
+            <w:tcW w:type="dxa" w:w="2016"/>
+            <w:vAlign w:val="center"/>
+          </w:tcPr>
+          <w:p>
+            <w:pPr>
+              <w:spacing w:after="0"/>
+            </w:pPr>
+            <w:r/>
+            <w:r>
+              <w:rPr>
+                <w:b w:val="0"/>
+                <w:sz w:val="17"/>
+              </w:rPr>
+              <w:t>5/25</w:t>
+            </w:r>
+          </w:p>
+        </w:tc>
+        <w:tc>
+          <w:tcPr>
+            <w:tcW w:type="dxa" w:w="2016"/>
+            <w:vAlign w:val="center"/>
+          </w:tcPr>
+          <w:p>
+            <w:pPr>
+              <w:spacing w:after="0"/>
+            </w:pPr>
+            <w:r/>
+            <w:r>
+              <w:rPr>
+                <w:b w:val="0"/>
+                <w:sz w:val="17"/>
+              </w:rPr>
+              <w:t>최종 보고서</w:t>
             </w:r>
           </w:p>
         </w:tc>
       </w:tr>
     </w:tbl>
     <w:p>
+      <w:r>
+        <w:br w:type="page"/>
+      </w:r>
+    </w:p>
+    <w:p>
       <w:pPr>
         <w:pStyle w:val="Heading1"/>
-        <w:spacing w:line="360" w:lineRule="auto"/>
       </w:pPr>
       <w:r>
-        <w:rPr>
-          <w:rFonts w:ascii="맑은 고딕" w:hAnsi="맑은 고딕" w:eastAsia="맑은 고딕"/>
-        </w:rPr>
-        <w:t>4. 정의 단계: 문제 발견 기법 적용</w:t>
+        <w:t>3. 분석: 요구사항 분석</w:t>
+      </w:r>
+    </w:p>
+    <w:p>
+      <w:r>
+        <w:t>이 단계에서 사용한 기법은 요구사항 분석 하나이다. 요구사항 분석은 외부 사용자가 시스템에 무엇을 입력하고, 시스템이 어떤 출력을 제공해야 하는지 정리하는 방법이다. 요구사항 명세서와 사용사례 다이어그램은 이 분석 기법의 산출물로 포함한다.</w:t>
       </w:r>
     </w:p>
     <w:p>
       <w:pPr>
         <w:pStyle w:val="Heading2"/>
-        <w:spacing w:line="360" w:lineRule="auto"/>
       </w:pPr>
       <w:r>
-        <w:rPr>
-          <w:rFonts w:ascii="맑은 고딕" w:hAnsi="맑은 고딕" w:eastAsia="맑은 고딕"/>
-        </w:rPr>
-        <w:t>4.1 체크리스트법</w:t>
+        <w:t>3.1 요구사항 분석 과정</w:t>
+      </w:r>
+    </w:p>
+    <w:p>
+      <w:r>
+        <w:t>자료 수집: 건강·의료정보 검색 이용률, 병원 선택 관련 연구, 의료광고 규제 자료 확인</w:t>
+      </w:r>
+    </w:p>
+    <w:p>
+      <w:r>
+        <w:t>외부 입력 정의: 지역, 진료과, 증상 키워드, 의사 코멘트, 점검할 문장</w:t>
+      </w:r>
+    </w:p>
+    <w:p>
+      <w:r>
+        <w:t>시스템 출력 정의: 제목 추천, 글 구조, 의료광고 위험 표현, 대체 표현, 최종 초안</w:t>
+      </w:r>
+    </w:p>
+    <w:p>
+      <w:r>
+        <w:t>기능 결정: 내부 구현 방식보다 사용자가 체감하는 기능 중심으로 정리</w:t>
+      </w:r>
+    </w:p>
+    <w:p>
+      <w:pPr>
+        <w:pStyle w:val="Heading2"/>
+      </w:pPr>
+      <w:r>
+        <w:t>3.2 요구사항 명세서</w:t>
       </w:r>
     </w:p>
     <w:tbl>
@@ -1746,59 +1693,110 @@
         <w:tblLook w:firstColumn="1" w:firstRow="1" w:lastColumn="0" w:lastRow="0" w:noHBand="0" w:noVBand="1" w:val="04A0"/>
       </w:tblPr>
       <w:tblGrid>
-        <w:gridCol w:w="3324"/>
-        <w:gridCol w:w="3324"/>
-        <w:gridCol w:w="3324"/>
+        <w:gridCol w:w="2016"/>
+        <w:gridCol w:w="2016"/>
+        <w:gridCol w:w="2016"/>
+        <w:gridCol w:w="2016"/>
+        <w:gridCol w:w="2016"/>
       </w:tblGrid>
       <w:tr>
         <w:tc>
           <w:tcPr>
-            <w:tcW w:type="dxa" w:w="3324"/>
+            <w:tcW w:type="dxa" w:w="2016"/>
+            <w:vAlign w:val="center"/>
+            <w:shd w:fill="DDEFEA"/>
           </w:tcPr>
           <w:p>
             <w:pPr>
-              <w:spacing w:line="288" w:lineRule="auto"/>
+              <w:spacing w:after="0"/>
             </w:pPr>
+            <w:r/>
             <w:r>
               <w:rPr>
-                <w:rFonts w:ascii="맑은 고딕" w:hAnsi="맑은 고딕" w:eastAsia="맑은 고딕"/>
-                <w:sz w:val="18"/>
+                <w:b/>
+                <w:sz w:val="17"/>
               </w:rPr>
-              <w:t>점검 항목</w:t>
+              <w:t>ID</w:t>
             </w:r>
           </w:p>
         </w:tc>
         <w:tc>
           <w:tcPr>
-            <w:tcW w:type="dxa" w:w="3324"/>
+            <w:tcW w:type="dxa" w:w="2016"/>
+            <w:vAlign w:val="center"/>
+            <w:shd w:fill="DDEFEA"/>
           </w:tcPr>
           <w:p>
             <w:pPr>
-              <w:spacing w:line="288" w:lineRule="auto"/>
+              <w:spacing w:after="0"/>
             </w:pPr>
+            <w:r/>
             <w:r>
               <w:rPr>
-                <w:rFonts w:ascii="맑은 고딕" w:hAnsi="맑은 고딕" w:eastAsia="맑은 고딕"/>
-                <w:sz w:val="18"/>
+                <w:b/>
+                <w:sz w:val="17"/>
               </w:rPr>
-              <w:t>현재 상태</w:t>
+              <w:t>구분</w:t>
             </w:r>
           </w:p>
         </w:tc>
         <w:tc>
           <w:tcPr>
-            <w:tcW w:type="dxa" w:w="3324"/>
+            <w:tcW w:type="dxa" w:w="2016"/>
+            <w:vAlign w:val="center"/>
+            <w:shd w:fill="DDEFEA"/>
           </w:tcPr>
           <w:p>
             <w:pPr>
-              <w:spacing w:line="288" w:lineRule="auto"/>
+              <w:spacing w:after="0"/>
             </w:pPr>
+            <w:r/>
             <w:r>
               <w:rPr>
-                <w:rFonts w:ascii="맑은 고딕" w:hAnsi="맑은 고딕" w:eastAsia="맑은 고딕"/>
-                <w:sz w:val="18"/>
+                <w:b/>
+                <w:sz w:val="17"/>
               </w:rPr>
-              <w:t>발견한 문제</w:t>
+              <w:t>요구사항</w:t>
+            </w:r>
+          </w:p>
+        </w:tc>
+        <w:tc>
+          <w:tcPr>
+            <w:tcW w:type="dxa" w:w="2016"/>
+            <w:vAlign w:val="center"/>
+            <w:shd w:fill="DDEFEA"/>
+          </w:tcPr>
+          <w:p>
+            <w:pPr>
+              <w:spacing w:after="0"/>
+            </w:pPr>
+            <w:r/>
+            <w:r>
+              <w:rPr>
+                <w:b/>
+                <w:sz w:val="17"/>
+              </w:rPr>
+              <w:t>상세 설명</w:t>
+            </w:r>
+          </w:p>
+        </w:tc>
+        <w:tc>
+          <w:tcPr>
+            <w:tcW w:type="dxa" w:w="2016"/>
+            <w:vAlign w:val="center"/>
+            <w:shd w:fill="DDEFEA"/>
+          </w:tcPr>
+          <w:p>
+            <w:pPr>
+              <w:spacing w:after="0"/>
+            </w:pPr>
+            <w:r/>
+            <w:r>
+              <w:rPr>
+                <w:b/>
+                <w:sz w:val="17"/>
+              </w:rPr>
+              <w:t>우선순위</w:t>
             </w:r>
           </w:p>
         </w:tc>
@@ -1806,55 +1804,96 @@
       <w:tr>
         <w:tc>
           <w:tcPr>
-            <w:tcW w:type="dxa" w:w="3324"/>
+            <w:tcW w:type="dxa" w:w="2016"/>
             <w:vAlign w:val="center"/>
           </w:tcPr>
           <w:p>
             <w:pPr>
-              <w:spacing w:line="288" w:lineRule="auto"/>
+              <w:spacing w:after="0"/>
             </w:pPr>
+            <w:r/>
             <w:r>
               <w:rPr>
-                <w:rFonts w:ascii="맑은 고딕" w:hAnsi="맑은 고딕" w:eastAsia="맑은 고딕"/>
-                <w:sz w:val="18"/>
+                <w:b w:val="0"/>
+                <w:sz w:val="17"/>
               </w:rPr>
-              <w:t>누가 어려움을 겪는가?</w:t>
+              <w:t>FR-01</w:t>
             </w:r>
           </w:p>
         </w:tc>
         <w:tc>
           <w:tcPr>
-            <w:tcW w:type="dxa" w:w="3324"/>
+            <w:tcW w:type="dxa" w:w="2016"/>
             <w:vAlign w:val="center"/>
           </w:tcPr>
           <w:p>
             <w:pPr>
-              <w:spacing w:line="288" w:lineRule="auto"/>
+              <w:spacing w:after="0"/>
             </w:pPr>
+            <w:r/>
             <w:r>
               <w:rPr>
-                <w:rFonts w:ascii="맑은 고딕" w:hAnsi="맑은 고딕" w:eastAsia="맑은 고딕"/>
-                <w:sz w:val="18"/>
+                <w:b w:val="0"/>
+                <w:sz w:val="17"/>
               </w:rPr>
-              <w:t>개원의, 병원 마케팅 담당자, 환자</w:t>
+              <w:t>기능</w:t>
             </w:r>
           </w:p>
         </w:tc>
         <w:tc>
           <w:tcPr>
-            <w:tcW w:type="dxa" w:w="3324"/>
+            <w:tcW w:type="dxa" w:w="2016"/>
             <w:vAlign w:val="center"/>
           </w:tcPr>
           <w:p>
             <w:pPr>
-              <w:spacing w:line="288" w:lineRule="auto"/>
+              <w:spacing w:after="0"/>
             </w:pPr>
+            <w:r/>
             <w:r>
               <w:rPr>
-                <w:rFonts w:ascii="맑은 고딕" w:hAnsi="맑은 고딕" w:eastAsia="맑은 고딕"/>
-                <w:sz w:val="18"/>
+                <w:b w:val="0"/>
+                <w:sz w:val="17"/>
               </w:rPr>
-              <w:t>개원의는 콘텐츠 제작이 어렵고, 환자는 신뢰할 정보를 찾기 어려움</w:t>
+              <w:t>키워드 입력</w:t>
+            </w:r>
+          </w:p>
+        </w:tc>
+        <w:tc>
+          <w:tcPr>
+            <w:tcW w:type="dxa" w:w="2016"/>
+            <w:vAlign w:val="center"/>
+          </w:tcPr>
+          <w:p>
+            <w:pPr>
+              <w:spacing w:after="0"/>
+            </w:pPr>
+            <w:r/>
+            <w:r>
+              <w:rPr>
+                <w:b w:val="0"/>
+                <w:sz w:val="17"/>
+              </w:rPr>
+              <w:t>지역, 진료과, 증상 키워드를 입력받는다</w:t>
+            </w:r>
+          </w:p>
+        </w:tc>
+        <w:tc>
+          <w:tcPr>
+            <w:tcW w:type="dxa" w:w="2016"/>
+            <w:vAlign w:val="center"/>
+          </w:tcPr>
+          <w:p>
+            <w:pPr>
+              <w:spacing w:after="0"/>
+            </w:pPr>
+            <w:r/>
+            <w:r>
+              <w:rPr>
+                <w:b w:val="0"/>
+                <w:sz w:val="17"/>
+              </w:rPr>
+              <w:t>상</w:t>
             </w:r>
           </w:p>
         </w:tc>
@@ -1862,55 +1901,96 @@
       <w:tr>
         <w:tc>
           <w:tcPr>
-            <w:tcW w:type="dxa" w:w="3324"/>
+            <w:tcW w:type="dxa" w:w="2016"/>
             <w:vAlign w:val="center"/>
           </w:tcPr>
           <w:p>
             <w:pPr>
-              <w:spacing w:line="288" w:lineRule="auto"/>
+              <w:spacing w:after="0"/>
             </w:pPr>
+            <w:r/>
             <w:r>
               <w:rPr>
-                <w:rFonts w:ascii="맑은 고딕" w:hAnsi="맑은 고딕" w:eastAsia="맑은 고딕"/>
-                <w:sz w:val="18"/>
+                <w:b w:val="0"/>
+                <w:sz w:val="17"/>
               </w:rPr>
-              <w:t>언제 문제가 발생하는가?</w:t>
+              <w:t>FR-02</w:t>
             </w:r>
           </w:p>
         </w:tc>
         <w:tc>
           <w:tcPr>
-            <w:tcW w:type="dxa" w:w="3324"/>
+            <w:tcW w:type="dxa" w:w="2016"/>
             <w:vAlign w:val="center"/>
           </w:tcPr>
           <w:p>
             <w:pPr>
-              <w:spacing w:line="288" w:lineRule="auto"/>
+              <w:spacing w:after="0"/>
             </w:pPr>
+            <w:r/>
             <w:r>
               <w:rPr>
-                <w:rFonts w:ascii="맑은 고딕" w:hAnsi="맑은 고딕" w:eastAsia="맑은 고딕"/>
-                <w:sz w:val="18"/>
+                <w:b w:val="0"/>
+                <w:sz w:val="17"/>
               </w:rPr>
-              <w:t>병원 홍보 글을 꾸준히 발행해야 할 때</w:t>
+              <w:t>기능</w:t>
             </w:r>
           </w:p>
         </w:tc>
         <w:tc>
           <w:tcPr>
-            <w:tcW w:type="dxa" w:w="3324"/>
+            <w:tcW w:type="dxa" w:w="2016"/>
             <w:vAlign w:val="center"/>
           </w:tcPr>
           <w:p>
             <w:pPr>
-              <w:spacing w:line="288" w:lineRule="auto"/>
+              <w:spacing w:after="0"/>
             </w:pPr>
+            <w:r/>
             <w:r>
               <w:rPr>
-                <w:rFonts w:ascii="맑은 고딕" w:hAnsi="맑은 고딕" w:eastAsia="맑은 고딕"/>
-                <w:sz w:val="18"/>
+                <w:b w:val="0"/>
+                <w:sz w:val="17"/>
               </w:rPr>
-              <w:t>진료 업무 때문에 글 작성이 뒤로 밀림</w:t>
+              <w:t>블로그 제목 추천</w:t>
+            </w:r>
+          </w:p>
+        </w:tc>
+        <w:tc>
+          <w:tcPr>
+            <w:tcW w:type="dxa" w:w="2016"/>
+            <w:vAlign w:val="center"/>
+          </w:tcPr>
+          <w:p>
+            <w:pPr>
+              <w:spacing w:after="0"/>
+            </w:pPr>
+            <w:r/>
+            <w:r>
+              <w:rPr>
+                <w:b w:val="0"/>
+                <w:sz w:val="17"/>
+              </w:rPr>
+              <w:t>입력 키워드를 조합하여 검색 친화적인 제목을 추천한다</w:t>
+            </w:r>
+          </w:p>
+        </w:tc>
+        <w:tc>
+          <w:tcPr>
+            <w:tcW w:type="dxa" w:w="2016"/>
+            <w:vAlign w:val="center"/>
+          </w:tcPr>
+          <w:p>
+            <w:pPr>
+              <w:spacing w:after="0"/>
+            </w:pPr>
+            <w:r/>
+            <w:r>
+              <w:rPr>
+                <w:b w:val="0"/>
+                <w:sz w:val="17"/>
+              </w:rPr>
+              <w:t>상</w:t>
             </w:r>
           </w:p>
         </w:tc>
@@ -1918,55 +1998,96 @@
       <w:tr>
         <w:tc>
           <w:tcPr>
-            <w:tcW w:type="dxa" w:w="3324"/>
+            <w:tcW w:type="dxa" w:w="2016"/>
             <w:vAlign w:val="center"/>
           </w:tcPr>
           <w:p>
             <w:pPr>
-              <w:spacing w:line="288" w:lineRule="auto"/>
+              <w:spacing w:after="0"/>
             </w:pPr>
+            <w:r/>
             <w:r>
               <w:rPr>
-                <w:rFonts w:ascii="맑은 고딕" w:hAnsi="맑은 고딕" w:eastAsia="맑은 고딕"/>
-                <w:sz w:val="18"/>
+                <w:b w:val="0"/>
+                <w:sz w:val="17"/>
               </w:rPr>
-              <w:t>어디서 문제가 발생하는가?</w:t>
+              <w:t>FR-03</w:t>
             </w:r>
           </w:p>
         </w:tc>
         <w:tc>
           <w:tcPr>
-            <w:tcW w:type="dxa" w:w="3324"/>
+            <w:tcW w:type="dxa" w:w="2016"/>
             <w:vAlign w:val="center"/>
           </w:tcPr>
           <w:p>
             <w:pPr>
-              <w:spacing w:line="288" w:lineRule="auto"/>
+              <w:spacing w:after="0"/>
             </w:pPr>
+            <w:r/>
             <w:r>
               <w:rPr>
-                <w:rFonts w:ascii="맑은 고딕" w:hAnsi="맑은 고딕" w:eastAsia="맑은 고딕"/>
-                <w:sz w:val="18"/>
+                <w:b w:val="0"/>
+                <w:sz w:val="17"/>
               </w:rPr>
-              <w:t>네이버블로그와 지역 검색 결과</w:t>
+              <w:t>기능</w:t>
             </w:r>
           </w:p>
         </w:tc>
         <w:tc>
           <w:tcPr>
-            <w:tcW w:type="dxa" w:w="3324"/>
+            <w:tcW w:type="dxa" w:w="2016"/>
             <w:vAlign w:val="center"/>
           </w:tcPr>
           <w:p>
             <w:pPr>
-              <w:spacing w:line="288" w:lineRule="auto"/>
+              <w:spacing w:after="0"/>
             </w:pPr>
+            <w:r/>
             <w:r>
               <w:rPr>
-                <w:rFonts w:ascii="맑은 고딕" w:hAnsi="맑은 고딕" w:eastAsia="맑은 고딕"/>
-                <w:sz w:val="18"/>
+                <w:b w:val="0"/>
+                <w:sz w:val="17"/>
               </w:rPr>
-              <w:t>검색 노출과 신뢰성 확보가 동시에 필요함</w:t>
+              <w:t>글 구조 생성</w:t>
+            </w:r>
+          </w:p>
+        </w:tc>
+        <w:tc>
+          <w:tcPr>
+            <w:tcW w:type="dxa" w:w="2016"/>
+            <w:vAlign w:val="center"/>
+          </w:tcPr>
+          <w:p>
+            <w:pPr>
+              <w:spacing w:after="0"/>
+            </w:pPr>
+            <w:r/>
+            <w:r>
+              <w:rPr>
+                <w:b w:val="0"/>
+                <w:sz w:val="17"/>
+              </w:rPr>
+              <w:t>환자 고민, 쉬운 설명, 방문 기준, FAQ 구조를 생성한다</w:t>
+            </w:r>
+          </w:p>
+        </w:tc>
+        <w:tc>
+          <w:tcPr>
+            <w:tcW w:type="dxa" w:w="2016"/>
+            <w:vAlign w:val="center"/>
+          </w:tcPr>
+          <w:p>
+            <w:pPr>
+              <w:spacing w:after="0"/>
+            </w:pPr>
+            <w:r/>
+            <w:r>
+              <w:rPr>
+                <w:b w:val="0"/>
+                <w:sz w:val="17"/>
+              </w:rPr>
+              <w:t>상</w:t>
             </w:r>
           </w:p>
         </w:tc>
@@ -1974,55 +2095,96 @@
       <w:tr>
         <w:tc>
           <w:tcPr>
-            <w:tcW w:type="dxa" w:w="3324"/>
+            <w:tcW w:type="dxa" w:w="2016"/>
             <w:vAlign w:val="center"/>
           </w:tcPr>
           <w:p>
             <w:pPr>
-              <w:spacing w:line="288" w:lineRule="auto"/>
+              <w:spacing w:after="0"/>
             </w:pPr>
+            <w:r/>
             <w:r>
               <w:rPr>
-                <w:rFonts w:ascii="맑은 고딕" w:hAnsi="맑은 고딕" w:eastAsia="맑은 고딕"/>
-                <w:sz w:val="18"/>
+                <w:b w:val="0"/>
+                <w:sz w:val="17"/>
               </w:rPr>
-              <w:t>무엇이 부족한가?</w:t>
+              <w:t>FR-04</w:t>
             </w:r>
           </w:p>
         </w:tc>
         <w:tc>
           <w:tcPr>
-            <w:tcW w:type="dxa" w:w="3324"/>
+            <w:tcW w:type="dxa" w:w="2016"/>
             <w:vAlign w:val="center"/>
           </w:tcPr>
           <w:p>
             <w:pPr>
-              <w:spacing w:line="288" w:lineRule="auto"/>
+              <w:spacing w:after="0"/>
             </w:pPr>
+            <w:r/>
             <w:r>
               <w:rPr>
-                <w:rFonts w:ascii="맑은 고딕" w:hAnsi="맑은 고딕" w:eastAsia="맑은 고딕"/>
-                <w:sz w:val="18"/>
+                <w:b w:val="0"/>
+                <w:sz w:val="17"/>
               </w:rPr>
-              <w:t>시간, 키워드 분석, 의료광고 표현 점검, 병원별 문체 반영</w:t>
+              <w:t>기능</w:t>
             </w:r>
           </w:p>
         </w:tc>
         <w:tc>
           <w:tcPr>
-            <w:tcW w:type="dxa" w:w="3324"/>
+            <w:tcW w:type="dxa" w:w="2016"/>
             <w:vAlign w:val="center"/>
           </w:tcPr>
           <w:p>
             <w:pPr>
-              <w:spacing w:line="288" w:lineRule="auto"/>
+              <w:spacing w:after="0"/>
             </w:pPr>
+            <w:r/>
             <w:r>
               <w:rPr>
-                <w:rFonts w:ascii="맑은 고딕" w:hAnsi="맑은 고딕" w:eastAsia="맑은 고딕"/>
-                <w:sz w:val="18"/>
+                <w:b w:val="0"/>
+                <w:sz w:val="17"/>
               </w:rPr>
-              <w:t>블로그 운영의 여러 작업이 분리되어 있음</w:t>
+              <w:t>의사 코멘트 반영</w:t>
+            </w:r>
+          </w:p>
+        </w:tc>
+        <w:tc>
+          <w:tcPr>
+            <w:tcW w:type="dxa" w:w="2016"/>
+            <w:vAlign w:val="center"/>
+          </w:tcPr>
+          <w:p>
+            <w:pPr>
+              <w:spacing w:after="0"/>
+            </w:pPr>
+            <w:r/>
+            <w:r>
+              <w:rPr>
+                <w:b w:val="0"/>
+                <w:sz w:val="17"/>
+              </w:rPr>
+              <w:t>원장이 입력한 설명과 주의사항을 글 구조에 반영한다</w:t>
+            </w:r>
+          </w:p>
+        </w:tc>
+        <w:tc>
+          <w:tcPr>
+            <w:tcW w:type="dxa" w:w="2016"/>
+            <w:vAlign w:val="center"/>
+          </w:tcPr>
+          <w:p>
+            <w:pPr>
+              <w:spacing w:after="0"/>
+            </w:pPr>
+            <w:r/>
+            <w:r>
+              <w:rPr>
+                <w:b w:val="0"/>
+                <w:sz w:val="17"/>
+              </w:rPr>
+              <w:t>상</w:t>
             </w:r>
           </w:p>
         </w:tc>
@@ -2030,55 +2192,484 @@
       <w:tr>
         <w:tc>
           <w:tcPr>
-            <w:tcW w:type="dxa" w:w="3324"/>
+            <w:tcW w:type="dxa" w:w="2016"/>
             <w:vAlign w:val="center"/>
           </w:tcPr>
           <w:p>
             <w:pPr>
-              <w:spacing w:line="288" w:lineRule="auto"/>
+              <w:spacing w:after="0"/>
             </w:pPr>
+            <w:r/>
             <w:r>
               <w:rPr>
-                <w:rFonts w:ascii="맑은 고딕" w:hAnsi="맑은 고딕" w:eastAsia="맑은 고딕"/>
-                <w:sz w:val="18"/>
+                <w:b w:val="0"/>
+                <w:sz w:val="17"/>
               </w:rPr>
-              <w:t>왜 중요한가?</w:t>
+              <w:t>FR-05</w:t>
             </w:r>
           </w:p>
         </w:tc>
         <w:tc>
           <w:tcPr>
-            <w:tcW w:type="dxa" w:w="3324"/>
+            <w:tcW w:type="dxa" w:w="2016"/>
             <w:vAlign w:val="center"/>
           </w:tcPr>
           <w:p>
             <w:pPr>
-              <w:spacing w:line="288" w:lineRule="auto"/>
+              <w:spacing w:after="0"/>
             </w:pPr>
+            <w:r/>
             <w:r>
               <w:rPr>
-                <w:rFonts w:ascii="맑은 고딕" w:hAnsi="맑은 고딕" w:eastAsia="맑은 고딕"/>
-                <w:sz w:val="18"/>
+                <w:b w:val="0"/>
+                <w:sz w:val="17"/>
               </w:rPr>
-              <w:t>블로그가 환자와 병원이 처음 만나는 접점이기 때문</w:t>
+              <w:t>기능</w:t>
             </w:r>
           </w:p>
         </w:tc>
         <w:tc>
           <w:tcPr>
-            <w:tcW w:type="dxa" w:w="3324"/>
+            <w:tcW w:type="dxa" w:w="2016"/>
             <w:vAlign w:val="center"/>
           </w:tcPr>
           <w:p>
             <w:pPr>
-              <w:spacing w:line="288" w:lineRule="auto"/>
+              <w:spacing w:after="0"/>
             </w:pPr>
+            <w:r/>
             <w:r>
               <w:rPr>
-                <w:rFonts w:ascii="맑은 고딕" w:hAnsi="맑은 고딕" w:eastAsia="맑은 고딕"/>
-                <w:sz w:val="18"/>
+                <w:b w:val="0"/>
+                <w:sz w:val="17"/>
               </w:rPr>
-              <w:t>글의 신뢰도가 병원 선택에 영향을 줄 수 있음</w:t>
+              <w:t>의료광고 표현 점검</w:t>
+            </w:r>
+          </w:p>
+        </w:tc>
+        <w:tc>
+          <w:tcPr>
+            <w:tcW w:type="dxa" w:w="2016"/>
+            <w:vAlign w:val="center"/>
+          </w:tcPr>
+          <w:p>
+            <w:pPr>
+              <w:spacing w:after="0"/>
+            </w:pPr>
+            <w:r/>
+            <w:r>
+              <w:rPr>
+                <w:b w:val="0"/>
+                <w:sz w:val="17"/>
+              </w:rPr>
+              <w:t>완치, 100%, 부작용 없음 등 위험 표현을 탐지한다</w:t>
+            </w:r>
+          </w:p>
+        </w:tc>
+        <w:tc>
+          <w:tcPr>
+            <w:tcW w:type="dxa" w:w="2016"/>
+            <w:vAlign w:val="center"/>
+          </w:tcPr>
+          <w:p>
+            <w:pPr>
+              <w:spacing w:after="0"/>
+            </w:pPr>
+            <w:r/>
+            <w:r>
+              <w:rPr>
+                <w:b w:val="0"/>
+                <w:sz w:val="17"/>
+              </w:rPr>
+              <w:t>상</w:t>
+            </w:r>
+          </w:p>
+        </w:tc>
+      </w:tr>
+      <w:tr>
+        <w:tc>
+          <w:tcPr>
+            <w:tcW w:type="dxa" w:w="2016"/>
+            <w:vAlign w:val="center"/>
+          </w:tcPr>
+          <w:p>
+            <w:pPr>
+              <w:spacing w:after="0"/>
+            </w:pPr>
+            <w:r/>
+            <w:r>
+              <w:rPr>
+                <w:b w:val="0"/>
+                <w:sz w:val="17"/>
+              </w:rPr>
+              <w:t>FR-06</w:t>
+            </w:r>
+          </w:p>
+        </w:tc>
+        <w:tc>
+          <w:tcPr>
+            <w:tcW w:type="dxa" w:w="2016"/>
+            <w:vAlign w:val="center"/>
+          </w:tcPr>
+          <w:p>
+            <w:pPr>
+              <w:spacing w:after="0"/>
+            </w:pPr>
+            <w:r/>
+            <w:r>
+              <w:rPr>
+                <w:b w:val="0"/>
+                <w:sz w:val="17"/>
+              </w:rPr>
+              <w:t>기능</w:t>
+            </w:r>
+          </w:p>
+        </w:tc>
+        <w:tc>
+          <w:tcPr>
+            <w:tcW w:type="dxa" w:w="2016"/>
+            <w:vAlign w:val="center"/>
+          </w:tcPr>
+          <w:p>
+            <w:pPr>
+              <w:spacing w:after="0"/>
+            </w:pPr>
+            <w:r/>
+            <w:r>
+              <w:rPr>
+                <w:b w:val="0"/>
+                <w:sz w:val="17"/>
+              </w:rPr>
+              <w:t>대체 표현 제안</w:t>
+            </w:r>
+          </w:p>
+        </w:tc>
+        <w:tc>
+          <w:tcPr>
+            <w:tcW w:type="dxa" w:w="2016"/>
+            <w:vAlign w:val="center"/>
+          </w:tcPr>
+          <w:p>
+            <w:pPr>
+              <w:spacing w:after="0"/>
+            </w:pPr>
+            <w:r/>
+            <w:r>
+              <w:rPr>
+                <w:b w:val="0"/>
+                <w:sz w:val="17"/>
+              </w:rPr>
+              <w:t>위험 표현의 이유와 수정 방향을 출력한다</w:t>
+            </w:r>
+          </w:p>
+        </w:tc>
+        <w:tc>
+          <w:tcPr>
+            <w:tcW w:type="dxa" w:w="2016"/>
+            <w:vAlign w:val="center"/>
+          </w:tcPr>
+          <w:p>
+            <w:pPr>
+              <w:spacing w:after="0"/>
+            </w:pPr>
+            <w:r/>
+            <w:r>
+              <w:rPr>
+                <w:b w:val="0"/>
+                <w:sz w:val="17"/>
+              </w:rPr>
+              <w:t>중</w:t>
+            </w:r>
+          </w:p>
+        </w:tc>
+      </w:tr>
+      <w:tr>
+        <w:tc>
+          <w:tcPr>
+            <w:tcW w:type="dxa" w:w="2016"/>
+            <w:vAlign w:val="center"/>
+          </w:tcPr>
+          <w:p>
+            <w:pPr>
+              <w:spacing w:after="0"/>
+            </w:pPr>
+            <w:r/>
+            <w:r>
+              <w:rPr>
+                <w:b w:val="0"/>
+                <w:sz w:val="17"/>
+              </w:rPr>
+              <w:t>NFR-01</w:t>
+            </w:r>
+          </w:p>
+        </w:tc>
+        <w:tc>
+          <w:tcPr>
+            <w:tcW w:type="dxa" w:w="2016"/>
+            <w:vAlign w:val="center"/>
+          </w:tcPr>
+          <w:p>
+            <w:pPr>
+              <w:spacing w:after="0"/>
+            </w:pPr>
+            <w:r/>
+            <w:r>
+              <w:rPr>
+                <w:b w:val="0"/>
+                <w:sz w:val="17"/>
+              </w:rPr>
+              <w:t>비기능</w:t>
+            </w:r>
+          </w:p>
+        </w:tc>
+        <w:tc>
+          <w:tcPr>
+            <w:tcW w:type="dxa" w:w="2016"/>
+            <w:vAlign w:val="center"/>
+          </w:tcPr>
+          <w:p>
+            <w:pPr>
+              <w:spacing w:after="0"/>
+            </w:pPr>
+            <w:r/>
+            <w:r>
+              <w:rPr>
+                <w:b w:val="0"/>
+                <w:sz w:val="17"/>
+              </w:rPr>
+              <w:t>신뢰성</w:t>
+            </w:r>
+          </w:p>
+        </w:tc>
+        <w:tc>
+          <w:tcPr>
+            <w:tcW w:type="dxa" w:w="2016"/>
+            <w:vAlign w:val="center"/>
+          </w:tcPr>
+          <w:p>
+            <w:pPr>
+              <w:spacing w:after="0"/>
+            </w:pPr>
+            <w:r/>
+            <w:r>
+              <w:rPr>
+                <w:b w:val="0"/>
+                <w:sz w:val="17"/>
+              </w:rPr>
+              <w:t>진단·처방을 대신하지 않는 안전 문구를 포함한다</w:t>
+            </w:r>
+          </w:p>
+        </w:tc>
+        <w:tc>
+          <w:tcPr>
+            <w:tcW w:type="dxa" w:w="2016"/>
+            <w:vAlign w:val="center"/>
+          </w:tcPr>
+          <w:p>
+            <w:pPr>
+              <w:spacing w:after="0"/>
+            </w:pPr>
+            <w:r/>
+            <w:r>
+              <w:rPr>
+                <w:b w:val="0"/>
+                <w:sz w:val="17"/>
+              </w:rPr>
+              <w:t>상</w:t>
+            </w:r>
+          </w:p>
+        </w:tc>
+      </w:tr>
+      <w:tr>
+        <w:tc>
+          <w:tcPr>
+            <w:tcW w:type="dxa" w:w="2016"/>
+            <w:vAlign w:val="center"/>
+          </w:tcPr>
+          <w:p>
+            <w:pPr>
+              <w:spacing w:after="0"/>
+            </w:pPr>
+            <w:r/>
+            <w:r>
+              <w:rPr>
+                <w:b w:val="0"/>
+                <w:sz w:val="17"/>
+              </w:rPr>
+              <w:t>NFR-02</w:t>
+            </w:r>
+          </w:p>
+        </w:tc>
+        <w:tc>
+          <w:tcPr>
+            <w:tcW w:type="dxa" w:w="2016"/>
+            <w:vAlign w:val="center"/>
+          </w:tcPr>
+          <w:p>
+            <w:pPr>
+              <w:spacing w:after="0"/>
+            </w:pPr>
+            <w:r/>
+            <w:r>
+              <w:rPr>
+                <w:b w:val="0"/>
+                <w:sz w:val="17"/>
+              </w:rPr>
+              <w:t>비기능</w:t>
+            </w:r>
+          </w:p>
+        </w:tc>
+        <w:tc>
+          <w:tcPr>
+            <w:tcW w:type="dxa" w:w="2016"/>
+            <w:vAlign w:val="center"/>
+          </w:tcPr>
+          <w:p>
+            <w:pPr>
+              <w:spacing w:after="0"/>
+            </w:pPr>
+            <w:r/>
+            <w:r>
+              <w:rPr>
+                <w:b w:val="0"/>
+                <w:sz w:val="17"/>
+              </w:rPr>
+              <w:t>사용성</w:t>
+            </w:r>
+          </w:p>
+        </w:tc>
+        <w:tc>
+          <w:tcPr>
+            <w:tcW w:type="dxa" w:w="2016"/>
+            <w:vAlign w:val="center"/>
+          </w:tcPr>
+          <w:p>
+            <w:pPr>
+              <w:spacing w:after="0"/>
+            </w:pPr>
+            <w:r/>
+            <w:r>
+              <w:rPr>
+                <w:b w:val="0"/>
+                <w:sz w:val="17"/>
+              </w:rPr>
+              <w:t>비개발자인 개원의도 쉽게 사용할 수 있어야 한다</w:t>
+            </w:r>
+          </w:p>
+        </w:tc>
+        <w:tc>
+          <w:tcPr>
+            <w:tcW w:type="dxa" w:w="2016"/>
+            <w:vAlign w:val="center"/>
+          </w:tcPr>
+          <w:p>
+            <w:pPr>
+              <w:spacing w:after="0"/>
+            </w:pPr>
+            <w:r/>
+            <w:r>
+              <w:rPr>
+                <w:b w:val="0"/>
+                <w:sz w:val="17"/>
+              </w:rPr>
+              <w:t>상</w:t>
+            </w:r>
+          </w:p>
+        </w:tc>
+      </w:tr>
+      <w:tr>
+        <w:tc>
+          <w:tcPr>
+            <w:tcW w:type="dxa" w:w="2016"/>
+            <w:vAlign w:val="center"/>
+          </w:tcPr>
+          <w:p>
+            <w:pPr>
+              <w:spacing w:after="0"/>
+            </w:pPr>
+            <w:r/>
+            <w:r>
+              <w:rPr>
+                <w:b w:val="0"/>
+                <w:sz w:val="17"/>
+              </w:rPr>
+              <w:t>NFR-03</w:t>
+            </w:r>
+          </w:p>
+        </w:tc>
+        <w:tc>
+          <w:tcPr>
+            <w:tcW w:type="dxa" w:w="2016"/>
+            <w:vAlign w:val="center"/>
+          </w:tcPr>
+          <w:p>
+            <w:pPr>
+              <w:spacing w:after="0"/>
+            </w:pPr>
+            <w:r/>
+            <w:r>
+              <w:rPr>
+                <w:b w:val="0"/>
+                <w:sz w:val="17"/>
+              </w:rPr>
+              <w:t>제약</w:t>
+            </w:r>
+          </w:p>
+        </w:tc>
+        <w:tc>
+          <w:tcPr>
+            <w:tcW w:type="dxa" w:w="2016"/>
+            <w:vAlign w:val="center"/>
+          </w:tcPr>
+          <w:p>
+            <w:pPr>
+              <w:spacing w:after="0"/>
+            </w:pPr>
+            <w:r/>
+            <w:r>
+              <w:rPr>
+                <w:b w:val="0"/>
+                <w:sz w:val="17"/>
+              </w:rPr>
+              <w:t>법적 안전성</w:t>
+            </w:r>
+          </w:p>
+        </w:tc>
+        <w:tc>
+          <w:tcPr>
+            <w:tcW w:type="dxa" w:w="2016"/>
+            <w:vAlign w:val="center"/>
+          </w:tcPr>
+          <w:p>
+            <w:pPr>
+              <w:spacing w:after="0"/>
+            </w:pPr>
+            <w:r/>
+            <w:r>
+              <w:rPr>
+                <w:b w:val="0"/>
+                <w:sz w:val="17"/>
+              </w:rPr>
+              <w:t>거짓·과장 광고로 보일 수 있는 표현을 피한다</w:t>
+            </w:r>
+          </w:p>
+        </w:tc>
+        <w:tc>
+          <w:tcPr>
+            <w:tcW w:type="dxa" w:w="2016"/>
+            <w:vAlign w:val="center"/>
+          </w:tcPr>
+          <w:p>
+            <w:pPr>
+              <w:spacing w:after="0"/>
+            </w:pPr>
+            <w:r/>
+            <w:r>
+              <w:rPr>
+                <w:b w:val="0"/>
+                <w:sz w:val="17"/>
+              </w:rPr>
+              <w:t>상</w:t>
             </w:r>
           </w:p>
         </w:tc>
@@ -2087,13 +2678,99 @@
     <w:p>
       <w:pPr>
         <w:pStyle w:val="Heading2"/>
-        <w:spacing w:line="360" w:lineRule="auto"/>
       </w:pPr>
       <w:r>
-        <w:rPr>
-          <w:rFonts w:ascii="맑은 고딕" w:hAnsi="맑은 고딕" w:eastAsia="맑은 고딕"/>
-        </w:rPr>
-        <w:t>4.2 결점 열거법</w:t>
+        <w:t>3.3 사용사례 다이어그램</w:t>
+      </w:r>
+    </w:p>
+    <w:p>
+      <w:r>
+        <w:drawing>
+          <wp:inline xmlns:a="http://schemas.openxmlformats.org/drawingml/2006/main" xmlns:pic="http://schemas.openxmlformats.org/drawingml/2006/picture">
+            <wp:extent cx="6492240" cy="4057650"/>
+            <wp:docPr id="2" name="Picture 2"/>
+            <wp:cNvGraphicFramePr>
+              <a:graphicFrameLocks noChangeAspect="1"/>
+            </wp:cNvGraphicFramePr>
+            <a:graphic>
+              <a:graphicData uri="http://schemas.openxmlformats.org/drawingml/2006/picture">
+                <pic:pic>
+                  <pic:nvPicPr>
+                    <pic:cNvPr id="0" name="use_case_diagram.png"/>
+                    <pic:cNvPicPr/>
+                  </pic:nvPicPr>
+                  <pic:blipFill>
+                    <a:blip r:embed="rId10"/>
+                    <a:stretch>
+                      <a:fillRect/>
+                    </a:stretch>
+                  </pic:blipFill>
+                  <pic:spPr>
+                    <a:xfrm>
+                      <a:off x="0" y="0"/>
+                      <a:ext cx="6492240" cy="4057650"/>
+                    </a:xfrm>
+                    <a:prstGeom prst="rect"/>
+                  </pic:spPr>
+                </pic:pic>
+              </a:graphicData>
+            </a:graphic>
+          </wp:inline>
+        </w:drawing>
+      </w:r>
+    </w:p>
+    <w:p>
+      <w:r>
+        <w:br w:type="page"/>
+      </w:r>
+    </w:p>
+    <w:p>
+      <w:pPr>
+        <w:pStyle w:val="Heading1"/>
+      </w:pPr>
+      <w:r>
+        <w:t>4. 설계: Goal 기반 설계 루프</w:t>
+      </w:r>
+    </w:p>
+    <w:p>
+      <w:r>
+        <w:t>이 단계에서 사용한 기법은 Goal 기반 설계 루프 하나이다. 목표 상태를 먼저 정하고, 입력-처리-출력-검토 과정을 반복하면서 기능을 구체화한다.</w:t>
+      </w:r>
+    </w:p>
+    <w:p>
+      <w:r>
+        <w:drawing>
+          <wp:inline xmlns:a="http://schemas.openxmlformats.org/drawingml/2006/main" xmlns:pic="http://schemas.openxmlformats.org/drawingml/2006/picture">
+            <wp:extent cx="6492240" cy="3651885"/>
+            <wp:docPr id="3" name="Picture 3"/>
+            <wp:cNvGraphicFramePr>
+              <a:graphicFrameLocks noChangeAspect="1"/>
+            </wp:cNvGraphicFramePr>
+            <a:graphic>
+              <a:graphicData uri="http://schemas.openxmlformats.org/drawingml/2006/picture">
+                <pic:pic>
+                  <pic:nvPicPr>
+                    <pic:cNvPr id="0" name="goal_loop_design.png"/>
+                    <pic:cNvPicPr/>
+                  </pic:nvPicPr>
+                  <pic:blipFill>
+                    <a:blip r:embed="rId11"/>
+                    <a:stretch>
+                      <a:fillRect/>
+                    </a:stretch>
+                  </pic:blipFill>
+                  <pic:spPr>
+                    <a:xfrm>
+                      <a:off x="0" y="0"/>
+                      <a:ext cx="6492240" cy="3651885"/>
+                    </a:xfrm>
+                    <a:prstGeom prst="rect"/>
+                  </pic:spPr>
+                </pic:pic>
+              </a:graphicData>
+            </a:graphic>
+          </wp:inline>
+        </w:drawing>
       </w:r>
     </w:p>
     <w:tbl>
@@ -2104,41 +2781,47 @@
         <w:tblLook w:firstColumn="1" w:firstRow="1" w:lastColumn="0" w:lastRow="0" w:noHBand="0" w:noVBand="1" w:val="04A0"/>
       </w:tblPr>
       <w:tblGrid>
-        <w:gridCol w:w="4986"/>
-        <w:gridCol w:w="4986"/>
+        <w:gridCol w:w="5040"/>
+        <w:gridCol w:w="5040"/>
       </w:tblGrid>
       <w:tr>
         <w:tc>
           <w:tcPr>
-            <w:tcW w:type="dxa" w:w="4986"/>
+            <w:tcW w:type="dxa" w:w="5040"/>
+            <w:vAlign w:val="center"/>
+            <w:shd w:fill="DDEFEA"/>
           </w:tcPr>
           <w:p>
             <w:pPr>
-              <w:spacing w:line="288" w:lineRule="auto"/>
+              <w:spacing w:after="0"/>
             </w:pPr>
+            <w:r/>
             <w:r>
               <w:rPr>
-                <w:rFonts w:ascii="맑은 고딕" w:hAnsi="맑은 고딕" w:eastAsia="맑은 고딕"/>
-                <w:sz w:val="18"/>
+                <w:b/>
+                <w:sz w:val="17"/>
               </w:rPr>
-              <w:t>결점</w:t>
+              <w:t>루프 요소</w:t>
             </w:r>
           </w:p>
         </w:tc>
         <w:tc>
           <w:tcPr>
-            <w:tcW w:type="dxa" w:w="4986"/>
+            <w:tcW w:type="dxa" w:w="5040"/>
+            <w:vAlign w:val="center"/>
+            <w:shd w:fill="DDEFEA"/>
           </w:tcPr>
           <w:p>
             <w:pPr>
-              <w:spacing w:line="288" w:lineRule="auto"/>
+              <w:spacing w:after="0"/>
             </w:pPr>
+            <w:r/>
             <w:r>
               <w:rPr>
-                <w:rFonts w:ascii="맑은 고딕" w:hAnsi="맑은 고딕" w:eastAsia="맑은 고딕"/>
-                <w:sz w:val="18"/>
+                <w:b/>
+                <w:sz w:val="17"/>
               </w:rPr>
-              <w:t>문제로 이어지는 이유</w:t>
+              <w:t>설계 내용</w:t>
             </w:r>
           </w:p>
         </w:tc>
@@ -2146,37 +2829,39 @@
       <w:tr>
         <w:tc>
           <w:tcPr>
-            <w:tcW w:type="dxa" w:w="4986"/>
+            <w:tcW w:type="dxa" w:w="5040"/>
             <w:vAlign w:val="center"/>
           </w:tcPr>
           <w:p>
             <w:pPr>
-              <w:spacing w:line="288" w:lineRule="auto"/>
+              <w:spacing w:after="0"/>
             </w:pPr>
+            <w:r/>
             <w:r>
               <w:rPr>
-                <w:rFonts w:ascii="맑은 고딕" w:hAnsi="맑은 고딕" w:eastAsia="맑은 고딕"/>
-                <w:sz w:val="18"/>
+                <w:b w:val="0"/>
+                <w:sz w:val="17"/>
               </w:rPr>
-              <w:t>개원의가 직접 글을 쓰기에는 시간이 부족함</w:t>
+              <w:t>Goal</w:t>
             </w:r>
           </w:p>
         </w:tc>
         <w:tc>
           <w:tcPr>
-            <w:tcW w:type="dxa" w:w="4986"/>
+            <w:tcW w:type="dxa" w:w="5040"/>
             <w:vAlign w:val="center"/>
           </w:tcPr>
           <w:p>
             <w:pPr>
-              <w:spacing w:line="288" w:lineRule="auto"/>
+              <w:spacing w:after="0"/>
             </w:pPr>
+            <w:r/>
             <w:r>
               <w:rPr>
-                <w:rFonts w:ascii="맑은 고딕" w:hAnsi="맑은 고딕" w:eastAsia="맑은 고딕"/>
-                <w:sz w:val="18"/>
+                <w:b w:val="0"/>
+                <w:sz w:val="17"/>
               </w:rPr>
-              <w:t>진료와 병원 운영을 병행해야 하므로 지속 발행이 어려움</w:t>
+              <w:t>신뢰도 높은 병원 블로그 글 생성과 의료광고 위험 표현 감소</w:t>
             </w:r>
           </w:p>
         </w:tc>
@@ -2184,37 +2869,39 @@
       <w:tr>
         <w:tc>
           <w:tcPr>
-            <w:tcW w:type="dxa" w:w="4986"/>
+            <w:tcW w:type="dxa" w:w="5040"/>
             <w:vAlign w:val="center"/>
           </w:tcPr>
           <w:p>
             <w:pPr>
-              <w:spacing w:line="288" w:lineRule="auto"/>
+              <w:spacing w:after="0"/>
             </w:pPr>
+            <w:r/>
             <w:r>
               <w:rPr>
-                <w:rFonts w:ascii="맑은 고딕" w:hAnsi="맑은 고딕" w:eastAsia="맑은 고딕"/>
-                <w:sz w:val="18"/>
+                <w:b w:val="0"/>
+                <w:sz w:val="17"/>
               </w:rPr>
-              <w:t>블로그 구매나 대행사 의존이 많음</w:t>
+              <w:t>Input</w:t>
             </w:r>
           </w:p>
         </w:tc>
         <w:tc>
           <w:tcPr>
-            <w:tcW w:type="dxa" w:w="4986"/>
+            <w:tcW w:type="dxa" w:w="5040"/>
             <w:vAlign w:val="center"/>
           </w:tcPr>
           <w:p>
             <w:pPr>
-              <w:spacing w:line="288" w:lineRule="auto"/>
+              <w:spacing w:after="0"/>
             </w:pPr>
+            <w:r/>
             <w:r>
               <w:rPr>
-                <w:rFonts w:ascii="맑은 고딕" w:hAnsi="맑은 고딕" w:eastAsia="맑은 고딕"/>
-                <w:sz w:val="18"/>
+                <w:b w:val="0"/>
+                <w:sz w:val="17"/>
               </w:rPr>
-              <w:t>의사의 실제 설명 방식과 병원 고유의 철학이 약하게 드러남</w:t>
+              <w:t>지역, 진료과, 증상, 의사 코멘트, 점검할 문장</w:t>
             </w:r>
           </w:p>
         </w:tc>
@@ -2222,37 +2909,39 @@
       <w:tr>
         <w:tc>
           <w:tcPr>
-            <w:tcW w:type="dxa" w:w="4986"/>
+            <w:tcW w:type="dxa" w:w="5040"/>
             <w:vAlign w:val="center"/>
           </w:tcPr>
           <w:p>
             <w:pPr>
-              <w:spacing w:line="288" w:lineRule="auto"/>
+              <w:spacing w:after="0"/>
             </w:pPr>
+            <w:r/>
             <w:r>
               <w:rPr>
-                <w:rFonts w:ascii="맑은 고딕" w:hAnsi="맑은 고딕" w:eastAsia="맑은 고딕"/>
-                <w:sz w:val="18"/>
+                <w:b w:val="0"/>
+                <w:sz w:val="17"/>
               </w:rPr>
-              <w:t>광고성 문구가 많음</w:t>
+              <w:t>Process</w:t>
             </w:r>
           </w:p>
         </w:tc>
         <w:tc>
           <w:tcPr>
-            <w:tcW w:type="dxa" w:w="4986"/>
+            <w:tcW w:type="dxa" w:w="5040"/>
             <w:vAlign w:val="center"/>
           </w:tcPr>
           <w:p>
             <w:pPr>
-              <w:spacing w:line="288" w:lineRule="auto"/>
+              <w:spacing w:after="0"/>
             </w:pPr>
+            <w:r/>
             <w:r>
               <w:rPr>
-                <w:rFonts w:ascii="맑은 고딕" w:hAnsi="맑은 고딕" w:eastAsia="맑은 고딕"/>
-                <w:sz w:val="18"/>
+                <w:b w:val="0"/>
+                <w:sz w:val="17"/>
               </w:rPr>
-              <w:t>환자가 글을 신뢰하기 어려움</w:t>
+              <w:t>제목 추천, 글 구조 생성, 위험 표현 탐지, 대체 표현 제안</w:t>
             </w:r>
           </w:p>
         </w:tc>
@@ -2260,37 +2949,39 @@
       <w:tr>
         <w:tc>
           <w:tcPr>
-            <w:tcW w:type="dxa" w:w="4986"/>
+            <w:tcW w:type="dxa" w:w="5040"/>
             <w:vAlign w:val="center"/>
           </w:tcPr>
           <w:p>
             <w:pPr>
-              <w:spacing w:line="288" w:lineRule="auto"/>
+              <w:spacing w:after="0"/>
             </w:pPr>
+            <w:r/>
             <w:r>
               <w:rPr>
-                <w:rFonts w:ascii="맑은 고딕" w:hAnsi="맑은 고딕" w:eastAsia="맑은 고딕"/>
-                <w:sz w:val="18"/>
+                <w:b w:val="0"/>
+                <w:sz w:val="17"/>
               </w:rPr>
-              <w:t>의료광고 위험 표현이 섞일 수 있음</w:t>
+              <w:t>Output</w:t>
             </w:r>
           </w:p>
         </w:tc>
         <w:tc>
           <w:tcPr>
-            <w:tcW w:type="dxa" w:w="4986"/>
+            <w:tcW w:type="dxa" w:w="5040"/>
             <w:vAlign w:val="center"/>
           </w:tcPr>
           <w:p>
             <w:pPr>
-              <w:spacing w:line="288" w:lineRule="auto"/>
+              <w:spacing w:after="0"/>
             </w:pPr>
+            <w:r/>
             <w:r>
               <w:rPr>
-                <w:rFonts w:ascii="맑은 고딕" w:hAnsi="맑은 고딕" w:eastAsia="맑은 고딕"/>
-                <w:sz w:val="18"/>
+                <w:b w:val="0"/>
+                <w:sz w:val="17"/>
               </w:rPr>
-              <w:t>과장 광고, 허위 광고, 규제 위반 위험이 발생함</w:t>
+              <w:t>블로그 제목, 글 구성안, 위험 표현 점검 결과, 안전 문구</w:t>
             </w:r>
           </w:p>
         </w:tc>
@@ -2298,37 +2989,39 @@
       <w:tr>
         <w:tc>
           <w:tcPr>
-            <w:tcW w:type="dxa" w:w="4986"/>
+            <w:tcW w:type="dxa" w:w="5040"/>
             <w:vAlign w:val="center"/>
           </w:tcPr>
           <w:p>
             <w:pPr>
-              <w:spacing w:line="288" w:lineRule="auto"/>
+              <w:spacing w:after="0"/>
             </w:pPr>
+            <w:r/>
             <w:r>
               <w:rPr>
-                <w:rFonts w:ascii="맑은 고딕" w:hAnsi="맑은 고딕" w:eastAsia="맑은 고딕"/>
-                <w:sz w:val="18"/>
+                <w:b w:val="0"/>
+                <w:sz w:val="17"/>
               </w:rPr>
-              <w:t>글 작성, 키워드 분석, 썸네일 제작이 분리되어 있음</w:t>
+              <w:t>Review</w:t>
             </w:r>
           </w:p>
         </w:tc>
         <w:tc>
           <w:tcPr>
-            <w:tcW w:type="dxa" w:w="4986"/>
+            <w:tcW w:type="dxa" w:w="5040"/>
             <w:vAlign w:val="center"/>
           </w:tcPr>
           <w:p>
             <w:pPr>
-              <w:spacing w:line="288" w:lineRule="auto"/>
+              <w:spacing w:after="0"/>
             </w:pPr>
+            <w:r/>
             <w:r>
               <w:rPr>
-                <w:rFonts w:ascii="맑은 고딕" w:hAnsi="맑은 고딕" w:eastAsia="맑은 고딕"/>
-                <w:sz w:val="18"/>
+                <w:b w:val="0"/>
+                <w:sz w:val="17"/>
               </w:rPr>
-              <w:t>블로그 운영 비용과 시간이 커짐</w:t>
+              <w:t>의료진이 최종 확인하고 표현을 수정한 뒤 발행</w:t>
             </w:r>
           </w:p>
         </w:tc>
@@ -2337,13 +3030,52 @@
     <w:p>
       <w:pPr>
         <w:pStyle w:val="Heading2"/>
-        <w:spacing w:line="360" w:lineRule="auto"/>
       </w:pPr>
       <w:r>
-        <w:rPr>
-          <w:rFonts w:ascii="맑은 고딕" w:hAnsi="맑은 고딕" w:eastAsia="맑은 고딕"/>
-        </w:rPr>
-        <w:t>4.3 희망점 열거법</w:t>
+        <w:t>4.1 기능 구조</w:t>
+      </w:r>
+    </w:p>
+    <w:p>
+      <w:r>
+        <w:t>키워드 입력 모듈: 지역·진료과·증상 입력값 정리</w:t>
+      </w:r>
+    </w:p>
+    <w:p>
+      <w:r>
+        <w:t>제목 추천 모듈: 검색 의도를 반영한 제목 생성</w:t>
+      </w:r>
+    </w:p>
+    <w:p>
+      <w:r>
+        <w:t>글 구조 생성 모듈: 환자 눈높이 구성 생성</w:t>
+      </w:r>
+    </w:p>
+    <w:p>
+      <w:r>
+        <w:t>위험 표현 점검 모듈: 금지·주의 표현 탐지</w:t>
+      </w:r>
+    </w:p>
+    <w:p>
+      <w:r>
+        <w:t>결과 출력 모듈: 글 기획안과 점검 결과 출력</w:t>
+      </w:r>
+    </w:p>
+    <w:p>
+      <w:r>
+        <w:br w:type="page"/>
+      </w:r>
+    </w:p>
+    <w:p>
+      <w:pPr>
+        <w:pStyle w:val="Heading1"/>
+      </w:pPr>
+      <w:r>
+        <w:t>5. 구현: Python 프로토타입</w:t>
+      </w:r>
+    </w:p>
+    <w:p>
+      <w:r>
+        <w:t>이 단계에서 사용한 기법은 Python 프로토타입 구현 하나이다. 실제 서비스 전체를 완성하기보다 핵심 기능이 동작하는지 보여주는 교육용 구현으로 범위를 제한했다.</w:t>
       </w:r>
     </w:p>
     <w:tbl>
@@ -2354,41 +3086,47 @@
         <w:tblLook w:firstColumn="1" w:firstRow="1" w:lastColumn="0" w:lastRow="0" w:noHBand="0" w:noVBand="1" w:val="04A0"/>
       </w:tblPr>
       <w:tblGrid>
-        <w:gridCol w:w="4986"/>
-        <w:gridCol w:w="4986"/>
+        <w:gridCol w:w="5040"/>
+        <w:gridCol w:w="5040"/>
       </w:tblGrid>
       <w:tr>
         <w:tc>
           <w:tcPr>
-            <w:tcW w:type="dxa" w:w="4986"/>
+            <w:tcW w:type="dxa" w:w="5040"/>
+            <w:vAlign w:val="center"/>
+            <w:shd w:fill="DDEFEA"/>
           </w:tcPr>
           <w:p>
             <w:pPr>
-              <w:spacing w:line="288" w:lineRule="auto"/>
+              <w:spacing w:after="0"/>
             </w:pPr>
+            <w:r/>
             <w:r>
               <w:rPr>
-                <w:rFonts w:ascii="맑은 고딕" w:hAnsi="맑은 고딕" w:eastAsia="맑은 고딕"/>
-                <w:sz w:val="18"/>
+                <w:b/>
+                <w:sz w:val="17"/>
               </w:rPr>
-              <w:t>바라는 점</w:t>
+              <w:t>구현 요소</w:t>
             </w:r>
           </w:p>
         </w:tc>
         <w:tc>
           <w:tcPr>
-            <w:tcW w:type="dxa" w:w="4986"/>
+            <w:tcW w:type="dxa" w:w="5040"/>
+            <w:vAlign w:val="center"/>
+            <w:shd w:fill="DDEFEA"/>
           </w:tcPr>
           <w:p>
             <w:pPr>
-              <w:spacing w:line="288" w:lineRule="auto"/>
+              <w:spacing w:after="0"/>
             </w:pPr>
+            <w:r/>
             <w:r>
               <w:rPr>
-                <w:rFonts w:ascii="맑은 고딕" w:hAnsi="맑은 고딕" w:eastAsia="맑은 고딕"/>
-                <w:sz w:val="18"/>
+                <w:b/>
+                <w:sz w:val="17"/>
               </w:rPr>
-              <w:t>기대 효과</w:t>
+              <w:t>역할</w:t>
             </w:r>
           </w:p>
         </w:tc>
@@ -2396,37 +3134,39 @@
       <w:tr>
         <w:tc>
           <w:tcPr>
-            <w:tcW w:type="dxa" w:w="4986"/>
+            <w:tcW w:type="dxa" w:w="5040"/>
             <w:vAlign w:val="center"/>
           </w:tcPr>
           <w:p>
             <w:pPr>
-              <w:spacing w:line="288" w:lineRule="auto"/>
+              <w:spacing w:after="0"/>
             </w:pPr>
+            <w:r/>
             <w:r>
               <w:rPr>
-                <w:rFonts w:ascii="맑은 고딕" w:hAnsi="맑은 고딕" w:eastAsia="맑은 고딕"/>
-                <w:sz w:val="18"/>
+                <w:b w:val="0"/>
+                <w:sz w:val="17"/>
               </w:rPr>
-              <w:t>의사가 직접 설명하는 느낌의 글이면 좋겠다</w:t>
+              <w:t>BlogRequest</w:t>
             </w:r>
           </w:p>
         </w:tc>
         <w:tc>
           <w:tcPr>
-            <w:tcW w:type="dxa" w:w="4986"/>
+            <w:tcW w:type="dxa" w:w="5040"/>
             <w:vAlign w:val="center"/>
           </w:tcPr>
           <w:p>
             <w:pPr>
-              <w:spacing w:line="288" w:lineRule="auto"/>
+              <w:spacing w:after="0"/>
             </w:pPr>
+            <w:r/>
             <w:r>
               <w:rPr>
-                <w:rFonts w:ascii="맑은 고딕" w:hAnsi="맑은 고딕" w:eastAsia="맑은 고딕"/>
-                <w:sz w:val="18"/>
+                <w:b w:val="0"/>
+                <w:sz w:val="17"/>
               </w:rPr>
-              <w:t>환자가 광고보다 신뢰할 수 있는 건강정보로 받아들임</w:t>
+              <w:t>지역, 진료과, 증상, 의사 코멘트 저장</w:t>
             </w:r>
           </w:p>
         </w:tc>
@@ -2434,37 +3174,39 @@
       <w:tr>
         <w:tc>
           <w:tcPr>
-            <w:tcW w:type="dxa" w:w="4986"/>
+            <w:tcW w:type="dxa" w:w="5040"/>
             <w:vAlign w:val="center"/>
           </w:tcPr>
           <w:p>
             <w:pPr>
-              <w:spacing w:line="288" w:lineRule="auto"/>
+              <w:spacing w:after="0"/>
             </w:pPr>
+            <w:r/>
             <w:r>
               <w:rPr>
-                <w:rFonts w:ascii="맑은 고딕" w:hAnsi="맑은 고딕" w:eastAsia="맑은 고딕"/>
-                <w:sz w:val="18"/>
+                <w:b w:val="0"/>
+                <w:sz w:val="17"/>
               </w:rPr>
-              <w:t>환자 눈높이에 맞춘 쉬운 설명이면 좋겠다</w:t>
+              <w:t>recommend_title()</w:t>
             </w:r>
           </w:p>
         </w:tc>
         <w:tc>
           <w:tcPr>
-            <w:tcW w:type="dxa" w:w="4986"/>
+            <w:tcW w:type="dxa" w:w="5040"/>
             <w:vAlign w:val="center"/>
           </w:tcPr>
           <w:p>
             <w:pPr>
-              <w:spacing w:line="288" w:lineRule="auto"/>
+              <w:spacing w:after="0"/>
             </w:pPr>
+            <w:r/>
             <w:r>
               <w:rPr>
-                <w:rFonts w:ascii="맑은 고딕" w:hAnsi="맑은 고딕" w:eastAsia="맑은 고딕"/>
-                <w:sz w:val="18"/>
+                <w:b w:val="0"/>
+                <w:sz w:val="17"/>
               </w:rPr>
-              <w:t>전문용어로 인한 거리감이 줄어듦</w:t>
+              <w:t>블로그 제목 추천</w:t>
             </w:r>
           </w:p>
         </w:tc>
@@ -2472,37 +3214,39 @@
       <w:tr>
         <w:tc>
           <w:tcPr>
-            <w:tcW w:type="dxa" w:w="4986"/>
+            <w:tcW w:type="dxa" w:w="5040"/>
             <w:vAlign w:val="center"/>
           </w:tcPr>
           <w:p>
             <w:pPr>
-              <w:spacing w:line="288" w:lineRule="auto"/>
+              <w:spacing w:after="0"/>
             </w:pPr>
+            <w:r/>
             <w:r>
               <w:rPr>
-                <w:rFonts w:ascii="맑은 고딕" w:hAnsi="맑은 고딕" w:eastAsia="맑은 고딕"/>
-                <w:sz w:val="18"/>
+                <w:b w:val="0"/>
+                <w:sz w:val="17"/>
               </w:rPr>
-              <w:t>지역 환자의 검색 키워드를 반영하면 좋겠다</w:t>
+              <w:t>generate_outline()</w:t>
             </w:r>
           </w:p>
         </w:tc>
         <w:tc>
           <w:tcPr>
-            <w:tcW w:type="dxa" w:w="4986"/>
+            <w:tcW w:type="dxa" w:w="5040"/>
             <w:vAlign w:val="center"/>
           </w:tcPr>
           <w:p>
             <w:pPr>
-              <w:spacing w:line="288" w:lineRule="auto"/>
+              <w:spacing w:after="0"/>
             </w:pPr>
+            <w:r/>
             <w:r>
               <w:rPr>
-                <w:rFonts w:ascii="맑은 고딕" w:hAnsi="맑은 고딕" w:eastAsia="맑은 고딕"/>
-                <w:sz w:val="18"/>
+                <w:b w:val="0"/>
+                <w:sz w:val="17"/>
               </w:rPr>
-              <w:t>실제 예약 문의와 연결될 가능성이 높아짐</w:t>
+              <w:t>환자 눈높이 글 구조 생성</w:t>
             </w:r>
           </w:p>
         </w:tc>
@@ -2510,37 +3254,39 @@
       <w:tr>
         <w:tc>
           <w:tcPr>
-            <w:tcW w:type="dxa" w:w="4986"/>
+            <w:tcW w:type="dxa" w:w="5040"/>
             <w:vAlign w:val="center"/>
           </w:tcPr>
           <w:p>
             <w:pPr>
-              <w:spacing w:line="288" w:lineRule="auto"/>
+              <w:spacing w:after="0"/>
             </w:pPr>
+            <w:r/>
             <w:r>
               <w:rPr>
-                <w:rFonts w:ascii="맑은 고딕" w:hAnsi="맑은 고딕" w:eastAsia="맑은 고딕"/>
-                <w:sz w:val="18"/>
+                <w:b w:val="0"/>
+                <w:sz w:val="17"/>
               </w:rPr>
-              <w:t>의료광고 위험 표현을 자동으로 점검하면 좋겠다</w:t>
+              <w:t>check_ad_risk_expression()</w:t>
             </w:r>
           </w:p>
         </w:tc>
         <w:tc>
           <w:tcPr>
-            <w:tcW w:type="dxa" w:w="4986"/>
+            <w:tcW w:type="dxa" w:w="5040"/>
             <w:vAlign w:val="center"/>
           </w:tcPr>
           <w:p>
             <w:pPr>
-              <w:spacing w:line="288" w:lineRule="auto"/>
+              <w:spacing w:after="0"/>
             </w:pPr>
+            <w:r/>
             <w:r>
               <w:rPr>
-                <w:rFonts w:ascii="맑은 고딕" w:hAnsi="맑은 고딕" w:eastAsia="맑은 고딕"/>
-                <w:sz w:val="18"/>
+                <w:b w:val="0"/>
+                <w:sz w:val="17"/>
               </w:rPr>
-              <w:t>규제 위험과 신뢰도 하락을 줄일 수 있음</w:t>
+              <w:t>위험 표현 탐지</w:t>
             </w:r>
           </w:p>
         </w:tc>
@@ -2548,37 +3294,39 @@
       <w:tr>
         <w:tc>
           <w:tcPr>
-            <w:tcW w:type="dxa" w:w="4986"/>
+            <w:tcW w:type="dxa" w:w="5040"/>
             <w:vAlign w:val="center"/>
           </w:tcPr>
           <w:p>
             <w:pPr>
-              <w:spacing w:line="288" w:lineRule="auto"/>
+              <w:spacing w:after="0"/>
             </w:pPr>
+            <w:r/>
             <w:r>
               <w:rPr>
-                <w:rFonts w:ascii="맑은 고딕" w:hAnsi="맑은 고딕" w:eastAsia="맑은 고딕"/>
-                <w:sz w:val="18"/>
+                <w:b w:val="0"/>
+                <w:sz w:val="17"/>
               </w:rPr>
-              <w:t>글 초안, HTML, 썸네일이 한 번에 만들어지면 좋겠다</w:t>
+              <w:t>print_risk_report()</w:t>
             </w:r>
           </w:p>
         </w:tc>
         <w:tc>
           <w:tcPr>
-            <w:tcW w:type="dxa" w:w="4986"/>
+            <w:tcW w:type="dxa" w:w="5040"/>
             <w:vAlign w:val="center"/>
           </w:tcPr>
           <w:p>
             <w:pPr>
-              <w:spacing w:line="288" w:lineRule="auto"/>
+              <w:spacing w:after="0"/>
             </w:pPr>
+            <w:r/>
             <w:r>
               <w:rPr>
-                <w:rFonts w:ascii="맑은 고딕" w:hAnsi="맑은 고딕" w:eastAsia="맑은 고딕"/>
-                <w:sz w:val="18"/>
+                <w:b w:val="0"/>
+                <w:sz w:val="17"/>
               </w:rPr>
-              <w:t>개원의가 적은 시간으로 꾸준히 발행할 수 있음</w:t>
+              <w:t>위험 표현 이유와 대체 방향 출력</w:t>
             </w:r>
           </w:p>
         </w:tc>
@@ -2587,13 +3335,31 @@
     <w:p>
       <w:pPr>
         <w:pStyle w:val="Heading2"/>
-        <w:spacing w:line="360" w:lineRule="auto"/>
       </w:pPr>
       <w:r>
+        <w:t>5.1 바이브코딩 프롬프트 예시</w:t>
+      </w:r>
+    </w:p>
+    <w:p>
+      <w:r>
         <w:rPr>
-          <w:rFonts w:ascii="맑은 고딕" w:hAnsi="맑은 고딕" w:eastAsia="맑은 고딕"/>
+          <w:rFonts w:ascii="Consolas" w:hAnsi="Consolas"/>
+          <w:sz w:val="18"/>
         </w:rPr>
-        <w:t>4.4 브레인스토밍</w:t>
+        <w:t>너는 Python으로 교육용 콘솔 프로그램을 설계하는 시니어 개발자다. 프로젝트 주제는 “개원의를 위한 병원 마케팅 블로그 생성기”이다. 표준 라이브러리만 사용하고, 지역·진료과·증상·의사 코멘트를 입력받아 블로그 제목, 글 구조, 의료광고 위험 표현 점검 결과를 출력하는 프로토타입을 작성해줘. 위험 표현은 완치, 100%, 부작용 없음, 최고, 유일, 무조건을 포함하고, 각 표현마다 위험 이유와 대체 표현을 함께 출력해줘.</w:t>
+      </w:r>
+    </w:p>
+    <w:p>
+      <w:pPr>
+        <w:pStyle w:val="Heading1"/>
+      </w:pPr>
+      <w:r>
+        <w:t>6. 평가와 검증: 테스트 시나리오</w:t>
+      </w:r>
+    </w:p>
+    <w:p>
+      <w:r>
+        <w:t>이 단계에서 사용한 기법은 테스트 시나리오 하나이다. 입력값을 바꾸어 시스템 출력이 목표와 맞는지 확인한다.</w:t>
       </w:r>
     </w:p>
     <w:tbl>
@@ -2604,41 +3370,89 @@
         <w:tblLook w:firstColumn="1" w:firstRow="1" w:lastColumn="0" w:lastRow="0" w:noHBand="0" w:noVBand="1" w:val="04A0"/>
       </w:tblPr>
       <w:tblGrid>
-        <w:gridCol w:w="4986"/>
-        <w:gridCol w:w="4986"/>
+        <w:gridCol w:w="2520"/>
+        <w:gridCol w:w="2520"/>
+        <w:gridCol w:w="2520"/>
+        <w:gridCol w:w="2520"/>
       </w:tblGrid>
       <w:tr>
         <w:tc>
           <w:tcPr>
-            <w:tcW w:type="dxa" w:w="4986"/>
+            <w:tcW w:type="dxa" w:w="2520"/>
+            <w:vAlign w:val="center"/>
+            <w:shd w:fill="DDEFEA"/>
           </w:tcPr>
           <w:p>
             <w:pPr>
-              <w:spacing w:line="288" w:lineRule="auto"/>
+              <w:spacing w:after="0"/>
             </w:pPr>
+            <w:r/>
             <w:r>
               <w:rPr>
-                <w:rFonts w:ascii="맑은 고딕" w:hAnsi="맑은 고딕" w:eastAsia="맑은 고딕"/>
-                <w:sz w:val="18"/>
+                <w:b/>
+                <w:sz w:val="17"/>
               </w:rPr>
-              <w:t>아이디어</w:t>
+              <w:t>테스트 ID</w:t>
             </w:r>
           </w:p>
         </w:tc>
         <w:tc>
           <w:tcPr>
-            <w:tcW w:type="dxa" w:w="4986"/>
+            <w:tcW w:type="dxa" w:w="2520"/>
+            <w:vAlign w:val="center"/>
+            <w:shd w:fill="DDEFEA"/>
           </w:tcPr>
           <w:p>
             <w:pPr>
-              <w:spacing w:line="288" w:lineRule="auto"/>
+              <w:spacing w:after="0"/>
             </w:pPr>
+            <w:r/>
             <w:r>
               <w:rPr>
-                <w:rFonts w:ascii="맑은 고딕" w:hAnsi="맑은 고딕" w:eastAsia="맑은 고딕"/>
-                <w:sz w:val="18"/>
+                <w:b/>
+                <w:sz w:val="17"/>
               </w:rPr>
-              <w:t>설명</w:t>
+              <w:t>입력 조건</w:t>
+            </w:r>
+          </w:p>
+        </w:tc>
+        <w:tc>
+          <w:tcPr>
+            <w:tcW w:type="dxa" w:w="2520"/>
+            <w:vAlign w:val="center"/>
+            <w:shd w:fill="DDEFEA"/>
+          </w:tcPr>
+          <w:p>
+            <w:pPr>
+              <w:spacing w:after="0"/>
+            </w:pPr>
+            <w:r/>
+            <w:r>
+              <w:rPr>
+                <w:b/>
+                <w:sz w:val="17"/>
+              </w:rPr>
+              <w:t>기대 결과</w:t>
+            </w:r>
+          </w:p>
+        </w:tc>
+        <w:tc>
+          <w:tcPr>
+            <w:tcW w:type="dxa" w:w="2520"/>
+            <w:vAlign w:val="center"/>
+            <w:shd w:fill="DDEFEA"/>
+          </w:tcPr>
+          <w:p>
+            <w:pPr>
+              <w:spacing w:after="0"/>
+            </w:pPr>
+            <w:r/>
+            <w:r>
+              <w:rPr>
+                <w:b/>
+                <w:sz w:val="17"/>
+              </w:rPr>
+              <w:t>판정 기준</w:t>
             </w:r>
           </w:p>
         </w:tc>
@@ -2646,37 +3460,77 @@
       <w:tr>
         <w:tc>
           <w:tcPr>
-            <w:tcW w:type="dxa" w:w="4986"/>
+            <w:tcW w:type="dxa" w:w="2520"/>
             <w:vAlign w:val="center"/>
           </w:tcPr>
           <w:p>
             <w:pPr>
-              <w:spacing w:line="288" w:lineRule="auto"/>
+              <w:spacing w:after="0"/>
             </w:pPr>
+            <w:r/>
             <w:r>
               <w:rPr>
-                <w:rFonts w:ascii="맑은 고딕" w:hAnsi="맑은 고딕" w:eastAsia="맑은 고딕"/>
-                <w:sz w:val="18"/>
+                <w:b w:val="0"/>
+                <w:sz w:val="17"/>
               </w:rPr>
-              <w:t>지역+진료과+증상 키워드 입력</w:t>
+              <w:t>TC-01</w:t>
             </w:r>
           </w:p>
         </w:tc>
         <w:tc>
           <w:tcPr>
-            <w:tcW w:type="dxa" w:w="4986"/>
+            <w:tcW w:type="dxa" w:w="2520"/>
             <w:vAlign w:val="center"/>
           </w:tcPr>
           <w:p>
             <w:pPr>
-              <w:spacing w:line="288" w:lineRule="auto"/>
+              <w:spacing w:after="0"/>
             </w:pPr>
+            <w:r/>
             <w:r>
               <w:rPr>
-                <w:rFonts w:ascii="맑은 고딕" w:hAnsi="맑은 고딕" w:eastAsia="맑은 고딕"/>
-                <w:sz w:val="18"/>
+                <w:b w:val="0"/>
+                <w:sz w:val="17"/>
               </w:rPr>
-              <w:t>“강남 내과 감기”, “부산 피부과 여드름”처럼 실제 검색 의도 반영</w:t>
+              <w:t>강남/내과/감기 몸살 입력</w:t>
+            </w:r>
+          </w:p>
+        </w:tc>
+        <w:tc>
+          <w:tcPr>
+            <w:tcW w:type="dxa" w:w="2520"/>
+            <w:vAlign w:val="center"/>
+          </w:tcPr>
+          <w:p>
+            <w:pPr>
+              <w:spacing w:after="0"/>
+            </w:pPr>
+            <w:r/>
+            <w:r>
+              <w:rPr>
+                <w:b w:val="0"/>
+                <w:sz w:val="17"/>
+              </w:rPr>
+              <w:t>지역·진료과·증상이 포함된 제목 출력</w:t>
+            </w:r>
+          </w:p>
+        </w:tc>
+        <w:tc>
+          <w:tcPr>
+            <w:tcW w:type="dxa" w:w="2520"/>
+            <w:vAlign w:val="center"/>
+          </w:tcPr>
+          <w:p>
+            <w:pPr>
+              <w:spacing w:after="0"/>
+            </w:pPr>
+            <w:r/>
+            <w:r>
+              <w:rPr>
+                <w:b w:val="0"/>
+                <w:sz w:val="17"/>
+              </w:rPr>
+              <w:t>제목에 핵심 키워드 포함</w:t>
             </w:r>
           </w:p>
         </w:tc>
@@ -2684,17 +3538,115 @@
       <w:tr>
         <w:tc>
           <w:tcPr>
-            <w:tcW w:type="dxa" w:w="4986"/>
+            <w:tcW w:type="dxa" w:w="2520"/>
             <w:vAlign w:val="center"/>
           </w:tcPr>
           <w:p>
             <w:pPr>
-              <w:spacing w:line="288" w:lineRule="auto"/>
+              <w:spacing w:after="0"/>
             </w:pPr>
+            <w:r/>
             <w:r>
               <w:rPr>
-                <w:rFonts w:ascii="맑은 고딕" w:hAnsi="맑은 고딕" w:eastAsia="맑은 고딕"/>
-                <w:sz w:val="18"/>
+                <w:b w:val="0"/>
+                <w:sz w:val="17"/>
+              </w:rPr>
+              <w:t>TC-02</w:t>
+            </w:r>
+          </w:p>
+        </w:tc>
+        <w:tc>
+          <w:tcPr>
+            <w:tcW w:type="dxa" w:w="2520"/>
+            <w:vAlign w:val="center"/>
+          </w:tcPr>
+          <w:p>
+            <w:pPr>
+              <w:spacing w:after="0"/>
+            </w:pPr>
+            <w:r/>
+            <w:r>
+              <w:rPr>
+                <w:b w:val="0"/>
+                <w:sz w:val="17"/>
+              </w:rPr>
+              <w:t>“완치 보장” 포함 문장 입력</w:t>
+            </w:r>
+          </w:p>
+        </w:tc>
+        <w:tc>
+          <w:tcPr>
+            <w:tcW w:type="dxa" w:w="2520"/>
+            <w:vAlign w:val="center"/>
+          </w:tcPr>
+          <w:p>
+            <w:pPr>
+              <w:spacing w:after="0"/>
+            </w:pPr>
+            <w:r/>
+            <w:r>
+              <w:rPr>
+                <w:b w:val="0"/>
+                <w:sz w:val="17"/>
+              </w:rPr>
+              <w:t>위험 표현 탐지</w:t>
+            </w:r>
+          </w:p>
+        </w:tc>
+        <w:tc>
+          <w:tcPr>
+            <w:tcW w:type="dxa" w:w="2520"/>
+            <w:vAlign w:val="center"/>
+          </w:tcPr>
+          <w:p>
+            <w:pPr>
+              <w:spacing w:after="0"/>
+            </w:pPr>
+            <w:r/>
+            <w:r>
+              <w:rPr>
+                <w:b w:val="0"/>
+                <w:sz w:val="17"/>
+              </w:rPr>
+              <w:t>위험 이유와 대체 표현 출력</w:t>
+            </w:r>
+          </w:p>
+        </w:tc>
+      </w:tr>
+      <w:tr>
+        <w:tc>
+          <w:tcPr>
+            <w:tcW w:type="dxa" w:w="2520"/>
+            <w:vAlign w:val="center"/>
+          </w:tcPr>
+          <w:p>
+            <w:pPr>
+              <w:spacing w:after="0"/>
+            </w:pPr>
+            <w:r/>
+            <w:r>
+              <w:rPr>
+                <w:b w:val="0"/>
+                <w:sz w:val="17"/>
+              </w:rPr>
+              <w:t>TC-03</w:t>
+            </w:r>
+          </w:p>
+        </w:tc>
+        <w:tc>
+          <w:tcPr>
+            <w:tcW w:type="dxa" w:w="2520"/>
+            <w:vAlign w:val="center"/>
+          </w:tcPr>
+          <w:p>
+            <w:pPr>
+              <w:spacing w:after="0"/>
+            </w:pPr>
+            <w:r/>
+            <w:r>
+              <w:rPr>
+                <w:b w:val="0"/>
+                <w:sz w:val="17"/>
               </w:rPr>
               <w:t>의사 코멘트 입력</w:t>
             </w:r>
@@ -2702,19 +3654,39 @@
         </w:tc>
         <w:tc>
           <w:tcPr>
-            <w:tcW w:type="dxa" w:w="4986"/>
+            <w:tcW w:type="dxa" w:w="2520"/>
             <w:vAlign w:val="center"/>
           </w:tcPr>
           <w:p>
             <w:pPr>
-              <w:spacing w:line="288" w:lineRule="auto"/>
+              <w:spacing w:after="0"/>
             </w:pPr>
+            <w:r/>
             <w:r>
               <w:rPr>
-                <w:rFonts w:ascii="맑은 고딕" w:hAnsi="맑은 고딕" w:eastAsia="맑은 고딕"/>
-                <w:sz w:val="18"/>
+                <w:b w:val="0"/>
+                <w:sz w:val="17"/>
               </w:rPr>
-              <w:t>원장이 직접 넣은 짧은 설명을 글에 반영</w:t>
+              <w:t>글 구조에 코멘트 반영</w:t>
+            </w:r>
+          </w:p>
+        </w:tc>
+        <w:tc>
+          <w:tcPr>
+            <w:tcW w:type="dxa" w:w="2520"/>
+            <w:vAlign w:val="center"/>
+          </w:tcPr>
+          <w:p>
+            <w:pPr>
+              <w:spacing w:after="0"/>
+            </w:pPr>
+            <w:r/>
+            <w:r>
+              <w:rPr>
+                <w:b w:val="0"/>
+                <w:sz w:val="17"/>
+              </w:rPr>
+              <w:t>의료진 코멘트 항목 생성</w:t>
             </w:r>
           </w:p>
         </w:tc>
@@ -2722,37 +3694,77 @@
       <w:tr>
         <w:tc>
           <w:tcPr>
-            <w:tcW w:type="dxa" w:w="4986"/>
+            <w:tcW w:type="dxa" w:w="2520"/>
             <w:vAlign w:val="center"/>
           </w:tcPr>
           <w:p>
             <w:pPr>
-              <w:spacing w:line="288" w:lineRule="auto"/>
+              <w:spacing w:after="0"/>
             </w:pPr>
+            <w:r/>
             <w:r>
               <w:rPr>
-                <w:rFonts w:ascii="맑은 고딕" w:hAnsi="맑은 고딕" w:eastAsia="맑은 고딕"/>
-                <w:sz w:val="18"/>
+                <w:b w:val="0"/>
+                <w:sz w:val="17"/>
               </w:rPr>
-              <w:t>의료광고 표현 점검</w:t>
+              <w:t>TC-04</w:t>
             </w:r>
           </w:p>
         </w:tc>
         <w:tc>
           <w:tcPr>
-            <w:tcW w:type="dxa" w:w="4986"/>
+            <w:tcW w:type="dxa" w:w="2520"/>
             <w:vAlign w:val="center"/>
           </w:tcPr>
           <w:p>
             <w:pPr>
-              <w:spacing w:line="288" w:lineRule="auto"/>
+              <w:spacing w:after="0"/>
             </w:pPr>
+            <w:r/>
             <w:r>
               <w:rPr>
-                <w:rFonts w:ascii="맑은 고딕" w:hAnsi="맑은 고딕" w:eastAsia="맑은 고딕"/>
-                <w:sz w:val="18"/>
+                <w:b w:val="0"/>
+                <w:sz w:val="17"/>
               </w:rPr>
-              <w:t>“완치 보장”, “부작용 없음”, “최고” 등 위험 표현 탐지</w:t>
+              <w:t>빈 의사 코멘트 입력</w:t>
+            </w:r>
+          </w:p>
+        </w:tc>
+        <w:tc>
+          <w:tcPr>
+            <w:tcW w:type="dxa" w:w="2520"/>
+            <w:vAlign w:val="center"/>
+          </w:tcPr>
+          <w:p>
+            <w:pPr>
+              <w:spacing w:after="0"/>
+            </w:pPr>
+            <w:r/>
+            <w:r>
+              <w:rPr>
+                <w:b w:val="0"/>
+                <w:sz w:val="17"/>
+              </w:rPr>
+              <w:t>기본 안전 안내 출력</w:t>
+            </w:r>
+          </w:p>
+        </w:tc>
+        <w:tc>
+          <w:tcPr>
+            <w:tcW w:type="dxa" w:w="2520"/>
+            <w:vAlign w:val="center"/>
+          </w:tcPr>
+          <w:p>
+            <w:pPr>
+              <w:spacing w:after="0"/>
+            </w:pPr>
+            <w:r/>
+            <w:r>
+              <w:rPr>
+                <w:b w:val="0"/>
+                <w:sz w:val="17"/>
+              </w:rPr>
+              <w:t>프로그램 오류 없이 실행</w:t>
             </w:r>
           </w:p>
         </w:tc>
@@ -2760,75 +3772,77 @@
       <w:tr>
         <w:tc>
           <w:tcPr>
-            <w:tcW w:type="dxa" w:w="4986"/>
+            <w:tcW w:type="dxa" w:w="2520"/>
             <w:vAlign w:val="center"/>
           </w:tcPr>
           <w:p>
             <w:pPr>
-              <w:spacing w:line="288" w:lineRule="auto"/>
+              <w:spacing w:after="0"/>
             </w:pPr>
+            <w:r/>
             <w:r>
               <w:rPr>
-                <w:rFonts w:ascii="맑은 고딕" w:hAnsi="맑은 고딕" w:eastAsia="맑은 고딕"/>
-                <w:sz w:val="18"/>
+                <w:b w:val="0"/>
+                <w:sz w:val="17"/>
               </w:rPr>
-              <w:t>환자 눈높이 글 초안 생성</w:t>
+              <w:t>TC-05</w:t>
             </w:r>
           </w:p>
         </w:tc>
         <w:tc>
           <w:tcPr>
-            <w:tcW w:type="dxa" w:w="4986"/>
+            <w:tcW w:type="dxa" w:w="2520"/>
             <w:vAlign w:val="center"/>
           </w:tcPr>
           <w:p>
             <w:pPr>
-              <w:spacing w:line="288" w:lineRule="auto"/>
+              <w:spacing w:after="0"/>
             </w:pPr>
+            <w:r/>
             <w:r>
               <w:rPr>
-                <w:rFonts w:ascii="맑은 고딕" w:hAnsi="맑은 고딕" w:eastAsia="맑은 고딕"/>
-                <w:sz w:val="18"/>
+                <w:b w:val="0"/>
+                <w:sz w:val="17"/>
               </w:rPr>
-              <w:t>질환 설명, 생활관리, 병원 방문 필요 신호, FAQ 구조 제공</w:t>
-            </w:r>
-          </w:p>
-        </w:tc>
-      </w:tr>
-      <w:tr>
-        <w:tc>
-          <w:tcPr>
-            <w:tcW w:type="dxa" w:w="4986"/>
-            <w:vAlign w:val="center"/>
-          </w:tcPr>
-          <w:p>
-            <w:pPr>
-              <w:spacing w:line="288" w:lineRule="auto"/>
-            </w:pPr>
-            <w:r>
-              <w:rPr>
-                <w:rFonts w:ascii="맑은 고딕" w:hAnsi="맑은 고딕" w:eastAsia="맑은 고딕"/>
-                <w:sz w:val="18"/>
-              </w:rPr>
-              <w:t>썸네일 문구 추천</w:t>
+              <w:t>“최고, 100% 효과” 입력</w:t>
             </w:r>
           </w:p>
         </w:tc>
         <w:tc>
           <w:tcPr>
-            <w:tcW w:type="dxa" w:w="4986"/>
+            <w:tcW w:type="dxa" w:w="2520"/>
             <w:vAlign w:val="center"/>
           </w:tcPr>
           <w:p>
             <w:pPr>
-              <w:spacing w:line="288" w:lineRule="auto"/>
+              <w:spacing w:after="0"/>
             </w:pPr>
+            <w:r/>
             <w:r>
               <w:rPr>
-                <w:rFonts w:ascii="맑은 고딕" w:hAnsi="맑은 고딕" w:eastAsia="맑은 고딕"/>
-                <w:sz w:val="18"/>
+                <w:b w:val="0"/>
+                <w:sz w:val="17"/>
               </w:rPr>
-              <w:t>블로그 클릭률을 높이는 제목과 썸네일 문구 생성</w:t>
+              <w:t>복수 위험 표현 탐지</w:t>
+            </w:r>
+          </w:p>
+        </w:tc>
+        <w:tc>
+          <w:tcPr>
+            <w:tcW w:type="dxa" w:w="2520"/>
+            <w:vAlign w:val="center"/>
+          </w:tcPr>
+          <w:p>
+            <w:pPr>
+              <w:spacing w:after="0"/>
+            </w:pPr>
+            <w:r/>
+            <w:r>
+              <w:rPr>
+                <w:b w:val="0"/>
+                <w:sz w:val="17"/>
+              </w:rPr>
+              <w:t>두 표현 모두 탐지</w:t>
             </w:r>
           </w:p>
         </w:tc>
@@ -2837,3268 +3851,69 @@
     <w:p>
       <w:pPr>
         <w:pStyle w:val="Heading1"/>
-        <w:spacing w:line="360" w:lineRule="auto"/>
       </w:pPr>
       <w:r>
-        <w:rPr>
-          <w:rFonts w:ascii="맑은 고딕" w:hAnsi="맑은 고딕" w:eastAsia="맑은 고딕"/>
-        </w:rPr>
-        <w:t>5. 분석 단계: 요구사항기술서</w:t>
+        <w:t>7. 출처</w:t>
       </w:r>
     </w:p>
     <w:p>
       <w:pPr>
-        <w:pStyle w:val="Heading2"/>
-        <w:spacing w:line="360" w:lineRule="auto"/>
+        <w:spacing w:after="80"/>
       </w:pPr>
       <w:r>
-        <w:rPr>
-          <w:rFonts w:ascii="맑은 고딕" w:hAnsi="맑은 고딕" w:eastAsia="맑은 고딕"/>
-        </w:rPr>
-        <w:t>5.1 사용자 요구</w:t>
-      </w:r>
-    </w:p>
-    <w:tbl>
-      <w:tblPr>
-        <w:tblStyle w:val="TableGrid"/>
-        <w:tblW w:type="auto" w:w="0"/>
-        <w:jc w:val="center"/>
-        <w:tblLook w:firstColumn="1" w:firstRow="1" w:lastColumn="0" w:lastRow="0" w:noHBand="0" w:noVBand="1" w:val="04A0"/>
-      </w:tblPr>
-      <w:tblGrid>
-        <w:gridCol w:w="4986"/>
-        <w:gridCol w:w="4986"/>
-      </w:tblGrid>
-      <w:tr>
-        <w:tc>
-          <w:tcPr>
-            <w:tcW w:type="dxa" w:w="4986"/>
-          </w:tcPr>
-          <w:p>
-            <w:pPr>
-              <w:spacing w:line="288" w:lineRule="auto"/>
-            </w:pPr>
-            <w:r>
-              <w:rPr>
-                <w:rFonts w:ascii="맑은 고딕" w:hAnsi="맑은 고딕" w:eastAsia="맑은 고딕"/>
-                <w:sz w:val="18"/>
-              </w:rPr>
-              <w:t>사용자</w:t>
-            </w:r>
-          </w:p>
-        </w:tc>
-        <w:tc>
-          <w:tcPr>
-            <w:tcW w:type="dxa" w:w="4986"/>
-          </w:tcPr>
-          <w:p>
-            <w:pPr>
-              <w:spacing w:line="288" w:lineRule="auto"/>
-            </w:pPr>
-            <w:r>
-              <w:rPr>
-                <w:rFonts w:ascii="맑은 고딕" w:hAnsi="맑은 고딕" w:eastAsia="맑은 고딕"/>
-                <w:sz w:val="18"/>
-              </w:rPr>
-              <w:t>요구</w:t>
-            </w:r>
-          </w:p>
-        </w:tc>
-      </w:tr>
-      <w:tr>
-        <w:tc>
-          <w:tcPr>
-            <w:tcW w:type="dxa" w:w="4986"/>
-            <w:vAlign w:val="center"/>
-          </w:tcPr>
-          <w:p>
-            <w:pPr>
-              <w:spacing w:line="288" w:lineRule="auto"/>
-            </w:pPr>
-            <w:r>
-              <w:rPr>
-                <w:rFonts w:ascii="맑은 고딕" w:hAnsi="맑은 고딕" w:eastAsia="맑은 고딕"/>
-                <w:sz w:val="18"/>
-              </w:rPr>
-              <w:t>개원의</w:t>
-            </w:r>
-          </w:p>
-        </w:tc>
-        <w:tc>
-          <w:tcPr>
-            <w:tcW w:type="dxa" w:w="4986"/>
-            <w:vAlign w:val="center"/>
-          </w:tcPr>
-          <w:p>
-            <w:pPr>
-              <w:spacing w:line="288" w:lineRule="auto"/>
-            </w:pPr>
-            <w:r>
-              <w:rPr>
-                <w:rFonts w:ascii="맑은 고딕" w:hAnsi="맑은 고딕" w:eastAsia="맑은 고딕"/>
-                <w:sz w:val="18"/>
-              </w:rPr>
-              <w:t>직접 쓴 듯한 신뢰도 높은 블로그 글을 적은 시간으로 만들고 싶다</w:t>
-            </w:r>
-          </w:p>
-        </w:tc>
-      </w:tr>
-      <w:tr>
-        <w:tc>
-          <w:tcPr>
-            <w:tcW w:type="dxa" w:w="4986"/>
-            <w:vAlign w:val="center"/>
-          </w:tcPr>
-          <w:p>
-            <w:pPr>
-              <w:spacing w:line="288" w:lineRule="auto"/>
-            </w:pPr>
-            <w:r>
-              <w:rPr>
-                <w:rFonts w:ascii="맑은 고딕" w:hAnsi="맑은 고딕" w:eastAsia="맑은 고딕"/>
-                <w:sz w:val="18"/>
-              </w:rPr>
-              <w:t>병원 마케팅 담당자</w:t>
-            </w:r>
-          </w:p>
-        </w:tc>
-        <w:tc>
-          <w:tcPr>
-            <w:tcW w:type="dxa" w:w="4986"/>
-            <w:vAlign w:val="center"/>
-          </w:tcPr>
-          <w:p>
-            <w:pPr>
-              <w:spacing w:line="288" w:lineRule="auto"/>
-            </w:pPr>
-            <w:r>
-              <w:rPr>
-                <w:rFonts w:ascii="맑은 고딕" w:hAnsi="맑은 고딕" w:eastAsia="맑은 고딕"/>
-                <w:sz w:val="18"/>
-              </w:rPr>
-              <w:t>지역 키워드와 진료과별 콘텐츠를 체계적으로 관리하고 싶다</w:t>
-            </w:r>
-          </w:p>
-        </w:tc>
-      </w:tr>
-      <w:tr>
-        <w:tc>
-          <w:tcPr>
-            <w:tcW w:type="dxa" w:w="4986"/>
-            <w:vAlign w:val="center"/>
-          </w:tcPr>
-          <w:p>
-            <w:pPr>
-              <w:spacing w:line="288" w:lineRule="auto"/>
-            </w:pPr>
-            <w:r>
-              <w:rPr>
-                <w:rFonts w:ascii="맑은 고딕" w:hAnsi="맑은 고딕" w:eastAsia="맑은 고딕"/>
-                <w:sz w:val="18"/>
-              </w:rPr>
-              <w:t>환자</w:t>
-            </w:r>
-          </w:p>
-        </w:tc>
-        <w:tc>
-          <w:tcPr>
-            <w:tcW w:type="dxa" w:w="4986"/>
-            <w:vAlign w:val="center"/>
-          </w:tcPr>
-          <w:p>
-            <w:pPr>
-              <w:spacing w:line="288" w:lineRule="auto"/>
-            </w:pPr>
-            <w:r>
-              <w:rPr>
-                <w:rFonts w:ascii="맑은 고딕" w:hAnsi="맑은 고딕" w:eastAsia="맑은 고딕"/>
-                <w:sz w:val="18"/>
-              </w:rPr>
-              <w:t>광고성 글이 아니라 이해하기 쉽고 신뢰할 수 있는 건강정보를 얻고 싶다</w:t>
-            </w:r>
-          </w:p>
-        </w:tc>
-      </w:tr>
-      <w:tr>
-        <w:tc>
-          <w:tcPr>
-            <w:tcW w:type="dxa" w:w="4986"/>
-            <w:vAlign w:val="center"/>
-          </w:tcPr>
-          <w:p>
-            <w:pPr>
-              <w:spacing w:line="288" w:lineRule="auto"/>
-            </w:pPr>
-            <w:r>
-              <w:rPr>
-                <w:rFonts w:ascii="맑은 고딕" w:hAnsi="맑은 고딕" w:eastAsia="맑은 고딕"/>
-                <w:sz w:val="18"/>
-              </w:rPr>
-              <w:t>의료광고 규제 관점</w:t>
-            </w:r>
-          </w:p>
-        </w:tc>
-        <w:tc>
-          <w:tcPr>
-            <w:tcW w:type="dxa" w:w="4986"/>
-            <w:vAlign w:val="center"/>
-          </w:tcPr>
-          <w:p>
-            <w:pPr>
-              <w:spacing w:line="288" w:lineRule="auto"/>
-            </w:pPr>
-            <w:r>
-              <w:rPr>
-                <w:rFonts w:ascii="맑은 고딕" w:hAnsi="맑은 고딕" w:eastAsia="맑은 고딕"/>
-                <w:sz w:val="18"/>
-              </w:rPr>
-              <w:t>과장·허위 표현, 치료 보장 표현, 개인정보 노출을 줄여야 한다</w:t>
-            </w:r>
-          </w:p>
-        </w:tc>
-      </w:tr>
-    </w:tbl>
-    <w:p>
-      <w:pPr>
-        <w:pStyle w:val="Heading2"/>
-        <w:spacing w:line="360" w:lineRule="auto"/>
-      </w:pPr>
-      <w:r>
-        <w:rPr>
-          <w:rFonts w:ascii="맑은 고딕" w:hAnsi="맑은 고딕" w:eastAsia="맑은 고딕"/>
-        </w:rPr>
-        <w:t>5.2 기능 요구사항</w:t>
-      </w:r>
-    </w:p>
-    <w:tbl>
-      <w:tblPr>
-        <w:tblStyle w:val="TableGrid"/>
-        <w:tblW w:type="auto" w:w="0"/>
-        <w:jc w:val="center"/>
-        <w:tblLook w:firstColumn="1" w:firstRow="1" w:lastColumn="0" w:lastRow="0" w:noHBand="0" w:noVBand="1" w:val="04A0"/>
-      </w:tblPr>
-      <w:tblGrid>
-        <w:gridCol w:w="2493"/>
-        <w:gridCol w:w="2493"/>
-        <w:gridCol w:w="2493"/>
-        <w:gridCol w:w="2493"/>
-      </w:tblGrid>
-      <w:tr>
-        <w:tc>
-          <w:tcPr>
-            <w:tcW w:type="dxa" w:w="2493"/>
-          </w:tcPr>
-          <w:p>
-            <w:pPr>
-              <w:spacing w:line="288" w:lineRule="auto"/>
-            </w:pPr>
-            <w:r>
-              <w:rPr>
-                <w:rFonts w:ascii="맑은 고딕" w:hAnsi="맑은 고딕" w:eastAsia="맑은 고딕"/>
-                <w:sz w:val="18"/>
-              </w:rPr>
-              <w:t>ID</w:t>
-            </w:r>
-          </w:p>
-        </w:tc>
-        <w:tc>
-          <w:tcPr>
-            <w:tcW w:type="dxa" w:w="2493"/>
-          </w:tcPr>
-          <w:p>
-            <w:pPr>
-              <w:spacing w:line="288" w:lineRule="auto"/>
-            </w:pPr>
-            <w:r>
-              <w:rPr>
-                <w:rFonts w:ascii="맑은 고딕" w:hAnsi="맑은 고딕" w:eastAsia="맑은 고딕"/>
-                <w:sz w:val="18"/>
-              </w:rPr>
-              <w:t>요구사항</w:t>
-            </w:r>
-          </w:p>
-        </w:tc>
-        <w:tc>
-          <w:tcPr>
-            <w:tcW w:type="dxa" w:w="2493"/>
-          </w:tcPr>
-          <w:p>
-            <w:pPr>
-              <w:spacing w:line="288" w:lineRule="auto"/>
-            </w:pPr>
-            <w:r>
-              <w:rPr>
-                <w:rFonts w:ascii="맑은 고딕" w:hAnsi="맑은 고딕" w:eastAsia="맑은 고딕"/>
-                <w:sz w:val="18"/>
-              </w:rPr>
-              <w:t>설명</w:t>
-            </w:r>
-          </w:p>
-        </w:tc>
-        <w:tc>
-          <w:tcPr>
-            <w:tcW w:type="dxa" w:w="2493"/>
-          </w:tcPr>
-          <w:p>
-            <w:pPr>
-              <w:spacing w:line="288" w:lineRule="auto"/>
-            </w:pPr>
-            <w:r>
-              <w:rPr>
-                <w:rFonts w:ascii="맑은 고딕" w:hAnsi="맑은 고딕" w:eastAsia="맑은 고딕"/>
-                <w:sz w:val="18"/>
-              </w:rPr>
-              <w:t>우선순위</w:t>
-            </w:r>
-          </w:p>
-        </w:tc>
-      </w:tr>
-      <w:tr>
-        <w:tc>
-          <w:tcPr>
-            <w:tcW w:type="dxa" w:w="2493"/>
-            <w:vAlign w:val="center"/>
-          </w:tcPr>
-          <w:p>
-            <w:pPr>
-              <w:spacing w:line="288" w:lineRule="auto"/>
-            </w:pPr>
-            <w:r>
-              <w:rPr>
-                <w:rFonts w:ascii="맑은 고딕" w:hAnsi="맑은 고딕" w:eastAsia="맑은 고딕"/>
-                <w:sz w:val="18"/>
-              </w:rPr>
-              <w:t>FR-01</w:t>
-            </w:r>
-          </w:p>
-        </w:tc>
-        <w:tc>
-          <w:tcPr>
-            <w:tcW w:type="dxa" w:w="2493"/>
-            <w:vAlign w:val="center"/>
-          </w:tcPr>
-          <w:p>
-            <w:pPr>
-              <w:spacing w:line="288" w:lineRule="auto"/>
-            </w:pPr>
-            <w:r>
-              <w:rPr>
-                <w:rFonts w:ascii="맑은 고딕" w:hAnsi="맑은 고딕" w:eastAsia="맑은 고딕"/>
-                <w:sz w:val="18"/>
-              </w:rPr>
-              <w:t>키워드 입력</w:t>
-            </w:r>
-          </w:p>
-        </w:tc>
-        <w:tc>
-          <w:tcPr>
-            <w:tcW w:type="dxa" w:w="2493"/>
-            <w:vAlign w:val="center"/>
-          </w:tcPr>
-          <w:p>
-            <w:pPr>
-              <w:spacing w:line="288" w:lineRule="auto"/>
-            </w:pPr>
-            <w:r>
-              <w:rPr>
-                <w:rFonts w:ascii="맑은 고딕" w:hAnsi="맑은 고딕" w:eastAsia="맑은 고딕"/>
-                <w:sz w:val="18"/>
-              </w:rPr>
-              <w:t>지역, 진료과, 증상 키워드를 입력받는다</w:t>
-            </w:r>
-          </w:p>
-        </w:tc>
-        <w:tc>
-          <w:tcPr>
-            <w:tcW w:type="dxa" w:w="2493"/>
-            <w:vAlign w:val="center"/>
-          </w:tcPr>
-          <w:p>
-            <w:pPr>
-              <w:spacing w:line="288" w:lineRule="auto"/>
-            </w:pPr>
-            <w:r>
-              <w:rPr>
-                <w:rFonts w:ascii="맑은 고딕" w:hAnsi="맑은 고딕" w:eastAsia="맑은 고딕"/>
-                <w:sz w:val="18"/>
-              </w:rPr>
-              <w:t>상</w:t>
-            </w:r>
-          </w:p>
-        </w:tc>
-      </w:tr>
-      <w:tr>
-        <w:tc>
-          <w:tcPr>
-            <w:tcW w:type="dxa" w:w="2493"/>
-            <w:vAlign w:val="center"/>
-          </w:tcPr>
-          <w:p>
-            <w:pPr>
-              <w:spacing w:line="288" w:lineRule="auto"/>
-            </w:pPr>
-            <w:r>
-              <w:rPr>
-                <w:rFonts w:ascii="맑은 고딕" w:hAnsi="맑은 고딕" w:eastAsia="맑은 고딕"/>
-                <w:sz w:val="18"/>
-              </w:rPr>
-              <w:t>FR-02</w:t>
-            </w:r>
-          </w:p>
-        </w:tc>
-        <w:tc>
-          <w:tcPr>
-            <w:tcW w:type="dxa" w:w="2493"/>
-            <w:vAlign w:val="center"/>
-          </w:tcPr>
-          <w:p>
-            <w:pPr>
-              <w:spacing w:line="288" w:lineRule="auto"/>
-            </w:pPr>
-            <w:r>
-              <w:rPr>
-                <w:rFonts w:ascii="맑은 고딕" w:hAnsi="맑은 고딕" w:eastAsia="맑은 고딕"/>
-                <w:sz w:val="18"/>
-              </w:rPr>
-              <w:t>블로그 글 주제 추천</w:t>
-            </w:r>
-          </w:p>
-        </w:tc>
-        <w:tc>
-          <w:tcPr>
-            <w:tcW w:type="dxa" w:w="2493"/>
-            <w:vAlign w:val="center"/>
-          </w:tcPr>
-          <w:p>
-            <w:pPr>
-              <w:spacing w:line="288" w:lineRule="auto"/>
-            </w:pPr>
-            <w:r>
-              <w:rPr>
-                <w:rFonts w:ascii="맑은 고딕" w:hAnsi="맑은 고딕" w:eastAsia="맑은 고딕"/>
-                <w:sz w:val="18"/>
-              </w:rPr>
-              <w:t>입력 키워드를 바탕으로 글 제목과 주제를 추천한다</w:t>
-            </w:r>
-          </w:p>
-        </w:tc>
-        <w:tc>
-          <w:tcPr>
-            <w:tcW w:type="dxa" w:w="2493"/>
-            <w:vAlign w:val="center"/>
-          </w:tcPr>
-          <w:p>
-            <w:pPr>
-              <w:spacing w:line="288" w:lineRule="auto"/>
-            </w:pPr>
-            <w:r>
-              <w:rPr>
-                <w:rFonts w:ascii="맑은 고딕" w:hAnsi="맑은 고딕" w:eastAsia="맑은 고딕"/>
-                <w:sz w:val="18"/>
-              </w:rPr>
-              <w:t>상</w:t>
-            </w:r>
-          </w:p>
-        </w:tc>
-      </w:tr>
-      <w:tr>
-        <w:tc>
-          <w:tcPr>
-            <w:tcW w:type="dxa" w:w="2493"/>
-            <w:vAlign w:val="center"/>
-          </w:tcPr>
-          <w:p>
-            <w:pPr>
-              <w:spacing w:line="288" w:lineRule="auto"/>
-            </w:pPr>
-            <w:r>
-              <w:rPr>
-                <w:rFonts w:ascii="맑은 고딕" w:hAnsi="맑은 고딕" w:eastAsia="맑은 고딕"/>
-                <w:sz w:val="18"/>
-              </w:rPr>
-              <w:t>FR-03</w:t>
-            </w:r>
-          </w:p>
-        </w:tc>
-        <w:tc>
-          <w:tcPr>
-            <w:tcW w:type="dxa" w:w="2493"/>
-            <w:vAlign w:val="center"/>
-          </w:tcPr>
-          <w:p>
-            <w:pPr>
-              <w:spacing w:line="288" w:lineRule="auto"/>
-            </w:pPr>
-            <w:r>
-              <w:rPr>
-                <w:rFonts w:ascii="맑은 고딕" w:hAnsi="맑은 고딕" w:eastAsia="맑은 고딕"/>
-                <w:sz w:val="18"/>
-              </w:rPr>
-              <w:t>의사 코멘트 반영</w:t>
-            </w:r>
-          </w:p>
-        </w:tc>
-        <w:tc>
-          <w:tcPr>
-            <w:tcW w:type="dxa" w:w="2493"/>
-            <w:vAlign w:val="center"/>
-          </w:tcPr>
-          <w:p>
-            <w:pPr>
-              <w:spacing w:line="288" w:lineRule="auto"/>
-            </w:pPr>
-            <w:r>
-              <w:rPr>
-                <w:rFonts w:ascii="맑은 고딕" w:hAnsi="맑은 고딕" w:eastAsia="맑은 고딕"/>
-                <w:sz w:val="18"/>
-              </w:rPr>
-              <w:t>원장이 입력한 진료 철학, 설명 문장, 주의사항을 글에 반영한다</w:t>
-            </w:r>
-          </w:p>
-        </w:tc>
-        <w:tc>
-          <w:tcPr>
-            <w:tcW w:type="dxa" w:w="2493"/>
-            <w:vAlign w:val="center"/>
-          </w:tcPr>
-          <w:p>
-            <w:pPr>
-              <w:spacing w:line="288" w:lineRule="auto"/>
-            </w:pPr>
-            <w:r>
-              <w:rPr>
-                <w:rFonts w:ascii="맑은 고딕" w:hAnsi="맑은 고딕" w:eastAsia="맑은 고딕"/>
-                <w:sz w:val="18"/>
-              </w:rPr>
-              <w:t>상</w:t>
-            </w:r>
-          </w:p>
-        </w:tc>
-      </w:tr>
-      <w:tr>
-        <w:tc>
-          <w:tcPr>
-            <w:tcW w:type="dxa" w:w="2493"/>
-            <w:vAlign w:val="center"/>
-          </w:tcPr>
-          <w:p>
-            <w:pPr>
-              <w:spacing w:line="288" w:lineRule="auto"/>
-            </w:pPr>
-            <w:r>
-              <w:rPr>
-                <w:rFonts w:ascii="맑은 고딕" w:hAnsi="맑은 고딕" w:eastAsia="맑은 고딕"/>
-                <w:sz w:val="18"/>
-              </w:rPr>
-              <w:t>FR-04</w:t>
-            </w:r>
-          </w:p>
-        </w:tc>
-        <w:tc>
-          <w:tcPr>
-            <w:tcW w:type="dxa" w:w="2493"/>
-            <w:vAlign w:val="center"/>
-          </w:tcPr>
-          <w:p>
-            <w:pPr>
-              <w:spacing w:line="288" w:lineRule="auto"/>
-            </w:pPr>
-            <w:r>
-              <w:rPr>
-                <w:rFonts w:ascii="맑은 고딕" w:hAnsi="맑은 고딕" w:eastAsia="맑은 고딕"/>
-                <w:sz w:val="18"/>
-              </w:rPr>
-              <w:t>의료광고 위험 표현 점검</w:t>
-            </w:r>
-          </w:p>
-        </w:tc>
-        <w:tc>
-          <w:tcPr>
-            <w:tcW w:type="dxa" w:w="2493"/>
-            <w:vAlign w:val="center"/>
-          </w:tcPr>
-          <w:p>
-            <w:pPr>
-              <w:spacing w:line="288" w:lineRule="auto"/>
-            </w:pPr>
-            <w:r>
-              <w:rPr>
-                <w:rFonts w:ascii="맑은 고딕" w:hAnsi="맑은 고딕" w:eastAsia="맑은 고딕"/>
-                <w:sz w:val="18"/>
-              </w:rPr>
-              <w:t>과장·보장·비교우위 표현을 탐지한다</w:t>
-            </w:r>
-          </w:p>
-        </w:tc>
-        <w:tc>
-          <w:tcPr>
-            <w:tcW w:type="dxa" w:w="2493"/>
-            <w:vAlign w:val="center"/>
-          </w:tcPr>
-          <w:p>
-            <w:pPr>
-              <w:spacing w:line="288" w:lineRule="auto"/>
-            </w:pPr>
-            <w:r>
-              <w:rPr>
-                <w:rFonts w:ascii="맑은 고딕" w:hAnsi="맑은 고딕" w:eastAsia="맑은 고딕"/>
-                <w:sz w:val="18"/>
-              </w:rPr>
-              <w:t>상</w:t>
-            </w:r>
-          </w:p>
-        </w:tc>
-      </w:tr>
-      <w:tr>
-        <w:tc>
-          <w:tcPr>
-            <w:tcW w:type="dxa" w:w="2493"/>
-            <w:vAlign w:val="center"/>
-          </w:tcPr>
-          <w:p>
-            <w:pPr>
-              <w:spacing w:line="288" w:lineRule="auto"/>
-            </w:pPr>
-            <w:r>
-              <w:rPr>
-                <w:rFonts w:ascii="맑은 고딕" w:hAnsi="맑은 고딕" w:eastAsia="맑은 고딕"/>
-                <w:sz w:val="18"/>
-              </w:rPr>
-              <w:t>FR-05</w:t>
-            </w:r>
-          </w:p>
-        </w:tc>
-        <w:tc>
-          <w:tcPr>
-            <w:tcW w:type="dxa" w:w="2493"/>
-            <w:vAlign w:val="center"/>
-          </w:tcPr>
-          <w:p>
-            <w:pPr>
-              <w:spacing w:line="288" w:lineRule="auto"/>
-            </w:pPr>
-            <w:r>
-              <w:rPr>
-                <w:rFonts w:ascii="맑은 고딕" w:hAnsi="맑은 고딕" w:eastAsia="맑은 고딕"/>
-                <w:sz w:val="18"/>
-              </w:rPr>
-              <w:t>환자 눈높이 글 구조 생성</w:t>
-            </w:r>
-          </w:p>
-        </w:tc>
-        <w:tc>
-          <w:tcPr>
-            <w:tcW w:type="dxa" w:w="2493"/>
-            <w:vAlign w:val="center"/>
-          </w:tcPr>
-          <w:p>
-            <w:pPr>
-              <w:spacing w:line="288" w:lineRule="auto"/>
-            </w:pPr>
-            <w:r>
-              <w:rPr>
-                <w:rFonts w:ascii="맑은 고딕" w:hAnsi="맑은 고딕" w:eastAsia="맑은 고딕"/>
-                <w:sz w:val="18"/>
-              </w:rPr>
-              <w:t>서론, 원인, 생활관리, 병원 방문 신호, FAQ 구조를 제안한다</w:t>
-            </w:r>
-          </w:p>
-        </w:tc>
-        <w:tc>
-          <w:tcPr>
-            <w:tcW w:type="dxa" w:w="2493"/>
-            <w:vAlign w:val="center"/>
-          </w:tcPr>
-          <w:p>
-            <w:pPr>
-              <w:spacing w:line="288" w:lineRule="auto"/>
-            </w:pPr>
-            <w:r>
-              <w:rPr>
-                <w:rFonts w:ascii="맑은 고딕" w:hAnsi="맑은 고딕" w:eastAsia="맑은 고딕"/>
-                <w:sz w:val="18"/>
-              </w:rPr>
-              <w:t>중</w:t>
-            </w:r>
-          </w:p>
-        </w:tc>
-      </w:tr>
-      <w:tr>
-        <w:tc>
-          <w:tcPr>
-            <w:tcW w:type="dxa" w:w="2493"/>
-            <w:vAlign w:val="center"/>
-          </w:tcPr>
-          <w:p>
-            <w:pPr>
-              <w:spacing w:line="288" w:lineRule="auto"/>
-            </w:pPr>
-            <w:r>
-              <w:rPr>
-                <w:rFonts w:ascii="맑은 고딕" w:hAnsi="맑은 고딕" w:eastAsia="맑은 고딕"/>
-                <w:sz w:val="18"/>
-              </w:rPr>
-              <w:t>FR-06</w:t>
-            </w:r>
-          </w:p>
-        </w:tc>
-        <w:tc>
-          <w:tcPr>
-            <w:tcW w:type="dxa" w:w="2493"/>
-            <w:vAlign w:val="center"/>
-          </w:tcPr>
-          <w:p>
-            <w:pPr>
-              <w:spacing w:line="288" w:lineRule="auto"/>
-            </w:pPr>
-            <w:r>
-              <w:rPr>
-                <w:rFonts w:ascii="맑은 고딕" w:hAnsi="맑은 고딕" w:eastAsia="맑은 고딕"/>
-                <w:sz w:val="18"/>
-              </w:rPr>
-              <w:t>썸네일 문구 추천</w:t>
-            </w:r>
-          </w:p>
-        </w:tc>
-        <w:tc>
-          <w:tcPr>
-            <w:tcW w:type="dxa" w:w="2493"/>
-            <w:vAlign w:val="center"/>
-          </w:tcPr>
-          <w:p>
-            <w:pPr>
-              <w:spacing w:line="288" w:lineRule="auto"/>
-            </w:pPr>
-            <w:r>
-              <w:rPr>
-                <w:rFonts w:ascii="맑은 고딕" w:hAnsi="맑은 고딕" w:eastAsia="맑은 고딕"/>
-                <w:sz w:val="18"/>
-              </w:rPr>
-              <w:t>블로그 제목과 썸네일 문구를 추천한다</w:t>
-            </w:r>
-          </w:p>
-        </w:tc>
-        <w:tc>
-          <w:tcPr>
-            <w:tcW w:type="dxa" w:w="2493"/>
-            <w:vAlign w:val="center"/>
-          </w:tcPr>
-          <w:p>
-            <w:pPr>
-              <w:spacing w:line="288" w:lineRule="auto"/>
-            </w:pPr>
-            <w:r>
-              <w:rPr>
-                <w:rFonts w:ascii="맑은 고딕" w:hAnsi="맑은 고딕" w:eastAsia="맑은 고딕"/>
-                <w:sz w:val="18"/>
-              </w:rPr>
-              <w:t>중</w:t>
-            </w:r>
-          </w:p>
-        </w:tc>
-      </w:tr>
-      <w:tr>
-        <w:tc>
-          <w:tcPr>
-            <w:tcW w:type="dxa" w:w="2493"/>
-            <w:vAlign w:val="center"/>
-          </w:tcPr>
-          <w:p>
-            <w:pPr>
-              <w:spacing w:line="288" w:lineRule="auto"/>
-            </w:pPr>
-            <w:r>
-              <w:rPr>
-                <w:rFonts w:ascii="맑은 고딕" w:hAnsi="맑은 고딕" w:eastAsia="맑은 고딕"/>
-                <w:sz w:val="18"/>
-              </w:rPr>
-              <w:t>FR-07</w:t>
-            </w:r>
-          </w:p>
-        </w:tc>
-        <w:tc>
-          <w:tcPr>
-            <w:tcW w:type="dxa" w:w="2493"/>
-            <w:vAlign w:val="center"/>
-          </w:tcPr>
-          <w:p>
-            <w:pPr>
-              <w:spacing w:line="288" w:lineRule="auto"/>
-            </w:pPr>
-            <w:r>
-              <w:rPr>
-                <w:rFonts w:ascii="맑은 고딕" w:hAnsi="맑은 고딕" w:eastAsia="맑은 고딕"/>
-                <w:sz w:val="18"/>
-              </w:rPr>
-              <w:t>결과 저장</w:t>
-            </w:r>
-          </w:p>
-        </w:tc>
-        <w:tc>
-          <w:tcPr>
-            <w:tcW w:type="dxa" w:w="2493"/>
-            <w:vAlign w:val="center"/>
-          </w:tcPr>
-          <w:p>
-            <w:pPr>
-              <w:spacing w:line="288" w:lineRule="auto"/>
-            </w:pPr>
-            <w:r>
-              <w:rPr>
-                <w:rFonts w:ascii="맑은 고딕" w:hAnsi="맑은 고딕" w:eastAsia="맑은 고딕"/>
-                <w:sz w:val="18"/>
-              </w:rPr>
-              <w:t>생성된 글 주제와 점검 결과를 저장한다</w:t>
-            </w:r>
-          </w:p>
-        </w:tc>
-        <w:tc>
-          <w:tcPr>
-            <w:tcW w:type="dxa" w:w="2493"/>
-            <w:vAlign w:val="center"/>
-          </w:tcPr>
-          <w:p>
-            <w:pPr>
-              <w:spacing w:line="288" w:lineRule="auto"/>
-            </w:pPr>
-            <w:r>
-              <w:rPr>
-                <w:rFonts w:ascii="맑은 고딕" w:hAnsi="맑은 고딕" w:eastAsia="맑은 고딕"/>
-                <w:sz w:val="18"/>
-              </w:rPr>
-              <w:t>하</w:t>
-            </w:r>
-          </w:p>
-        </w:tc>
-      </w:tr>
-    </w:tbl>
-    <w:p>
-      <w:pPr>
-        <w:pStyle w:val="Heading2"/>
-        <w:spacing w:line="360" w:lineRule="auto"/>
-      </w:pPr>
-      <w:r>
-        <w:rPr>
-          <w:rFonts w:ascii="맑은 고딕" w:hAnsi="맑은 고딕" w:eastAsia="맑은 고딕"/>
-        </w:rPr>
-        <w:t>5.3 비기능 요구사항</w:t>
-      </w:r>
-    </w:p>
-    <w:tbl>
-      <w:tblPr>
-        <w:tblStyle w:val="TableGrid"/>
-        <w:tblW w:type="auto" w:w="0"/>
-        <w:jc w:val="center"/>
-        <w:tblLook w:firstColumn="1" w:firstRow="1" w:lastColumn="0" w:lastRow="0" w:noHBand="0" w:noVBand="1" w:val="04A0"/>
-      </w:tblPr>
-      <w:tblGrid>
-        <w:gridCol w:w="3324"/>
-        <w:gridCol w:w="3324"/>
-        <w:gridCol w:w="3324"/>
-      </w:tblGrid>
-      <w:tr>
-        <w:tc>
-          <w:tcPr>
-            <w:tcW w:type="dxa" w:w="3324"/>
-          </w:tcPr>
-          <w:p>
-            <w:pPr>
-              <w:spacing w:line="288" w:lineRule="auto"/>
-            </w:pPr>
-            <w:r>
-              <w:rPr>
-                <w:rFonts w:ascii="맑은 고딕" w:hAnsi="맑은 고딕" w:eastAsia="맑은 고딕"/>
-                <w:sz w:val="18"/>
-              </w:rPr>
-              <w:t>ID</w:t>
-            </w:r>
-          </w:p>
-        </w:tc>
-        <w:tc>
-          <w:tcPr>
-            <w:tcW w:type="dxa" w:w="3324"/>
-          </w:tcPr>
-          <w:p>
-            <w:pPr>
-              <w:spacing w:line="288" w:lineRule="auto"/>
-            </w:pPr>
-            <w:r>
-              <w:rPr>
-                <w:rFonts w:ascii="맑은 고딕" w:hAnsi="맑은 고딕" w:eastAsia="맑은 고딕"/>
-                <w:sz w:val="18"/>
-              </w:rPr>
-              <w:t>요구사항</w:t>
-            </w:r>
-          </w:p>
-        </w:tc>
-        <w:tc>
-          <w:tcPr>
-            <w:tcW w:type="dxa" w:w="3324"/>
-          </w:tcPr>
-          <w:p>
-            <w:pPr>
-              <w:spacing w:line="288" w:lineRule="auto"/>
-            </w:pPr>
-            <w:r>
-              <w:rPr>
-                <w:rFonts w:ascii="맑은 고딕" w:hAnsi="맑은 고딕" w:eastAsia="맑은 고딕"/>
-                <w:sz w:val="18"/>
-              </w:rPr>
-              <w:t>설명</w:t>
-            </w:r>
-          </w:p>
-        </w:tc>
-      </w:tr>
-      <w:tr>
-        <w:tc>
-          <w:tcPr>
-            <w:tcW w:type="dxa" w:w="3324"/>
-            <w:vAlign w:val="center"/>
-          </w:tcPr>
-          <w:p>
-            <w:pPr>
-              <w:spacing w:line="288" w:lineRule="auto"/>
-            </w:pPr>
-            <w:r>
-              <w:rPr>
-                <w:rFonts w:ascii="맑은 고딕" w:hAnsi="맑은 고딕" w:eastAsia="맑은 고딕"/>
-                <w:sz w:val="18"/>
-              </w:rPr>
-              <w:t>NFR-01</w:t>
-            </w:r>
-          </w:p>
-        </w:tc>
-        <w:tc>
-          <w:tcPr>
-            <w:tcW w:type="dxa" w:w="3324"/>
-            <w:vAlign w:val="center"/>
-          </w:tcPr>
-          <w:p>
-            <w:pPr>
-              <w:spacing w:line="288" w:lineRule="auto"/>
-            </w:pPr>
-            <w:r>
-              <w:rPr>
-                <w:rFonts w:ascii="맑은 고딕" w:hAnsi="맑은 고딕" w:eastAsia="맑은 고딕"/>
-                <w:sz w:val="18"/>
-              </w:rPr>
-              <w:t>신뢰성</w:t>
-            </w:r>
-          </w:p>
-        </w:tc>
-        <w:tc>
-          <w:tcPr>
-            <w:tcW w:type="dxa" w:w="3324"/>
-            <w:vAlign w:val="center"/>
-          </w:tcPr>
-          <w:p>
-            <w:pPr>
-              <w:spacing w:line="288" w:lineRule="auto"/>
-            </w:pPr>
-            <w:r>
-              <w:rPr>
-                <w:rFonts w:ascii="맑은 고딕" w:hAnsi="맑은 고딕" w:eastAsia="맑은 고딕"/>
-                <w:sz w:val="18"/>
-              </w:rPr>
-              <w:t>의료광고 위험 표현을 놓치지 않도록 대표 위험 문구 목록을 유지한다</w:t>
-            </w:r>
-          </w:p>
-        </w:tc>
-      </w:tr>
-      <w:tr>
-        <w:tc>
-          <w:tcPr>
-            <w:tcW w:type="dxa" w:w="3324"/>
-            <w:vAlign w:val="center"/>
-          </w:tcPr>
-          <w:p>
-            <w:pPr>
-              <w:spacing w:line="288" w:lineRule="auto"/>
-            </w:pPr>
-            <w:r>
-              <w:rPr>
-                <w:rFonts w:ascii="맑은 고딕" w:hAnsi="맑은 고딕" w:eastAsia="맑은 고딕"/>
-                <w:sz w:val="18"/>
-              </w:rPr>
-              <w:t>NFR-02</w:t>
-            </w:r>
-          </w:p>
-        </w:tc>
-        <w:tc>
-          <w:tcPr>
-            <w:tcW w:type="dxa" w:w="3324"/>
-            <w:vAlign w:val="center"/>
-          </w:tcPr>
-          <w:p>
-            <w:pPr>
-              <w:spacing w:line="288" w:lineRule="auto"/>
-            </w:pPr>
-            <w:r>
-              <w:rPr>
-                <w:rFonts w:ascii="맑은 고딕" w:hAnsi="맑은 고딕" w:eastAsia="맑은 고딕"/>
-                <w:sz w:val="18"/>
-              </w:rPr>
-              <w:t>사용성</w:t>
-            </w:r>
-          </w:p>
-        </w:tc>
-        <w:tc>
-          <w:tcPr>
-            <w:tcW w:type="dxa" w:w="3324"/>
-            <w:vAlign w:val="center"/>
-          </w:tcPr>
-          <w:p>
-            <w:pPr>
-              <w:spacing w:line="288" w:lineRule="auto"/>
-            </w:pPr>
-            <w:r>
-              <w:rPr>
-                <w:rFonts w:ascii="맑은 고딕" w:hAnsi="맑은 고딕" w:eastAsia="맑은 고딕"/>
-                <w:sz w:val="18"/>
-              </w:rPr>
-              <w:t>비개발자인 개원의도 메뉴 기반으로 쉽게 사용할 수 있어야 한다</w:t>
-            </w:r>
-          </w:p>
-        </w:tc>
-      </w:tr>
-      <w:tr>
-        <w:tc>
-          <w:tcPr>
-            <w:tcW w:type="dxa" w:w="3324"/>
-            <w:vAlign w:val="center"/>
-          </w:tcPr>
-          <w:p>
-            <w:pPr>
-              <w:spacing w:line="288" w:lineRule="auto"/>
-            </w:pPr>
-            <w:r>
-              <w:rPr>
-                <w:rFonts w:ascii="맑은 고딕" w:hAnsi="맑은 고딕" w:eastAsia="맑은 고딕"/>
-                <w:sz w:val="18"/>
-              </w:rPr>
-              <w:t>NFR-03</w:t>
-            </w:r>
-          </w:p>
-        </w:tc>
-        <w:tc>
-          <w:tcPr>
-            <w:tcW w:type="dxa" w:w="3324"/>
-            <w:vAlign w:val="center"/>
-          </w:tcPr>
-          <w:p>
-            <w:pPr>
-              <w:spacing w:line="288" w:lineRule="auto"/>
-            </w:pPr>
-            <w:r>
-              <w:rPr>
-                <w:rFonts w:ascii="맑은 고딕" w:hAnsi="맑은 고딕" w:eastAsia="맑은 고딕"/>
-                <w:sz w:val="18"/>
-              </w:rPr>
-              <w:t>설명 가능성</w:t>
-            </w:r>
-          </w:p>
-        </w:tc>
-        <w:tc>
-          <w:tcPr>
-            <w:tcW w:type="dxa" w:w="3324"/>
-            <w:vAlign w:val="center"/>
-          </w:tcPr>
-          <w:p>
-            <w:pPr>
-              <w:spacing w:line="288" w:lineRule="auto"/>
-            </w:pPr>
-            <w:r>
-              <w:rPr>
-                <w:rFonts w:ascii="맑은 고딕" w:hAnsi="맑은 고딕" w:eastAsia="맑은 고딕"/>
-                <w:sz w:val="18"/>
-              </w:rPr>
-              <w:t>왜 위험 표현으로 판단했는지 이유를 함께 출력해야 한다</w:t>
-            </w:r>
-          </w:p>
-        </w:tc>
-      </w:tr>
-      <w:tr>
-        <w:tc>
-          <w:tcPr>
-            <w:tcW w:type="dxa" w:w="3324"/>
-            <w:vAlign w:val="center"/>
-          </w:tcPr>
-          <w:p>
-            <w:pPr>
-              <w:spacing w:line="288" w:lineRule="auto"/>
-            </w:pPr>
-            <w:r>
-              <w:rPr>
-                <w:rFonts w:ascii="맑은 고딕" w:hAnsi="맑은 고딕" w:eastAsia="맑은 고딕"/>
-                <w:sz w:val="18"/>
-              </w:rPr>
-              <w:t>NFR-04</w:t>
-            </w:r>
-          </w:p>
-        </w:tc>
-        <w:tc>
-          <w:tcPr>
-            <w:tcW w:type="dxa" w:w="3324"/>
-            <w:vAlign w:val="center"/>
-          </w:tcPr>
-          <w:p>
-            <w:pPr>
-              <w:spacing w:line="288" w:lineRule="auto"/>
-            </w:pPr>
-            <w:r>
-              <w:rPr>
-                <w:rFonts w:ascii="맑은 고딕" w:hAnsi="맑은 고딕" w:eastAsia="맑은 고딕"/>
-                <w:sz w:val="18"/>
-              </w:rPr>
-              <w:t>안전성</w:t>
-            </w:r>
-          </w:p>
-        </w:tc>
-        <w:tc>
-          <w:tcPr>
-            <w:tcW w:type="dxa" w:w="3324"/>
-            <w:vAlign w:val="center"/>
-          </w:tcPr>
-          <w:p>
-            <w:pPr>
-              <w:spacing w:line="288" w:lineRule="auto"/>
-            </w:pPr>
-            <w:r>
-              <w:rPr>
-                <w:rFonts w:ascii="맑은 고딕" w:hAnsi="맑은 고딕" w:eastAsia="맑은 고딕"/>
-                <w:sz w:val="18"/>
-              </w:rPr>
-              <w:t>진단, 치료, 처방을 대신하지 않는다는 안내를 포함해야 한다</w:t>
-            </w:r>
-          </w:p>
-        </w:tc>
-      </w:tr>
-    </w:tbl>
-    <w:p>
-      <w:pPr>
-        <w:pStyle w:val="Heading1"/>
-        <w:spacing w:line="360" w:lineRule="auto"/>
-      </w:pPr>
-      <w:r>
-        <w:rPr>
-          <w:rFonts w:ascii="맑은 고딕" w:hAnsi="맑은 고딕" w:eastAsia="맑은 고딕"/>
-        </w:rPr>
-        <w:t>6. 설계 단계: Use Case Diagram</w:t>
+        <w:t>1. 과학기술정보통신부·한국지능정보사회진흥원, 2024 인터넷이용실태조사(e-나라지표)</w:t>
+        <w:br/>
+        <w:t xml:space="preserve">   https://www.index.go.kr/unity/potal/main/EachDtlPageDetail.do?idx_cd=1346</w:t>
       </w:r>
     </w:p>
     <w:p>
       <w:pPr>
-        <w:pStyle w:val="Heading2"/>
-        <w:spacing w:line="360" w:lineRule="auto"/>
+        <w:spacing w:after="80"/>
       </w:pPr>
       <w:r>
-        <w:rPr>
-          <w:rFonts w:ascii="맑은 고딕" w:hAnsi="맑은 고딕" w:eastAsia="맑은 고딕"/>
-        </w:rPr>
-        <w:t>6.1 액터</w:t>
-      </w:r>
-    </w:p>
-    <w:tbl>
-      <w:tblPr>
-        <w:tblStyle w:val="TableGrid"/>
-        <w:tblW w:type="auto" w:w="0"/>
-        <w:jc w:val="center"/>
-        <w:tblLook w:firstColumn="1" w:firstRow="1" w:lastColumn="0" w:lastRow="0" w:noHBand="0" w:noVBand="1" w:val="04A0"/>
-      </w:tblPr>
-      <w:tblGrid>
-        <w:gridCol w:w="4986"/>
-        <w:gridCol w:w="4986"/>
-      </w:tblGrid>
-      <w:tr>
-        <w:tc>
-          <w:tcPr>
-            <w:tcW w:type="dxa" w:w="4986"/>
-          </w:tcPr>
-          <w:p>
-            <w:pPr>
-              <w:spacing w:line="288" w:lineRule="auto"/>
-            </w:pPr>
-            <w:r>
-              <w:rPr>
-                <w:rFonts w:ascii="맑은 고딕" w:hAnsi="맑은 고딕" w:eastAsia="맑은 고딕"/>
-                <w:sz w:val="18"/>
-              </w:rPr>
-              <w:t>액터</w:t>
-            </w:r>
-          </w:p>
-        </w:tc>
-        <w:tc>
-          <w:tcPr>
-            <w:tcW w:type="dxa" w:w="4986"/>
-          </w:tcPr>
-          <w:p>
-            <w:pPr>
-              <w:spacing w:line="288" w:lineRule="auto"/>
-            </w:pPr>
-            <w:r>
-              <w:rPr>
-                <w:rFonts w:ascii="맑은 고딕" w:hAnsi="맑은 고딕" w:eastAsia="맑은 고딕"/>
-                <w:sz w:val="18"/>
-              </w:rPr>
-              <w:t>설명</w:t>
-            </w:r>
-          </w:p>
-        </w:tc>
-      </w:tr>
-      <w:tr>
-        <w:tc>
-          <w:tcPr>
-            <w:tcW w:type="dxa" w:w="4986"/>
-            <w:vAlign w:val="center"/>
-          </w:tcPr>
-          <w:p>
-            <w:pPr>
-              <w:spacing w:line="288" w:lineRule="auto"/>
-            </w:pPr>
-            <w:r>
-              <w:rPr>
-                <w:rFonts w:ascii="맑은 고딕" w:hAnsi="맑은 고딕" w:eastAsia="맑은 고딕"/>
-                <w:sz w:val="18"/>
-              </w:rPr>
-              <w:t>개원의</w:t>
-            </w:r>
-          </w:p>
-        </w:tc>
-        <w:tc>
-          <w:tcPr>
-            <w:tcW w:type="dxa" w:w="4986"/>
-            <w:vAlign w:val="center"/>
-          </w:tcPr>
-          <w:p>
-            <w:pPr>
-              <w:spacing w:line="288" w:lineRule="auto"/>
-            </w:pPr>
-            <w:r>
-              <w:rPr>
-                <w:rFonts w:ascii="맑은 고딕" w:hAnsi="맑은 고딕" w:eastAsia="맑은 고딕"/>
-                <w:sz w:val="18"/>
-              </w:rPr>
-              <w:t>키워드를 입력하고, 의사 코멘트를 넣고, 글 초안과 위험 표현 점검 결과를 확인한다</w:t>
-            </w:r>
-          </w:p>
-        </w:tc>
-      </w:tr>
-      <w:tr>
-        <w:tc>
-          <w:tcPr>
-            <w:tcW w:type="dxa" w:w="4986"/>
-            <w:vAlign w:val="center"/>
-          </w:tcPr>
-          <w:p>
-            <w:pPr>
-              <w:spacing w:line="288" w:lineRule="auto"/>
-            </w:pPr>
-            <w:r>
-              <w:rPr>
-                <w:rFonts w:ascii="맑은 고딕" w:hAnsi="맑은 고딕" w:eastAsia="맑은 고딕"/>
-                <w:sz w:val="18"/>
-              </w:rPr>
-              <w:t>병원 마케팅 담당자</w:t>
-            </w:r>
-          </w:p>
-        </w:tc>
-        <w:tc>
-          <w:tcPr>
-            <w:tcW w:type="dxa" w:w="4986"/>
-            <w:vAlign w:val="center"/>
-          </w:tcPr>
-          <w:p>
-            <w:pPr>
-              <w:spacing w:line="288" w:lineRule="auto"/>
-            </w:pPr>
-            <w:r>
-              <w:rPr>
-                <w:rFonts w:ascii="맑은 고딕" w:hAnsi="맑은 고딕" w:eastAsia="맑은 고딕"/>
-                <w:sz w:val="18"/>
-              </w:rPr>
-              <w:t>콘텐츠 캘린더와 썸네일 문구를 관리한다</w:t>
-            </w:r>
-          </w:p>
-        </w:tc>
-      </w:tr>
-      <w:tr>
-        <w:tc>
-          <w:tcPr>
-            <w:tcW w:type="dxa" w:w="4986"/>
-            <w:vAlign w:val="center"/>
-          </w:tcPr>
-          <w:p>
-            <w:pPr>
-              <w:spacing w:line="288" w:lineRule="auto"/>
-            </w:pPr>
-            <w:r>
-              <w:rPr>
-                <w:rFonts w:ascii="맑은 고딕" w:hAnsi="맑은 고딕" w:eastAsia="맑은 고딕"/>
-                <w:sz w:val="18"/>
-              </w:rPr>
-              <w:t>환자</w:t>
-            </w:r>
-          </w:p>
-        </w:tc>
-        <w:tc>
-          <w:tcPr>
-            <w:tcW w:type="dxa" w:w="4986"/>
-            <w:vAlign w:val="center"/>
-          </w:tcPr>
-          <w:p>
-            <w:pPr>
-              <w:spacing w:line="288" w:lineRule="auto"/>
-            </w:pPr>
-            <w:r>
-              <w:rPr>
-                <w:rFonts w:ascii="맑은 고딕" w:hAnsi="맑은 고딕" w:eastAsia="맑은 고딕"/>
-                <w:sz w:val="18"/>
-              </w:rPr>
-              <w:t>최종 발행된 블로그 글을 읽고 병원 선택에 참고한다</w:t>
-            </w:r>
-          </w:p>
-        </w:tc>
-      </w:tr>
-      <w:tr>
-        <w:tc>
-          <w:tcPr>
-            <w:tcW w:type="dxa" w:w="4986"/>
-            <w:vAlign w:val="center"/>
-          </w:tcPr>
-          <w:p>
-            <w:pPr>
-              <w:spacing w:line="288" w:lineRule="auto"/>
-            </w:pPr>
-            <w:r>
-              <w:rPr>
-                <w:rFonts w:ascii="맑은 고딕" w:hAnsi="맑은 고딕" w:eastAsia="맑은 고딕"/>
-                <w:sz w:val="18"/>
-              </w:rPr>
-              <w:t>시스템</w:t>
-            </w:r>
-          </w:p>
-        </w:tc>
-        <w:tc>
-          <w:tcPr>
-            <w:tcW w:type="dxa" w:w="4986"/>
-            <w:vAlign w:val="center"/>
-          </w:tcPr>
-          <w:p>
-            <w:pPr>
-              <w:spacing w:line="288" w:lineRule="auto"/>
-            </w:pPr>
-            <w:r>
-              <w:rPr>
-                <w:rFonts w:ascii="맑은 고딕" w:hAnsi="맑은 고딕" w:eastAsia="맑은 고딕"/>
-                <w:sz w:val="18"/>
-              </w:rPr>
-              <w:t>키워드 분석, 글 구조 추천, 위험 표현 점검, 결과 출력을 수행한다</w:t>
-            </w:r>
-          </w:p>
-        </w:tc>
-      </w:tr>
-    </w:tbl>
-    <w:p>
-      <w:pPr>
-        <w:pStyle w:val="Heading2"/>
-        <w:spacing w:line="360" w:lineRule="auto"/>
-      </w:pPr>
-      <w:r>
-        <w:rPr>
-          <w:rFonts w:ascii="맑은 고딕" w:hAnsi="맑은 고딕" w:eastAsia="맑은 고딕"/>
-        </w:rPr>
-        <w:t>6.2 Use Case 목록</w:t>
-      </w:r>
-    </w:p>
-    <w:tbl>
-      <w:tblPr>
-        <w:tblStyle w:val="TableGrid"/>
-        <w:tblW w:type="auto" w:w="0"/>
-        <w:jc w:val="center"/>
-        <w:tblLook w:firstColumn="1" w:firstRow="1" w:lastColumn="0" w:lastRow="0" w:noHBand="0" w:noVBand="1" w:val="04A0"/>
-      </w:tblPr>
-      <w:tblGrid>
-        <w:gridCol w:w="3324"/>
-        <w:gridCol w:w="3324"/>
-        <w:gridCol w:w="3324"/>
-      </w:tblGrid>
-      <w:tr>
-        <w:tc>
-          <w:tcPr>
-            <w:tcW w:type="dxa" w:w="3324"/>
-          </w:tcPr>
-          <w:p>
-            <w:pPr>
-              <w:spacing w:line="288" w:lineRule="auto"/>
-            </w:pPr>
-            <w:r>
-              <w:rPr>
-                <w:rFonts w:ascii="맑은 고딕" w:hAnsi="맑은 고딕" w:eastAsia="맑은 고딕"/>
-                <w:sz w:val="18"/>
-              </w:rPr>
-              <w:t>Use Case</w:t>
-            </w:r>
-          </w:p>
-        </w:tc>
-        <w:tc>
-          <w:tcPr>
-            <w:tcW w:type="dxa" w:w="3324"/>
-          </w:tcPr>
-          <w:p>
-            <w:pPr>
-              <w:spacing w:line="288" w:lineRule="auto"/>
-            </w:pPr>
-            <w:r>
-              <w:rPr>
-                <w:rFonts w:ascii="맑은 고딕" w:hAnsi="맑은 고딕" w:eastAsia="맑은 고딕"/>
-                <w:sz w:val="18"/>
-              </w:rPr>
-              <w:t>액터</w:t>
-            </w:r>
-          </w:p>
-        </w:tc>
-        <w:tc>
-          <w:tcPr>
-            <w:tcW w:type="dxa" w:w="3324"/>
-          </w:tcPr>
-          <w:p>
-            <w:pPr>
-              <w:spacing w:line="288" w:lineRule="auto"/>
-            </w:pPr>
-            <w:r>
-              <w:rPr>
-                <w:rFonts w:ascii="맑은 고딕" w:hAnsi="맑은 고딕" w:eastAsia="맑은 고딕"/>
-                <w:sz w:val="18"/>
-              </w:rPr>
-              <w:t>설명</w:t>
-            </w:r>
-          </w:p>
-        </w:tc>
-      </w:tr>
-      <w:tr>
-        <w:tc>
-          <w:tcPr>
-            <w:tcW w:type="dxa" w:w="3324"/>
-            <w:vAlign w:val="center"/>
-          </w:tcPr>
-          <w:p>
-            <w:pPr>
-              <w:spacing w:line="288" w:lineRule="auto"/>
-            </w:pPr>
-            <w:r>
-              <w:rPr>
-                <w:rFonts w:ascii="맑은 고딕" w:hAnsi="맑은 고딕" w:eastAsia="맑은 고딕"/>
-                <w:sz w:val="18"/>
-              </w:rPr>
-              <w:t>키워드 입력</w:t>
-            </w:r>
-          </w:p>
-        </w:tc>
-        <w:tc>
-          <w:tcPr>
-            <w:tcW w:type="dxa" w:w="3324"/>
-            <w:vAlign w:val="center"/>
-          </w:tcPr>
-          <w:p>
-            <w:pPr>
-              <w:spacing w:line="288" w:lineRule="auto"/>
-            </w:pPr>
-            <w:r>
-              <w:rPr>
-                <w:rFonts w:ascii="맑은 고딕" w:hAnsi="맑은 고딕" w:eastAsia="맑은 고딕"/>
-                <w:sz w:val="18"/>
-              </w:rPr>
-              <w:t>개원의, 마케팅 담당자</w:t>
-            </w:r>
-          </w:p>
-        </w:tc>
-        <w:tc>
-          <w:tcPr>
-            <w:tcW w:type="dxa" w:w="3324"/>
-            <w:vAlign w:val="center"/>
-          </w:tcPr>
-          <w:p>
-            <w:pPr>
-              <w:spacing w:line="288" w:lineRule="auto"/>
-            </w:pPr>
-            <w:r>
-              <w:rPr>
-                <w:rFonts w:ascii="맑은 고딕" w:hAnsi="맑은 고딕" w:eastAsia="맑은 고딕"/>
-                <w:sz w:val="18"/>
-              </w:rPr>
-              <w:t>지역+진료과+증상 키워드를 입력한다</w:t>
-            </w:r>
-          </w:p>
-        </w:tc>
-      </w:tr>
-      <w:tr>
-        <w:tc>
-          <w:tcPr>
-            <w:tcW w:type="dxa" w:w="3324"/>
-            <w:vAlign w:val="center"/>
-          </w:tcPr>
-          <w:p>
-            <w:pPr>
-              <w:spacing w:line="288" w:lineRule="auto"/>
-            </w:pPr>
-            <w:r>
-              <w:rPr>
-                <w:rFonts w:ascii="맑은 고딕" w:hAnsi="맑은 고딕" w:eastAsia="맑은 고딕"/>
-                <w:sz w:val="18"/>
-              </w:rPr>
-              <w:t>글 주제 추천</w:t>
-            </w:r>
-          </w:p>
-        </w:tc>
-        <w:tc>
-          <w:tcPr>
-            <w:tcW w:type="dxa" w:w="3324"/>
-            <w:vAlign w:val="center"/>
-          </w:tcPr>
-          <w:p>
-            <w:pPr>
-              <w:spacing w:line="288" w:lineRule="auto"/>
-            </w:pPr>
-            <w:r>
-              <w:rPr>
-                <w:rFonts w:ascii="맑은 고딕" w:hAnsi="맑은 고딕" w:eastAsia="맑은 고딕"/>
-                <w:sz w:val="18"/>
-              </w:rPr>
-              <w:t>시스템</w:t>
-            </w:r>
-          </w:p>
-        </w:tc>
-        <w:tc>
-          <w:tcPr>
-            <w:tcW w:type="dxa" w:w="3324"/>
-            <w:vAlign w:val="center"/>
-          </w:tcPr>
-          <w:p>
-            <w:pPr>
-              <w:spacing w:line="288" w:lineRule="auto"/>
-            </w:pPr>
-            <w:r>
-              <w:rPr>
-                <w:rFonts w:ascii="맑은 고딕" w:hAnsi="맑은 고딕" w:eastAsia="맑은 고딕"/>
-                <w:sz w:val="18"/>
-              </w:rPr>
-              <w:t>입력 키워드를 바탕으로 블로그 글 제목과 주제를 제안한다</w:t>
-            </w:r>
-          </w:p>
-        </w:tc>
-      </w:tr>
-      <w:tr>
-        <w:tc>
-          <w:tcPr>
-            <w:tcW w:type="dxa" w:w="3324"/>
-            <w:vAlign w:val="center"/>
-          </w:tcPr>
-          <w:p>
-            <w:pPr>
-              <w:spacing w:line="288" w:lineRule="auto"/>
-            </w:pPr>
-            <w:r>
-              <w:rPr>
-                <w:rFonts w:ascii="맑은 고딕" w:hAnsi="맑은 고딕" w:eastAsia="맑은 고딕"/>
-                <w:sz w:val="18"/>
-              </w:rPr>
-              <w:t>의사 코멘트 입력</w:t>
-            </w:r>
-          </w:p>
-        </w:tc>
-        <w:tc>
-          <w:tcPr>
-            <w:tcW w:type="dxa" w:w="3324"/>
-            <w:vAlign w:val="center"/>
-          </w:tcPr>
-          <w:p>
-            <w:pPr>
-              <w:spacing w:line="288" w:lineRule="auto"/>
-            </w:pPr>
-            <w:r>
-              <w:rPr>
-                <w:rFonts w:ascii="맑은 고딕" w:hAnsi="맑은 고딕" w:eastAsia="맑은 고딕"/>
-                <w:sz w:val="18"/>
-              </w:rPr>
-              <w:t>개원의</w:t>
-            </w:r>
-          </w:p>
-        </w:tc>
-        <w:tc>
-          <w:tcPr>
-            <w:tcW w:type="dxa" w:w="3324"/>
-            <w:vAlign w:val="center"/>
-          </w:tcPr>
-          <w:p>
-            <w:pPr>
-              <w:spacing w:line="288" w:lineRule="auto"/>
-            </w:pPr>
-            <w:r>
-              <w:rPr>
-                <w:rFonts w:ascii="맑은 고딕" w:hAnsi="맑은 고딕" w:eastAsia="맑은 고딕"/>
-                <w:sz w:val="18"/>
-              </w:rPr>
-              <w:t>원장의 설명 방식, 주의사항, 진료 철학을 입력한다</w:t>
-            </w:r>
-          </w:p>
-        </w:tc>
-      </w:tr>
-      <w:tr>
-        <w:tc>
-          <w:tcPr>
-            <w:tcW w:type="dxa" w:w="3324"/>
-            <w:vAlign w:val="center"/>
-          </w:tcPr>
-          <w:p>
-            <w:pPr>
-              <w:spacing w:line="288" w:lineRule="auto"/>
-            </w:pPr>
-            <w:r>
-              <w:rPr>
-                <w:rFonts w:ascii="맑은 고딕" w:hAnsi="맑은 고딕" w:eastAsia="맑은 고딕"/>
-                <w:sz w:val="18"/>
-              </w:rPr>
-              <w:t>의료광고 표현 점검</w:t>
-            </w:r>
-          </w:p>
-        </w:tc>
-        <w:tc>
-          <w:tcPr>
-            <w:tcW w:type="dxa" w:w="3324"/>
-            <w:vAlign w:val="center"/>
-          </w:tcPr>
-          <w:p>
-            <w:pPr>
-              <w:spacing w:line="288" w:lineRule="auto"/>
-            </w:pPr>
-            <w:r>
-              <w:rPr>
-                <w:rFonts w:ascii="맑은 고딕" w:hAnsi="맑은 고딕" w:eastAsia="맑은 고딕"/>
-                <w:sz w:val="18"/>
-              </w:rPr>
-              <w:t>시스템</w:t>
-            </w:r>
-          </w:p>
-        </w:tc>
-        <w:tc>
-          <w:tcPr>
-            <w:tcW w:type="dxa" w:w="3324"/>
-            <w:vAlign w:val="center"/>
-          </w:tcPr>
-          <w:p>
-            <w:pPr>
-              <w:spacing w:line="288" w:lineRule="auto"/>
-            </w:pPr>
-            <w:r>
-              <w:rPr>
-                <w:rFonts w:ascii="맑은 고딕" w:hAnsi="맑은 고딕" w:eastAsia="맑은 고딕"/>
-                <w:sz w:val="18"/>
-              </w:rPr>
-              <w:t>위험 표현을 찾아 이유와 수정 방향을 제시한다</w:t>
-            </w:r>
-          </w:p>
-        </w:tc>
-      </w:tr>
-      <w:tr>
-        <w:tc>
-          <w:tcPr>
-            <w:tcW w:type="dxa" w:w="3324"/>
-            <w:vAlign w:val="center"/>
-          </w:tcPr>
-          <w:p>
-            <w:pPr>
-              <w:spacing w:line="288" w:lineRule="auto"/>
-            </w:pPr>
-            <w:r>
-              <w:rPr>
-                <w:rFonts w:ascii="맑은 고딕" w:hAnsi="맑은 고딕" w:eastAsia="맑은 고딕"/>
-                <w:sz w:val="18"/>
-              </w:rPr>
-              <w:t>글 구조 생성</w:t>
-            </w:r>
-          </w:p>
-        </w:tc>
-        <w:tc>
-          <w:tcPr>
-            <w:tcW w:type="dxa" w:w="3324"/>
-            <w:vAlign w:val="center"/>
-          </w:tcPr>
-          <w:p>
-            <w:pPr>
-              <w:spacing w:line="288" w:lineRule="auto"/>
-            </w:pPr>
-            <w:r>
-              <w:rPr>
-                <w:rFonts w:ascii="맑은 고딕" w:hAnsi="맑은 고딕" w:eastAsia="맑은 고딕"/>
-                <w:sz w:val="18"/>
-              </w:rPr>
-              <w:t>시스템</w:t>
-            </w:r>
-          </w:p>
-        </w:tc>
-        <w:tc>
-          <w:tcPr>
-            <w:tcW w:type="dxa" w:w="3324"/>
-            <w:vAlign w:val="center"/>
-          </w:tcPr>
-          <w:p>
-            <w:pPr>
-              <w:spacing w:line="288" w:lineRule="auto"/>
-            </w:pPr>
-            <w:r>
-              <w:rPr>
-                <w:rFonts w:ascii="맑은 고딕" w:hAnsi="맑은 고딕" w:eastAsia="맑은 고딕"/>
-                <w:sz w:val="18"/>
-              </w:rPr>
-              <w:t>환자 눈높이에 맞는 블로그 글 구조를 만든다</w:t>
-            </w:r>
-          </w:p>
-        </w:tc>
-      </w:tr>
-      <w:tr>
-        <w:tc>
-          <w:tcPr>
-            <w:tcW w:type="dxa" w:w="3324"/>
-            <w:vAlign w:val="center"/>
-          </w:tcPr>
-          <w:p>
-            <w:pPr>
-              <w:spacing w:line="288" w:lineRule="auto"/>
-            </w:pPr>
-            <w:r>
-              <w:rPr>
-                <w:rFonts w:ascii="맑은 고딕" w:hAnsi="맑은 고딕" w:eastAsia="맑은 고딕"/>
-                <w:sz w:val="18"/>
-              </w:rPr>
-              <w:t>썸네일 문구 추천</w:t>
-            </w:r>
-          </w:p>
-        </w:tc>
-        <w:tc>
-          <w:tcPr>
-            <w:tcW w:type="dxa" w:w="3324"/>
-            <w:vAlign w:val="center"/>
-          </w:tcPr>
-          <w:p>
-            <w:pPr>
-              <w:spacing w:line="288" w:lineRule="auto"/>
-            </w:pPr>
-            <w:r>
-              <w:rPr>
-                <w:rFonts w:ascii="맑은 고딕" w:hAnsi="맑은 고딕" w:eastAsia="맑은 고딕"/>
-                <w:sz w:val="18"/>
-              </w:rPr>
-              <w:t>시스템</w:t>
-            </w:r>
-          </w:p>
-        </w:tc>
-        <w:tc>
-          <w:tcPr>
-            <w:tcW w:type="dxa" w:w="3324"/>
-            <w:vAlign w:val="center"/>
-          </w:tcPr>
-          <w:p>
-            <w:pPr>
-              <w:spacing w:line="288" w:lineRule="auto"/>
-            </w:pPr>
-            <w:r>
-              <w:rPr>
-                <w:rFonts w:ascii="맑은 고딕" w:hAnsi="맑은 고딕" w:eastAsia="맑은 고딕"/>
-                <w:sz w:val="18"/>
-              </w:rPr>
-              <w:t>클릭률과 신뢰감을 고려한 썸네일 문구를 제안한다</w:t>
-            </w:r>
-          </w:p>
-        </w:tc>
-      </w:tr>
-      <w:tr>
-        <w:tc>
-          <w:tcPr>
-            <w:tcW w:type="dxa" w:w="3324"/>
-            <w:vAlign w:val="center"/>
-          </w:tcPr>
-          <w:p>
-            <w:pPr>
-              <w:spacing w:line="288" w:lineRule="auto"/>
-            </w:pPr>
-            <w:r>
-              <w:rPr>
-                <w:rFonts w:ascii="맑은 고딕" w:hAnsi="맑은 고딕" w:eastAsia="맑은 고딕"/>
-                <w:sz w:val="18"/>
-              </w:rPr>
-              <w:t>결과 검토</w:t>
-            </w:r>
-          </w:p>
-        </w:tc>
-        <w:tc>
-          <w:tcPr>
-            <w:tcW w:type="dxa" w:w="3324"/>
-            <w:vAlign w:val="center"/>
-          </w:tcPr>
-          <w:p>
-            <w:pPr>
-              <w:spacing w:line="288" w:lineRule="auto"/>
-            </w:pPr>
-            <w:r>
-              <w:rPr>
-                <w:rFonts w:ascii="맑은 고딕" w:hAnsi="맑은 고딕" w:eastAsia="맑은 고딕"/>
-                <w:sz w:val="18"/>
-              </w:rPr>
-              <w:t>개원의</w:t>
-            </w:r>
-          </w:p>
-        </w:tc>
-        <w:tc>
-          <w:tcPr>
-            <w:tcW w:type="dxa" w:w="3324"/>
-            <w:vAlign w:val="center"/>
-          </w:tcPr>
-          <w:p>
-            <w:pPr>
-              <w:spacing w:line="288" w:lineRule="auto"/>
-            </w:pPr>
-            <w:r>
-              <w:rPr>
-                <w:rFonts w:ascii="맑은 고딕" w:hAnsi="맑은 고딕" w:eastAsia="맑은 고딕"/>
-                <w:sz w:val="18"/>
-              </w:rPr>
-              <w:t>최종 글 초안과 위험 표현 점검 결과를 확인한다</w:t>
-            </w:r>
-          </w:p>
-        </w:tc>
-      </w:tr>
-    </w:tbl>
-    <w:p>
-      <w:pPr>
-        <w:pStyle w:val="Heading2"/>
-        <w:spacing w:line="360" w:lineRule="auto"/>
-      </w:pPr>
-      <w:r>
-        <w:rPr>
-          <w:rFonts w:ascii="맑은 고딕" w:hAnsi="맑은 고딕" w:eastAsia="맑은 고딕"/>
-        </w:rPr>
-        <w:t>6.3 Use Case Diagram 코드</w:t>
+        <w:t>2. 질병관리청 국가건강정보포털 사업 개요</w:t>
+        <w:br/>
+        <w:t xml:space="preserve">   https://www.kdca.go.kr/kdca/3365/subview.do</w:t>
       </w:r>
     </w:p>
     <w:p>
       <w:pPr>
-        <w:spacing w:line="360" w:lineRule="auto"/>
+        <w:spacing w:after="80"/>
       </w:pPr>
       <w:r>
-        <w:rPr>
-          <w:rFonts w:ascii="맑은 고딕" w:hAnsi="맑은 고딕" w:eastAsia="맑은 고딕"/>
-          <w:sz w:val="22"/>
-        </w:rPr>
-        <w:t>아래 코드는 보고서나 발표자료에서 Use Case Diagram으로 변환할 수 있는 PlantUML 형식이다.</w:t>
-      </w:r>
-    </w:p>
-    <w:p>
-      <w:pPr/>
-      <w:r>
-        <w:rPr>
-          <w:rFonts w:ascii="Courier New" w:hAnsi="Courier New"/>
-          <w:sz w:val="18"/>
-        </w:rPr>
-        <w:t>@startuml</w:t>
+        <w:t>3. 정희태·김정아, 의료소비자의 인터넷 기반 의료정보서비스 이용행태와 병원선택, Healthcare Informatics Research, KCI</w:t>
         <w:br/>
-        <w:t>left to right direction</w:t>
-        <w:br/>
-        <w:br/>
-        <w:t>actor "개원의" as Doctor</w:t>
-        <w:br/>
-        <w:t>actor "병원 마케팅 담당자" as Marketer</w:t>
-        <w:br/>
-        <w:t>actor "환자" as Patient</w:t>
-        <w:br/>
-        <w:br/>
-        <w:t>rectangle "메디블로그 AI 마케팅 툴" {</w:t>
-        <w:br/>
-        <w:t xml:space="preserve">  usecase "지역+진료과+증상\n키워드 입력" as UC1</w:t>
-        <w:br/>
-        <w:t xml:space="preserve">  usecase "블로그 글 주제 추천" as UC2</w:t>
-        <w:br/>
-        <w:t xml:space="preserve">  usecase "의사 코멘트 입력" as UC3</w:t>
-        <w:br/>
-        <w:t xml:space="preserve">  usecase "환자 눈높이\n글 구조 생성" as UC4</w:t>
-        <w:br/>
-        <w:t xml:space="preserve">  usecase "의료광고 위험 표현 점검" as UC5</w:t>
-        <w:br/>
-        <w:t xml:space="preserve">  usecase "썸네일 문구 추천" as UC6</w:t>
-        <w:br/>
-        <w:t xml:space="preserve">  usecase "결과 검토 및 수정" as UC7</w:t>
-        <w:br/>
-        <w:t xml:space="preserve">  usecase "블로그 글 발행" as UC8</w:t>
-        <w:br/>
-        <w:t>}</w:t>
-        <w:br/>
-        <w:br/>
-        <w:t>Doctor --&gt; UC1</w:t>
-        <w:br/>
-        <w:t>Doctor --&gt; UC3</w:t>
-        <w:br/>
-        <w:t>Doctor --&gt; UC7</w:t>
-        <w:br/>
-        <w:t>Marketer --&gt; UC1</w:t>
-        <w:br/>
-        <w:t>Marketer --&gt; UC6</w:t>
-        <w:br/>
-        <w:t>UC1 --&gt; UC2</w:t>
-        <w:br/>
-        <w:t>UC2 --&gt; UC4</w:t>
-        <w:br/>
-        <w:t>UC3 --&gt; UC4</w:t>
-        <w:br/>
-        <w:t>UC4 --&gt; UC5</w:t>
-        <w:br/>
-        <w:t>UC5 --&gt; UC7</w:t>
-        <w:br/>
-        <w:t>UC6 --&gt; UC7</w:t>
-        <w:br/>
-        <w:t>UC7 --&gt; UC8</w:t>
-        <w:br/>
-        <w:t>Patient --&gt; UC8</w:t>
-        <w:br/>
-        <w:t>@enduml</w:t>
+        <w:t xml:space="preserve">   https://www.kci.go.kr/kciportal/ci/sereArticleSearch/ciSereArtiView.kci?sereArticleSearchBean.artiId=ART001154769</w:t>
       </w:r>
     </w:p>
     <w:p>
       <w:pPr>
-        <w:pStyle w:val="Heading1"/>
-        <w:spacing w:line="360" w:lineRule="auto"/>
+        <w:spacing w:after="80"/>
       </w:pPr>
       <w:r>
-        <w:rPr>
-          <w:rFonts w:ascii="맑은 고딕" w:hAnsi="맑은 고딕" w:eastAsia="맑은 고딕"/>
-        </w:rPr>
-        <w:t>7. 구현 단계: Python 프로토타입</w:t>
+        <w:t>4. 의료법 제56조 의료광고의 금지 등, 국가법령정보센터</w:t>
+        <w:br/>
+        <w:t xml:space="preserve">   https://law.go.kr/LSW/lsSideInfoP.do?docCls=jo&amp;joBrNo=00&amp;joNo=0056&amp;lsiSeq=279731&amp;urlMode=lsScJoRltInfoR</w:t>
       </w:r>
     </w:p>
     <w:p>
       <w:pPr>
-        <w:pStyle w:val="Heading2"/>
-        <w:spacing w:line="360" w:lineRule="auto"/>
+        <w:spacing w:after="80"/>
       </w:pPr>
       <w:r>
-        <w:rPr>
-          <w:rFonts w:ascii="맑은 고딕" w:hAnsi="맑은 고딕" w:eastAsia="맑은 고딕"/>
-        </w:rPr>
-        <w:t>7.1 구현 목표</w:t>
+        <w:t>5. BMC Health Services Research, Popularity of internet physician rating sites and their apparent influence on patients’ choices of physicians</w:t>
+        <w:br/>
+        <w:t xml:space="preserve">   https://bmchealthservres.biomedcentral.com/articles/10.1186/s12913-015-1099-2</w:t>
       </w:r>
     </w:p>
-    <w:p>
-      <w:pPr>
-        <w:spacing w:line="360" w:lineRule="auto"/>
-      </w:pPr>
-      <w:r>
-        <w:rPr>
-          <w:rFonts w:ascii="맑은 고딕" w:hAnsi="맑은 고딕" w:eastAsia="맑은 고딕"/>
-          <w:sz w:val="22"/>
-        </w:rPr>
-        <w:t>Python 프로토타입은 실제 네이버 API나 AI 모델을 연결하는 완성형 서비스가 아니라, 설계한 핵심 로직이 어떻게 동작하는지 보여주는 교육용 구현물이다. 핵심 구현 목표는 다음과 같다.</w:t>
-      </w:r>
-    </w:p>
-    <w:p>
-      <w:pPr>
-        <w:spacing w:line="360" w:lineRule="auto"/>
-      </w:pPr>
-      <w:r>
-        <w:rPr>
-          <w:rFonts w:ascii="맑은 고딕" w:hAnsi="맑은 고딕" w:eastAsia="맑은 고딕"/>
-          <w:sz w:val="22"/>
-        </w:rPr>
-        <w:t>1. 지역, 진료과, 증상 키워드를 입력받는다.</w:t>
-      </w:r>
-    </w:p>
-    <w:p>
-      <w:pPr>
-        <w:spacing w:line="360" w:lineRule="auto"/>
-      </w:pPr>
-      <w:r>
-        <w:rPr>
-          <w:rFonts w:ascii="맑은 고딕" w:hAnsi="맑은 고딕" w:eastAsia="맑은 고딕"/>
-          <w:sz w:val="22"/>
-        </w:rPr>
-        <w:t>2. 입력값을 바탕으로 블로그 글 제목을 추천한다.</w:t>
-      </w:r>
-    </w:p>
-    <w:p>
-      <w:pPr>
-        <w:spacing w:line="360" w:lineRule="auto"/>
-      </w:pPr>
-      <w:r>
-        <w:rPr>
-          <w:rFonts w:ascii="맑은 고딕" w:hAnsi="맑은 고딕" w:eastAsia="맑은 고딕"/>
-          <w:sz w:val="22"/>
-        </w:rPr>
-        <w:t>3. 의사 코멘트를 입력받아 글 구조에 반영한다.</w:t>
-      </w:r>
-    </w:p>
-    <w:p>
-      <w:pPr>
-        <w:spacing w:line="360" w:lineRule="auto"/>
-      </w:pPr>
-      <w:r>
-        <w:rPr>
-          <w:rFonts w:ascii="맑은 고딕" w:hAnsi="맑은 고딕" w:eastAsia="맑은 고딕"/>
-          <w:sz w:val="22"/>
-        </w:rPr>
-        <w:t>4. 위험 표현 목록과 비교하여 의료광고 위험 표현을 탐지한다.</w:t>
-      </w:r>
-    </w:p>
-    <w:p>
-      <w:pPr>
-        <w:spacing w:line="360" w:lineRule="auto"/>
-      </w:pPr>
-      <w:r>
-        <w:rPr>
-          <w:rFonts w:ascii="맑은 고딕" w:hAnsi="맑은 고딕" w:eastAsia="맑은 고딕"/>
-          <w:sz w:val="22"/>
-        </w:rPr>
-        <w:t>5. 위험 표현이 있으면 수정 방향을 출력한다.</w:t>
-      </w:r>
-    </w:p>
-    <w:p>
-      <w:pPr>
-        <w:spacing w:line="360" w:lineRule="auto"/>
-      </w:pPr>
-      <w:r>
-        <w:rPr>
-          <w:rFonts w:ascii="맑은 고딕" w:hAnsi="맑은 고딕" w:eastAsia="맑은 고딕"/>
-          <w:sz w:val="22"/>
-        </w:rPr>
-        <w:t>6. 최종적으로 글 주제, 글 구조, 위험 표현 점검 결과를 표 형태로 출력한다.</w:t>
-      </w:r>
-    </w:p>
-    <w:p>
-      <w:pPr>
-        <w:pStyle w:val="Heading2"/>
-        <w:spacing w:line="360" w:lineRule="auto"/>
-      </w:pPr>
-      <w:r>
-        <w:rPr>
-          <w:rFonts w:ascii="맑은 고딕" w:hAnsi="맑은 고딕" w:eastAsia="맑은 고딕"/>
-        </w:rPr>
-        <w:t>7.2 바이브코딩 프롬프트 로그</w:t>
-      </w:r>
-    </w:p>
-    <w:p>
-      <w:pPr>
-        <w:spacing w:line="360" w:lineRule="auto"/>
-      </w:pPr>
-      <w:r>
-        <w:rPr>
-          <w:rFonts w:ascii="맑은 고딕" w:hAnsi="맑은 고딕" w:eastAsia="맑은 고딕"/>
-          <w:sz w:val="22"/>
-        </w:rPr>
-        <w:t>아래는 Python 구현물을 만들 때 사용한 프롬프트 예시이다. 단순히 “코드 짜줘”가 아니라, 요구사항, 제약조건, 입출력, 검증 기준을 단계별로 제시하여 구현 품질을 높이는 방식으로 작성하였다.</w:t>
-      </w:r>
-    </w:p>
-    <w:p>
-      <w:pPr>
-        <w:pStyle w:val="Heading3"/>
-        <w:spacing w:line="360" w:lineRule="auto"/>
-      </w:pPr>
-      <w:r>
-        <w:rPr>
-          <w:rFonts w:ascii="맑은 고딕" w:hAnsi="맑은 고딕" w:eastAsia="맑은 고딕"/>
-        </w:rPr>
-        <w:t>Prompt 1. 프로젝트 맥락 정의</w:t>
-      </w:r>
-    </w:p>
-    <w:p>
-      <w:pPr/>
-      <w:r>
-        <w:rPr>
-          <w:rFonts w:ascii="Courier New" w:hAnsi="Courier New"/>
-          <w:sz w:val="18"/>
-        </w:rPr>
-        <w:t>너는 Python으로 교육용 콘솔 프로그램을 설계하는 시니어 개발자다.</w:t>
-        <w:br/>
-        <w:br/>
-        <w:t>프로젝트 주제는 “개원의를 위한 네이버블로그 마케팅 자동화 및 의료광고 표현 점검 툴”이다.</w:t>
-        <w:br/>
-        <w:t>이 프로그램은 실제 의료 진단이나 처방을 수행하지 않고, 개원의가 블로그 글을 작성할 때 다음을 보조하는 프로토타입이다.</w:t>
-        <w:br/>
-        <w:br/>
-        <w:t>목표:</w:t>
-        <w:br/>
-        <w:t>1. 지역, 진료과, 증상 키워드를 입력받는다.</w:t>
-        <w:br/>
-        <w:t>2. 환자 눈높이에 맞는 블로그 글 제목과 글 구조를 추천한다.</w:t>
-        <w:br/>
-        <w:t>3. 의사가 직접 입력한 짧은 코멘트를 글 구조에 반영한다.</w:t>
-        <w:br/>
-        <w:t>4. 의료광고상 위험할 수 있는 표현을 탐지한다.</w:t>
-        <w:br/>
-        <w:t>5. 위험 표현이 있으면 이유와 수정 방향을 출력한다.</w:t>
-        <w:br/>
-        <w:br/>
-        <w:t>제약:</w:t>
-        <w:br/>
-        <w:t>- Python 표준 라이브러리만 사용한다.</w:t>
-        <w:br/>
-        <w:t>- 외부 API, 파일 DB, 네트워크 기능은 사용하지 않는다.</w:t>
-        <w:br/>
-        <w:t>- 콘솔 메뉴 기반으로 구현한다.</w:t>
-        <w:br/>
-        <w:t>- 코드에는 함수 분리를 적용한다.</w:t>
-        <w:br/>
-        <w:t>- 사용자가 잘못 입력해도 프로그램이 바로 종료되지 않도록 기본 예외 처리를 한다.</w:t>
-        <w:br/>
-        <w:br/>
-        <w:t>산출물:</w:t>
-        <w:br/>
-        <w:t>- 전체 Python 소스코드</w:t>
-        <w:br/>
-        <w:t>- 주요 함수 설명</w:t>
-        <w:br/>
-        <w:t>- 테스트 입력 예시 3개</w:t>
-      </w:r>
-    </w:p>
-    <w:p>
-      <w:pPr>
-        <w:pStyle w:val="Heading3"/>
-        <w:spacing w:line="360" w:lineRule="auto"/>
-      </w:pPr>
-      <w:r>
-        <w:rPr>
-          <w:rFonts w:ascii="맑은 고딕" w:hAnsi="맑은 고딕" w:eastAsia="맑은 고딕"/>
-        </w:rPr>
-        <w:t>Prompt 2. 요구사항을 함수 구조로 변환</w:t>
-      </w:r>
-    </w:p>
-    <w:p>
-      <w:pPr/>
-      <w:r>
-        <w:rPr>
-          <w:rFonts w:ascii="Courier New" w:hAnsi="Courier New"/>
-          <w:sz w:val="18"/>
-        </w:rPr>
-        <w:t>위 프로젝트를 Python 함수 설계로 먼저 나누어줘.</w:t>
-        <w:br/>
-        <w:br/>
-        <w:t>반드시 포함할 함수:</w:t>
-        <w:br/>
-        <w:t>1. print_menu(): 메뉴 출력</w:t>
-        <w:br/>
-        <w:t>2. get_user_input(): 지역, 진료과, 증상, 의사 코멘트 입력</w:t>
-        <w:br/>
-        <w:t>3. recommend_title(): 입력 키워드를 바탕으로 블로그 제목 추천</w:t>
-        <w:br/>
-        <w:t>4. generate_outline(): 환자 눈높이 글 구조 생성</w:t>
-        <w:br/>
-        <w:t>5. check_ad_risk_expression(): 위험 표현 탐지</w:t>
-        <w:br/>
-        <w:t>6. print_risk_report(): 위험 표현 점검 결과 출력</w:t>
-        <w:br/>
-        <w:t>7. print_final_preview(): 최종 블로그 글 기획안 출력</w:t>
-        <w:br/>
-        <w:br/>
-        <w:t>각 함수마다:</w:t>
-        <w:br/>
-        <w:t>- 역할</w:t>
-        <w:br/>
-        <w:t>- 입력값</w:t>
-        <w:br/>
-        <w:t>- 출력값</w:t>
-        <w:br/>
-        <w:t>- 내부 처리 로직</w:t>
-        <w:br/>
-        <w:t>을 표로 설명해줘.</w:t>
-        <w:br/>
-        <w:br/>
-        <w:t>아직 코드는 작성하지 말고 설계만 해줘.</w:t>
-      </w:r>
-    </w:p>
-    <w:p>
-      <w:pPr>
-        <w:pStyle w:val="Heading3"/>
-        <w:spacing w:line="360" w:lineRule="auto"/>
-      </w:pPr>
-      <w:r>
-        <w:rPr>
-          <w:rFonts w:ascii="맑은 고딕" w:hAnsi="맑은 고딕" w:eastAsia="맑은 고딕"/>
-        </w:rPr>
-        <w:t>Prompt 3. 데이터 구조 설계</w:t>
-      </w:r>
-    </w:p>
-    <w:p>
-      <w:pPr/>
-      <w:r>
-        <w:rPr>
-          <w:rFonts w:ascii="Courier New" w:hAnsi="Courier New"/>
-          <w:sz w:val="18"/>
-        </w:rPr>
-        <w:t>Python에서 사용할 데이터 클래스를 설계해줘.</w:t>
-        <w:br/>
-        <w:br/>
-        <w:t>필요한 데이터:</w:t>
-        <w:br/>
-        <w:t>- 지역명</w:t>
-        <w:br/>
-        <w:t>- 진료과</w:t>
-        <w:br/>
-        <w:t>- 증상 키워드</w:t>
-        <w:br/>
-        <w:t>- 의사 코멘트</w:t>
-        <w:br/>
-        <w:t>- 추천 제목</w:t>
-        <w:br/>
-        <w:t>- 글 구조</w:t>
-        <w:br/>
-        <w:t>- 위험 표현 발견 여부</w:t>
-        <w:br/>
-        <w:t>- 발견된 위험 표현 목록</w:t>
-        <w:br/>
-        <w:t>- 수정 제안</w:t>
-        <w:br/>
-        <w:br/>
-        <w:t>조건:</w:t>
-        <w:br/>
-        <w:t>- 문자열은 str 타입으로 처리한다.</w:t>
-        <w:br/>
-        <w:t>- 최대 길이를 명확히 정의한다.</w:t>
-        <w:br/>
-        <w:t>- 위험 표현 목록은 배열로 관리한다.</w:t>
-        <w:br/>
-        <w:t>- 데이터 클래스 이름은 BlogRequest, RiskResult로 한다.</w:t>
-        <w:br/>
-        <w:br/>
-        <w:t>출력:</w:t>
-        <w:br/>
-        <w:t>1. 상수 목록</w:t>
-        <w:br/>
-        <w:t>2. dataclass 정의</w:t>
-        <w:br/>
-        <w:t>3. 각 필드 설명</w:t>
-      </w:r>
-    </w:p>
-    <w:p>
-      <w:pPr>
-        <w:pStyle w:val="Heading3"/>
-        <w:spacing w:line="360" w:lineRule="auto"/>
-      </w:pPr>
-      <w:r>
-        <w:rPr>
-          <w:rFonts w:ascii="맑은 고딕" w:hAnsi="맑은 고딕" w:eastAsia="맑은 고딕"/>
-        </w:rPr>
-        <w:t>Prompt 4. 의료광고 위험 표현 점검 로직 작성</w:t>
-      </w:r>
-    </w:p>
-    <w:p>
-      <w:pPr/>
-      <w:r>
-        <w:rPr>
-          <w:rFonts w:ascii="Courier New" w:hAnsi="Courier New"/>
-          <w:sz w:val="18"/>
-        </w:rPr>
-        <w:t>의료광고 위험 표현 점검 함수를 Python으로 작성해줘.</w:t>
-        <w:br/>
-        <w:br/>
-        <w:t>탐지할 위험 표현 예시:</w:t>
-        <w:br/>
-        <w:t>- 완치 보장</w:t>
-        <w:br/>
-        <w:t>- 부작용 없음</w:t>
-        <w:br/>
-        <w:t>- 100% 효과</w:t>
-        <w:br/>
-        <w:t>- 최고</w:t>
-        <w:br/>
-        <w:t>- 유일</w:t>
-        <w:br/>
-        <w:t>- 무조건</w:t>
-        <w:br/>
-        <w:t>- 즉시 효과</w:t>
-        <w:br/>
-        <w:t>- 통증 없음</w:t>
-        <w:br/>
-        <w:br/>
-        <w:t>함수 요구사항:</w:t>
-        <w:br/>
-        <w:t>- 함수명: check_ad_risk_expression</w:t>
-        <w:br/>
-        <w:t>- 입력: 사용자가 작성한 문장 또는 의사 코멘트</w:t>
-        <w:br/>
-        <w:t>- 출력: RiskResult 데이터 클래스</w:t>
-        <w:br/>
-        <w:t>- in 연산자와 정규표현식을 활용하여 위험 표현 포함 여부를 확인한다.</w:t>
-        <w:br/>
-        <w:t>- 위험 표현이 발견되면 왜 위험한지 간단한 이유를 함께 저장한다.</w:t>
-        <w:br/>
-        <w:t>- 위험 표현이 없으면 “위험 표현 없음”을 출력할 수 있도록 한다.</w:t>
-        <w:br/>
-        <w:br/>
-        <w:t>주의:</w:t>
-        <w:br/>
-        <w:t>- 이 프로그램은 법률 자문이 아니라 교육용 점검 도구임을 주석에 명시한다.</w:t>
-      </w:r>
-    </w:p>
-    <w:p>
-      <w:pPr>
-        <w:pStyle w:val="Heading3"/>
-        <w:spacing w:line="360" w:lineRule="auto"/>
-      </w:pPr>
-      <w:r>
-        <w:rPr>
-          <w:rFonts w:ascii="맑은 고딕" w:hAnsi="맑은 고딕" w:eastAsia="맑은 고딕"/>
-        </w:rPr>
-        <w:t>Prompt 5. 블로그 글 구조 추천 로직 작성</w:t>
-      </w:r>
-    </w:p>
-    <w:p>
-      <w:pPr/>
-      <w:r>
-        <w:rPr>
-          <w:rFonts w:ascii="Courier New" w:hAnsi="Courier New"/>
-          <w:sz w:val="18"/>
-        </w:rPr>
-        <w:t>지역, 진료과, 증상 키워드를 입력받아 블로그 글 구조를 추천하는 Python 함수를 작성해줘.</w:t>
-        <w:br/>
-        <w:br/>
-        <w:t>예시 입력:</w:t>
-        <w:br/>
-        <w:t>- 지역: 강남</w:t>
-        <w:br/>
-        <w:t>- 진료과: 내과</w:t>
-        <w:br/>
-        <w:t>- 증상: 감기</w:t>
-        <w:br/>
-        <w:t>- 의사 코멘트: 고열이 오래가거나 호흡곤란이 있으면 진료가 필요합니다.</w:t>
-        <w:br/>
-        <w:br/>
-        <w:t>예시 출력:</w:t>
-        <w:br/>
-        <w:t>제목: 강남 내과에서 알려주는 감기 증상과 병원 방문이 필요한 경우</w:t>
-        <w:br/>
-        <w:t>글 구조:</w:t>
-        <w:br/>
-        <w:t>1. 감기 증상으로 병원을 찾는 이유</w:t>
-        <w:br/>
-        <w:t>2. 감기에서 흔한 증상</w:t>
-        <w:br/>
-        <w:t>3. 집에서 할 수 있는 생활관리</w:t>
-        <w:br/>
-        <w:t>4. 병원 방문이 필요한 위험 신호</w:t>
-        <w:br/>
-        <w:t>5. 의사 코멘트</w:t>
-        <w:br/>
-        <w:t>6. 자주 묻는 질문</w:t>
-        <w:br/>
-        <w:br/>
-        <w:t>조건:</w:t>
-        <w:br/>
-        <w:t>- 과장된 치료 효과 표현은 사용하지 않는다.</w:t>
-        <w:br/>
-        <w:t>- 환자에게 불안을 주는 표현보다 안내 중심으로 작성한다.</w:t>
-        <w:br/>
-        <w:t>- 진단이나 처방을 단정하지 않는다.</w:t>
-      </w:r>
-    </w:p>
-    <w:p>
-      <w:pPr>
-        <w:pStyle w:val="Heading3"/>
-        <w:spacing w:line="360" w:lineRule="auto"/>
-      </w:pPr>
-      <w:r>
-        <w:rPr>
-          <w:rFonts w:ascii="맑은 고딕" w:hAnsi="맑은 고딕" w:eastAsia="맑은 고딕"/>
-        </w:rPr>
-        <w:t>Prompt 6. 전체 Python 프로그램 통합</w:t>
-      </w:r>
-    </w:p>
-    <w:p>
-      <w:pPr/>
-      <w:r>
-        <w:rPr>
-          <w:rFonts w:ascii="Courier New" w:hAnsi="Courier New"/>
-          <w:sz w:val="18"/>
-        </w:rPr>
-        <w:t>지금까지 설계한 데이터 클래스와 함수를 하나의 Python 콘솔 프로그램으로 통합해줘.</w:t>
-        <w:br/>
-        <w:br/>
-        <w:t>프로그램 흐름:</w:t>
-        <w:br/>
-        <w:t>1. 시작 안내문 출력</w:t>
-        <w:br/>
-        <w:t>2. 사용자에게 지역, 진료과, 증상 키워드, 의사 코멘트 입력받기</w:t>
-        <w:br/>
-        <w:t>3. 추천 블로그 제목 생성</w:t>
-        <w:br/>
-        <w:t>4. 환자 눈높이 글 구조 생성</w:t>
-        <w:br/>
-        <w:t>5. 의사 코멘트에서 위험 표현 점검</w:t>
-        <w:br/>
-        <w:t>6. 최종 결과 출력</w:t>
-        <w:br/>
-        <w:t>7. 다시 실행 여부 확인</w:t>
-        <w:br/>
-        <w:br/>
-        <w:t>코드 스타일:</w:t>
-        <w:br/>
-        <w:t>- 함수 단위로 분리</w:t>
-        <w:br/>
-        <w:t>- 변수명은 의미 있게 작성</w:t>
-        <w:br/>
-        <w:t>- 한국어 주석 추가</w:t>
-        <w:br/>
-        <w:t>- main 함수는 전체 흐름만 읽히게 작성</w:t>
-        <w:br/>
-        <w:t>- python3로 실행 가능한 코드 작성</w:t>
-        <w:br/>
-        <w:br/>
-        <w:t>마지막에 실행 명령어와 실행 예시도 같이 작성해줘.</w:t>
-      </w:r>
-    </w:p>
-    <w:p>
-      <w:pPr>
-        <w:pStyle w:val="Heading3"/>
-        <w:spacing w:line="360" w:lineRule="auto"/>
-      </w:pPr>
-      <w:r>
-        <w:rPr>
-          <w:rFonts w:ascii="맑은 고딕" w:hAnsi="맑은 고딕" w:eastAsia="맑은 고딕"/>
-        </w:rPr>
-        <w:t>Prompt 7. 테스트 시나리오 생성</w:t>
-      </w:r>
-    </w:p>
-    <w:p>
-      <w:pPr/>
-      <w:r>
-        <w:rPr>
-          <w:rFonts w:ascii="Courier New" w:hAnsi="Courier New"/>
-          <w:sz w:val="18"/>
-        </w:rPr>
-        <w:t>위 Python 프로그램을 평가하기 위한 테스트 시나리오를 만들어줘.</w:t>
-        <w:br/>
-        <w:br/>
-        <w:t>테스트는 최소 5개:</w:t>
-        <w:br/>
-        <w:t>1. 정상 입력</w:t>
-        <w:br/>
-        <w:t>2. 위험 표현 포함 입력</w:t>
-        <w:br/>
-        <w:t>3. 빈 문자열 입력</w:t>
-        <w:br/>
-        <w:t>4. 긴 문장 입력</w:t>
-        <w:br/>
-        <w:t>5. 여러 진료과에서 사용할 수 있는 일반성 테스트</w:t>
-        <w:br/>
-        <w:br/>
-        <w:t>각 테스트마다:</w:t>
-        <w:br/>
-        <w:t>- 입력값</w:t>
-        <w:br/>
-        <w:t>- 기대 출력</w:t>
-        <w:br/>
-        <w:t>- 검증 기준</w:t>
-        <w:br/>
-        <w:t>- 통과/실패 판단 기준</w:t>
-        <w:br/>
-        <w:t>을 표로 작성해줘.</w:t>
-      </w:r>
-    </w:p>
-    <w:p>
-      <w:pPr>
-        <w:pStyle w:val="Heading3"/>
-        <w:spacing w:line="360" w:lineRule="auto"/>
-      </w:pPr>
-      <w:r>
-        <w:rPr>
-          <w:rFonts w:ascii="맑은 고딕" w:hAnsi="맑은 고딕" w:eastAsia="맑은 고딕"/>
-        </w:rPr>
-        <w:t>Prompt 8. 코드 리뷰 및 개선 요청</w:t>
-      </w:r>
-    </w:p>
-    <w:p>
-      <w:pPr/>
-      <w:r>
-        <w:rPr>
-          <w:rFonts w:ascii="Courier New" w:hAnsi="Courier New"/>
-          <w:sz w:val="18"/>
-        </w:rPr>
-        <w:t>아래 Python 코드를 코드 리뷰해줘.</w:t>
-        <w:br/>
-        <w:br/>
-        <w:t>리뷰 기준:</w:t>
-        <w:br/>
-        <w:t>1. 함수 분리가 적절한가?</w:t>
-        <w:br/>
-        <w:t>2. 입력값 검증과 문자열 처리 방식이 안전한가?</w:t>
-        <w:br/>
-        <w:t>3. 위험 표현 탐지 로직이 너무 단순하지 않은가?</w:t>
-        <w:br/>
-        <w:t>4. 사용자가 잘못 입력했을 때 안내가 충분한가?</w:t>
-        <w:br/>
-        <w:t>5. 보고서에 설명하기 쉬운 구조인가?</w:t>
-        <w:br/>
-        <w:br/>
-        <w:t>리뷰 결과는:</w:t>
-        <w:br/>
-        <w:t>- 문제점</w:t>
-        <w:br/>
-        <w:t>- 개선 이유</w:t>
-        <w:br/>
-        <w:t>- 수정 코드</w:t>
-        <w:br/>
-        <w:t>- 테스트 방법</w:t>
-        <w:br/>
-        <w:t>순서로 작성해줘.</w:t>
-      </w:r>
-    </w:p>
-    <w:p>
-      <w:pPr>
-        <w:pStyle w:val="Heading1"/>
-        <w:spacing w:line="360" w:lineRule="auto"/>
-      </w:pPr>
-      <w:r>
-        <w:rPr>
-          <w:rFonts w:ascii="맑은 고딕" w:hAnsi="맑은 고딕" w:eastAsia="맑은 고딕"/>
-        </w:rPr>
-        <w:t>8. 평가와 검증</w:t>
-      </w:r>
-    </w:p>
-    <w:p>
-      <w:pPr>
-        <w:pStyle w:val="Heading2"/>
-        <w:spacing w:line="360" w:lineRule="auto"/>
-      </w:pPr>
-      <w:r>
-        <w:rPr>
-          <w:rFonts w:ascii="맑은 고딕" w:hAnsi="맑은 고딕" w:eastAsia="맑은 고딕"/>
-        </w:rPr>
-        <w:t>8.1 테스트 시나리오</w:t>
-      </w:r>
-    </w:p>
-    <w:tbl>
-      <w:tblPr>
-        <w:tblStyle w:val="TableGrid"/>
-        <w:tblW w:type="auto" w:w="0"/>
-        <w:jc w:val="center"/>
-        <w:tblLook w:firstColumn="1" w:firstRow="1" w:lastColumn="0" w:lastRow="0" w:noHBand="0" w:noVBand="1" w:val="04A0"/>
-      </w:tblPr>
-      <w:tblGrid>
-        <w:gridCol w:w="2493"/>
-        <w:gridCol w:w="2493"/>
-        <w:gridCol w:w="2493"/>
-        <w:gridCol w:w="2493"/>
-      </w:tblGrid>
-      <w:tr>
-        <w:tc>
-          <w:tcPr>
-            <w:tcW w:type="dxa" w:w="2493"/>
-          </w:tcPr>
-          <w:p>
-            <w:pPr>
-              <w:spacing w:line="288" w:lineRule="auto"/>
-            </w:pPr>
-            <w:r>
-              <w:rPr>
-                <w:rFonts w:ascii="맑은 고딕" w:hAnsi="맑은 고딕" w:eastAsia="맑은 고딕"/>
-                <w:sz w:val="18"/>
-              </w:rPr>
-              <w:t>테스트 ID</w:t>
-            </w:r>
-          </w:p>
-        </w:tc>
-        <w:tc>
-          <w:tcPr>
-            <w:tcW w:type="dxa" w:w="2493"/>
-          </w:tcPr>
-          <w:p>
-            <w:pPr>
-              <w:spacing w:line="288" w:lineRule="auto"/>
-            </w:pPr>
-            <w:r>
-              <w:rPr>
-                <w:rFonts w:ascii="맑은 고딕" w:hAnsi="맑은 고딕" w:eastAsia="맑은 고딕"/>
-                <w:sz w:val="18"/>
-              </w:rPr>
-              <w:t>입력</w:t>
-            </w:r>
-          </w:p>
-        </w:tc>
-        <w:tc>
-          <w:tcPr>
-            <w:tcW w:type="dxa" w:w="2493"/>
-          </w:tcPr>
-          <w:p>
-            <w:pPr>
-              <w:spacing w:line="288" w:lineRule="auto"/>
-            </w:pPr>
-            <w:r>
-              <w:rPr>
-                <w:rFonts w:ascii="맑은 고딕" w:hAnsi="맑은 고딕" w:eastAsia="맑은 고딕"/>
-                <w:sz w:val="18"/>
-              </w:rPr>
-              <w:t>기대 결과</w:t>
-            </w:r>
-          </w:p>
-        </w:tc>
-        <w:tc>
-          <w:tcPr>
-            <w:tcW w:type="dxa" w:w="2493"/>
-          </w:tcPr>
-          <w:p>
-            <w:pPr>
-              <w:spacing w:line="288" w:lineRule="auto"/>
-            </w:pPr>
-            <w:r>
-              <w:rPr>
-                <w:rFonts w:ascii="맑은 고딕" w:hAnsi="맑은 고딕" w:eastAsia="맑은 고딕"/>
-                <w:sz w:val="18"/>
-              </w:rPr>
-              <w:t>검증 기준</w:t>
-            </w:r>
-          </w:p>
-        </w:tc>
-      </w:tr>
-      <w:tr>
-        <w:tc>
-          <w:tcPr>
-            <w:tcW w:type="dxa" w:w="2493"/>
-            <w:vAlign w:val="center"/>
-          </w:tcPr>
-          <w:p>
-            <w:pPr>
-              <w:spacing w:line="288" w:lineRule="auto"/>
-            </w:pPr>
-            <w:r>
-              <w:rPr>
-                <w:rFonts w:ascii="맑은 고딕" w:hAnsi="맑은 고딕" w:eastAsia="맑은 고딕"/>
-                <w:sz w:val="18"/>
-              </w:rPr>
-              <w:t>TC-01 정상 입력</w:t>
-            </w:r>
-          </w:p>
-        </w:tc>
-        <w:tc>
-          <w:tcPr>
-            <w:tcW w:type="dxa" w:w="2493"/>
-            <w:vAlign w:val="center"/>
-          </w:tcPr>
-          <w:p>
-            <w:pPr>
-              <w:spacing w:line="288" w:lineRule="auto"/>
-            </w:pPr>
-            <w:r>
-              <w:rPr>
-                <w:rFonts w:ascii="맑은 고딕" w:hAnsi="맑은 고딕" w:eastAsia="맑은 고딕"/>
-                <w:sz w:val="18"/>
-              </w:rPr>
-              <w:t>지역: 강남, 진료과: 내과, 증상: 감기</w:t>
-            </w:r>
-          </w:p>
-        </w:tc>
-        <w:tc>
-          <w:tcPr>
-            <w:tcW w:type="dxa" w:w="2493"/>
-            <w:vAlign w:val="center"/>
-          </w:tcPr>
-          <w:p>
-            <w:pPr>
-              <w:spacing w:line="288" w:lineRule="auto"/>
-            </w:pPr>
-            <w:r>
-              <w:rPr>
-                <w:rFonts w:ascii="맑은 고딕" w:hAnsi="맑은 고딕" w:eastAsia="맑은 고딕"/>
-                <w:sz w:val="18"/>
-              </w:rPr>
-              <w:t>감기 관련 블로그 제목과 글 구조 추천</w:t>
-            </w:r>
-          </w:p>
-        </w:tc>
-        <w:tc>
-          <w:tcPr>
-            <w:tcW w:type="dxa" w:w="2493"/>
-            <w:vAlign w:val="center"/>
-          </w:tcPr>
-          <w:p>
-            <w:pPr>
-              <w:spacing w:line="288" w:lineRule="auto"/>
-            </w:pPr>
-            <w:r>
-              <w:rPr>
-                <w:rFonts w:ascii="맑은 고딕" w:hAnsi="맑은 고딕" w:eastAsia="맑은 고딕"/>
-                <w:sz w:val="18"/>
-              </w:rPr>
-              <w:t>제목에 지역·진료과·증상이 포함되는가</w:t>
-            </w:r>
-          </w:p>
-        </w:tc>
-      </w:tr>
-      <w:tr>
-        <w:tc>
-          <w:tcPr>
-            <w:tcW w:type="dxa" w:w="2493"/>
-            <w:vAlign w:val="center"/>
-          </w:tcPr>
-          <w:p>
-            <w:pPr>
-              <w:spacing w:line="288" w:lineRule="auto"/>
-            </w:pPr>
-            <w:r>
-              <w:rPr>
-                <w:rFonts w:ascii="맑은 고딕" w:hAnsi="맑은 고딕" w:eastAsia="맑은 고딕"/>
-                <w:sz w:val="18"/>
-              </w:rPr>
-              <w:t>TC-02 위험 표현 포함</w:t>
-            </w:r>
-          </w:p>
-        </w:tc>
-        <w:tc>
-          <w:tcPr>
-            <w:tcW w:type="dxa" w:w="2493"/>
-            <w:vAlign w:val="center"/>
-          </w:tcPr>
-          <w:p>
-            <w:pPr>
-              <w:spacing w:line="288" w:lineRule="auto"/>
-            </w:pPr>
-            <w:r>
-              <w:rPr>
-                <w:rFonts w:ascii="맑은 고딕" w:hAnsi="맑은 고딕" w:eastAsia="맑은 고딕"/>
-                <w:sz w:val="18"/>
-              </w:rPr>
-              <w:t>“감기 100% 완치 보장”</w:t>
-            </w:r>
-          </w:p>
-        </w:tc>
-        <w:tc>
-          <w:tcPr>
-            <w:tcW w:type="dxa" w:w="2493"/>
-            <w:vAlign w:val="center"/>
-          </w:tcPr>
-          <w:p>
-            <w:pPr>
-              <w:spacing w:line="288" w:lineRule="auto"/>
-            </w:pPr>
-            <w:r>
-              <w:rPr>
-                <w:rFonts w:ascii="맑은 고딕" w:hAnsi="맑은 고딕" w:eastAsia="맑은 고딕"/>
-                <w:sz w:val="18"/>
-              </w:rPr>
-              <w:t>위험 표현으로 탐지</w:t>
-            </w:r>
-          </w:p>
-        </w:tc>
-        <w:tc>
-          <w:tcPr>
-            <w:tcW w:type="dxa" w:w="2493"/>
-            <w:vAlign w:val="center"/>
-          </w:tcPr>
-          <w:p>
-            <w:pPr>
-              <w:spacing w:line="288" w:lineRule="auto"/>
-            </w:pPr>
-            <w:r>
-              <w:rPr>
-                <w:rFonts w:ascii="맑은 고딕" w:hAnsi="맑은 고딕" w:eastAsia="맑은 고딕"/>
-                <w:sz w:val="18"/>
-              </w:rPr>
-              <w:t>“100%”, “완치 보장”을 탐지하는가</w:t>
-            </w:r>
-          </w:p>
-        </w:tc>
-      </w:tr>
-      <w:tr>
-        <w:tc>
-          <w:tcPr>
-            <w:tcW w:type="dxa" w:w="2493"/>
-            <w:vAlign w:val="center"/>
-          </w:tcPr>
-          <w:p>
-            <w:pPr>
-              <w:spacing w:line="288" w:lineRule="auto"/>
-            </w:pPr>
-            <w:r>
-              <w:rPr>
-                <w:rFonts w:ascii="맑은 고딕" w:hAnsi="맑은 고딕" w:eastAsia="맑은 고딕"/>
-                <w:sz w:val="18"/>
-              </w:rPr>
-              <w:t>TC-03 대행사식 과장 문구</w:t>
-            </w:r>
-          </w:p>
-        </w:tc>
-        <w:tc>
-          <w:tcPr>
-            <w:tcW w:type="dxa" w:w="2493"/>
-            <w:vAlign w:val="center"/>
-          </w:tcPr>
-          <w:p>
-            <w:pPr>
-              <w:spacing w:line="288" w:lineRule="auto"/>
-            </w:pPr>
-            <w:r>
-              <w:rPr>
-                <w:rFonts w:ascii="맑은 고딕" w:hAnsi="맑은 고딕" w:eastAsia="맑은 고딕"/>
-                <w:sz w:val="18"/>
-              </w:rPr>
-              <w:t>“최고의 병원, 부작용 없음”</w:t>
-            </w:r>
-          </w:p>
-        </w:tc>
-        <w:tc>
-          <w:tcPr>
-            <w:tcW w:type="dxa" w:w="2493"/>
-            <w:vAlign w:val="center"/>
-          </w:tcPr>
-          <w:p>
-            <w:pPr>
-              <w:spacing w:line="288" w:lineRule="auto"/>
-            </w:pPr>
-            <w:r>
-              <w:rPr>
-                <w:rFonts w:ascii="맑은 고딕" w:hAnsi="맑은 고딕" w:eastAsia="맑은 고딕"/>
-                <w:sz w:val="18"/>
-              </w:rPr>
-              <w:t>과장 표현 경고</w:t>
-            </w:r>
-          </w:p>
-        </w:tc>
-        <w:tc>
-          <w:tcPr>
-            <w:tcW w:type="dxa" w:w="2493"/>
-            <w:vAlign w:val="center"/>
-          </w:tcPr>
-          <w:p>
-            <w:pPr>
-              <w:spacing w:line="288" w:lineRule="auto"/>
-            </w:pPr>
-            <w:r>
-              <w:rPr>
-                <w:rFonts w:ascii="맑은 고딕" w:hAnsi="맑은 고딕" w:eastAsia="맑은 고딕"/>
-                <w:sz w:val="18"/>
-              </w:rPr>
-              <w:t>“최고”, “부작용 없음”을 탐지하는가</w:t>
-            </w:r>
-          </w:p>
-        </w:tc>
-      </w:tr>
-      <w:tr>
-        <w:tc>
-          <w:tcPr>
-            <w:tcW w:type="dxa" w:w="2493"/>
-            <w:vAlign w:val="center"/>
-          </w:tcPr>
-          <w:p>
-            <w:pPr>
-              <w:spacing w:line="288" w:lineRule="auto"/>
-            </w:pPr>
-            <w:r>
-              <w:rPr>
-                <w:rFonts w:ascii="맑은 고딕" w:hAnsi="맑은 고딕" w:eastAsia="맑은 고딕"/>
-                <w:sz w:val="18"/>
-              </w:rPr>
-              <w:t>TC-04 빈 입력</w:t>
-            </w:r>
-          </w:p>
-        </w:tc>
-        <w:tc>
-          <w:tcPr>
-            <w:tcW w:type="dxa" w:w="2493"/>
-            <w:vAlign w:val="center"/>
-          </w:tcPr>
-          <w:p>
-            <w:pPr>
-              <w:spacing w:line="288" w:lineRule="auto"/>
-            </w:pPr>
-            <w:r>
-              <w:rPr>
-                <w:rFonts w:ascii="맑은 고딕" w:hAnsi="맑은 고딕" w:eastAsia="맑은 고딕"/>
-                <w:sz w:val="18"/>
-              </w:rPr>
-              <w:t>증상 키워드 미입력</w:t>
-            </w:r>
-          </w:p>
-        </w:tc>
-        <w:tc>
-          <w:tcPr>
-            <w:tcW w:type="dxa" w:w="2493"/>
-            <w:vAlign w:val="center"/>
-          </w:tcPr>
-          <w:p>
-            <w:pPr>
-              <w:spacing w:line="288" w:lineRule="auto"/>
-            </w:pPr>
-            <w:r>
-              <w:rPr>
-                <w:rFonts w:ascii="맑은 고딕" w:hAnsi="맑은 고딕" w:eastAsia="맑은 고딕"/>
-                <w:sz w:val="18"/>
-              </w:rPr>
-              <w:t>재입력 안내</w:t>
-            </w:r>
-          </w:p>
-        </w:tc>
-        <w:tc>
-          <w:tcPr>
-            <w:tcW w:type="dxa" w:w="2493"/>
-            <w:vAlign w:val="center"/>
-          </w:tcPr>
-          <w:p>
-            <w:pPr>
-              <w:spacing w:line="288" w:lineRule="auto"/>
-            </w:pPr>
-            <w:r>
-              <w:rPr>
-                <w:rFonts w:ascii="맑은 고딕" w:hAnsi="맑은 고딕" w:eastAsia="맑은 고딕"/>
-                <w:sz w:val="18"/>
-              </w:rPr>
-              <w:t>프로그램이 비정상 종료되지 않는가</w:t>
-            </w:r>
-          </w:p>
-        </w:tc>
-      </w:tr>
-      <w:tr>
-        <w:tc>
-          <w:tcPr>
-            <w:tcW w:type="dxa" w:w="2493"/>
-            <w:vAlign w:val="center"/>
-          </w:tcPr>
-          <w:p>
-            <w:pPr>
-              <w:spacing w:line="288" w:lineRule="auto"/>
-            </w:pPr>
-            <w:r>
-              <w:rPr>
-                <w:rFonts w:ascii="맑은 고딕" w:hAnsi="맑은 고딕" w:eastAsia="맑은 고딕"/>
-                <w:sz w:val="18"/>
-              </w:rPr>
-              <w:t>TC-05 의사 코멘트 반영</w:t>
-            </w:r>
-          </w:p>
-        </w:tc>
-        <w:tc>
-          <w:tcPr>
-            <w:tcW w:type="dxa" w:w="2493"/>
-            <w:vAlign w:val="center"/>
-          </w:tcPr>
-          <w:p>
-            <w:pPr>
-              <w:spacing w:line="288" w:lineRule="auto"/>
-            </w:pPr>
-            <w:r>
-              <w:rPr>
-                <w:rFonts w:ascii="맑은 고딕" w:hAnsi="맑은 고딕" w:eastAsia="맑은 고딕"/>
-                <w:sz w:val="18"/>
-              </w:rPr>
-              <w:t>“고열이 오래가면 진료 필요”</w:t>
-            </w:r>
-          </w:p>
-        </w:tc>
-        <w:tc>
-          <w:tcPr>
-            <w:tcW w:type="dxa" w:w="2493"/>
-            <w:vAlign w:val="center"/>
-          </w:tcPr>
-          <w:p>
-            <w:pPr>
-              <w:spacing w:line="288" w:lineRule="auto"/>
-            </w:pPr>
-            <w:r>
-              <w:rPr>
-                <w:rFonts w:ascii="맑은 고딕" w:hAnsi="맑은 고딕" w:eastAsia="맑은 고딕"/>
-                <w:sz w:val="18"/>
-              </w:rPr>
-              <w:t>글 구조에 의사 코멘트 포함</w:t>
-            </w:r>
-          </w:p>
-        </w:tc>
-        <w:tc>
-          <w:tcPr>
-            <w:tcW w:type="dxa" w:w="2493"/>
-            <w:vAlign w:val="center"/>
-          </w:tcPr>
-          <w:p>
-            <w:pPr>
-              <w:spacing w:line="288" w:lineRule="auto"/>
-            </w:pPr>
-            <w:r>
-              <w:rPr>
-                <w:rFonts w:ascii="맑은 고딕" w:hAnsi="맑은 고딕" w:eastAsia="맑은 고딕"/>
-                <w:sz w:val="18"/>
-              </w:rPr>
-              <w:t>코멘트가 최종 출력에 반영되는가</w:t>
-            </w:r>
-          </w:p>
-        </w:tc>
-      </w:tr>
-    </w:tbl>
-    <w:p>
-      <w:pPr>
-        <w:pStyle w:val="Heading2"/>
-        <w:spacing w:line="360" w:lineRule="auto"/>
-      </w:pPr>
-      <w:r>
-        <w:rPr>
-          <w:rFonts w:ascii="맑은 고딕" w:hAnsi="맑은 고딕" w:eastAsia="맑은 고딕"/>
-        </w:rPr>
-        <w:t>8.2 평가 기준</w:t>
-      </w:r>
-    </w:p>
-    <w:tbl>
-      <w:tblPr>
-        <w:tblStyle w:val="TableGrid"/>
-        <w:tblW w:type="auto" w:w="0"/>
-        <w:jc w:val="center"/>
-        <w:tblLook w:firstColumn="1" w:firstRow="1" w:lastColumn="0" w:lastRow="0" w:noHBand="0" w:noVBand="1" w:val="04A0"/>
-      </w:tblPr>
-      <w:tblGrid>
-        <w:gridCol w:w="4986"/>
-        <w:gridCol w:w="4986"/>
-      </w:tblGrid>
-      <w:tr>
-        <w:tc>
-          <w:tcPr>
-            <w:tcW w:type="dxa" w:w="4986"/>
-          </w:tcPr>
-          <w:p>
-            <w:pPr>
-              <w:spacing w:line="288" w:lineRule="auto"/>
-            </w:pPr>
-            <w:r>
-              <w:rPr>
-                <w:rFonts w:ascii="맑은 고딕" w:hAnsi="맑은 고딕" w:eastAsia="맑은 고딕"/>
-                <w:sz w:val="18"/>
-              </w:rPr>
-              <w:t>평가 항목</w:t>
-            </w:r>
-          </w:p>
-        </w:tc>
-        <w:tc>
-          <w:tcPr>
-            <w:tcW w:type="dxa" w:w="4986"/>
-          </w:tcPr>
-          <w:p>
-            <w:pPr>
-              <w:spacing w:line="288" w:lineRule="auto"/>
-            </w:pPr>
-            <w:r>
-              <w:rPr>
-                <w:rFonts w:ascii="맑은 고딕" w:hAnsi="맑은 고딕" w:eastAsia="맑은 고딕"/>
-                <w:sz w:val="18"/>
-              </w:rPr>
-              <w:t>기준</w:t>
-            </w:r>
-          </w:p>
-        </w:tc>
-      </w:tr>
-      <w:tr>
-        <w:tc>
-          <w:tcPr>
-            <w:tcW w:type="dxa" w:w="4986"/>
-            <w:vAlign w:val="center"/>
-          </w:tcPr>
-          <w:p>
-            <w:pPr>
-              <w:spacing w:line="288" w:lineRule="auto"/>
-            </w:pPr>
-            <w:r>
-              <w:rPr>
-                <w:rFonts w:ascii="맑은 고딕" w:hAnsi="맑은 고딕" w:eastAsia="맑은 고딕"/>
-                <w:sz w:val="18"/>
-              </w:rPr>
-              <w:t>기능성</w:t>
-            </w:r>
-          </w:p>
-        </w:tc>
-        <w:tc>
-          <w:tcPr>
-            <w:tcW w:type="dxa" w:w="4986"/>
-            <w:vAlign w:val="center"/>
-          </w:tcPr>
-          <w:p>
-            <w:pPr>
-              <w:spacing w:line="288" w:lineRule="auto"/>
-            </w:pPr>
-            <w:r>
-              <w:rPr>
-                <w:rFonts w:ascii="맑은 고딕" w:hAnsi="맑은 고딕" w:eastAsia="맑은 고딕"/>
-                <w:sz w:val="18"/>
-              </w:rPr>
-              <w:t>키워드 입력, 제목 추천, 위험 표현 점검, 결과 출력이 동작하는가</w:t>
-            </w:r>
-          </w:p>
-        </w:tc>
-      </w:tr>
-      <w:tr>
-        <w:tc>
-          <w:tcPr>
-            <w:tcW w:type="dxa" w:w="4986"/>
-            <w:vAlign w:val="center"/>
-          </w:tcPr>
-          <w:p>
-            <w:pPr>
-              <w:spacing w:line="288" w:lineRule="auto"/>
-            </w:pPr>
-            <w:r>
-              <w:rPr>
-                <w:rFonts w:ascii="맑은 고딕" w:hAnsi="맑은 고딕" w:eastAsia="맑은 고딕"/>
-                <w:sz w:val="18"/>
-              </w:rPr>
-              <w:t>신뢰성</w:t>
-            </w:r>
-          </w:p>
-        </w:tc>
-        <w:tc>
-          <w:tcPr>
-            <w:tcW w:type="dxa" w:w="4986"/>
-            <w:vAlign w:val="center"/>
-          </w:tcPr>
-          <w:p>
-            <w:pPr>
-              <w:spacing w:line="288" w:lineRule="auto"/>
-            </w:pPr>
-            <w:r>
-              <w:rPr>
-                <w:rFonts w:ascii="맑은 고딕" w:hAnsi="맑은 고딕" w:eastAsia="맑은 고딕"/>
-                <w:sz w:val="18"/>
-              </w:rPr>
-              <w:t>위험 표현을 누락하지 않고 경고하는가</w:t>
-            </w:r>
-          </w:p>
-        </w:tc>
-      </w:tr>
-      <w:tr>
-        <w:tc>
-          <w:tcPr>
-            <w:tcW w:type="dxa" w:w="4986"/>
-            <w:vAlign w:val="center"/>
-          </w:tcPr>
-          <w:p>
-            <w:pPr>
-              <w:spacing w:line="288" w:lineRule="auto"/>
-            </w:pPr>
-            <w:r>
-              <w:rPr>
-                <w:rFonts w:ascii="맑은 고딕" w:hAnsi="맑은 고딕" w:eastAsia="맑은 고딕"/>
-                <w:sz w:val="18"/>
-              </w:rPr>
-              <w:t>사용성</w:t>
-            </w:r>
-          </w:p>
-        </w:tc>
-        <w:tc>
-          <w:tcPr>
-            <w:tcW w:type="dxa" w:w="4986"/>
-            <w:vAlign w:val="center"/>
-          </w:tcPr>
-          <w:p>
-            <w:pPr>
-              <w:spacing w:line="288" w:lineRule="auto"/>
-            </w:pPr>
-            <w:r>
-              <w:rPr>
-                <w:rFonts w:ascii="맑은 고딕" w:hAnsi="맑은 고딕" w:eastAsia="맑은 고딕"/>
-                <w:sz w:val="18"/>
-              </w:rPr>
-              <w:t>비개발자도 콘솔 흐름을 이해할 수 있는가</w:t>
-            </w:r>
-          </w:p>
-        </w:tc>
-      </w:tr>
-      <w:tr>
-        <w:tc>
-          <w:tcPr>
-            <w:tcW w:type="dxa" w:w="4986"/>
-            <w:vAlign w:val="center"/>
-          </w:tcPr>
-          <w:p>
-            <w:pPr>
-              <w:spacing w:line="288" w:lineRule="auto"/>
-            </w:pPr>
-            <w:r>
-              <w:rPr>
-                <w:rFonts w:ascii="맑은 고딕" w:hAnsi="맑은 고딕" w:eastAsia="맑은 고딕"/>
-                <w:sz w:val="18"/>
-              </w:rPr>
-              <w:t>안전성</w:t>
-            </w:r>
-          </w:p>
-        </w:tc>
-        <w:tc>
-          <w:tcPr>
-            <w:tcW w:type="dxa" w:w="4986"/>
-            <w:vAlign w:val="center"/>
-          </w:tcPr>
-          <w:p>
-            <w:pPr>
-              <w:spacing w:line="288" w:lineRule="auto"/>
-            </w:pPr>
-            <w:r>
-              <w:rPr>
-                <w:rFonts w:ascii="맑은 고딕" w:hAnsi="맑은 고딕" w:eastAsia="맑은 고딕"/>
-                <w:sz w:val="18"/>
-              </w:rPr>
-              <w:t>진단·치료·처방을 대신하지 않는다는 안내가 포함되는가</w:t>
-            </w:r>
-          </w:p>
-        </w:tc>
-      </w:tr>
-      <w:tr>
-        <w:tc>
-          <w:tcPr>
-            <w:tcW w:type="dxa" w:w="4986"/>
-            <w:vAlign w:val="center"/>
-          </w:tcPr>
-          <w:p>
-            <w:pPr>
-              <w:spacing w:line="288" w:lineRule="auto"/>
-            </w:pPr>
-            <w:r>
-              <w:rPr>
-                <w:rFonts w:ascii="맑은 고딕" w:hAnsi="맑은 고딕" w:eastAsia="맑은 고딕"/>
-                <w:sz w:val="18"/>
-              </w:rPr>
-              <w:t>보고서 적합성</w:t>
-            </w:r>
-          </w:p>
-        </w:tc>
-        <w:tc>
-          <w:tcPr>
-            <w:tcW w:type="dxa" w:w="4986"/>
-            <w:vAlign w:val="center"/>
-          </w:tcPr>
-          <w:p>
-            <w:pPr>
-              <w:spacing w:line="288" w:lineRule="auto"/>
-            </w:pPr>
-            <w:r>
-              <w:rPr>
-                <w:rFonts w:ascii="맑은 고딕" w:hAnsi="맑은 고딕" w:eastAsia="맑은 고딕"/>
-                <w:sz w:val="18"/>
-              </w:rPr>
-              <w:t>문제정의, 분석, 설계, 구현, 평가 단계와 연결되는가</w:t>
-            </w:r>
-          </w:p>
-        </w:tc>
-      </w:tr>
-    </w:tbl>
     <w:sectPr>
-      <w:footerReference w:type="default" r:id="rId9"/>
       <w:pgSz w:w="12240" w:h="15840"/>
-      <w:pgMar w:top="1134" w:right="1134" w:bottom="1134" w:left="1134" w:header="720" w:footer="720" w:gutter="0"/>
+      <w:pgMar w:top="1080" w:right="1080" w:bottom="1080" w:left="1080" w:header="720" w:footer="720" w:gutter="0"/>
       <w:cols w:space="720"/>
       <w:docGrid w:linePitch="360"/>
     </w:sectPr>
   </w:body>
 </w:document>
-</file>
-
-<file path=word/footer1.xml><?xml version="1.0" encoding="utf-8"?>
-<w:ftr xmlns:m="http://schemas.openxmlformats.org/officeDocument/2006/math" xmlns:mc="http://schemas.openxmlformats.org/markup-compatibility/2006" xmlns:mo="http://schemas.microsoft.com/office/mac/office/2008/main" xmlns:mv="urn:schemas-microsoft-com:mac:vml" xmlns:o="urn:schemas-microsoft-com:office:office" xmlns:r="http://schemas.openxmlformats.org/officeDocument/2006/relationships" xmlns:v="urn:schemas-microsoft-com:vml" xmlns:w10="urn:schemas-microsoft-com:office:word" xmlns:w14="http://schemas.microsoft.com/office/word/2010/wordml" xmlns:w="http://schemas.openxmlformats.org/wordprocessingml/2006/main" xmlns:wne="http://schemas.microsoft.com/office/word/2006/wordml" xmlns:wp14="http://schemas.microsoft.com/office/word/2010/wordprocessingDrawing" xmlns:wp="http://schemas.openxmlformats.org/drawingml/2006/wordprocessingDrawing" xmlns:wpc="http://schemas.microsoft.com/office/word/2010/wordprocessingCanvas" xmlns:wpg="http://schemas.microsoft.com/office/word/2010/wordprocessingGroup" xmlns:wpi="http://schemas.microsoft.com/office/word/2010/wordprocessingInk" xmlns:wps="http://schemas.microsoft.com/office/word/2010/wordprocessingShape" mc:Ignorable="w14 wp14">
-  <w:p>
-    <w:pPr>
-      <w:pStyle w:val="Footer"/>
-      <w:jc w:val="center"/>
-    </w:pPr>
-    <w:r>
-      <w:fldChar w:fldCharType="begin"/>
-      <w:instrText xml:space="preserve">PAGE</w:instrText>
-      <w:fldChar w:fldCharType="end"/>
-    </w:r>
-  </w:p>
-</w:ftr>
 </file>
 
 <file path=word/numbering.xml><?xml version="1.0" encoding="utf-8"?>
@@ -6464,12 +4279,9 @@
     <w:name w:val="Normal"/>
     <w:qFormat/>
     <w:rsid w:val="00FC693F"/>
-    <w:pPr>
-      <w:spacing w:line="360" w:lineRule="auto" w:after="80"/>
-    </w:pPr>
     <w:rPr>
-      <w:rFonts w:ascii="맑은 고딕" w:hAnsi="맑은 고딕" w:eastAsia="맑은 고딕"/>
-      <w:sz w:val="22"/>
+      <w:rFonts w:ascii="Arial" w:hAnsi="Arial" w:eastAsia="맑은 고딕"/>
+      <w:sz w:val="20"/>
     </w:rPr>
   </w:style>
   <w:style w:type="paragraph" w:styleId="Header">
@@ -6531,10 +4343,10 @@
       <w:outlineLvl w:val="0"/>
     </w:pPr>
     <w:rPr>
-      <w:rFonts w:asciiTheme="majorHAnsi" w:eastAsiaTheme="majorEastAsia" w:hAnsiTheme="majorHAnsi" w:cstheme="majorBidi" w:ascii="맑은 고딕" w:hAnsi="맑은 고딕" w:eastAsia="맑은 고딕"/>
+      <w:rFonts w:asciiTheme="majorHAnsi" w:eastAsiaTheme="majorEastAsia" w:hAnsiTheme="majorHAnsi" w:cstheme="majorBidi" w:ascii="Arial" w:hAnsi="Arial" w:eastAsia="맑은 고딕"/>
       <w:b/>
       <w:bCs/>
-      <w:color w:val="365F91" w:themeColor="accent1" w:themeShade="BF"/>
+      <w:color w:val="0F766E"/>
       <w:sz w:val="34"/>
       <w:szCs w:val="28"/>
     </w:rPr>
@@ -6555,11 +4367,11 @@
       <w:outlineLvl w:val="1"/>
     </w:pPr>
     <w:rPr>
-      <w:rFonts w:asciiTheme="majorHAnsi" w:eastAsiaTheme="majorEastAsia" w:hAnsiTheme="majorHAnsi" w:cstheme="majorBidi" w:ascii="맑은 고딕" w:hAnsi="맑은 고딕" w:eastAsia="맑은 고딕"/>
+      <w:rFonts w:asciiTheme="majorHAnsi" w:eastAsiaTheme="majorEastAsia" w:hAnsiTheme="majorHAnsi" w:cstheme="majorBidi" w:ascii="Arial" w:hAnsi="Arial" w:eastAsia="맑은 고딕"/>
       <w:b/>
       <w:bCs/>
-      <w:color w:val="4F81BD" w:themeColor="accent1"/>
-      <w:sz w:val="28"/>
+      <w:color w:val="1F2937"/>
+      <w:sz w:val="26"/>
       <w:szCs w:val="26"/>
     </w:rPr>
   </w:style>
@@ -6579,11 +4391,10 @@
       <w:outlineLvl w:val="2"/>
     </w:pPr>
     <w:rPr>
-      <w:rFonts w:asciiTheme="majorHAnsi" w:eastAsiaTheme="majorEastAsia" w:hAnsiTheme="majorHAnsi" w:cstheme="majorBidi" w:ascii="맑은 고딕" w:hAnsi="맑은 고딕" w:eastAsia="맑은 고딕"/>
+      <w:rFonts w:asciiTheme="majorHAnsi" w:eastAsiaTheme="majorEastAsia" w:hAnsiTheme="majorHAnsi" w:cstheme="majorBidi" w:ascii="Arial" w:hAnsi="Arial" w:eastAsia="맑은 고딕"/>
       <w:b/>
       <w:bCs/>
       <w:color w:val="4F81BD" w:themeColor="accent1"/>
-      <w:sz w:val="24"/>
     </w:rPr>
   </w:style>
   <w:style w:type="paragraph" w:styleId="Heading4">
@@ -6821,7 +4632,7 @@
       <w:contextualSpacing/>
     </w:pPr>
     <w:rPr>
-      <w:rFonts w:asciiTheme="majorHAnsi" w:eastAsiaTheme="majorEastAsia" w:hAnsiTheme="majorHAnsi" w:cstheme="majorBidi" w:ascii="맑은 고딕" w:hAnsi="맑은 고딕" w:eastAsia="맑은 고딕"/>
+      <w:rFonts w:asciiTheme="majorHAnsi" w:eastAsiaTheme="majorEastAsia" w:hAnsiTheme="majorHAnsi" w:cstheme="majorBidi" w:ascii="Arial" w:hAnsi="Arial" w:eastAsia="맑은 고딕"/>
       <w:color w:val="17365D" w:themeColor="text2" w:themeShade="BF"/>
       <w:spacing w:val="5"/>
       <w:kern w:val="28"/>

--- a/docs/PROJECT_REPORT_OUTLINE.docx
+++ b/docs/PROJECT_REPORT_OUTLINE.docx
@@ -100,9 +100,6 @@
             <w:shd w:fill="DDEFEA"/>
           </w:tcPr>
           <w:p>
-            <w:pPr>
-              <w:spacing w:after="0"/>
-            </w:pPr>
             <w:r/>
             <w:r>
               <w:rPr>
@@ -120,9 +117,6 @@
             <w:shd w:fill="DDEFEA"/>
           </w:tcPr>
           <w:p>
-            <w:pPr>
-              <w:spacing w:after="0"/>
-            </w:pPr>
             <w:r/>
             <w:r>
               <w:rPr>
@@ -140,9 +134,6 @@
             <w:shd w:fill="DDEFEA"/>
           </w:tcPr>
           <w:p>
-            <w:pPr>
-              <w:spacing w:after="0"/>
-            </w:pPr>
             <w:r/>
             <w:r>
               <w:rPr>
@@ -160,9 +151,6 @@
             <w:shd w:fill="DDEFEA"/>
           </w:tcPr>
           <w:p>
-            <w:pPr>
-              <w:spacing w:after="0"/>
-            </w:pPr>
             <w:r/>
             <w:r>
               <w:rPr>
@@ -181,9 +169,6 @@
             <w:vAlign w:val="center"/>
           </w:tcPr>
           <w:p>
-            <w:pPr>
-              <w:spacing w:after="0"/>
-            </w:pPr>
             <w:r/>
             <w:r>
               <w:rPr>
@@ -200,9 +185,6 @@
             <w:vAlign w:val="center"/>
           </w:tcPr>
           <w:p>
-            <w:pPr>
-              <w:spacing w:after="0"/>
-            </w:pPr>
             <w:r/>
             <w:r>
               <w:rPr>
@@ -219,9 +201,6 @@
             <w:vAlign w:val="center"/>
           </w:tcPr>
           <w:p>
-            <w:pPr>
-              <w:spacing w:after="0"/>
-            </w:pPr>
             <w:r/>
             <w:r>
               <w:rPr>
@@ -238,9 +217,6 @@
             <w:vAlign w:val="center"/>
           </w:tcPr>
           <w:p>
-            <w:pPr>
-              <w:spacing w:after="0"/>
-            </w:pPr>
             <w:r/>
             <w:r>
               <w:rPr>
@@ -259,9 +235,6 @@
             <w:vAlign w:val="center"/>
           </w:tcPr>
           <w:p>
-            <w:pPr>
-              <w:spacing w:after="0"/>
-            </w:pPr>
             <w:r/>
             <w:r>
               <w:rPr>
@@ -278,9 +251,6 @@
             <w:vAlign w:val="center"/>
           </w:tcPr>
           <w:p>
-            <w:pPr>
-              <w:spacing w:after="0"/>
-            </w:pPr>
             <w:r/>
             <w:r>
               <w:rPr>
@@ -297,9 +267,6 @@
             <w:vAlign w:val="center"/>
           </w:tcPr>
           <w:p>
-            <w:pPr>
-              <w:spacing w:after="0"/>
-            </w:pPr>
             <w:r/>
             <w:r>
               <w:rPr>
@@ -316,9 +283,6 @@
             <w:vAlign w:val="center"/>
           </w:tcPr>
           <w:p>
-            <w:pPr>
-              <w:spacing w:after="0"/>
-            </w:pPr>
             <w:r/>
             <w:r>
               <w:rPr>
@@ -337,9 +301,6 @@
             <w:vAlign w:val="center"/>
           </w:tcPr>
           <w:p>
-            <w:pPr>
-              <w:spacing w:after="0"/>
-            </w:pPr>
             <w:r/>
             <w:r>
               <w:rPr>
@@ -356,9 +317,6 @@
             <w:vAlign w:val="center"/>
           </w:tcPr>
           <w:p>
-            <w:pPr>
-              <w:spacing w:after="0"/>
-            </w:pPr>
             <w:r/>
             <w:r>
               <w:rPr>
@@ -375,9 +333,6 @@
             <w:vAlign w:val="center"/>
           </w:tcPr>
           <w:p>
-            <w:pPr>
-              <w:spacing w:after="0"/>
-            </w:pPr>
             <w:r/>
             <w:r>
               <w:rPr>
@@ -394,9 +349,6 @@
             <w:vAlign w:val="center"/>
           </w:tcPr>
           <w:p>
-            <w:pPr>
-              <w:spacing w:after="0"/>
-            </w:pPr>
             <w:r/>
             <w:r>
               <w:rPr>
@@ -415,9 +367,6 @@
             <w:vAlign w:val="center"/>
           </w:tcPr>
           <w:p>
-            <w:pPr>
-              <w:spacing w:after="0"/>
-            </w:pPr>
             <w:r/>
             <w:r>
               <w:rPr>
@@ -434,9 +383,6 @@
             <w:vAlign w:val="center"/>
           </w:tcPr>
           <w:p>
-            <w:pPr>
-              <w:spacing w:after="0"/>
-            </w:pPr>
             <w:r/>
             <w:r>
               <w:rPr>
@@ -453,9 +399,6 @@
             <w:vAlign w:val="center"/>
           </w:tcPr>
           <w:p>
-            <w:pPr>
-              <w:spacing w:after="0"/>
-            </w:pPr>
             <w:r/>
             <w:r>
               <w:rPr>
@@ -472,9 +415,6 @@
             <w:vAlign w:val="center"/>
           </w:tcPr>
           <w:p>
-            <w:pPr>
-              <w:spacing w:after="0"/>
-            </w:pPr>
             <w:r/>
             <w:r>
               <w:rPr>
@@ -520,9 +460,6 @@
             <w:shd w:fill="DDEFEA"/>
           </w:tcPr>
           <w:p>
-            <w:pPr>
-              <w:spacing w:after="0"/>
-            </w:pPr>
             <w:r/>
             <w:r>
               <w:rPr>
@@ -540,9 +477,6 @@
             <w:shd w:fill="DDEFEA"/>
           </w:tcPr>
           <w:p>
-            <w:pPr>
-              <w:spacing w:after="0"/>
-            </w:pPr>
             <w:r/>
             <w:r>
               <w:rPr>
@@ -560,9 +494,6 @@
             <w:shd w:fill="DDEFEA"/>
           </w:tcPr>
           <w:p>
-            <w:pPr>
-              <w:spacing w:after="0"/>
-            </w:pPr>
             <w:r/>
             <w:r>
               <w:rPr>
@@ -581,9 +512,6 @@
             <w:vAlign w:val="center"/>
           </w:tcPr>
           <w:p>
-            <w:pPr>
-              <w:spacing w:after="0"/>
-            </w:pPr>
             <w:r/>
             <w:r>
               <w:rPr>
@@ -600,9 +528,6 @@
             <w:vAlign w:val="center"/>
           </w:tcPr>
           <w:p>
-            <w:pPr>
-              <w:spacing w:after="0"/>
-            </w:pPr>
             <w:r/>
             <w:r>
               <w:rPr>
@@ -619,9 +544,6 @@
             <w:vAlign w:val="center"/>
           </w:tcPr>
           <w:p>
-            <w:pPr>
-              <w:spacing w:after="0"/>
-            </w:pPr>
             <w:r/>
             <w:r>
               <w:rPr>
@@ -640,9 +562,6 @@
             <w:vAlign w:val="center"/>
           </w:tcPr>
           <w:p>
-            <w:pPr>
-              <w:spacing w:after="0"/>
-            </w:pPr>
             <w:r/>
             <w:r>
               <w:rPr>
@@ -659,9 +578,6 @@
             <w:vAlign w:val="center"/>
           </w:tcPr>
           <w:p>
-            <w:pPr>
-              <w:spacing w:after="0"/>
-            </w:pPr>
             <w:r/>
             <w:r>
               <w:rPr>
@@ -678,9 +594,6 @@
             <w:vAlign w:val="center"/>
           </w:tcPr>
           <w:p>
-            <w:pPr>
-              <w:spacing w:after="0"/>
-            </w:pPr>
             <w:r/>
             <w:r>
               <w:rPr>
@@ -699,9 +612,6 @@
             <w:vAlign w:val="center"/>
           </w:tcPr>
           <w:p>
-            <w:pPr>
-              <w:spacing w:after="0"/>
-            </w:pPr>
             <w:r/>
             <w:r>
               <w:rPr>
@@ -718,9 +628,6 @@
             <w:vAlign w:val="center"/>
           </w:tcPr>
           <w:p>
-            <w:pPr>
-              <w:spacing w:after="0"/>
-            </w:pPr>
             <w:r/>
             <w:r>
               <w:rPr>
@@ -737,9 +644,6 @@
             <w:vAlign w:val="center"/>
           </w:tcPr>
           <w:p>
-            <w:pPr>
-              <w:spacing w:after="0"/>
-            </w:pPr>
             <w:r/>
             <w:r>
               <w:rPr>
@@ -758,9 +662,6 @@
             <w:vAlign w:val="center"/>
           </w:tcPr>
           <w:p>
-            <w:pPr>
-              <w:spacing w:after="0"/>
-            </w:pPr>
             <w:r/>
             <w:r>
               <w:rPr>
@@ -777,9 +678,6 @@
             <w:vAlign w:val="center"/>
           </w:tcPr>
           <w:p>
-            <w:pPr>
-              <w:spacing w:after="0"/>
-            </w:pPr>
             <w:r/>
             <w:r>
               <w:rPr>
@@ -796,9 +694,6 @@
             <w:vAlign w:val="center"/>
           </w:tcPr>
           <w:p>
-            <w:pPr>
-              <w:spacing w:after="0"/>
-            </w:pPr>
             <w:r/>
             <w:r>
               <w:rPr>
@@ -817,9 +712,6 @@
             <w:vAlign w:val="center"/>
           </w:tcPr>
           <w:p>
-            <w:pPr>
-              <w:spacing w:after="0"/>
-            </w:pPr>
             <w:r/>
             <w:r>
               <w:rPr>
@@ -836,9 +728,6 @@
             <w:vAlign w:val="center"/>
           </w:tcPr>
           <w:p>
-            <w:pPr>
-              <w:spacing w:after="0"/>
-            </w:pPr>
             <w:r/>
             <w:r>
               <w:rPr>
@@ -855,9 +744,6 @@
             <w:vAlign w:val="center"/>
           </w:tcPr>
           <w:p>
-            <w:pPr>
-              <w:spacing w:after="0"/>
-            </w:pPr>
             <w:r/>
             <w:r>
               <w:rPr>
@@ -954,9 +840,6 @@
             <w:shd w:fill="DDEFEA"/>
           </w:tcPr>
           <w:p>
-            <w:pPr>
-              <w:spacing w:after="0"/>
-            </w:pPr>
             <w:r/>
             <w:r>
               <w:rPr>
@@ -974,9 +857,6 @@
             <w:shd w:fill="DDEFEA"/>
           </w:tcPr>
           <w:p>
-            <w:pPr>
-              <w:spacing w:after="0"/>
-            </w:pPr>
             <w:r/>
             <w:r>
               <w:rPr>
@@ -994,9 +874,6 @@
             <w:shd w:fill="DDEFEA"/>
           </w:tcPr>
           <w:p>
-            <w:pPr>
-              <w:spacing w:after="0"/>
-            </w:pPr>
             <w:r/>
             <w:r>
               <w:rPr>
@@ -1014,9 +891,6 @@
             <w:shd w:fill="DDEFEA"/>
           </w:tcPr>
           <w:p>
-            <w:pPr>
-              <w:spacing w:after="0"/>
-            </w:pPr>
             <w:r/>
             <w:r>
               <w:rPr>
@@ -1034,9 +908,6 @@
             <w:shd w:fill="DDEFEA"/>
           </w:tcPr>
           <w:p>
-            <w:pPr>
-              <w:spacing w:after="0"/>
-            </w:pPr>
             <w:r/>
             <w:r>
               <w:rPr>
@@ -1055,9 +926,6 @@
             <w:vAlign w:val="center"/>
           </w:tcPr>
           <w:p>
-            <w:pPr>
-              <w:spacing w:after="0"/>
-            </w:pPr>
             <w:r/>
             <w:r>
               <w:rPr>
@@ -1074,9 +942,6 @@
             <w:vAlign w:val="center"/>
           </w:tcPr>
           <w:p>
-            <w:pPr>
-              <w:spacing w:after="0"/>
-            </w:pPr>
             <w:r/>
             <w:r>
               <w:rPr>
@@ -1093,9 +958,6 @@
             <w:vAlign w:val="center"/>
           </w:tcPr>
           <w:p>
-            <w:pPr>
-              <w:spacing w:after="0"/>
-            </w:pPr>
             <w:r/>
             <w:r>
               <w:rPr>
@@ -1112,9 +974,6 @@
             <w:vAlign w:val="center"/>
           </w:tcPr>
           <w:p>
-            <w:pPr>
-              <w:spacing w:after="0"/>
-            </w:pPr>
             <w:r/>
             <w:r>
               <w:rPr>
@@ -1131,9 +990,6 @@
             <w:vAlign w:val="center"/>
           </w:tcPr>
           <w:p>
-            <w:pPr>
-              <w:spacing w:after="0"/>
-            </w:pPr>
             <w:r/>
             <w:r>
               <w:rPr>
@@ -1152,9 +1008,6 @@
             <w:vAlign w:val="center"/>
           </w:tcPr>
           <w:p>
-            <w:pPr>
-              <w:spacing w:after="0"/>
-            </w:pPr>
             <w:r/>
             <w:r>
               <w:rPr>
@@ -1171,9 +1024,6 @@
             <w:vAlign w:val="center"/>
           </w:tcPr>
           <w:p>
-            <w:pPr>
-              <w:spacing w:after="0"/>
-            </w:pPr>
             <w:r/>
             <w:r>
               <w:rPr>
@@ -1190,9 +1040,6 @@
             <w:vAlign w:val="center"/>
           </w:tcPr>
           <w:p>
-            <w:pPr>
-              <w:spacing w:after="0"/>
-            </w:pPr>
             <w:r/>
             <w:r>
               <w:rPr>
@@ -1209,9 +1056,6 @@
             <w:vAlign w:val="center"/>
           </w:tcPr>
           <w:p>
-            <w:pPr>
-              <w:spacing w:after="0"/>
-            </w:pPr>
             <w:r/>
             <w:r>
               <w:rPr>
@@ -1228,9 +1072,6 @@
             <w:vAlign w:val="center"/>
           </w:tcPr>
           <w:p>
-            <w:pPr>
-              <w:spacing w:after="0"/>
-            </w:pPr>
             <w:r/>
             <w:r>
               <w:rPr>
@@ -1249,9 +1090,6 @@
             <w:vAlign w:val="center"/>
           </w:tcPr>
           <w:p>
-            <w:pPr>
-              <w:spacing w:after="0"/>
-            </w:pPr>
             <w:r/>
             <w:r>
               <w:rPr>
@@ -1268,16 +1106,13 @@
             <w:vAlign w:val="center"/>
           </w:tcPr>
           <w:p>
-            <w:pPr>
-              <w:spacing w:after="0"/>
-            </w:pPr>
             <w:r/>
             <w:r>
               <w:rPr>
                 <w:b w:val="0"/>
                 <w:sz w:val="17"/>
               </w:rPr>
-              <w:t>Goal 기반 설계 루프</w:t>
+              <w:t>화면 설계서</w:t>
             </w:r>
           </w:p>
         </w:tc>
@@ -1287,9 +1122,6 @@
             <w:vAlign w:val="center"/>
           </w:tcPr>
           <w:p>
-            <w:pPr>
-              <w:spacing w:after="0"/>
-            </w:pPr>
             <w:r/>
             <w:r>
               <w:rPr>
@@ -1306,9 +1138,6 @@
             <w:vAlign w:val="center"/>
           </w:tcPr>
           <w:p>
-            <w:pPr>
-              <w:spacing w:after="0"/>
-            </w:pPr>
             <w:r/>
             <w:r>
               <w:rPr>
@@ -1325,16 +1154,13 @@
             <w:vAlign w:val="center"/>
           </w:tcPr>
           <w:p>
-            <w:pPr>
-              <w:spacing w:after="0"/>
-            </w:pPr>
             <w:r/>
             <w:r>
               <w:rPr>
                 <w:b w:val="0"/>
                 <w:sz w:val="17"/>
               </w:rPr>
-              <w:t>기능 설계, 화면 흐름, Goal 루프</w:t>
+              <w:t>화면 설계서, 입력/출력 화면 예시</w:t>
             </w:r>
           </w:p>
         </w:tc>
@@ -1346,9 +1172,6 @@
             <w:vAlign w:val="center"/>
           </w:tcPr>
           <w:p>
-            <w:pPr>
-              <w:spacing w:after="0"/>
-            </w:pPr>
             <w:r/>
             <w:r>
               <w:rPr>
@@ -1365,9 +1188,6 @@
             <w:vAlign w:val="center"/>
           </w:tcPr>
           <w:p>
-            <w:pPr>
-              <w:spacing w:after="0"/>
-            </w:pPr>
             <w:r/>
             <w:r>
               <w:rPr>
@@ -1384,9 +1204,6 @@
             <w:vAlign w:val="center"/>
           </w:tcPr>
           <w:p>
-            <w:pPr>
-              <w:spacing w:after="0"/>
-            </w:pPr>
             <w:r/>
             <w:r>
               <w:rPr>
@@ -1403,9 +1220,6 @@
             <w:vAlign w:val="center"/>
           </w:tcPr>
           <w:p>
-            <w:pPr>
-              <w:spacing w:after="0"/>
-            </w:pPr>
             <w:r/>
             <w:r>
               <w:rPr>
@@ -1422,9 +1236,6 @@
             <w:vAlign w:val="center"/>
           </w:tcPr>
           <w:p>
-            <w:pPr>
-              <w:spacing w:after="0"/>
-            </w:pPr>
             <w:r/>
             <w:r>
               <w:rPr>
@@ -1443,9 +1254,6 @@
             <w:vAlign w:val="center"/>
           </w:tcPr>
           <w:p>
-            <w:pPr>
-              <w:spacing w:after="0"/>
-            </w:pPr>
             <w:r/>
             <w:r>
               <w:rPr>
@@ -1462,9 +1270,6 @@
             <w:vAlign w:val="center"/>
           </w:tcPr>
           <w:p>
-            <w:pPr>
-              <w:spacing w:after="0"/>
-            </w:pPr>
             <w:r/>
             <w:r>
               <w:rPr>
@@ -1481,9 +1286,6 @@
             <w:vAlign w:val="center"/>
           </w:tcPr>
           <w:p>
-            <w:pPr>
-              <w:spacing w:after="0"/>
-            </w:pPr>
             <w:r/>
             <w:r>
               <w:rPr>
@@ -1500,9 +1302,6 @@
             <w:vAlign w:val="center"/>
           </w:tcPr>
           <w:p>
-            <w:pPr>
-              <w:spacing w:after="0"/>
-            </w:pPr>
             <w:r/>
             <w:r>
               <w:rPr>
@@ -1519,9 +1318,6 @@
             <w:vAlign w:val="center"/>
           </w:tcPr>
           <w:p>
-            <w:pPr>
-              <w:spacing w:after="0"/>
-            </w:pPr>
             <w:r/>
             <w:r>
               <w:rPr>
@@ -1540,9 +1336,6 @@
             <w:vAlign w:val="center"/>
           </w:tcPr>
           <w:p>
-            <w:pPr>
-              <w:spacing w:after="0"/>
-            </w:pPr>
             <w:r/>
             <w:r>
               <w:rPr>
@@ -1559,9 +1352,6 @@
             <w:vAlign w:val="center"/>
           </w:tcPr>
           <w:p>
-            <w:pPr>
-              <w:spacing w:after="0"/>
-            </w:pPr>
             <w:r/>
             <w:r>
               <w:rPr>
@@ -1578,9 +1368,6 @@
             <w:vAlign w:val="center"/>
           </w:tcPr>
           <w:p>
-            <w:pPr>
-              <w:spacing w:after="0"/>
-            </w:pPr>
             <w:r/>
             <w:r>
               <w:rPr>
@@ -1597,9 +1384,6 @@
             <w:vAlign w:val="center"/>
           </w:tcPr>
           <w:p>
-            <w:pPr>
-              <w:spacing w:after="0"/>
-            </w:pPr>
             <w:r/>
             <w:r>
               <w:rPr>
@@ -1616,9 +1400,6 @@
             <w:vAlign w:val="center"/>
           </w:tcPr>
           <w:p>
-            <w:pPr>
-              <w:spacing w:after="0"/>
-            </w:pPr>
             <w:r/>
             <w:r>
               <w:rPr>
@@ -1707,9 +1488,6 @@
             <w:shd w:fill="DDEFEA"/>
           </w:tcPr>
           <w:p>
-            <w:pPr>
-              <w:spacing w:after="0"/>
-            </w:pPr>
             <w:r/>
             <w:r>
               <w:rPr>
@@ -1727,9 +1505,6 @@
             <w:shd w:fill="DDEFEA"/>
           </w:tcPr>
           <w:p>
-            <w:pPr>
-              <w:spacing w:after="0"/>
-            </w:pPr>
             <w:r/>
             <w:r>
               <w:rPr>
@@ -1747,9 +1522,6 @@
             <w:shd w:fill="DDEFEA"/>
           </w:tcPr>
           <w:p>
-            <w:pPr>
-              <w:spacing w:after="0"/>
-            </w:pPr>
             <w:r/>
             <w:r>
               <w:rPr>
@@ -1767,9 +1539,6 @@
             <w:shd w:fill="DDEFEA"/>
           </w:tcPr>
           <w:p>
-            <w:pPr>
-              <w:spacing w:after="0"/>
-            </w:pPr>
             <w:r/>
             <w:r>
               <w:rPr>
@@ -1787,9 +1556,6 @@
             <w:shd w:fill="DDEFEA"/>
           </w:tcPr>
           <w:p>
-            <w:pPr>
-              <w:spacing w:after="0"/>
-            </w:pPr>
             <w:r/>
             <w:r>
               <w:rPr>
@@ -1808,9 +1574,6 @@
             <w:vAlign w:val="center"/>
           </w:tcPr>
           <w:p>
-            <w:pPr>
-              <w:spacing w:after="0"/>
-            </w:pPr>
             <w:r/>
             <w:r>
               <w:rPr>
@@ -1827,9 +1590,6 @@
             <w:vAlign w:val="center"/>
           </w:tcPr>
           <w:p>
-            <w:pPr>
-              <w:spacing w:after="0"/>
-            </w:pPr>
             <w:r/>
             <w:r>
               <w:rPr>
@@ -1846,9 +1606,6 @@
             <w:vAlign w:val="center"/>
           </w:tcPr>
           <w:p>
-            <w:pPr>
-              <w:spacing w:after="0"/>
-            </w:pPr>
             <w:r/>
             <w:r>
               <w:rPr>
@@ -1865,9 +1622,6 @@
             <w:vAlign w:val="center"/>
           </w:tcPr>
           <w:p>
-            <w:pPr>
-              <w:spacing w:after="0"/>
-            </w:pPr>
             <w:r/>
             <w:r>
               <w:rPr>
@@ -1884,9 +1638,6 @@
             <w:vAlign w:val="center"/>
           </w:tcPr>
           <w:p>
-            <w:pPr>
-              <w:spacing w:after="0"/>
-            </w:pPr>
             <w:r/>
             <w:r>
               <w:rPr>
@@ -1905,9 +1656,6 @@
             <w:vAlign w:val="center"/>
           </w:tcPr>
           <w:p>
-            <w:pPr>
-              <w:spacing w:after="0"/>
-            </w:pPr>
             <w:r/>
             <w:r>
               <w:rPr>
@@ -1924,9 +1672,6 @@
             <w:vAlign w:val="center"/>
           </w:tcPr>
           <w:p>
-            <w:pPr>
-              <w:spacing w:after="0"/>
-            </w:pPr>
             <w:r/>
             <w:r>
               <w:rPr>
@@ -1943,9 +1688,6 @@
             <w:vAlign w:val="center"/>
           </w:tcPr>
           <w:p>
-            <w:pPr>
-              <w:spacing w:after="0"/>
-            </w:pPr>
             <w:r/>
             <w:r>
               <w:rPr>
@@ -1962,9 +1704,6 @@
             <w:vAlign w:val="center"/>
           </w:tcPr>
           <w:p>
-            <w:pPr>
-              <w:spacing w:after="0"/>
-            </w:pPr>
             <w:r/>
             <w:r>
               <w:rPr>
@@ -1981,9 +1720,6 @@
             <w:vAlign w:val="center"/>
           </w:tcPr>
           <w:p>
-            <w:pPr>
-              <w:spacing w:after="0"/>
-            </w:pPr>
             <w:r/>
             <w:r>
               <w:rPr>
@@ -2002,9 +1738,6 @@
             <w:vAlign w:val="center"/>
           </w:tcPr>
           <w:p>
-            <w:pPr>
-              <w:spacing w:after="0"/>
-            </w:pPr>
             <w:r/>
             <w:r>
               <w:rPr>
@@ -2021,9 +1754,6 @@
             <w:vAlign w:val="center"/>
           </w:tcPr>
           <w:p>
-            <w:pPr>
-              <w:spacing w:after="0"/>
-            </w:pPr>
             <w:r/>
             <w:r>
               <w:rPr>
@@ -2040,9 +1770,6 @@
             <w:vAlign w:val="center"/>
           </w:tcPr>
           <w:p>
-            <w:pPr>
-              <w:spacing w:after="0"/>
-            </w:pPr>
             <w:r/>
             <w:r>
               <w:rPr>
@@ -2059,9 +1786,6 @@
             <w:vAlign w:val="center"/>
           </w:tcPr>
           <w:p>
-            <w:pPr>
-              <w:spacing w:after="0"/>
-            </w:pPr>
             <w:r/>
             <w:r>
               <w:rPr>
@@ -2078,9 +1802,6 @@
             <w:vAlign w:val="center"/>
           </w:tcPr>
           <w:p>
-            <w:pPr>
-              <w:spacing w:after="0"/>
-            </w:pPr>
             <w:r/>
             <w:r>
               <w:rPr>
@@ -2099,9 +1820,6 @@
             <w:vAlign w:val="center"/>
           </w:tcPr>
           <w:p>
-            <w:pPr>
-              <w:spacing w:after="0"/>
-            </w:pPr>
             <w:r/>
             <w:r>
               <w:rPr>
@@ -2118,9 +1836,6 @@
             <w:vAlign w:val="center"/>
           </w:tcPr>
           <w:p>
-            <w:pPr>
-              <w:spacing w:after="0"/>
-            </w:pPr>
             <w:r/>
             <w:r>
               <w:rPr>
@@ -2137,9 +1852,6 @@
             <w:vAlign w:val="center"/>
           </w:tcPr>
           <w:p>
-            <w:pPr>
-              <w:spacing w:after="0"/>
-            </w:pPr>
             <w:r/>
             <w:r>
               <w:rPr>
@@ -2156,9 +1868,6 @@
             <w:vAlign w:val="center"/>
           </w:tcPr>
           <w:p>
-            <w:pPr>
-              <w:spacing w:after="0"/>
-            </w:pPr>
             <w:r/>
             <w:r>
               <w:rPr>
@@ -2175,9 +1884,6 @@
             <w:vAlign w:val="center"/>
           </w:tcPr>
           <w:p>
-            <w:pPr>
-              <w:spacing w:after="0"/>
-            </w:pPr>
             <w:r/>
             <w:r>
               <w:rPr>
@@ -2196,9 +1902,6 @@
             <w:vAlign w:val="center"/>
           </w:tcPr>
           <w:p>
-            <w:pPr>
-              <w:spacing w:after="0"/>
-            </w:pPr>
             <w:r/>
             <w:r>
               <w:rPr>
@@ -2215,9 +1918,6 @@
             <w:vAlign w:val="center"/>
           </w:tcPr>
           <w:p>
-            <w:pPr>
-              <w:spacing w:after="0"/>
-            </w:pPr>
             <w:r/>
             <w:r>
               <w:rPr>
@@ -2234,9 +1934,6 @@
             <w:vAlign w:val="center"/>
           </w:tcPr>
           <w:p>
-            <w:pPr>
-              <w:spacing w:after="0"/>
-            </w:pPr>
             <w:r/>
             <w:r>
               <w:rPr>
@@ -2253,9 +1950,6 @@
             <w:vAlign w:val="center"/>
           </w:tcPr>
           <w:p>
-            <w:pPr>
-              <w:spacing w:after="0"/>
-            </w:pPr>
             <w:r/>
             <w:r>
               <w:rPr>
@@ -2272,9 +1966,6 @@
             <w:vAlign w:val="center"/>
           </w:tcPr>
           <w:p>
-            <w:pPr>
-              <w:spacing w:after="0"/>
-            </w:pPr>
             <w:r/>
             <w:r>
               <w:rPr>
@@ -2293,9 +1984,6 @@
             <w:vAlign w:val="center"/>
           </w:tcPr>
           <w:p>
-            <w:pPr>
-              <w:spacing w:after="0"/>
-            </w:pPr>
             <w:r/>
             <w:r>
               <w:rPr>
@@ -2312,9 +2000,6 @@
             <w:vAlign w:val="center"/>
           </w:tcPr>
           <w:p>
-            <w:pPr>
-              <w:spacing w:after="0"/>
-            </w:pPr>
             <w:r/>
             <w:r>
               <w:rPr>
@@ -2331,9 +2016,6 @@
             <w:vAlign w:val="center"/>
           </w:tcPr>
           <w:p>
-            <w:pPr>
-              <w:spacing w:after="0"/>
-            </w:pPr>
             <w:r/>
             <w:r>
               <w:rPr>
@@ -2350,9 +2032,6 @@
             <w:vAlign w:val="center"/>
           </w:tcPr>
           <w:p>
-            <w:pPr>
-              <w:spacing w:after="0"/>
-            </w:pPr>
             <w:r/>
             <w:r>
               <w:rPr>
@@ -2369,9 +2048,6 @@
             <w:vAlign w:val="center"/>
           </w:tcPr>
           <w:p>
-            <w:pPr>
-              <w:spacing w:after="0"/>
-            </w:pPr>
             <w:r/>
             <w:r>
               <w:rPr>
@@ -2390,9 +2066,6 @@
             <w:vAlign w:val="center"/>
           </w:tcPr>
           <w:p>
-            <w:pPr>
-              <w:spacing w:after="0"/>
-            </w:pPr>
             <w:r/>
             <w:r>
               <w:rPr>
@@ -2409,9 +2082,6 @@
             <w:vAlign w:val="center"/>
           </w:tcPr>
           <w:p>
-            <w:pPr>
-              <w:spacing w:after="0"/>
-            </w:pPr>
             <w:r/>
             <w:r>
               <w:rPr>
@@ -2428,9 +2098,6 @@
             <w:vAlign w:val="center"/>
           </w:tcPr>
           <w:p>
-            <w:pPr>
-              <w:spacing w:after="0"/>
-            </w:pPr>
             <w:r/>
             <w:r>
               <w:rPr>
@@ -2447,9 +2114,6 @@
             <w:vAlign w:val="center"/>
           </w:tcPr>
           <w:p>
-            <w:pPr>
-              <w:spacing w:after="0"/>
-            </w:pPr>
             <w:r/>
             <w:r>
               <w:rPr>
@@ -2466,9 +2130,6 @@
             <w:vAlign w:val="center"/>
           </w:tcPr>
           <w:p>
-            <w:pPr>
-              <w:spacing w:after="0"/>
-            </w:pPr>
             <w:r/>
             <w:r>
               <w:rPr>
@@ -2487,9 +2148,6 @@
             <w:vAlign w:val="center"/>
           </w:tcPr>
           <w:p>
-            <w:pPr>
-              <w:spacing w:after="0"/>
-            </w:pPr>
             <w:r/>
             <w:r>
               <w:rPr>
@@ -2506,9 +2164,6 @@
             <w:vAlign w:val="center"/>
           </w:tcPr>
           <w:p>
-            <w:pPr>
-              <w:spacing w:after="0"/>
-            </w:pPr>
             <w:r/>
             <w:r>
               <w:rPr>
@@ -2525,9 +2180,6 @@
             <w:vAlign w:val="center"/>
           </w:tcPr>
           <w:p>
-            <w:pPr>
-              <w:spacing w:after="0"/>
-            </w:pPr>
             <w:r/>
             <w:r>
               <w:rPr>
@@ -2544,9 +2196,6 @@
             <w:vAlign w:val="center"/>
           </w:tcPr>
           <w:p>
-            <w:pPr>
-              <w:spacing w:after="0"/>
-            </w:pPr>
             <w:r/>
             <w:r>
               <w:rPr>
@@ -2563,9 +2212,6 @@
             <w:vAlign w:val="center"/>
           </w:tcPr>
           <w:p>
-            <w:pPr>
-              <w:spacing w:after="0"/>
-            </w:pPr>
             <w:r/>
             <w:r>
               <w:rPr>
@@ -2584,9 +2230,6 @@
             <w:vAlign w:val="center"/>
           </w:tcPr>
           <w:p>
-            <w:pPr>
-              <w:spacing w:after="0"/>
-            </w:pPr>
             <w:r/>
             <w:r>
               <w:rPr>
@@ -2603,9 +2246,6 @@
             <w:vAlign w:val="center"/>
           </w:tcPr>
           <w:p>
-            <w:pPr>
-              <w:spacing w:after="0"/>
-            </w:pPr>
             <w:r/>
             <w:r>
               <w:rPr>
@@ -2622,9 +2262,6 @@
             <w:vAlign w:val="center"/>
           </w:tcPr>
           <w:p>
-            <w:pPr>
-              <w:spacing w:after="0"/>
-            </w:pPr>
             <w:r/>
             <w:r>
               <w:rPr>
@@ -2641,9 +2278,6 @@
             <w:vAlign w:val="center"/>
           </w:tcPr>
           <w:p>
-            <w:pPr>
-              <w:spacing w:after="0"/>
-            </w:pPr>
             <w:r/>
             <w:r>
               <w:rPr>
@@ -2660,9 +2294,6 @@
             <w:vAlign w:val="center"/>
           </w:tcPr>
           <w:p>
-            <w:pPr>
-              <w:spacing w:after="0"/>
-            </w:pPr>
             <w:r/>
             <w:r>
               <w:rPr>
@@ -2729,19 +2360,19 @@
         <w:pStyle w:val="Heading1"/>
       </w:pPr>
       <w:r>
-        <w:t>4. 설계: Goal 기반 설계 루프</w:t>
+        <w:t>4. 설계: 화면 설계서</w:t>
       </w:r>
     </w:p>
     <w:p>
       <w:r>
-        <w:t>이 단계에서 사용한 기법은 Goal 기반 설계 루프 하나이다. 목표 상태를 먼저 정하고, 입력-처리-출력-검토 과정을 반복하면서 기능을 구체화한다.</w:t>
+        <w:t>이 단계에서 사용한 기법은 화면 설계서 하나이다. 화면 설계서는 시스템을 사용하는 사용자 정의, 메뉴 구성, 입력 항목, 출력 화면 예시를 구체적으로 정리하는 문서이다. PPT 자료에서 설명한 것처럼 설계 단계에서는 구현 전에 사용자가 보게 될 화면과 흐름을 먼저 구체화해야 하므로, 본 프로젝트에서는 화면 설계서를 대표 기법으로 사용한다.</w:t>
       </w:r>
     </w:p>
     <w:p>
       <w:r>
         <w:drawing>
           <wp:inline xmlns:a="http://schemas.openxmlformats.org/drawingml/2006/main" xmlns:pic="http://schemas.openxmlformats.org/drawingml/2006/picture">
-            <wp:extent cx="6492240" cy="3651885"/>
+            <wp:extent cx="6492240" cy="4057650"/>
             <wp:docPr id="3" name="Picture 3"/>
             <wp:cNvGraphicFramePr>
               <a:graphicFrameLocks noChangeAspect="1"/>
@@ -2750,7 +2381,7 @@
               <a:graphicData uri="http://schemas.openxmlformats.org/drawingml/2006/picture">
                 <pic:pic>
                   <pic:nvPicPr>
-                    <pic:cNvPr id="0" name="goal_loop_design.png"/>
+                    <pic:cNvPr id="0" name="screen_design.png"/>
                     <pic:cNvPicPr/>
                   </pic:nvPicPr>
                   <pic:blipFill>
@@ -2762,7 +2393,7 @@
                   <pic:spPr>
                     <a:xfrm>
                       <a:off x="0" y="0"/>
-                      <a:ext cx="6492240" cy="3651885"/>
+                      <a:ext cx="6492240" cy="4057650"/>
                     </a:xfrm>
                     <a:prstGeom prst="rect"/>
                   </pic:spPr>
@@ -2792,16 +2423,13 @@
             <w:shd w:fill="DDEFEA"/>
           </w:tcPr>
           <w:p>
-            <w:pPr>
-              <w:spacing w:after="0"/>
-            </w:pPr>
             <w:r/>
             <w:r>
               <w:rPr>
                 <w:b/>
                 <w:sz w:val="17"/>
               </w:rPr>
-              <w:t>루프 요소</w:t>
+              <w:t>구성 요소</w:t>
             </w:r>
           </w:p>
         </w:tc>
@@ -2812,9 +2440,6 @@
             <w:shd w:fill="DDEFEA"/>
           </w:tcPr>
           <w:p>
-            <w:pPr>
-              <w:spacing w:after="0"/>
-            </w:pPr>
             <w:r/>
             <w:r>
               <w:rPr>
@@ -2833,16 +2458,13 @@
             <w:vAlign w:val="center"/>
           </w:tcPr>
           <w:p>
-            <w:pPr>
-              <w:spacing w:after="0"/>
-            </w:pPr>
             <w:r/>
             <w:r>
               <w:rPr>
                 <w:b w:val="0"/>
                 <w:sz w:val="17"/>
               </w:rPr>
-              <w:t>Goal</w:t>
+              <w:t>사용자 정의</w:t>
             </w:r>
           </w:p>
         </w:tc>
@@ -2852,16 +2474,13 @@
             <w:vAlign w:val="center"/>
           </w:tcPr>
           <w:p>
-            <w:pPr>
-              <w:spacing w:after="0"/>
-            </w:pPr>
             <w:r/>
             <w:r>
               <w:rPr>
                 <w:b w:val="0"/>
                 <w:sz w:val="17"/>
               </w:rPr>
-              <w:t>신뢰도 높은 병원 블로그 글 생성과 의료광고 위험 표현 감소</w:t>
+              <w:t>개원의, 병원 마케팅 담당자, 의료진 검수자</w:t>
             </w:r>
           </w:p>
         </w:tc>
@@ -2873,16 +2492,13 @@
             <w:vAlign w:val="center"/>
           </w:tcPr>
           <w:p>
-            <w:pPr>
-              <w:spacing w:after="0"/>
-            </w:pPr>
             <w:r/>
             <w:r>
               <w:rPr>
                 <w:b w:val="0"/>
                 <w:sz w:val="17"/>
               </w:rPr>
-              <w:t>Input</w:t>
+              <w:t>메뉴 구성</w:t>
             </w:r>
           </w:p>
         </w:tc>
@@ -2892,16 +2508,13 @@
             <w:vAlign w:val="center"/>
           </w:tcPr>
           <w:p>
-            <w:pPr>
-              <w:spacing w:after="0"/>
-            </w:pPr>
             <w:r/>
             <w:r>
               <w:rPr>
                 <w:b w:val="0"/>
                 <w:sz w:val="17"/>
               </w:rPr>
-              <w:t>지역, 진료과, 증상, 의사 코멘트, 점검할 문장</w:t>
+              <w:t>키워드 입력, 글 생성, 표현 점검, 결과 확인</w:t>
             </w:r>
           </w:p>
         </w:tc>
@@ -2913,16 +2526,13 @@
             <w:vAlign w:val="center"/>
           </w:tcPr>
           <w:p>
-            <w:pPr>
-              <w:spacing w:after="0"/>
-            </w:pPr>
             <w:r/>
             <w:r>
               <w:rPr>
                 <w:b w:val="0"/>
                 <w:sz w:val="17"/>
               </w:rPr>
-              <w:t>Process</w:t>
+              <w:t>입력 항목</w:t>
             </w:r>
           </w:p>
         </w:tc>
@@ -2932,16 +2542,13 @@
             <w:vAlign w:val="center"/>
           </w:tcPr>
           <w:p>
-            <w:pPr>
-              <w:spacing w:after="0"/>
-            </w:pPr>
             <w:r/>
             <w:r>
               <w:rPr>
                 <w:b w:val="0"/>
                 <w:sz w:val="17"/>
               </w:rPr>
-              <w:t>제목 추천, 글 구조 생성, 위험 표현 탐지, 대체 표현 제안</w:t>
+              <w:t>지역, 진료과, 증상/검사 키워드, 의사 코멘트, 점검할 문장</w:t>
             </w:r>
           </w:p>
         </w:tc>
@@ -2953,16 +2560,13 @@
             <w:vAlign w:val="center"/>
           </w:tcPr>
           <w:p>
-            <w:pPr>
-              <w:spacing w:after="0"/>
-            </w:pPr>
             <w:r/>
             <w:r>
               <w:rPr>
                 <w:b w:val="0"/>
                 <w:sz w:val="17"/>
               </w:rPr>
-              <w:t>Output</w:t>
+              <w:t>출력 항목</w:t>
             </w:r>
           </w:p>
         </w:tc>
@@ -2972,16 +2576,13 @@
             <w:vAlign w:val="center"/>
           </w:tcPr>
           <w:p>
-            <w:pPr>
-              <w:spacing w:after="0"/>
-            </w:pPr>
             <w:r/>
             <w:r>
               <w:rPr>
                 <w:b w:val="0"/>
                 <w:sz w:val="17"/>
               </w:rPr>
-              <w:t>블로그 제목, 글 구성안, 위험 표현 점검 결과, 안전 문구</w:t>
+              <w:t>추천 제목, 글 구조, 의료광고 위험 표현, 대체 표현, 안전 문구</w:t>
             </w:r>
           </w:p>
         </w:tc>
@@ -2993,16 +2594,13 @@
             <w:vAlign w:val="center"/>
           </w:tcPr>
           <w:p>
-            <w:pPr>
-              <w:spacing w:after="0"/>
-            </w:pPr>
             <w:r/>
             <w:r>
               <w:rPr>
                 <w:b w:val="0"/>
                 <w:sz w:val="17"/>
               </w:rPr>
-              <w:t>Review</w:t>
+              <w:t>화면 흐름</w:t>
             </w:r>
           </w:p>
         </w:tc>
@@ -3012,16 +2610,13 @@
             <w:vAlign w:val="center"/>
           </w:tcPr>
           <w:p>
-            <w:pPr>
-              <w:spacing w:after="0"/>
-            </w:pPr>
             <w:r/>
             <w:r>
               <w:rPr>
                 <w:b w:val="0"/>
                 <w:sz w:val="17"/>
               </w:rPr>
-              <w:t>의료진이 최종 확인하고 표현을 수정한 뒤 발행</w:t>
+              <w:t>입력 화면 → 생성 버튼 → 결과 화면 → 의료진 검토 → 발행</w:t>
             </w:r>
           </w:p>
         </w:tc>
@@ -3032,32 +2627,32 @@
         <w:pStyle w:val="Heading2"/>
       </w:pPr>
       <w:r>
-        <w:t>4.1 기능 구조</w:t>
+        <w:t>4.1 기능별 화면 설계</w:t>
       </w:r>
     </w:p>
     <w:p>
       <w:r>
-        <w:t>키워드 입력 모듈: 지역·진료과·증상 입력값 정리</w:t>
+        <w:t>키워드 입력 화면: 지역·진료과·증상 입력값을 받는다.</w:t>
       </w:r>
     </w:p>
     <w:p>
       <w:r>
-        <w:t>제목 추천 모듈: 검색 의도를 반영한 제목 생성</w:t>
+        <w:t>글 생성 화면: 입력값을 바탕으로 제목과 글 구조를 생성한다.</w:t>
       </w:r>
     </w:p>
     <w:p>
       <w:r>
-        <w:t>글 구조 생성 모듈: 환자 눈높이 구성 생성</w:t>
+        <w:t>표현 점검 화면: 완치, 100%, 부작용 없음 등 위험 표현을 탐지한다.</w:t>
       </w:r>
     </w:p>
     <w:p>
       <w:r>
-        <w:t>위험 표현 점검 모듈: 금지·주의 표현 탐지</w:t>
+        <w:t>결과 확인 화면: 최종 초안, FAQ, 안전 문구, 대체 표현을 보여준다.</w:t>
       </w:r>
     </w:p>
     <w:p>
       <w:r>
-        <w:t>결과 출력 모듈: 글 기획안과 점검 결과 출력</w:t>
+        <w:t>의료진 검토 화면: 발행 전 원장이 수정할 수 있도록 결과를 정리한다.</w:t>
       </w:r>
     </w:p>
     <w:p>
@@ -3097,9 +2692,6 @@
             <w:shd w:fill="DDEFEA"/>
           </w:tcPr>
           <w:p>
-            <w:pPr>
-              <w:spacing w:after="0"/>
-            </w:pPr>
             <w:r/>
             <w:r>
               <w:rPr>
@@ -3117,9 +2709,6 @@
             <w:shd w:fill="DDEFEA"/>
           </w:tcPr>
           <w:p>
-            <w:pPr>
-              <w:spacing w:after="0"/>
-            </w:pPr>
             <w:r/>
             <w:r>
               <w:rPr>
@@ -3138,9 +2727,6 @@
             <w:vAlign w:val="center"/>
           </w:tcPr>
           <w:p>
-            <w:pPr>
-              <w:spacing w:after="0"/>
-            </w:pPr>
             <w:r/>
             <w:r>
               <w:rPr>
@@ -3157,9 +2743,6 @@
             <w:vAlign w:val="center"/>
           </w:tcPr>
           <w:p>
-            <w:pPr>
-              <w:spacing w:after="0"/>
-            </w:pPr>
             <w:r/>
             <w:r>
               <w:rPr>
@@ -3178,9 +2761,6 @@
             <w:vAlign w:val="center"/>
           </w:tcPr>
           <w:p>
-            <w:pPr>
-              <w:spacing w:after="0"/>
-            </w:pPr>
             <w:r/>
             <w:r>
               <w:rPr>
@@ -3197,9 +2777,6 @@
             <w:vAlign w:val="center"/>
           </w:tcPr>
           <w:p>
-            <w:pPr>
-              <w:spacing w:after="0"/>
-            </w:pPr>
             <w:r/>
             <w:r>
               <w:rPr>
@@ -3218,9 +2795,6 @@
             <w:vAlign w:val="center"/>
           </w:tcPr>
           <w:p>
-            <w:pPr>
-              <w:spacing w:after="0"/>
-            </w:pPr>
             <w:r/>
             <w:r>
               <w:rPr>
@@ -3237,9 +2811,6 @@
             <w:vAlign w:val="center"/>
           </w:tcPr>
           <w:p>
-            <w:pPr>
-              <w:spacing w:after="0"/>
-            </w:pPr>
             <w:r/>
             <w:r>
               <w:rPr>
@@ -3258,9 +2829,6 @@
             <w:vAlign w:val="center"/>
           </w:tcPr>
           <w:p>
-            <w:pPr>
-              <w:spacing w:after="0"/>
-            </w:pPr>
             <w:r/>
             <w:r>
               <w:rPr>
@@ -3277,9 +2845,6 @@
             <w:vAlign w:val="center"/>
           </w:tcPr>
           <w:p>
-            <w:pPr>
-              <w:spacing w:after="0"/>
-            </w:pPr>
             <w:r/>
             <w:r>
               <w:rPr>
@@ -3298,9 +2863,6 @@
             <w:vAlign w:val="center"/>
           </w:tcPr>
           <w:p>
-            <w:pPr>
-              <w:spacing w:after="0"/>
-            </w:pPr>
             <w:r/>
             <w:r>
               <w:rPr>
@@ -3317,9 +2879,6 @@
             <w:vAlign w:val="center"/>
           </w:tcPr>
           <w:p>
-            <w:pPr>
-              <w:spacing w:after="0"/>
-            </w:pPr>
             <w:r/>
             <w:r>
               <w:rPr>
@@ -3383,9 +2942,6 @@
             <w:shd w:fill="DDEFEA"/>
           </w:tcPr>
           <w:p>
-            <w:pPr>
-              <w:spacing w:after="0"/>
-            </w:pPr>
             <w:r/>
             <w:r>
               <w:rPr>
@@ -3403,9 +2959,6 @@
             <w:shd w:fill="DDEFEA"/>
           </w:tcPr>
           <w:p>
-            <w:pPr>
-              <w:spacing w:after="0"/>
-            </w:pPr>
             <w:r/>
             <w:r>
               <w:rPr>
@@ -3423,9 +2976,6 @@
             <w:shd w:fill="DDEFEA"/>
           </w:tcPr>
           <w:p>
-            <w:pPr>
-              <w:spacing w:after="0"/>
-            </w:pPr>
             <w:r/>
             <w:r>
               <w:rPr>
@@ -3443,9 +2993,6 @@
             <w:shd w:fill="DDEFEA"/>
           </w:tcPr>
           <w:p>
-            <w:pPr>
-              <w:spacing w:after="0"/>
-            </w:pPr>
             <w:r/>
             <w:r>
               <w:rPr>
@@ -3464,9 +3011,6 @@
             <w:vAlign w:val="center"/>
           </w:tcPr>
           <w:p>
-            <w:pPr>
-              <w:spacing w:after="0"/>
-            </w:pPr>
             <w:r/>
             <w:r>
               <w:rPr>
@@ -3483,9 +3027,6 @@
             <w:vAlign w:val="center"/>
           </w:tcPr>
           <w:p>
-            <w:pPr>
-              <w:spacing w:after="0"/>
-            </w:pPr>
             <w:r/>
             <w:r>
               <w:rPr>
@@ -3502,9 +3043,6 @@
             <w:vAlign w:val="center"/>
           </w:tcPr>
           <w:p>
-            <w:pPr>
-              <w:spacing w:after="0"/>
-            </w:pPr>
             <w:r/>
             <w:r>
               <w:rPr>
@@ -3521,9 +3059,6 @@
             <w:vAlign w:val="center"/>
           </w:tcPr>
           <w:p>
-            <w:pPr>
-              <w:spacing w:after="0"/>
-            </w:pPr>
             <w:r/>
             <w:r>
               <w:rPr>
@@ -3542,9 +3077,6 @@
             <w:vAlign w:val="center"/>
           </w:tcPr>
           <w:p>
-            <w:pPr>
-              <w:spacing w:after="0"/>
-            </w:pPr>
             <w:r/>
             <w:r>
               <w:rPr>
@@ -3561,9 +3093,6 @@
             <w:vAlign w:val="center"/>
           </w:tcPr>
           <w:p>
-            <w:pPr>
-              <w:spacing w:after="0"/>
-            </w:pPr>
             <w:r/>
             <w:r>
               <w:rPr>
@@ -3580,9 +3109,6 @@
             <w:vAlign w:val="center"/>
           </w:tcPr>
           <w:p>
-            <w:pPr>
-              <w:spacing w:after="0"/>
-            </w:pPr>
             <w:r/>
             <w:r>
               <w:rPr>
@@ -3599,9 +3125,6 @@
             <w:vAlign w:val="center"/>
           </w:tcPr>
           <w:p>
-            <w:pPr>
-              <w:spacing w:after="0"/>
-            </w:pPr>
             <w:r/>
             <w:r>
               <w:rPr>
@@ -3620,9 +3143,6 @@
             <w:vAlign w:val="center"/>
           </w:tcPr>
           <w:p>
-            <w:pPr>
-              <w:spacing w:after="0"/>
-            </w:pPr>
             <w:r/>
             <w:r>
               <w:rPr>
@@ -3639,9 +3159,6 @@
             <w:vAlign w:val="center"/>
           </w:tcPr>
           <w:p>
-            <w:pPr>
-              <w:spacing w:after="0"/>
-            </w:pPr>
             <w:r/>
             <w:r>
               <w:rPr>
@@ -3658,9 +3175,6 @@
             <w:vAlign w:val="center"/>
           </w:tcPr>
           <w:p>
-            <w:pPr>
-              <w:spacing w:after="0"/>
-            </w:pPr>
             <w:r/>
             <w:r>
               <w:rPr>
@@ -3677,9 +3191,6 @@
             <w:vAlign w:val="center"/>
           </w:tcPr>
           <w:p>
-            <w:pPr>
-              <w:spacing w:after="0"/>
-            </w:pPr>
             <w:r/>
             <w:r>
               <w:rPr>
@@ -3698,9 +3209,6 @@
             <w:vAlign w:val="center"/>
           </w:tcPr>
           <w:p>
-            <w:pPr>
-              <w:spacing w:after="0"/>
-            </w:pPr>
             <w:r/>
             <w:r>
               <w:rPr>
@@ -3717,9 +3225,6 @@
             <w:vAlign w:val="center"/>
           </w:tcPr>
           <w:p>
-            <w:pPr>
-              <w:spacing w:after="0"/>
-            </w:pPr>
             <w:r/>
             <w:r>
               <w:rPr>
@@ -3736,9 +3241,6 @@
             <w:vAlign w:val="center"/>
           </w:tcPr>
           <w:p>
-            <w:pPr>
-              <w:spacing w:after="0"/>
-            </w:pPr>
             <w:r/>
             <w:r>
               <w:rPr>
@@ -3755,9 +3257,6 @@
             <w:vAlign w:val="center"/>
           </w:tcPr>
           <w:p>
-            <w:pPr>
-              <w:spacing w:after="0"/>
-            </w:pPr>
             <w:r/>
             <w:r>
               <w:rPr>
@@ -3776,9 +3275,6 @@
             <w:vAlign w:val="center"/>
           </w:tcPr>
           <w:p>
-            <w:pPr>
-              <w:spacing w:after="0"/>
-            </w:pPr>
             <w:r/>
             <w:r>
               <w:rPr>
@@ -3795,9 +3291,6 @@
             <w:vAlign w:val="center"/>
           </w:tcPr>
           <w:p>
-            <w:pPr>
-              <w:spacing w:after="0"/>
-            </w:pPr>
             <w:r/>
             <w:r>
               <w:rPr>
@@ -3814,9 +3307,6 @@
             <w:vAlign w:val="center"/>
           </w:tcPr>
           <w:p>
-            <w:pPr>
-              <w:spacing w:after="0"/>
-            </w:pPr>
             <w:r/>
             <w:r>
               <w:rPr>
@@ -3833,9 +3323,6 @@
             <w:vAlign w:val="center"/>
           </w:tcPr>
           <w:p>
-            <w:pPr>
-              <w:spacing w:after="0"/>
-            </w:pPr>
             <w:r/>
             <w:r>
               <w:rPr>
@@ -3857,9 +3344,6 @@
       </w:r>
     </w:p>
     <w:p>
-      <w:pPr>
-        <w:spacing w:after="80"/>
-      </w:pPr>
       <w:r>
         <w:t>1. 과학기술정보통신부·한국지능정보사회진흥원, 2024 인터넷이용실태조사(e-나라지표)</w:t>
         <w:br/>
@@ -3867,9 +3351,6 @@
       </w:r>
     </w:p>
     <w:p>
-      <w:pPr>
-        <w:spacing w:after="80"/>
-      </w:pPr>
       <w:r>
         <w:t>2. 질병관리청 국가건강정보포털 사업 개요</w:t>
         <w:br/>
@@ -3877,9 +3358,6 @@
       </w:r>
     </w:p>
     <w:p>
-      <w:pPr>
-        <w:spacing w:after="80"/>
-      </w:pPr>
       <w:r>
         <w:t>3. 정희태·김정아, 의료소비자의 인터넷 기반 의료정보서비스 이용행태와 병원선택, Healthcare Informatics Research, KCI</w:t>
         <w:br/>
@@ -3887,9 +3365,6 @@
       </w:r>
     </w:p>
     <w:p>
-      <w:pPr>
-        <w:spacing w:after="80"/>
-      </w:pPr>
       <w:r>
         <w:t>4. 의료법 제56조 의료광고의 금지 등, 국가법령정보센터</w:t>
         <w:br/>
@@ -3897,9 +3372,6 @@
       </w:r>
     </w:p>
     <w:p>
-      <w:pPr>
-        <w:spacing w:after="80"/>
-      </w:pPr>
       <w:r>
         <w:t>5. BMC Health Services Research, Popularity of internet physician rating sites and their apparent influence on patients’ choices of physicians</w:t>
         <w:br/>
@@ -4370,7 +3842,7 @@
       <w:rFonts w:asciiTheme="majorHAnsi" w:eastAsiaTheme="majorEastAsia" w:hAnsiTheme="majorHAnsi" w:cstheme="majorBidi" w:ascii="Arial" w:hAnsi="Arial" w:eastAsia="맑은 고딕"/>
       <w:b/>
       <w:bCs/>
-      <w:color w:val="1F2937"/>
+      <w:color w:val="4F81BD" w:themeColor="accent1"/>
       <w:sz w:val="26"/>
       <w:szCs w:val="26"/>
     </w:rPr>

--- a/docs/PROJECT_REPORT_OUTLINE.docx
+++ b/docs/PROJECT_REPORT_OUTLINE.docx
@@ -68,7 +68,7 @@
     </w:p>
     <w:p>
       <w:r>
-        <w:t>환자는 병원을 선택하기 전에 검색을 통해 증상, 진료과, 병원 정보를 확인한다. 그러나 많은 개원의는 진료와 병원 운영을 병행하므로 블로그 글을 지속적으로 직접 작성하기 어렵고, 외부 대행 글은 의료진의 실제 설명 방식과 병원 고유의 신뢰가 약하게 드러날 수 있다. 또한 병원 블로그는 일반 홍보 글과 달리 의료법상 거짓·과장 의료광고 위험을 함께 고려해야 한다. 따라서 개원의가 직접 검토한 듯한 정보형 글을 빠르게 만들고, 위험 표현을 점검할 수 있는 병원 마케팅 블로그 생성기가 필요하다고 판단했다.</w:t>
+        <w:t>환자는 병원을 선택하기 전에 검색으로 증상, 진료과, 병원 정보를 확인한다. 반면 개원의는 진료와 운영을 병행해야 하므로 블로그 글을 꾸준히 직접 작성하기 어렵다. 외부 대행 글은 의료진의 실제 설명 방식과 병원 고유의 신뢰가 약하게 드러날 수 있고, 의료법상 거짓·과장 의료광고 위험도 함께 고려해야 한다.</w:t>
       </w:r>
     </w:p>
     <w:p>
@@ -87,19 +87,22 @@
         <w:tblLook w:firstColumn="1" w:firstRow="1" w:lastColumn="0" w:lastRow="0" w:noHBand="0" w:noVBand="1" w:val="04A0"/>
       </w:tblPr>
       <w:tblGrid>
-        <w:gridCol w:w="2520"/>
-        <w:gridCol w:w="2520"/>
-        <w:gridCol w:w="2520"/>
-        <w:gridCol w:w="2520"/>
+        <w:gridCol w:w="2592"/>
+        <w:gridCol w:w="2592"/>
+        <w:gridCol w:w="2592"/>
+        <w:gridCol w:w="2592"/>
       </w:tblGrid>
       <w:tr>
         <w:tc>
           <w:tcPr>
-            <w:tcW w:type="dxa" w:w="2520"/>
+            <w:tcW w:type="dxa" w:w="2592"/>
             <w:vAlign w:val="center"/>
             <w:shd w:fill="DDEFEA"/>
           </w:tcPr>
           <w:p>
+            <w:pPr>
+              <w:spacing w:after="0"/>
+            </w:pPr>
             <w:r/>
             <w:r>
               <w:rPr>
@@ -112,11 +115,14 @@
         </w:tc>
         <w:tc>
           <w:tcPr>
-            <w:tcW w:type="dxa" w:w="2520"/>
+            <w:tcW w:type="dxa" w:w="2592"/>
             <w:vAlign w:val="center"/>
             <w:shd w:fill="DDEFEA"/>
           </w:tcPr>
           <w:p>
+            <w:pPr>
+              <w:spacing w:after="0"/>
+            </w:pPr>
             <w:r/>
             <w:r>
               <w:rPr>
@@ -129,28 +135,34 @@
         </w:tc>
         <w:tc>
           <w:tcPr>
-            <w:tcW w:type="dxa" w:w="2520"/>
+            <w:tcW w:type="dxa" w:w="2592"/>
             <w:vAlign w:val="center"/>
             <w:shd w:fill="DDEFEA"/>
           </w:tcPr>
           <w:p>
+            <w:pPr>
+              <w:spacing w:after="0"/>
+            </w:pPr>
             <w:r/>
             <w:r>
               <w:rPr>
                 <w:b/>
                 <w:sz w:val="17"/>
               </w:rPr>
-              <w:t>프로젝트 연결</w:t>
-            </w:r>
-          </w:p>
-        </w:tc>
-        <w:tc>
-          <w:tcPr>
-            <w:tcW w:type="dxa" w:w="2520"/>
+              <w:t>연결</w:t>
+            </w:r>
+          </w:p>
+        </w:tc>
+        <w:tc>
+          <w:tcPr>
+            <w:tcW w:type="dxa" w:w="2592"/>
             <w:vAlign w:val="center"/>
             <w:shd w:fill="DDEFEA"/>
           </w:tcPr>
           <w:p>
+            <w:pPr>
+              <w:spacing w:after="0"/>
+            </w:pPr>
             <w:r/>
             <w:r>
               <w:rPr>
@@ -165,15 +177,18 @@
       <w:tr>
         <w:tc>
           <w:tcPr>
-            <w:tcW w:type="dxa" w:w="2520"/>
-            <w:vAlign w:val="center"/>
-          </w:tcPr>
-          <w:p>
+            <w:tcW w:type="dxa" w:w="2592"/>
+            <w:vAlign w:val="center"/>
+          </w:tcPr>
+          <w:p>
+            <w:pPr>
+              <w:spacing w:after="0"/>
+            </w:pPr>
             <w:r/>
             <w:r>
               <w:rPr>
                 <w:b w:val="0"/>
-                <w:sz w:val="17"/>
+                <w:sz w:val="16"/>
               </w:rPr>
               <w:t>국내 인터넷 이용률</w:t>
             </w:r>
@@ -181,47 +196,56 @@
         </w:tc>
         <w:tc>
           <w:tcPr>
-            <w:tcW w:type="dxa" w:w="2520"/>
-            <w:vAlign w:val="center"/>
-          </w:tcPr>
-          <w:p>
+            <w:tcW w:type="dxa" w:w="2592"/>
+            <w:vAlign w:val="center"/>
+          </w:tcPr>
+          <w:p>
+            <w:pPr>
+              <w:spacing w:after="0"/>
+            </w:pPr>
             <w:r/>
             <w:r>
               <w:rPr>
                 <w:b w:val="0"/>
-                <w:sz w:val="17"/>
-              </w:rPr>
-              <w:t>2024년 만 3세 이상 인터넷 이용률 94.5%</w:t>
-            </w:r>
-          </w:p>
-        </w:tc>
-        <w:tc>
-          <w:tcPr>
-            <w:tcW w:type="dxa" w:w="2520"/>
-            <w:vAlign w:val="center"/>
-          </w:tcPr>
-          <w:p>
+                <w:sz w:val="16"/>
+              </w:rPr>
+              <w:t>2024년 인터넷 이용률 94.5%</w:t>
+            </w:r>
+          </w:p>
+        </w:tc>
+        <w:tc>
+          <w:tcPr>
+            <w:tcW w:type="dxa" w:w="2592"/>
+            <w:vAlign w:val="center"/>
+          </w:tcPr>
+          <w:p>
+            <w:pPr>
+              <w:spacing w:after="0"/>
+            </w:pPr>
             <w:r/>
             <w:r>
               <w:rPr>
                 <w:b w:val="0"/>
-                <w:sz w:val="17"/>
-              </w:rPr>
-              <w:t>병원 정보 탐색도 온라인 중심으로 진행될 가능성</w:t>
-            </w:r>
-          </w:p>
-        </w:tc>
-        <w:tc>
-          <w:tcPr>
-            <w:tcW w:type="dxa" w:w="2520"/>
-            <w:vAlign w:val="center"/>
-          </w:tcPr>
-          <w:p>
+                <w:sz w:val="16"/>
+              </w:rPr>
+              <w:t>온라인 병원 정보 탐색 가능성</w:t>
+            </w:r>
+          </w:p>
+        </w:tc>
+        <w:tc>
+          <w:tcPr>
+            <w:tcW w:type="dxa" w:w="2592"/>
+            <w:vAlign w:val="center"/>
+          </w:tcPr>
+          <w:p>
+            <w:pPr>
+              <w:spacing w:after="0"/>
+            </w:pPr>
             <w:r/>
             <w:r>
               <w:rPr>
                 <w:b w:val="0"/>
-                <w:sz w:val="17"/>
+                <w:sz w:val="16"/>
               </w:rPr>
               <w:t>과기정통부·NIA</w:t>
             </w:r>
@@ -231,15 +255,18 @@
       <w:tr>
         <w:tc>
           <w:tcPr>
-            <w:tcW w:type="dxa" w:w="2520"/>
-            <w:vAlign w:val="center"/>
-          </w:tcPr>
-          <w:p>
+            <w:tcW w:type="dxa" w:w="2592"/>
+            <w:vAlign w:val="center"/>
+          </w:tcPr>
+          <w:p>
+            <w:pPr>
+              <w:spacing w:after="0"/>
+            </w:pPr>
             <w:r/>
             <w:r>
               <w:rPr>
                 <w:b w:val="0"/>
-                <w:sz w:val="17"/>
+                <w:sz w:val="16"/>
               </w:rPr>
               <w:t>건강·의료정보 검색</w:t>
             </w:r>
@@ -247,15 +274,18 @@
         </w:tc>
         <w:tc>
           <w:tcPr>
-            <w:tcW w:type="dxa" w:w="2520"/>
-            <w:vAlign w:val="center"/>
-          </w:tcPr>
-          <w:p>
+            <w:tcW w:type="dxa" w:w="2592"/>
+            <w:vAlign w:val="center"/>
+          </w:tcPr>
+          <w:p>
+            <w:pPr>
+              <w:spacing w:after="0"/>
+            </w:pPr>
             <w:r/>
             <w:r>
               <w:rPr>
                 <w:b w:val="0"/>
-                <w:sz w:val="17"/>
+                <w:sz w:val="16"/>
               </w:rPr>
               <w:t>인터넷 이용자의 59.3%가 건강·의료정보 검색</w:t>
             </w:r>
@@ -263,31 +293,37 @@
         </w:tc>
         <w:tc>
           <w:tcPr>
-            <w:tcW w:type="dxa" w:w="2520"/>
-            <w:vAlign w:val="center"/>
-          </w:tcPr>
-          <w:p>
+            <w:tcW w:type="dxa" w:w="2592"/>
+            <w:vAlign w:val="center"/>
+          </w:tcPr>
+          <w:p>
+            <w:pPr>
+              <w:spacing w:after="0"/>
+            </w:pPr>
             <w:r/>
             <w:r>
               <w:rPr>
                 <w:b w:val="0"/>
-                <w:sz w:val="17"/>
-              </w:rPr>
-              <w:t>환자가 증상과 병원을 검색한다는 직접 근거</w:t>
-            </w:r>
-          </w:p>
-        </w:tc>
-        <w:tc>
-          <w:tcPr>
-            <w:tcW w:type="dxa" w:w="2520"/>
-            <w:vAlign w:val="center"/>
-          </w:tcPr>
-          <w:p>
+                <w:sz w:val="16"/>
+              </w:rPr>
+              <w:t>환자 검색 행동 근거</w:t>
+            </w:r>
+          </w:p>
+        </w:tc>
+        <w:tc>
+          <w:tcPr>
+            <w:tcW w:type="dxa" w:w="2592"/>
+            <w:vAlign w:val="center"/>
+          </w:tcPr>
+          <w:p>
+            <w:pPr>
+              <w:spacing w:after="0"/>
+            </w:pPr>
             <w:r/>
             <w:r>
               <w:rPr>
                 <w:b w:val="0"/>
-                <w:sz w:val="17"/>
+                <w:sz w:val="16"/>
               </w:rPr>
               <w:t>질병관리청</w:t>
             </w:r>
@@ -297,15 +333,18 @@
       <w:tr>
         <w:tc>
           <w:tcPr>
-            <w:tcW w:type="dxa" w:w="2520"/>
-            <w:vAlign w:val="center"/>
-          </w:tcPr>
-          <w:p>
+            <w:tcW w:type="dxa" w:w="2592"/>
+            <w:vAlign w:val="center"/>
+          </w:tcPr>
+          <w:p>
+            <w:pPr>
+              <w:spacing w:after="0"/>
+            </w:pPr>
             <w:r/>
             <w:r>
               <w:rPr>
                 <w:b w:val="0"/>
-                <w:sz w:val="17"/>
+                <w:sz w:val="16"/>
               </w:rPr>
               <w:t>인터넷 의료정보와 병원 선택</w:t>
             </w:r>
@@ -313,47 +352,56 @@
         </w:tc>
         <w:tc>
           <w:tcPr>
-            <w:tcW w:type="dxa" w:w="2520"/>
-            <w:vAlign w:val="center"/>
-          </w:tcPr>
-          <w:p>
+            <w:tcW w:type="dxa" w:w="2592"/>
+            <w:vAlign w:val="center"/>
+          </w:tcPr>
+          <w:p>
+            <w:pPr>
+              <w:spacing w:after="0"/>
+            </w:pPr>
             <w:r/>
             <w:r>
               <w:rPr>
                 <w:b w:val="0"/>
-                <w:sz w:val="17"/>
-              </w:rPr>
-              <w:t>응답자의 약 90%가 인터넷 기반 의료정보서비스 접근 경험</w:t>
-            </w:r>
-          </w:p>
-        </w:tc>
-        <w:tc>
-          <w:tcPr>
-            <w:tcW w:type="dxa" w:w="2520"/>
-            <w:vAlign w:val="center"/>
-          </w:tcPr>
-          <w:p>
+                <w:sz w:val="16"/>
+              </w:rPr>
+              <w:t>약 90%가 인터넷 기반 의료정보서비스 접근 경험</w:t>
+            </w:r>
+          </w:p>
+        </w:tc>
+        <w:tc>
+          <w:tcPr>
+            <w:tcW w:type="dxa" w:w="2592"/>
+            <w:vAlign w:val="center"/>
+          </w:tcPr>
+          <w:p>
+            <w:pPr>
+              <w:spacing w:after="0"/>
+            </w:pPr>
             <w:r/>
             <w:r>
               <w:rPr>
                 <w:b w:val="0"/>
-                <w:sz w:val="17"/>
-              </w:rPr>
-              <w:t>병원 블로그 콘텐츠가 병원 선택과 연결 가능</w:t>
-            </w:r>
-          </w:p>
-        </w:tc>
-        <w:tc>
-          <w:tcPr>
-            <w:tcW w:type="dxa" w:w="2520"/>
-            <w:vAlign w:val="center"/>
-          </w:tcPr>
-          <w:p>
+                <w:sz w:val="16"/>
+              </w:rPr>
+              <w:t>콘텐츠와 병원 선택 연결</w:t>
+            </w:r>
+          </w:p>
+        </w:tc>
+        <w:tc>
+          <w:tcPr>
+            <w:tcW w:type="dxa" w:w="2592"/>
+            <w:vAlign w:val="center"/>
+          </w:tcPr>
+          <w:p>
+            <w:pPr>
+              <w:spacing w:after="0"/>
+            </w:pPr>
             <w:r/>
             <w:r>
               <w:rPr>
                 <w:b w:val="0"/>
-                <w:sz w:val="17"/>
+                <w:sz w:val="16"/>
               </w:rPr>
               <w:t>KCI 논문</w:t>
             </w:r>
@@ -363,15 +411,18 @@
       <w:tr>
         <w:tc>
           <w:tcPr>
-            <w:tcW w:type="dxa" w:w="2520"/>
-            <w:vAlign w:val="center"/>
-          </w:tcPr>
-          <w:p>
+            <w:tcW w:type="dxa" w:w="2592"/>
+            <w:vAlign w:val="center"/>
+          </w:tcPr>
+          <w:p>
+            <w:pPr>
+              <w:spacing w:after="0"/>
+            </w:pPr>
             <w:r/>
             <w:r>
               <w:rPr>
                 <w:b w:val="0"/>
-                <w:sz w:val="17"/>
+                <w:sz w:val="16"/>
               </w:rPr>
               <w:t>의료광고 법적 제약</w:t>
             </w:r>
@@ -379,47 +430,56 @@
         </w:tc>
         <w:tc>
           <w:tcPr>
-            <w:tcW w:type="dxa" w:w="2520"/>
-            <w:vAlign w:val="center"/>
-          </w:tcPr>
-          <w:p>
+            <w:tcW w:type="dxa" w:w="2592"/>
+            <w:vAlign w:val="center"/>
+          </w:tcPr>
+          <w:p>
+            <w:pPr>
+              <w:spacing w:after="0"/>
+            </w:pPr>
             <w:r/>
             <w:r>
               <w:rPr>
                 <w:b w:val="0"/>
-                <w:sz w:val="17"/>
-              </w:rPr>
-              <w:t>의료법 제56조는 거짓·과장 의료광고 금지</w:t>
-            </w:r>
-          </w:p>
-        </w:tc>
-        <w:tc>
-          <w:tcPr>
-            <w:tcW w:type="dxa" w:w="2520"/>
-            <w:vAlign w:val="center"/>
-          </w:tcPr>
-          <w:p>
+                <w:sz w:val="16"/>
+              </w:rPr>
+              <w:t>의료법 제56조 거짓·과장 광고 금지</w:t>
+            </w:r>
+          </w:p>
+        </w:tc>
+        <w:tc>
+          <w:tcPr>
+            <w:tcW w:type="dxa" w:w="2592"/>
+            <w:vAlign w:val="center"/>
+          </w:tcPr>
+          <w:p>
+            <w:pPr>
+              <w:spacing w:after="0"/>
+            </w:pPr>
             <w:r/>
             <w:r>
               <w:rPr>
                 <w:b w:val="0"/>
-                <w:sz w:val="17"/>
-              </w:rPr>
-              <w:t>생성 글에는 표현 점검 기능 필요</w:t>
-            </w:r>
-          </w:p>
-        </w:tc>
-        <w:tc>
-          <w:tcPr>
-            <w:tcW w:type="dxa" w:w="2520"/>
-            <w:vAlign w:val="center"/>
-          </w:tcPr>
-          <w:p>
+                <w:sz w:val="16"/>
+              </w:rPr>
+              <w:t>표현 점검 필요</w:t>
+            </w:r>
+          </w:p>
+        </w:tc>
+        <w:tc>
+          <w:tcPr>
+            <w:tcW w:type="dxa" w:w="2592"/>
+            <w:vAlign w:val="center"/>
+          </w:tcPr>
+          <w:p>
+            <w:pPr>
+              <w:spacing w:after="0"/>
+            </w:pPr>
             <w:r/>
             <w:r>
               <w:rPr>
                 <w:b w:val="0"/>
-                <w:sz w:val="17"/>
+                <w:sz w:val="16"/>
               </w:rPr>
               <w:t>국가법령정보센터</w:t>
             </w:r>
@@ -437,7 +497,7 @@
     </w:p>
     <w:p>
       <w:r>
-        <w:t>이 단계에서 사용한 기법은 체크리스트법 하나이다. 체크리스트법은 누가, 언제, 어디서, 무엇이, 왜 불편한지 빠짐없이 확인할 수 있어 병원 블로그 문제처럼 사용자·신뢰도·검색·법적 제약이 함께 얽힌 문제를 발견하는 데 적합하다.</w:t>
+        <w:t>이 단계의 기법은 체크리스트법 하나이다. 사용자, 시점, 장소, 부족한 점, 중요성을 빠짐없이 확인하기 위해 선택했다.</w:t>
       </w:r>
     </w:p>
     <w:tbl>
@@ -448,18 +508,21 @@
         <w:tblLook w:firstColumn="1" w:firstRow="1" w:lastColumn="0" w:lastRow="0" w:noHBand="0" w:noVBand="1" w:val="04A0"/>
       </w:tblPr>
       <w:tblGrid>
-        <w:gridCol w:w="3360"/>
-        <w:gridCol w:w="3360"/>
-        <w:gridCol w:w="3360"/>
+        <w:gridCol w:w="3456"/>
+        <w:gridCol w:w="3456"/>
+        <w:gridCol w:w="3456"/>
       </w:tblGrid>
       <w:tr>
         <w:tc>
           <w:tcPr>
-            <w:tcW w:type="dxa" w:w="3360"/>
+            <w:tcW w:type="dxa" w:w="3456"/>
             <w:vAlign w:val="center"/>
             <w:shd w:fill="DDEFEA"/>
           </w:tcPr>
           <w:p>
+            <w:pPr>
+              <w:spacing w:after="0"/>
+            </w:pPr>
             <w:r/>
             <w:r>
               <w:rPr>
@@ -472,11 +535,14 @@
         </w:tc>
         <w:tc>
           <w:tcPr>
-            <w:tcW w:type="dxa" w:w="3360"/>
+            <w:tcW w:type="dxa" w:w="3456"/>
             <w:vAlign w:val="center"/>
             <w:shd w:fill="DDEFEA"/>
           </w:tcPr>
           <w:p>
+            <w:pPr>
+              <w:spacing w:after="0"/>
+            </w:pPr>
             <w:r/>
             <w:r>
               <w:rPr>
@@ -489,11 +555,14 @@
         </w:tc>
         <w:tc>
           <w:tcPr>
-            <w:tcW w:type="dxa" w:w="3360"/>
+            <w:tcW w:type="dxa" w:w="3456"/>
             <w:vAlign w:val="center"/>
             <w:shd w:fill="DDEFEA"/>
           </w:tcPr>
           <w:p>
+            <w:pPr>
+              <w:spacing w:after="0"/>
+            </w:pPr>
             <w:r/>
             <w:r>
               <w:rPr>
@@ -508,15 +577,18 @@
       <w:tr>
         <w:tc>
           <w:tcPr>
-            <w:tcW w:type="dxa" w:w="3360"/>
-            <w:vAlign w:val="center"/>
-          </w:tcPr>
-          <w:p>
+            <w:tcW w:type="dxa" w:w="3456"/>
+            <w:vAlign w:val="center"/>
+          </w:tcPr>
+          <w:p>
+            <w:pPr>
+              <w:spacing w:after="0"/>
+            </w:pPr>
             <w:r/>
             <w:r>
               <w:rPr>
                 <w:b w:val="0"/>
-                <w:sz w:val="17"/>
+                <w:sz w:val="16"/>
               </w:rPr>
               <w:t>누가</w:t>
             </w:r>
@@ -524,15 +596,18 @@
         </w:tc>
         <w:tc>
           <w:tcPr>
-            <w:tcW w:type="dxa" w:w="3360"/>
-            <w:vAlign w:val="center"/>
-          </w:tcPr>
-          <w:p>
+            <w:tcW w:type="dxa" w:w="3456"/>
+            <w:vAlign w:val="center"/>
+          </w:tcPr>
+          <w:p>
+            <w:pPr>
+              <w:spacing w:after="0"/>
+            </w:pPr>
             <w:r/>
             <w:r>
               <w:rPr>
                 <w:b w:val="0"/>
-                <w:sz w:val="17"/>
+                <w:sz w:val="16"/>
               </w:rPr>
               <w:t>개원의, 마케팅 담당자, 환자</w:t>
             </w:r>
@@ -540,17 +615,20 @@
         </w:tc>
         <w:tc>
           <w:tcPr>
-            <w:tcW w:type="dxa" w:w="3360"/>
-            <w:vAlign w:val="center"/>
-          </w:tcPr>
-          <w:p>
+            <w:tcW w:type="dxa" w:w="3456"/>
+            <w:vAlign w:val="center"/>
+          </w:tcPr>
+          <w:p>
+            <w:pPr>
+              <w:spacing w:after="0"/>
+            </w:pPr>
             <w:r/>
             <w:r>
               <w:rPr>
                 <w:b w:val="0"/>
-                <w:sz w:val="17"/>
-              </w:rPr>
-              <w:t>개원의는 글 작성 시간이 부족하고 환자는 신뢰 가능한 정보를 찾기 어렵다</w:t>
+                <w:sz w:val="16"/>
+              </w:rPr>
+              <w:t>글 작성 시간 부족과 신뢰 정보 탐색 문제</w:t>
             </w:r>
           </w:p>
         </w:tc>
@@ -558,15 +636,18 @@
       <w:tr>
         <w:tc>
           <w:tcPr>
-            <w:tcW w:type="dxa" w:w="3360"/>
-            <w:vAlign w:val="center"/>
-          </w:tcPr>
-          <w:p>
+            <w:tcW w:type="dxa" w:w="3456"/>
+            <w:vAlign w:val="center"/>
+          </w:tcPr>
+          <w:p>
+            <w:pPr>
+              <w:spacing w:after="0"/>
+            </w:pPr>
             <w:r/>
             <w:r>
               <w:rPr>
                 <w:b w:val="0"/>
-                <w:sz w:val="17"/>
+                <w:sz w:val="16"/>
               </w:rPr>
               <w:t>언제</w:t>
             </w:r>
@@ -574,33 +655,39 @@
         </w:tc>
         <w:tc>
           <w:tcPr>
-            <w:tcW w:type="dxa" w:w="3360"/>
-            <w:vAlign w:val="center"/>
-          </w:tcPr>
-          <w:p>
+            <w:tcW w:type="dxa" w:w="3456"/>
+            <w:vAlign w:val="center"/>
+          </w:tcPr>
+          <w:p>
+            <w:pPr>
+              <w:spacing w:after="0"/>
+            </w:pPr>
             <w:r/>
             <w:r>
               <w:rPr>
                 <w:b w:val="0"/>
-                <w:sz w:val="17"/>
-              </w:rPr>
-              <w:t>병원 블로그를 꾸준히 발행해야 할 때</w:t>
-            </w:r>
-          </w:p>
-        </w:tc>
-        <w:tc>
-          <w:tcPr>
-            <w:tcW w:type="dxa" w:w="3360"/>
-            <w:vAlign w:val="center"/>
-          </w:tcPr>
-          <w:p>
+                <w:sz w:val="16"/>
+              </w:rPr>
+              <w:t>블로그를 꾸준히 발행해야 할 때</w:t>
+            </w:r>
+          </w:p>
+        </w:tc>
+        <w:tc>
+          <w:tcPr>
+            <w:tcW w:type="dxa" w:w="3456"/>
+            <w:vAlign w:val="center"/>
+          </w:tcPr>
+          <w:p>
+            <w:pPr>
+              <w:spacing w:after="0"/>
+            </w:pPr>
             <w:r/>
             <w:r>
               <w:rPr>
                 <w:b w:val="0"/>
-                <w:sz w:val="17"/>
-              </w:rPr>
-              <w:t>진료·행정 업무 때문에 콘텐츠 발행이 중단되기 쉽다</w:t>
+                <w:sz w:val="16"/>
+              </w:rPr>
+              <w:t>콘텐츠 운영이 중단되기 쉬움</w:t>
             </w:r>
           </w:p>
         </w:tc>
@@ -608,15 +695,18 @@
       <w:tr>
         <w:tc>
           <w:tcPr>
-            <w:tcW w:type="dxa" w:w="3360"/>
-            <w:vAlign w:val="center"/>
-          </w:tcPr>
-          <w:p>
+            <w:tcW w:type="dxa" w:w="3456"/>
+            <w:vAlign w:val="center"/>
+          </w:tcPr>
+          <w:p>
+            <w:pPr>
+              <w:spacing w:after="0"/>
+            </w:pPr>
             <w:r/>
             <w:r>
               <w:rPr>
                 <w:b w:val="0"/>
-                <w:sz w:val="17"/>
+                <w:sz w:val="16"/>
               </w:rPr>
               <w:t>어디서</w:t>
             </w:r>
@@ -624,33 +714,39 @@
         </w:tc>
         <w:tc>
           <w:tcPr>
-            <w:tcW w:type="dxa" w:w="3360"/>
-            <w:vAlign w:val="center"/>
-          </w:tcPr>
-          <w:p>
+            <w:tcW w:type="dxa" w:w="3456"/>
+            <w:vAlign w:val="center"/>
+          </w:tcPr>
+          <w:p>
+            <w:pPr>
+              <w:spacing w:after="0"/>
+            </w:pPr>
             <w:r/>
             <w:r>
               <w:rPr>
                 <w:b w:val="0"/>
-                <w:sz w:val="17"/>
-              </w:rPr>
-              <w:t>네이버 검색, 병원 블로그, 지역 키워드 검색 결과</w:t>
-            </w:r>
-          </w:p>
-        </w:tc>
-        <w:tc>
-          <w:tcPr>
-            <w:tcW w:type="dxa" w:w="3360"/>
-            <w:vAlign w:val="center"/>
-          </w:tcPr>
-          <w:p>
+                <w:sz w:val="16"/>
+              </w:rPr>
+              <w:t>네이버 검색, 병원 블로그</w:t>
+            </w:r>
+          </w:p>
+        </w:tc>
+        <w:tc>
+          <w:tcPr>
+            <w:tcW w:type="dxa" w:w="3456"/>
+            <w:vAlign w:val="center"/>
+          </w:tcPr>
+          <w:p>
+            <w:pPr>
+              <w:spacing w:after="0"/>
+            </w:pPr>
             <w:r/>
             <w:r>
               <w:rPr>
                 <w:b w:val="0"/>
-                <w:sz w:val="17"/>
-              </w:rPr>
-              <w:t>정보성 콘텐츠와 광고성 콘텐츠가 섞여 신뢰 판단이 어렵다</w:t>
+                <w:sz w:val="16"/>
+              </w:rPr>
+              <w:t>광고성 정보와 정보성 글이 섞임</w:t>
             </w:r>
           </w:p>
         </w:tc>
@@ -658,15 +754,18 @@
       <w:tr>
         <w:tc>
           <w:tcPr>
-            <w:tcW w:type="dxa" w:w="3360"/>
-            <w:vAlign w:val="center"/>
-          </w:tcPr>
-          <w:p>
+            <w:tcW w:type="dxa" w:w="3456"/>
+            <w:vAlign w:val="center"/>
+          </w:tcPr>
+          <w:p>
+            <w:pPr>
+              <w:spacing w:after="0"/>
+            </w:pPr>
             <w:r/>
             <w:r>
               <w:rPr>
                 <w:b w:val="0"/>
-                <w:sz w:val="17"/>
+                <w:sz w:val="16"/>
               </w:rPr>
               <w:t>무엇이</w:t>
             </w:r>
@@ -674,33 +773,39 @@
         </w:tc>
         <w:tc>
           <w:tcPr>
-            <w:tcW w:type="dxa" w:w="3360"/>
-            <w:vAlign w:val="center"/>
-          </w:tcPr>
-          <w:p>
+            <w:tcW w:type="dxa" w:w="3456"/>
+            <w:vAlign w:val="center"/>
+          </w:tcPr>
+          <w:p>
+            <w:pPr>
+              <w:spacing w:after="0"/>
+            </w:pPr>
             <w:r/>
             <w:r>
               <w:rPr>
                 <w:b w:val="0"/>
-                <w:sz w:val="17"/>
-              </w:rPr>
-              <w:t>시간, 글 구조, 의료광고 표현 점검, 병원별 문체</w:t>
-            </w:r>
-          </w:p>
-        </w:tc>
-        <w:tc>
-          <w:tcPr>
-            <w:tcW w:type="dxa" w:w="3360"/>
-            <w:vAlign w:val="center"/>
-          </w:tcPr>
-          <w:p>
+                <w:sz w:val="16"/>
+              </w:rPr>
+              <w:t>시간, 키워드 분석, 문체, 표현 점검</w:t>
+            </w:r>
+          </w:p>
+        </w:tc>
+        <w:tc>
+          <w:tcPr>
+            <w:tcW w:type="dxa" w:w="3456"/>
+            <w:vAlign w:val="center"/>
+          </w:tcPr>
+          <w:p>
+            <w:pPr>
+              <w:spacing w:after="0"/>
+            </w:pPr>
             <w:r/>
             <w:r>
               <w:rPr>
                 <w:b w:val="0"/>
-                <w:sz w:val="17"/>
-              </w:rPr>
-              <w:t>대행 글은 의사가 직접 설명하는 느낌이 부족할 수 있다</w:t>
+                <w:sz w:val="16"/>
+              </w:rPr>
+              <w:t>기획·생성·검수 도구가 분리됨</w:t>
             </w:r>
           </w:p>
         </w:tc>
@@ -708,15 +813,18 @@
       <w:tr>
         <w:tc>
           <w:tcPr>
-            <w:tcW w:type="dxa" w:w="3360"/>
-            <w:vAlign w:val="center"/>
-          </w:tcPr>
-          <w:p>
+            <w:tcW w:type="dxa" w:w="3456"/>
+            <w:vAlign w:val="center"/>
+          </w:tcPr>
+          <w:p>
+            <w:pPr>
+              <w:spacing w:after="0"/>
+            </w:pPr>
             <w:r/>
             <w:r>
               <w:rPr>
                 <w:b w:val="0"/>
-                <w:sz w:val="17"/>
+                <w:sz w:val="16"/>
               </w:rPr>
               <w:t>왜</w:t>
             </w:r>
@@ -724,33 +832,39 @@
         </w:tc>
         <w:tc>
           <w:tcPr>
-            <w:tcW w:type="dxa" w:w="3360"/>
-            <w:vAlign w:val="center"/>
-          </w:tcPr>
-          <w:p>
+            <w:tcW w:type="dxa" w:w="3456"/>
+            <w:vAlign w:val="center"/>
+          </w:tcPr>
+          <w:p>
+            <w:pPr>
+              <w:spacing w:after="0"/>
+            </w:pPr>
             <w:r/>
             <w:r>
               <w:rPr>
                 <w:b w:val="0"/>
-                <w:sz w:val="17"/>
-              </w:rPr>
-              <w:t>병원 블로그가 첫 접점이 될 수 있음</w:t>
-            </w:r>
-          </w:p>
-        </w:tc>
-        <w:tc>
-          <w:tcPr>
-            <w:tcW w:type="dxa" w:w="3360"/>
-            <w:vAlign w:val="center"/>
-          </w:tcPr>
-          <w:p>
+                <w:sz w:val="16"/>
+              </w:rPr>
+              <w:t>블로그가 첫 접점이 될 수 있음</w:t>
+            </w:r>
+          </w:p>
+        </w:tc>
+        <w:tc>
+          <w:tcPr>
+            <w:tcW w:type="dxa" w:w="3456"/>
+            <w:vAlign w:val="center"/>
+          </w:tcPr>
+          <w:p>
+            <w:pPr>
+              <w:spacing w:after="0"/>
+            </w:pPr>
             <w:r/>
             <w:r>
               <w:rPr>
                 <w:b w:val="0"/>
-                <w:sz w:val="17"/>
-              </w:rPr>
-              <w:t>글의 신뢰도와 표현 안전성이 병원 선택에 영향을 줄 수 있다</w:t>
+                <w:sz w:val="16"/>
+              </w:rPr>
+              <w:t>신뢰도와 표현 안전성이 병원 선택에 영향</w:t>
             </w:r>
           </w:p>
         </w:tc>
@@ -766,7 +880,7 @@
     </w:p>
     <w:p>
       <w:r>
-        <w:t>개원의는 환자에게 신뢰를 주는 블로그 글을 직접 발행하고 싶지만, 시간 부족과 의료광고 표현 위험 때문에 지속적인 콘텐츠 운영이 어렵다. 따라서 지역·진료과·증상 키워드를 입력하면 환자 눈높이의 글 구조와 초안을 만들고, 과장·보장 표현을 점검해주는 Python 기반 병원 마케팅 블로그 생성기를 설계한다.</w:t>
+        <w:t>개원의가 지역·진료과·증상 키워드를 기반으로 신뢰도 높은 블로그 글을 만들고, 키워드 등급·포화지수·썸네일·워터마크·의료광고 표현 점검까지 한 흐름으로 처리할 수 있는 Python 기반 병원 마케팅 블로그 생성기를 설계한다.</w:t>
       </w:r>
     </w:p>
     <w:p>
@@ -786,7 +900,7 @@
       <w:r>
         <w:drawing>
           <wp:inline xmlns:a="http://schemas.openxmlformats.org/drawingml/2006/main" xmlns:pic="http://schemas.openxmlformats.org/drawingml/2006/picture">
-            <wp:extent cx="6583680" cy="3127248"/>
+            <wp:extent cx="6675120" cy="3062702"/>
             <wp:docPr id="1" name="Picture 1"/>
             <wp:cNvGraphicFramePr>
               <a:graphicFrameLocks noChangeAspect="1"/>
@@ -807,7 +921,7 @@
                   <pic:spPr>
                     <a:xfrm>
                       <a:off x="0" y="0"/>
-                      <a:ext cx="6583680" cy="3127248"/>
+                      <a:ext cx="6675120" cy="3062702"/>
                     </a:xfrm>
                     <a:prstGeom prst="rect"/>
                   </pic:spPr>
@@ -826,20 +940,23 @@
         <w:tblLook w:firstColumn="1" w:firstRow="1" w:lastColumn="0" w:lastRow="0" w:noHBand="0" w:noVBand="1" w:val="04A0"/>
       </w:tblPr>
       <w:tblGrid>
-        <w:gridCol w:w="2016"/>
-        <w:gridCol w:w="2016"/>
-        <w:gridCol w:w="2016"/>
-        <w:gridCol w:w="2016"/>
-        <w:gridCol w:w="2016"/>
+        <w:gridCol w:w="2074"/>
+        <w:gridCol w:w="2074"/>
+        <w:gridCol w:w="2074"/>
+        <w:gridCol w:w="2074"/>
+        <w:gridCol w:w="2074"/>
       </w:tblGrid>
       <w:tr>
         <w:tc>
           <w:tcPr>
-            <w:tcW w:type="dxa" w:w="2016"/>
+            <w:tcW w:type="dxa" w:w="2074"/>
             <w:vAlign w:val="center"/>
             <w:shd w:fill="DDEFEA"/>
           </w:tcPr>
           <w:p>
+            <w:pPr>
+              <w:spacing w:after="0"/>
+            </w:pPr>
             <w:r/>
             <w:r>
               <w:rPr>
@@ -852,11 +969,14 @@
         </w:tc>
         <w:tc>
           <w:tcPr>
-            <w:tcW w:type="dxa" w:w="2016"/>
+            <w:tcW w:type="dxa" w:w="2074"/>
             <w:vAlign w:val="center"/>
             <w:shd w:fill="DDEFEA"/>
           </w:tcPr>
           <w:p>
+            <w:pPr>
+              <w:spacing w:after="0"/>
+            </w:pPr>
             <w:r/>
             <w:r>
               <w:rPr>
@@ -869,11 +989,14 @@
         </w:tc>
         <w:tc>
           <w:tcPr>
-            <w:tcW w:type="dxa" w:w="2016"/>
+            <w:tcW w:type="dxa" w:w="2074"/>
             <w:vAlign w:val="center"/>
             <w:shd w:fill="DDEFEA"/>
           </w:tcPr>
           <w:p>
+            <w:pPr>
+              <w:spacing w:after="0"/>
+            </w:pPr>
             <w:r/>
             <w:r>
               <w:rPr>
@@ -886,11 +1009,14 @@
         </w:tc>
         <w:tc>
           <w:tcPr>
-            <w:tcW w:type="dxa" w:w="2016"/>
+            <w:tcW w:type="dxa" w:w="2074"/>
             <w:vAlign w:val="center"/>
             <w:shd w:fill="DDEFEA"/>
           </w:tcPr>
           <w:p>
+            <w:pPr>
+              <w:spacing w:after="0"/>
+            </w:pPr>
             <w:r/>
             <w:r>
               <w:rPr>
@@ -903,11 +1029,14 @@
         </w:tc>
         <w:tc>
           <w:tcPr>
-            <w:tcW w:type="dxa" w:w="2016"/>
+            <w:tcW w:type="dxa" w:w="2074"/>
             <w:vAlign w:val="center"/>
             <w:shd w:fill="DDEFEA"/>
           </w:tcPr>
           <w:p>
+            <w:pPr>
+              <w:spacing w:after="0"/>
+            </w:pPr>
             <w:r/>
             <w:r>
               <w:rPr>
@@ -922,15 +1051,18 @@
       <w:tr>
         <w:tc>
           <w:tcPr>
-            <w:tcW w:type="dxa" w:w="2016"/>
-            <w:vAlign w:val="center"/>
-          </w:tcPr>
-          <w:p>
+            <w:tcW w:type="dxa" w:w="2074"/>
+            <w:vAlign w:val="center"/>
+          </w:tcPr>
+          <w:p>
+            <w:pPr>
+              <w:spacing w:after="0"/>
+            </w:pPr>
             <w:r/>
             <w:r>
               <w:rPr>
                 <w:b w:val="0"/>
-                <w:sz w:val="17"/>
+                <w:sz w:val="16"/>
               </w:rPr>
               <w:t>문제정의</w:t>
             </w:r>
@@ -938,15 +1070,18 @@
         </w:tc>
         <w:tc>
           <w:tcPr>
-            <w:tcW w:type="dxa" w:w="2016"/>
-            <w:vAlign w:val="center"/>
-          </w:tcPr>
-          <w:p>
+            <w:tcW w:type="dxa" w:w="2074"/>
+            <w:vAlign w:val="center"/>
+          </w:tcPr>
+          <w:p>
+            <w:pPr>
+              <w:spacing w:after="0"/>
+            </w:pPr>
             <w:r/>
             <w:r>
               <w:rPr>
                 <w:b w:val="0"/>
-                <w:sz w:val="17"/>
+                <w:sz w:val="16"/>
               </w:rPr>
               <w:t>체크리스트법</w:t>
             </w:r>
@@ -954,15 +1089,18 @@
         </w:tc>
         <w:tc>
           <w:tcPr>
-            <w:tcW w:type="dxa" w:w="2016"/>
-            <w:vAlign w:val="center"/>
-          </w:tcPr>
-          <w:p>
+            <w:tcW w:type="dxa" w:w="2074"/>
+            <w:vAlign w:val="center"/>
+          </w:tcPr>
+          <w:p>
+            <w:pPr>
+              <w:spacing w:after="0"/>
+            </w:pPr>
             <w:r/>
             <w:r>
               <w:rPr>
                 <w:b w:val="0"/>
-                <w:sz w:val="17"/>
+                <w:sz w:val="16"/>
               </w:rPr>
               <w:t>본인</w:t>
             </w:r>
@@ -970,15 +1108,18 @@
         </w:tc>
         <w:tc>
           <w:tcPr>
-            <w:tcW w:type="dxa" w:w="2016"/>
-            <w:vAlign w:val="center"/>
-          </w:tcPr>
-          <w:p>
+            <w:tcW w:type="dxa" w:w="2074"/>
+            <w:vAlign w:val="center"/>
+          </w:tcPr>
+          <w:p>
+            <w:pPr>
+              <w:spacing w:after="0"/>
+            </w:pPr>
             <w:r/>
             <w:r>
               <w:rPr>
                 <w:b w:val="0"/>
-                <w:sz w:val="17"/>
+                <w:sz w:val="16"/>
               </w:rPr>
               <w:t>5/10 완료</w:t>
             </w:r>
@@ -986,15 +1127,18 @@
         </w:tc>
         <w:tc>
           <w:tcPr>
-            <w:tcW w:type="dxa" w:w="2016"/>
-            <w:vAlign w:val="center"/>
-          </w:tcPr>
-          <w:p>
+            <w:tcW w:type="dxa" w:w="2074"/>
+            <w:vAlign w:val="center"/>
+          </w:tcPr>
+          <w:p>
+            <w:pPr>
+              <w:spacing w:after="0"/>
+            </w:pPr>
             <w:r/>
             <w:r>
               <w:rPr>
                 <w:b w:val="0"/>
-                <w:sz w:val="17"/>
+                <w:sz w:val="16"/>
               </w:rPr>
               <w:t>문제정의문, 근거 데이터 표</w:t>
             </w:r>
@@ -1004,15 +1148,18 @@
       <w:tr>
         <w:tc>
           <w:tcPr>
-            <w:tcW w:type="dxa" w:w="2016"/>
-            <w:vAlign w:val="center"/>
-          </w:tcPr>
-          <w:p>
+            <w:tcW w:type="dxa" w:w="2074"/>
+            <w:vAlign w:val="center"/>
+          </w:tcPr>
+          <w:p>
+            <w:pPr>
+              <w:spacing w:after="0"/>
+            </w:pPr>
             <w:r/>
             <w:r>
               <w:rPr>
                 <w:b w:val="0"/>
-                <w:sz w:val="17"/>
+                <w:sz w:val="16"/>
               </w:rPr>
               <w:t>분석</w:t>
             </w:r>
@@ -1020,15 +1167,18 @@
         </w:tc>
         <w:tc>
           <w:tcPr>
-            <w:tcW w:type="dxa" w:w="2016"/>
-            <w:vAlign w:val="center"/>
-          </w:tcPr>
-          <w:p>
+            <w:tcW w:type="dxa" w:w="2074"/>
+            <w:vAlign w:val="center"/>
+          </w:tcPr>
+          <w:p>
+            <w:pPr>
+              <w:spacing w:after="0"/>
+            </w:pPr>
             <w:r/>
             <w:r>
               <w:rPr>
                 <w:b w:val="0"/>
-                <w:sz w:val="17"/>
+                <w:sz w:val="16"/>
               </w:rPr>
               <w:t>요구사항 분석</w:t>
             </w:r>
@@ -1036,15 +1186,18 @@
         </w:tc>
         <w:tc>
           <w:tcPr>
-            <w:tcW w:type="dxa" w:w="2016"/>
-            <w:vAlign w:val="center"/>
-          </w:tcPr>
-          <w:p>
+            <w:tcW w:type="dxa" w:w="2074"/>
+            <w:vAlign w:val="center"/>
+          </w:tcPr>
+          <w:p>
+            <w:pPr>
+              <w:spacing w:after="0"/>
+            </w:pPr>
             <w:r/>
             <w:r>
               <w:rPr>
                 <w:b w:val="0"/>
-                <w:sz w:val="17"/>
+                <w:sz w:val="16"/>
               </w:rPr>
               <w:t>연주</w:t>
             </w:r>
@@ -1052,15 +1205,18 @@
         </w:tc>
         <w:tc>
           <w:tcPr>
-            <w:tcW w:type="dxa" w:w="2016"/>
-            <w:vAlign w:val="center"/>
-          </w:tcPr>
-          <w:p>
+            <w:tcW w:type="dxa" w:w="2074"/>
+            <w:vAlign w:val="center"/>
+          </w:tcPr>
+          <w:p>
+            <w:pPr>
+              <w:spacing w:after="0"/>
+            </w:pPr>
             <w:r/>
             <w:r>
               <w:rPr>
                 <w:b w:val="0"/>
-                <w:sz w:val="17"/>
+                <w:sz w:val="16"/>
               </w:rPr>
               <w:t>5/11~5/14</w:t>
             </w:r>
@@ -1068,17 +1224,20 @@
         </w:tc>
         <w:tc>
           <w:tcPr>
-            <w:tcW w:type="dxa" w:w="2016"/>
-            <w:vAlign w:val="center"/>
-          </w:tcPr>
-          <w:p>
+            <w:tcW w:type="dxa" w:w="2074"/>
+            <w:vAlign w:val="center"/>
+          </w:tcPr>
+          <w:p>
+            <w:pPr>
+              <w:spacing w:after="0"/>
+            </w:pPr>
             <w:r/>
             <w:r>
               <w:rPr>
                 <w:b w:val="0"/>
-                <w:sz w:val="17"/>
-              </w:rPr>
-              <w:t>요구사항 명세서, 사용사례 다이어그램</w:t>
+                <w:sz w:val="16"/>
+              </w:rPr>
+              <w:t>요구사항 기술서, 명세서, 사용사례</w:t>
             </w:r>
           </w:p>
         </w:tc>
@@ -1086,15 +1245,18 @@
       <w:tr>
         <w:tc>
           <w:tcPr>
-            <w:tcW w:type="dxa" w:w="2016"/>
-            <w:vAlign w:val="center"/>
-          </w:tcPr>
-          <w:p>
+            <w:tcW w:type="dxa" w:w="2074"/>
+            <w:vAlign w:val="center"/>
+          </w:tcPr>
+          <w:p>
+            <w:pPr>
+              <w:spacing w:after="0"/>
+            </w:pPr>
             <w:r/>
             <w:r>
               <w:rPr>
                 <w:b w:val="0"/>
-                <w:sz w:val="17"/>
+                <w:sz w:val="16"/>
               </w:rPr>
               <w:t>설계</w:t>
             </w:r>
@@ -1102,15 +1264,18 @@
         </w:tc>
         <w:tc>
           <w:tcPr>
-            <w:tcW w:type="dxa" w:w="2016"/>
-            <w:vAlign w:val="center"/>
-          </w:tcPr>
-          <w:p>
+            <w:tcW w:type="dxa" w:w="2074"/>
+            <w:vAlign w:val="center"/>
+          </w:tcPr>
+          <w:p>
+            <w:pPr>
+              <w:spacing w:after="0"/>
+            </w:pPr>
             <w:r/>
             <w:r>
               <w:rPr>
                 <w:b w:val="0"/>
-                <w:sz w:val="17"/>
+                <w:sz w:val="16"/>
               </w:rPr>
               <w:t>화면 설계서</w:t>
             </w:r>
@@ -1118,15 +1283,18 @@
         </w:tc>
         <w:tc>
           <w:tcPr>
-            <w:tcW w:type="dxa" w:w="2016"/>
-            <w:vAlign w:val="center"/>
-          </w:tcPr>
-          <w:p>
+            <w:tcW w:type="dxa" w:w="2074"/>
+            <w:vAlign w:val="center"/>
+          </w:tcPr>
+          <w:p>
+            <w:pPr>
+              <w:spacing w:after="0"/>
+            </w:pPr>
             <w:r/>
             <w:r>
               <w:rPr>
                 <w:b w:val="0"/>
-                <w:sz w:val="17"/>
+                <w:sz w:val="16"/>
               </w:rPr>
               <w:t>연주</w:t>
             </w:r>
@@ -1134,15 +1302,18 @@
         </w:tc>
         <w:tc>
           <w:tcPr>
-            <w:tcW w:type="dxa" w:w="2016"/>
-            <w:vAlign w:val="center"/>
-          </w:tcPr>
-          <w:p>
+            <w:tcW w:type="dxa" w:w="2074"/>
+            <w:vAlign w:val="center"/>
+          </w:tcPr>
+          <w:p>
+            <w:pPr>
+              <w:spacing w:after="0"/>
+            </w:pPr>
             <w:r/>
             <w:r>
               <w:rPr>
                 <w:b w:val="0"/>
-                <w:sz w:val="17"/>
+                <w:sz w:val="16"/>
               </w:rPr>
               <w:t>5/15~5/18</w:t>
             </w:r>
@@ -1150,17 +1321,20 @@
         </w:tc>
         <w:tc>
           <w:tcPr>
-            <w:tcW w:type="dxa" w:w="2016"/>
-            <w:vAlign w:val="center"/>
-          </w:tcPr>
-          <w:p>
+            <w:tcW w:type="dxa" w:w="2074"/>
+            <w:vAlign w:val="center"/>
+          </w:tcPr>
+          <w:p>
+            <w:pPr>
+              <w:spacing w:after="0"/>
+            </w:pPr>
             <w:r/>
             <w:r>
               <w:rPr>
                 <w:b w:val="0"/>
-                <w:sz w:val="17"/>
-              </w:rPr>
-              <w:t>화면 설계서, 입력/출력 화면 예시</w:t>
+                <w:sz w:val="16"/>
+              </w:rPr>
+              <w:t>화면 설계서</w:t>
             </w:r>
           </w:p>
         </w:tc>
@@ -1168,15 +1342,18 @@
       <w:tr>
         <w:tc>
           <w:tcPr>
-            <w:tcW w:type="dxa" w:w="2016"/>
-            <w:vAlign w:val="center"/>
-          </w:tcPr>
-          <w:p>
+            <w:tcW w:type="dxa" w:w="2074"/>
+            <w:vAlign w:val="center"/>
+          </w:tcPr>
+          <w:p>
+            <w:pPr>
+              <w:spacing w:after="0"/>
+            </w:pPr>
             <w:r/>
             <w:r>
               <w:rPr>
                 <w:b w:val="0"/>
-                <w:sz w:val="17"/>
+                <w:sz w:val="16"/>
               </w:rPr>
               <w:t>구현</w:t>
             </w:r>
@@ -1184,31 +1361,37 @@
         </w:tc>
         <w:tc>
           <w:tcPr>
-            <w:tcW w:type="dxa" w:w="2016"/>
-            <w:vAlign w:val="center"/>
-          </w:tcPr>
-          <w:p>
+            <w:tcW w:type="dxa" w:w="2074"/>
+            <w:vAlign w:val="center"/>
+          </w:tcPr>
+          <w:p>
+            <w:pPr>
+              <w:spacing w:after="0"/>
+            </w:pPr>
             <w:r/>
             <w:r>
               <w:rPr>
                 <w:b w:val="0"/>
-                <w:sz w:val="17"/>
-              </w:rPr>
-              <w:t>Python 프로토타입</w:t>
-            </w:r>
-          </w:p>
-        </w:tc>
-        <w:tc>
-          <w:tcPr>
-            <w:tcW w:type="dxa" w:w="2016"/>
-            <w:vAlign w:val="center"/>
-          </w:tcPr>
-          <w:p>
+                <w:sz w:val="16"/>
+              </w:rPr>
+              <w:t>프로토타입 개발 방법론</w:t>
+            </w:r>
+          </w:p>
+        </w:tc>
+        <w:tc>
+          <w:tcPr>
+            <w:tcW w:type="dxa" w:w="2074"/>
+            <w:vAlign w:val="center"/>
+          </w:tcPr>
+          <w:p>
+            <w:pPr>
+              <w:spacing w:after="0"/>
+            </w:pPr>
             <w:r/>
             <w:r>
               <w:rPr>
                 <w:b w:val="0"/>
-                <w:sz w:val="17"/>
+                <w:sz w:val="16"/>
               </w:rPr>
               <w:t>보윤</w:t>
             </w:r>
@@ -1216,15 +1399,18 @@
         </w:tc>
         <w:tc>
           <w:tcPr>
-            <w:tcW w:type="dxa" w:w="2016"/>
-            <w:vAlign w:val="center"/>
-          </w:tcPr>
-          <w:p>
+            <w:tcW w:type="dxa" w:w="2074"/>
+            <w:vAlign w:val="center"/>
+          </w:tcPr>
+          <w:p>
+            <w:pPr>
+              <w:spacing w:after="0"/>
+            </w:pPr>
             <w:r/>
             <w:r>
               <w:rPr>
                 <w:b w:val="0"/>
-                <w:sz w:val="17"/>
+                <w:sz w:val="16"/>
               </w:rPr>
               <w:t>5/19~5/22</w:t>
             </w:r>
@@ -1232,17 +1418,20 @@
         </w:tc>
         <w:tc>
           <w:tcPr>
-            <w:tcW w:type="dxa" w:w="2016"/>
-            <w:vAlign w:val="center"/>
-          </w:tcPr>
-          <w:p>
+            <w:tcW w:type="dxa" w:w="2074"/>
+            <w:vAlign w:val="center"/>
+          </w:tcPr>
+          <w:p>
+            <w:pPr>
+              <w:spacing w:after="0"/>
+            </w:pPr>
             <w:r/>
             <w:r>
               <w:rPr>
                 <w:b w:val="0"/>
-                <w:sz w:val="17"/>
-              </w:rPr>
-              <w:t>콘솔 프로토타입, 프롬프트 로그</w:t>
+                <w:sz w:val="16"/>
+              </w:rPr>
+              <w:t>Python/Streamlit 구현</w:t>
             </w:r>
           </w:p>
         </w:tc>
@@ -1250,15 +1439,18 @@
       <w:tr>
         <w:tc>
           <w:tcPr>
-            <w:tcW w:type="dxa" w:w="2016"/>
-            <w:vAlign w:val="center"/>
-          </w:tcPr>
-          <w:p>
+            <w:tcW w:type="dxa" w:w="2074"/>
+            <w:vAlign w:val="center"/>
+          </w:tcPr>
+          <w:p>
+            <w:pPr>
+              <w:spacing w:after="0"/>
+            </w:pPr>
             <w:r/>
             <w:r>
               <w:rPr>
                 <w:b w:val="0"/>
-                <w:sz w:val="17"/>
+                <w:sz w:val="16"/>
               </w:rPr>
               <w:t>평가와 검증</w:t>
             </w:r>
@@ -1266,15 +1458,18 @@
         </w:tc>
         <w:tc>
           <w:tcPr>
-            <w:tcW w:type="dxa" w:w="2016"/>
-            <w:vAlign w:val="center"/>
-          </w:tcPr>
-          <w:p>
+            <w:tcW w:type="dxa" w:w="2074"/>
+            <w:vAlign w:val="center"/>
+          </w:tcPr>
+          <w:p>
+            <w:pPr>
+              <w:spacing w:after="0"/>
+            </w:pPr>
             <w:r/>
             <w:r>
               <w:rPr>
                 <w:b w:val="0"/>
-                <w:sz w:val="17"/>
+                <w:sz w:val="16"/>
               </w:rPr>
               <w:t>테스트 시나리오</w:t>
             </w:r>
@@ -1282,15 +1477,18 @@
         </w:tc>
         <w:tc>
           <w:tcPr>
-            <w:tcW w:type="dxa" w:w="2016"/>
-            <w:vAlign w:val="center"/>
-          </w:tcPr>
-          <w:p>
+            <w:tcW w:type="dxa" w:w="2074"/>
+            <w:vAlign w:val="center"/>
+          </w:tcPr>
+          <w:p>
+            <w:pPr>
+              <w:spacing w:after="0"/>
+            </w:pPr>
             <w:r/>
             <w:r>
               <w:rPr>
                 <w:b w:val="0"/>
-                <w:sz w:val="17"/>
+                <w:sz w:val="16"/>
               </w:rPr>
               <w:t>보윤</w:t>
             </w:r>
@@ -1298,15 +1496,18 @@
         </w:tc>
         <w:tc>
           <w:tcPr>
-            <w:tcW w:type="dxa" w:w="2016"/>
-            <w:vAlign w:val="center"/>
-          </w:tcPr>
-          <w:p>
+            <w:tcW w:type="dxa" w:w="2074"/>
+            <w:vAlign w:val="center"/>
+          </w:tcPr>
+          <w:p>
+            <w:pPr>
+              <w:spacing w:after="0"/>
+            </w:pPr>
             <w:r/>
             <w:r>
               <w:rPr>
                 <w:b w:val="0"/>
-                <w:sz w:val="17"/>
+                <w:sz w:val="16"/>
               </w:rPr>
               <w:t>5/23~5/24</w:t>
             </w:r>
@@ -1314,17 +1515,20 @@
         </w:tc>
         <w:tc>
           <w:tcPr>
-            <w:tcW w:type="dxa" w:w="2016"/>
-            <w:vAlign w:val="center"/>
-          </w:tcPr>
-          <w:p>
+            <w:tcW w:type="dxa" w:w="2074"/>
+            <w:vAlign w:val="center"/>
+          </w:tcPr>
+          <w:p>
+            <w:pPr>
+              <w:spacing w:after="0"/>
+            </w:pPr>
             <w:r/>
             <w:r>
               <w:rPr>
                 <w:b w:val="0"/>
-                <w:sz w:val="17"/>
-              </w:rPr>
-              <w:t>테스트 결과표, 개선점</w:t>
+                <w:sz w:val="16"/>
+              </w:rPr>
+              <w:t>테스트 결과</w:t>
             </w:r>
           </w:p>
         </w:tc>
@@ -1332,15 +1536,18 @@
       <w:tr>
         <w:tc>
           <w:tcPr>
-            <w:tcW w:type="dxa" w:w="2016"/>
-            <w:vAlign w:val="center"/>
-          </w:tcPr>
-          <w:p>
+            <w:tcW w:type="dxa" w:w="2074"/>
+            <w:vAlign w:val="center"/>
+          </w:tcPr>
+          <w:p>
+            <w:pPr>
+              <w:spacing w:after="0"/>
+            </w:pPr>
             <w:r/>
             <w:r>
               <w:rPr>
                 <w:b w:val="0"/>
-                <w:sz w:val="17"/>
+                <w:sz w:val="16"/>
               </w:rPr>
               <w:t>최종 정리</w:t>
             </w:r>
@@ -1348,15 +1555,18 @@
         </w:tc>
         <w:tc>
           <w:tcPr>
-            <w:tcW w:type="dxa" w:w="2016"/>
-            <w:vAlign w:val="center"/>
-          </w:tcPr>
-          <w:p>
+            <w:tcW w:type="dxa" w:w="2074"/>
+            <w:vAlign w:val="center"/>
+          </w:tcPr>
+          <w:p>
+            <w:pPr>
+              <w:spacing w:after="0"/>
+            </w:pPr>
             <w:r/>
             <w:r>
               <w:rPr>
                 <w:b w:val="0"/>
-                <w:sz w:val="17"/>
+                <w:sz w:val="16"/>
               </w:rPr>
               <w:t>최종 편집</w:t>
             </w:r>
@@ -1364,15 +1574,18 @@
         </w:tc>
         <w:tc>
           <w:tcPr>
-            <w:tcW w:type="dxa" w:w="2016"/>
-            <w:vAlign w:val="center"/>
-          </w:tcPr>
-          <w:p>
+            <w:tcW w:type="dxa" w:w="2074"/>
+            <w:vAlign w:val="center"/>
+          </w:tcPr>
+          <w:p>
+            <w:pPr>
+              <w:spacing w:after="0"/>
+            </w:pPr>
             <w:r/>
             <w:r>
               <w:rPr>
                 <w:b w:val="0"/>
-                <w:sz w:val="17"/>
+                <w:sz w:val="16"/>
               </w:rPr>
               <w:t>팀</w:t>
             </w:r>
@@ -1380,15 +1593,18 @@
         </w:tc>
         <w:tc>
           <w:tcPr>
-            <w:tcW w:type="dxa" w:w="2016"/>
-            <w:vAlign w:val="center"/>
-          </w:tcPr>
-          <w:p>
+            <w:tcW w:type="dxa" w:w="2074"/>
+            <w:vAlign w:val="center"/>
+          </w:tcPr>
+          <w:p>
+            <w:pPr>
+              <w:spacing w:after="0"/>
+            </w:pPr>
             <w:r/>
             <w:r>
               <w:rPr>
                 <w:b w:val="0"/>
-                <w:sz w:val="17"/>
+                <w:sz w:val="16"/>
               </w:rPr>
               <w:t>5/25</w:t>
             </w:r>
@@ -1396,15 +1612,18 @@
         </w:tc>
         <w:tc>
           <w:tcPr>
-            <w:tcW w:type="dxa" w:w="2016"/>
-            <w:vAlign w:val="center"/>
-          </w:tcPr>
-          <w:p>
+            <w:tcW w:type="dxa" w:w="2074"/>
+            <w:vAlign w:val="center"/>
+          </w:tcPr>
+          <w:p>
+            <w:pPr>
+              <w:spacing w:after="0"/>
+            </w:pPr>
             <w:r/>
             <w:r>
               <w:rPr>
                 <w:b w:val="0"/>
-                <w:sz w:val="17"/>
+                <w:sz w:val="16"/>
               </w:rPr>
               <w:t>최종 보고서</w:t>
             </w:r>
@@ -1426,8 +1645,16 @@
       </w:r>
     </w:p>
     <w:p>
+      <w:pPr>
+        <w:pStyle w:val="Heading2"/>
+      </w:pPr>
       <w:r>
-        <w:t>이 단계에서 사용한 기법은 요구사항 분석 하나이다. 요구사항 분석은 외부 사용자가 시스템에 무엇을 입력하고, 시스템이 어떤 출력을 제공해야 하는지 정리하는 방법이다. 요구사항 명세서와 사용사례 다이어그램은 이 분석 기법의 산출물로 포함한다.</w:t>
+        <w:t>3.1 분석 기법 선정</w:t>
+      </w:r>
+    </w:p>
+    <w:p>
+      <w:r>
+        <w:t>이 단계의 대표 기법은 요구사항 분석 하나이다. 실제 앱 기능을 기준으로 콘텐츠 생성, 키워드 분석, 이미지/브랜딩, 데이터 관리, 배포/운영, 안전성 요구사항을 정리했다.</w:t>
       </w:r>
     </w:p>
     <w:p>
@@ -1435,35 +1662,7 @@
         <w:pStyle w:val="Heading2"/>
       </w:pPr>
       <w:r>
-        <w:t>3.1 요구사항 분석 과정</w:t>
-      </w:r>
-    </w:p>
-    <w:p>
-      <w:r>
-        <w:t>자료 수집: 건강·의료정보 검색 이용률, 병원 선택 관련 연구, 의료광고 규제 자료 확인</w:t>
-      </w:r>
-    </w:p>
-    <w:p>
-      <w:r>
-        <w:t>외부 입력 정의: 지역, 진료과, 증상 키워드, 의사 코멘트, 점검할 문장</w:t>
-      </w:r>
-    </w:p>
-    <w:p>
-      <w:r>
-        <w:t>시스템 출력 정의: 제목 추천, 글 구조, 의료광고 위험 표현, 대체 표현, 최종 초안</w:t>
-      </w:r>
-    </w:p>
-    <w:p>
-      <w:r>
-        <w:t>기능 결정: 내부 구현 방식보다 사용자가 체감하는 기능 중심으로 정리</w:t>
-      </w:r>
-    </w:p>
-    <w:p>
-      <w:pPr>
-        <w:pStyle w:val="Heading2"/>
-      </w:pPr>
-      <w:r>
-        <w:t>3.2 요구사항 명세서</w:t>
+        <w:t>3.2 요구사항 기술서</w:t>
       </w:r>
     </w:p>
     <w:tbl>
@@ -1474,95 +1673,47 @@
         <w:tblLook w:firstColumn="1" w:firstRow="1" w:lastColumn="0" w:lastRow="0" w:noHBand="0" w:noVBand="1" w:val="04A0"/>
       </w:tblPr>
       <w:tblGrid>
-        <w:gridCol w:w="2016"/>
-        <w:gridCol w:w="2016"/>
-        <w:gridCol w:w="2016"/>
-        <w:gridCol w:w="2016"/>
-        <w:gridCol w:w="2016"/>
+        <w:gridCol w:w="5184"/>
+        <w:gridCol w:w="5184"/>
       </w:tblGrid>
       <w:tr>
         <w:tc>
           <w:tcPr>
-            <w:tcW w:type="dxa" w:w="2016"/>
+            <w:tcW w:type="dxa" w:w="5184"/>
             <w:vAlign w:val="center"/>
             <w:shd w:fill="DDEFEA"/>
           </w:tcPr>
           <w:p>
+            <w:pPr>
+              <w:spacing w:after="0"/>
+            </w:pPr>
             <w:r/>
             <w:r>
               <w:rPr>
                 <w:b/>
                 <w:sz w:val="17"/>
               </w:rPr>
-              <w:t>ID</w:t>
-            </w:r>
-          </w:p>
-        </w:tc>
-        <w:tc>
-          <w:tcPr>
-            <w:tcW w:type="dxa" w:w="2016"/>
+              <w:t>항목</w:t>
+            </w:r>
+          </w:p>
+        </w:tc>
+        <w:tc>
+          <w:tcPr>
+            <w:tcW w:type="dxa" w:w="5184"/>
             <w:vAlign w:val="center"/>
             <w:shd w:fill="DDEFEA"/>
           </w:tcPr>
           <w:p>
+            <w:pPr>
+              <w:spacing w:after="0"/>
+            </w:pPr>
             <w:r/>
             <w:r>
               <w:rPr>
                 <w:b/>
                 <w:sz w:val="17"/>
               </w:rPr>
-              <w:t>구분</w:t>
-            </w:r>
-          </w:p>
-        </w:tc>
-        <w:tc>
-          <w:tcPr>
-            <w:tcW w:type="dxa" w:w="2016"/>
-            <w:vAlign w:val="center"/>
-            <w:shd w:fill="DDEFEA"/>
-          </w:tcPr>
-          <w:p>
-            <w:r/>
-            <w:r>
-              <w:rPr>
-                <w:b/>
-                <w:sz w:val="17"/>
-              </w:rPr>
-              <w:t>요구사항</w:t>
-            </w:r>
-          </w:p>
-        </w:tc>
-        <w:tc>
-          <w:tcPr>
-            <w:tcW w:type="dxa" w:w="2016"/>
-            <w:vAlign w:val="center"/>
-            <w:shd w:fill="DDEFEA"/>
-          </w:tcPr>
-          <w:p>
-            <w:r/>
-            <w:r>
-              <w:rPr>
-                <w:b/>
-                <w:sz w:val="17"/>
-              </w:rPr>
-              <w:t>상세 설명</w:t>
-            </w:r>
-          </w:p>
-        </w:tc>
-        <w:tc>
-          <w:tcPr>
-            <w:tcW w:type="dxa" w:w="2016"/>
-            <w:vAlign w:val="center"/>
-            <w:shd w:fill="DDEFEA"/>
-          </w:tcPr>
-          <w:p>
-            <w:r/>
-            <w:r>
-              <w:rPr>
-                <w:b/>
-                <w:sz w:val="17"/>
-              </w:rPr>
-              <w:t>우선순위</w:t>
+              <w:t>내용</w:t>
             </w:r>
           </w:p>
         </w:tc>
@@ -1570,81 +1721,39 @@
       <w:tr>
         <w:tc>
           <w:tcPr>
-            <w:tcW w:type="dxa" w:w="2016"/>
-            <w:vAlign w:val="center"/>
-          </w:tcPr>
-          <w:p>
+            <w:tcW w:type="dxa" w:w="5184"/>
+            <w:vAlign w:val="center"/>
+          </w:tcPr>
+          <w:p>
+            <w:pPr>
+              <w:spacing w:after="0"/>
+            </w:pPr>
             <w:r/>
             <w:r>
               <w:rPr>
                 <w:b w:val="0"/>
-                <w:sz w:val="17"/>
-              </w:rPr>
-              <w:t>FR-01</w:t>
-            </w:r>
-          </w:p>
-        </w:tc>
-        <w:tc>
-          <w:tcPr>
-            <w:tcW w:type="dxa" w:w="2016"/>
-            <w:vAlign w:val="center"/>
-          </w:tcPr>
-          <w:p>
+                <w:sz w:val="16"/>
+              </w:rPr>
+              <w:t>시스템명</w:t>
+            </w:r>
+          </w:p>
+        </w:tc>
+        <w:tc>
+          <w:tcPr>
+            <w:tcW w:type="dxa" w:w="5184"/>
+            <w:vAlign w:val="center"/>
+          </w:tcPr>
+          <w:p>
+            <w:pPr>
+              <w:spacing w:after="0"/>
+            </w:pPr>
             <w:r/>
             <w:r>
               <w:rPr>
                 <w:b w:val="0"/>
-                <w:sz w:val="17"/>
-              </w:rPr>
-              <w:t>기능</w:t>
-            </w:r>
-          </w:p>
-        </w:tc>
-        <w:tc>
-          <w:tcPr>
-            <w:tcW w:type="dxa" w:w="2016"/>
-            <w:vAlign w:val="center"/>
-          </w:tcPr>
-          <w:p>
-            <w:r/>
-            <w:r>
-              <w:rPr>
-                <w:b w:val="0"/>
-                <w:sz w:val="17"/>
-              </w:rPr>
-              <w:t>키워드 입력</w:t>
-            </w:r>
-          </w:p>
-        </w:tc>
-        <w:tc>
-          <w:tcPr>
-            <w:tcW w:type="dxa" w:w="2016"/>
-            <w:vAlign w:val="center"/>
-          </w:tcPr>
-          <w:p>
-            <w:r/>
-            <w:r>
-              <w:rPr>
-                <w:b w:val="0"/>
-                <w:sz w:val="17"/>
-              </w:rPr>
-              <w:t>지역, 진료과, 증상 키워드를 입력받는다</w:t>
-            </w:r>
-          </w:p>
-        </w:tc>
-        <w:tc>
-          <w:tcPr>
-            <w:tcW w:type="dxa" w:w="2016"/>
-            <w:vAlign w:val="center"/>
-          </w:tcPr>
-          <w:p>
-            <w:r/>
-            <w:r>
-              <w:rPr>
-                <w:b w:val="0"/>
-                <w:sz w:val="17"/>
-              </w:rPr>
-              <w:t>상</w:t>
+                <w:sz w:val="16"/>
+              </w:rPr>
+              <w:t>메디블로그 AI 마케팅 툴</w:t>
             </w:r>
           </w:p>
         </w:tc>
@@ -1652,81 +1761,39 @@
       <w:tr>
         <w:tc>
           <w:tcPr>
-            <w:tcW w:type="dxa" w:w="2016"/>
-            <w:vAlign w:val="center"/>
-          </w:tcPr>
-          <w:p>
+            <w:tcW w:type="dxa" w:w="5184"/>
+            <w:vAlign w:val="center"/>
+          </w:tcPr>
+          <w:p>
+            <w:pPr>
+              <w:spacing w:after="0"/>
+            </w:pPr>
             <w:r/>
             <w:r>
               <w:rPr>
                 <w:b w:val="0"/>
-                <w:sz w:val="17"/>
-              </w:rPr>
-              <w:t>FR-02</w:t>
-            </w:r>
-          </w:p>
-        </w:tc>
-        <w:tc>
-          <w:tcPr>
-            <w:tcW w:type="dxa" w:w="2016"/>
-            <w:vAlign w:val="center"/>
-          </w:tcPr>
-          <w:p>
+                <w:sz w:val="16"/>
+              </w:rPr>
+              <w:t>목적</w:t>
+            </w:r>
+          </w:p>
+        </w:tc>
+        <w:tc>
+          <w:tcPr>
+            <w:tcW w:type="dxa" w:w="5184"/>
+            <w:vAlign w:val="center"/>
+          </w:tcPr>
+          <w:p>
+            <w:pPr>
+              <w:spacing w:after="0"/>
+            </w:pPr>
             <w:r/>
             <w:r>
               <w:rPr>
                 <w:b w:val="0"/>
-                <w:sz w:val="17"/>
-              </w:rPr>
-              <w:t>기능</w:t>
-            </w:r>
-          </w:p>
-        </w:tc>
-        <w:tc>
-          <w:tcPr>
-            <w:tcW w:type="dxa" w:w="2016"/>
-            <w:vAlign w:val="center"/>
-          </w:tcPr>
-          <w:p>
-            <w:r/>
-            <w:r>
-              <w:rPr>
-                <w:b w:val="0"/>
-                <w:sz w:val="17"/>
-              </w:rPr>
-              <w:t>블로그 제목 추천</w:t>
-            </w:r>
-          </w:p>
-        </w:tc>
-        <w:tc>
-          <w:tcPr>
-            <w:tcW w:type="dxa" w:w="2016"/>
-            <w:vAlign w:val="center"/>
-          </w:tcPr>
-          <w:p>
-            <w:r/>
-            <w:r>
-              <w:rPr>
-                <w:b w:val="0"/>
-                <w:sz w:val="17"/>
-              </w:rPr>
-              <w:t>입력 키워드를 조합하여 검색 친화적인 제목을 추천한다</w:t>
-            </w:r>
-          </w:p>
-        </w:tc>
-        <w:tc>
-          <w:tcPr>
-            <w:tcW w:type="dxa" w:w="2016"/>
-            <w:vAlign w:val="center"/>
-          </w:tcPr>
-          <w:p>
-            <w:r/>
-            <w:r>
-              <w:rPr>
-                <w:b w:val="0"/>
-                <w:sz w:val="17"/>
-              </w:rPr>
-              <w:t>상</w:t>
+                <w:sz w:val="16"/>
+              </w:rPr>
+              <w:t>개원의가 병원 블로그를 직접 기획·생성·검토·발행하도록 지원</w:t>
             </w:r>
           </w:p>
         </w:tc>
@@ -1734,81 +1801,39 @@
       <w:tr>
         <w:tc>
           <w:tcPr>
-            <w:tcW w:type="dxa" w:w="2016"/>
-            <w:vAlign w:val="center"/>
-          </w:tcPr>
-          <w:p>
+            <w:tcW w:type="dxa" w:w="5184"/>
+            <w:vAlign w:val="center"/>
+          </w:tcPr>
+          <w:p>
+            <w:pPr>
+              <w:spacing w:after="0"/>
+            </w:pPr>
             <w:r/>
             <w:r>
               <w:rPr>
                 <w:b w:val="0"/>
-                <w:sz w:val="17"/>
-              </w:rPr>
-              <w:t>FR-03</w:t>
-            </w:r>
-          </w:p>
-        </w:tc>
-        <w:tc>
-          <w:tcPr>
-            <w:tcW w:type="dxa" w:w="2016"/>
-            <w:vAlign w:val="center"/>
-          </w:tcPr>
-          <w:p>
+                <w:sz w:val="16"/>
+              </w:rPr>
+              <w:t>주요 사용자</w:t>
+            </w:r>
+          </w:p>
+        </w:tc>
+        <w:tc>
+          <w:tcPr>
+            <w:tcW w:type="dxa" w:w="5184"/>
+            <w:vAlign w:val="center"/>
+          </w:tcPr>
+          <w:p>
+            <w:pPr>
+              <w:spacing w:after="0"/>
+            </w:pPr>
             <w:r/>
             <w:r>
               <w:rPr>
                 <w:b w:val="0"/>
-                <w:sz w:val="17"/>
-              </w:rPr>
-              <w:t>기능</w:t>
-            </w:r>
-          </w:p>
-        </w:tc>
-        <w:tc>
-          <w:tcPr>
-            <w:tcW w:type="dxa" w:w="2016"/>
-            <w:vAlign w:val="center"/>
-          </w:tcPr>
-          <w:p>
-            <w:r/>
-            <w:r>
-              <w:rPr>
-                <w:b w:val="0"/>
-                <w:sz w:val="17"/>
-              </w:rPr>
-              <w:t>글 구조 생성</w:t>
-            </w:r>
-          </w:p>
-        </w:tc>
-        <w:tc>
-          <w:tcPr>
-            <w:tcW w:type="dxa" w:w="2016"/>
-            <w:vAlign w:val="center"/>
-          </w:tcPr>
-          <w:p>
-            <w:r/>
-            <w:r>
-              <w:rPr>
-                <w:b w:val="0"/>
-                <w:sz w:val="17"/>
-              </w:rPr>
-              <w:t>환자 고민, 쉬운 설명, 방문 기준, FAQ 구조를 생성한다</w:t>
-            </w:r>
-          </w:p>
-        </w:tc>
-        <w:tc>
-          <w:tcPr>
-            <w:tcW w:type="dxa" w:w="2016"/>
-            <w:vAlign w:val="center"/>
-          </w:tcPr>
-          <w:p>
-            <w:r/>
-            <w:r>
-              <w:rPr>
-                <w:b w:val="0"/>
-                <w:sz w:val="17"/>
-              </w:rPr>
-              <w:t>상</w:t>
+                <w:sz w:val="16"/>
+              </w:rPr>
+              <w:t>개원의, 병원 마케팅 담당자, 의료진 검수자</w:t>
             </w:r>
           </w:p>
         </w:tc>
@@ -1816,81 +1841,39 @@
       <w:tr>
         <w:tc>
           <w:tcPr>
-            <w:tcW w:type="dxa" w:w="2016"/>
-            <w:vAlign w:val="center"/>
-          </w:tcPr>
-          <w:p>
+            <w:tcW w:type="dxa" w:w="5184"/>
+            <w:vAlign w:val="center"/>
+          </w:tcPr>
+          <w:p>
+            <w:pPr>
+              <w:spacing w:after="0"/>
+            </w:pPr>
             <w:r/>
             <w:r>
               <w:rPr>
                 <w:b w:val="0"/>
-                <w:sz w:val="17"/>
-              </w:rPr>
-              <w:t>FR-04</w:t>
-            </w:r>
-          </w:p>
-        </w:tc>
-        <w:tc>
-          <w:tcPr>
-            <w:tcW w:type="dxa" w:w="2016"/>
-            <w:vAlign w:val="center"/>
-          </w:tcPr>
-          <w:p>
+                <w:sz w:val="16"/>
+              </w:rPr>
+              <w:t>핵심 입력</w:t>
+            </w:r>
+          </w:p>
+        </w:tc>
+        <w:tc>
+          <w:tcPr>
+            <w:tcW w:type="dxa" w:w="5184"/>
+            <w:vAlign w:val="center"/>
+          </w:tcPr>
+          <w:p>
+            <w:pPr>
+              <w:spacing w:after="0"/>
+            </w:pPr>
             <w:r/>
             <w:r>
               <w:rPr>
                 <w:b w:val="0"/>
-                <w:sz w:val="17"/>
-              </w:rPr>
-              <w:t>기능</w:t>
-            </w:r>
-          </w:p>
-        </w:tc>
-        <w:tc>
-          <w:tcPr>
-            <w:tcW w:type="dxa" w:w="2016"/>
-            <w:vAlign w:val="center"/>
-          </w:tcPr>
-          <w:p>
-            <w:r/>
-            <w:r>
-              <w:rPr>
-                <w:b w:val="0"/>
-                <w:sz w:val="17"/>
-              </w:rPr>
-              <w:t>의사 코멘트 반영</w:t>
-            </w:r>
-          </w:p>
-        </w:tc>
-        <w:tc>
-          <w:tcPr>
-            <w:tcW w:type="dxa" w:w="2016"/>
-            <w:vAlign w:val="center"/>
-          </w:tcPr>
-          <w:p>
-            <w:r/>
-            <w:r>
-              <w:rPr>
-                <w:b w:val="0"/>
-                <w:sz w:val="17"/>
-              </w:rPr>
-              <w:t>원장이 입력한 설명과 주의사항을 글 구조에 반영한다</w:t>
-            </w:r>
-          </w:p>
-        </w:tc>
-        <w:tc>
-          <w:tcPr>
-            <w:tcW w:type="dxa" w:w="2016"/>
-            <w:vAlign w:val="center"/>
-          </w:tcPr>
-          <w:p>
-            <w:r/>
-            <w:r>
-              <w:rPr>
-                <w:b w:val="0"/>
-                <w:sz w:val="17"/>
-              </w:rPr>
-              <w:t>상</w:t>
+                <w:sz w:val="16"/>
+              </w:rPr>
+              <w:t>진료과, 지역, 증상/검사 키워드, 의사 코멘트, 이미지, 레퍼런스 글</w:t>
             </w:r>
           </w:p>
         </w:tc>
@@ -1898,81 +1881,39 @@
       <w:tr>
         <w:tc>
           <w:tcPr>
-            <w:tcW w:type="dxa" w:w="2016"/>
-            <w:vAlign w:val="center"/>
-          </w:tcPr>
-          <w:p>
+            <w:tcW w:type="dxa" w:w="5184"/>
+            <w:vAlign w:val="center"/>
+          </w:tcPr>
+          <w:p>
+            <w:pPr>
+              <w:spacing w:after="0"/>
+            </w:pPr>
             <w:r/>
             <w:r>
               <w:rPr>
                 <w:b w:val="0"/>
-                <w:sz w:val="17"/>
-              </w:rPr>
-              <w:t>FR-05</w:t>
-            </w:r>
-          </w:p>
-        </w:tc>
-        <w:tc>
-          <w:tcPr>
-            <w:tcW w:type="dxa" w:w="2016"/>
-            <w:vAlign w:val="center"/>
-          </w:tcPr>
-          <w:p>
+                <w:sz w:val="16"/>
+              </w:rPr>
+              <w:t>핵심 출력</w:t>
+            </w:r>
+          </w:p>
+        </w:tc>
+        <w:tc>
+          <w:tcPr>
+            <w:tcW w:type="dxa" w:w="5184"/>
+            <w:vAlign w:val="center"/>
+          </w:tcPr>
+          <w:p>
+            <w:pPr>
+              <w:spacing w:after="0"/>
+            </w:pPr>
             <w:r/>
             <w:r>
               <w:rPr>
                 <w:b w:val="0"/>
-                <w:sz w:val="17"/>
-              </w:rPr>
-              <w:t>기능</w:t>
-            </w:r>
-          </w:p>
-        </w:tc>
-        <w:tc>
-          <w:tcPr>
-            <w:tcW w:type="dxa" w:w="2016"/>
-            <w:vAlign w:val="center"/>
-          </w:tcPr>
-          <w:p>
-            <w:r/>
-            <w:r>
-              <w:rPr>
-                <w:b w:val="0"/>
-                <w:sz w:val="17"/>
-              </w:rPr>
-              <w:t>의료광고 표현 점검</w:t>
-            </w:r>
-          </w:p>
-        </w:tc>
-        <w:tc>
-          <w:tcPr>
-            <w:tcW w:type="dxa" w:w="2016"/>
-            <w:vAlign w:val="center"/>
-          </w:tcPr>
-          <w:p>
-            <w:r/>
-            <w:r>
-              <w:rPr>
-                <w:b w:val="0"/>
-                <w:sz w:val="17"/>
-              </w:rPr>
-              <w:t>완치, 100%, 부작용 없음 등 위험 표현을 탐지한다</w:t>
-            </w:r>
-          </w:p>
-        </w:tc>
-        <w:tc>
-          <w:tcPr>
-            <w:tcW w:type="dxa" w:w="2016"/>
-            <w:vAlign w:val="center"/>
-          </w:tcPr>
-          <w:p>
-            <w:r/>
-            <w:r>
-              <w:rPr>
-                <w:b w:val="0"/>
-                <w:sz w:val="17"/>
-              </w:rPr>
-              <w:t>상</w:t>
+                <w:sz w:val="16"/>
+              </w:rPr>
+              <w:t>블로그 초안, HTML, 키워드 등급, 포화지수, 스마트블록, 썸네일, 워터마크 파일</w:t>
             </w:r>
           </w:p>
         </w:tc>
@@ -1980,81 +1921,39 @@
       <w:tr>
         <w:tc>
           <w:tcPr>
-            <w:tcW w:type="dxa" w:w="2016"/>
-            <w:vAlign w:val="center"/>
-          </w:tcPr>
-          <w:p>
+            <w:tcW w:type="dxa" w:w="5184"/>
+            <w:vAlign w:val="center"/>
+          </w:tcPr>
+          <w:p>
+            <w:pPr>
+              <w:spacing w:after="0"/>
+            </w:pPr>
             <w:r/>
             <w:r>
               <w:rPr>
                 <w:b w:val="0"/>
-                <w:sz w:val="17"/>
-              </w:rPr>
-              <w:t>FR-06</w:t>
-            </w:r>
-          </w:p>
-        </w:tc>
-        <w:tc>
-          <w:tcPr>
-            <w:tcW w:type="dxa" w:w="2016"/>
-            <w:vAlign w:val="center"/>
-          </w:tcPr>
-          <w:p>
+                <w:sz w:val="16"/>
+              </w:rPr>
+              <w:t>운영 환경</w:t>
+            </w:r>
+          </w:p>
+        </w:tc>
+        <w:tc>
+          <w:tcPr>
+            <w:tcW w:type="dxa" w:w="5184"/>
+            <w:vAlign w:val="center"/>
+          </w:tcPr>
+          <w:p>
+            <w:pPr>
+              <w:spacing w:after="0"/>
+            </w:pPr>
             <w:r/>
             <w:r>
               <w:rPr>
                 <w:b w:val="0"/>
-                <w:sz w:val="17"/>
-              </w:rPr>
-              <w:t>기능</w:t>
-            </w:r>
-          </w:p>
-        </w:tc>
-        <w:tc>
-          <w:tcPr>
-            <w:tcW w:type="dxa" w:w="2016"/>
-            <w:vAlign w:val="center"/>
-          </w:tcPr>
-          <w:p>
-            <w:r/>
-            <w:r>
-              <w:rPr>
-                <w:b w:val="0"/>
-                <w:sz w:val="17"/>
-              </w:rPr>
-              <w:t>대체 표현 제안</w:t>
-            </w:r>
-          </w:p>
-        </w:tc>
-        <w:tc>
-          <w:tcPr>
-            <w:tcW w:type="dxa" w:w="2016"/>
-            <w:vAlign w:val="center"/>
-          </w:tcPr>
-          <w:p>
-            <w:r/>
-            <w:r>
-              <w:rPr>
-                <w:b w:val="0"/>
-                <w:sz w:val="17"/>
-              </w:rPr>
-              <w:t>위험 표현의 이유와 수정 방향을 출력한다</w:t>
-            </w:r>
-          </w:p>
-        </w:tc>
-        <w:tc>
-          <w:tcPr>
-            <w:tcW w:type="dxa" w:w="2016"/>
-            <w:vAlign w:val="center"/>
-          </w:tcPr>
-          <w:p>
-            <w:r/>
-            <w:r>
-              <w:rPr>
-                <w:b w:val="0"/>
-                <w:sz w:val="17"/>
-              </w:rPr>
-              <w:t>중</w:t>
+                <w:sz w:val="16"/>
+              </w:rPr>
+              <w:t>Python, Streamlit, LiteLLM, Naver API, SQLite/Supabase, GitHub, Streamlit Cloud</w:t>
             </w:r>
           </w:p>
         </w:tc>
@@ -2062,245 +1961,39 @@
       <w:tr>
         <w:tc>
           <w:tcPr>
-            <w:tcW w:type="dxa" w:w="2016"/>
-            <w:vAlign w:val="center"/>
-          </w:tcPr>
-          <w:p>
+            <w:tcW w:type="dxa" w:w="5184"/>
+            <w:vAlign w:val="center"/>
+          </w:tcPr>
+          <w:p>
+            <w:pPr>
+              <w:spacing w:after="0"/>
+            </w:pPr>
             <w:r/>
             <w:r>
               <w:rPr>
                 <w:b w:val="0"/>
-                <w:sz w:val="17"/>
-              </w:rPr>
-              <w:t>NFR-01</w:t>
-            </w:r>
-          </w:p>
-        </w:tc>
-        <w:tc>
-          <w:tcPr>
-            <w:tcW w:type="dxa" w:w="2016"/>
-            <w:vAlign w:val="center"/>
-          </w:tcPr>
-          <w:p>
+                <w:sz w:val="16"/>
+              </w:rPr>
+              <w:t>주요 제약</w:t>
+            </w:r>
+          </w:p>
+        </w:tc>
+        <w:tc>
+          <w:tcPr>
+            <w:tcW w:type="dxa" w:w="5184"/>
+            <w:vAlign w:val="center"/>
+          </w:tcPr>
+          <w:p>
+            <w:pPr>
+              <w:spacing w:after="0"/>
+            </w:pPr>
             <w:r/>
             <w:r>
               <w:rPr>
                 <w:b w:val="0"/>
-                <w:sz w:val="17"/>
-              </w:rPr>
-              <w:t>비기능</w:t>
-            </w:r>
-          </w:p>
-        </w:tc>
-        <w:tc>
-          <w:tcPr>
-            <w:tcW w:type="dxa" w:w="2016"/>
-            <w:vAlign w:val="center"/>
-          </w:tcPr>
-          <w:p>
-            <w:r/>
-            <w:r>
-              <w:rPr>
-                <w:b w:val="0"/>
-                <w:sz w:val="17"/>
-              </w:rPr>
-              <w:t>신뢰성</w:t>
-            </w:r>
-          </w:p>
-        </w:tc>
-        <w:tc>
-          <w:tcPr>
-            <w:tcW w:type="dxa" w:w="2016"/>
-            <w:vAlign w:val="center"/>
-          </w:tcPr>
-          <w:p>
-            <w:r/>
-            <w:r>
-              <w:rPr>
-                <w:b w:val="0"/>
-                <w:sz w:val="17"/>
-              </w:rPr>
-              <w:t>진단·처방을 대신하지 않는 안전 문구를 포함한다</w:t>
-            </w:r>
-          </w:p>
-        </w:tc>
-        <w:tc>
-          <w:tcPr>
-            <w:tcW w:type="dxa" w:w="2016"/>
-            <w:vAlign w:val="center"/>
-          </w:tcPr>
-          <w:p>
-            <w:r/>
-            <w:r>
-              <w:rPr>
-                <w:b w:val="0"/>
-                <w:sz w:val="17"/>
-              </w:rPr>
-              <w:t>상</w:t>
-            </w:r>
-          </w:p>
-        </w:tc>
-      </w:tr>
-      <w:tr>
-        <w:tc>
-          <w:tcPr>
-            <w:tcW w:type="dxa" w:w="2016"/>
-            <w:vAlign w:val="center"/>
-          </w:tcPr>
-          <w:p>
-            <w:r/>
-            <w:r>
-              <w:rPr>
-                <w:b w:val="0"/>
-                <w:sz w:val="17"/>
-              </w:rPr>
-              <w:t>NFR-02</w:t>
-            </w:r>
-          </w:p>
-        </w:tc>
-        <w:tc>
-          <w:tcPr>
-            <w:tcW w:type="dxa" w:w="2016"/>
-            <w:vAlign w:val="center"/>
-          </w:tcPr>
-          <w:p>
-            <w:r/>
-            <w:r>
-              <w:rPr>
-                <w:b w:val="0"/>
-                <w:sz w:val="17"/>
-              </w:rPr>
-              <w:t>비기능</w:t>
-            </w:r>
-          </w:p>
-        </w:tc>
-        <w:tc>
-          <w:tcPr>
-            <w:tcW w:type="dxa" w:w="2016"/>
-            <w:vAlign w:val="center"/>
-          </w:tcPr>
-          <w:p>
-            <w:r/>
-            <w:r>
-              <w:rPr>
-                <w:b w:val="0"/>
-                <w:sz w:val="17"/>
-              </w:rPr>
-              <w:t>사용성</w:t>
-            </w:r>
-          </w:p>
-        </w:tc>
-        <w:tc>
-          <w:tcPr>
-            <w:tcW w:type="dxa" w:w="2016"/>
-            <w:vAlign w:val="center"/>
-          </w:tcPr>
-          <w:p>
-            <w:r/>
-            <w:r>
-              <w:rPr>
-                <w:b w:val="0"/>
-                <w:sz w:val="17"/>
-              </w:rPr>
-              <w:t>비개발자인 개원의도 쉽게 사용할 수 있어야 한다</w:t>
-            </w:r>
-          </w:p>
-        </w:tc>
-        <w:tc>
-          <w:tcPr>
-            <w:tcW w:type="dxa" w:w="2016"/>
-            <w:vAlign w:val="center"/>
-          </w:tcPr>
-          <w:p>
-            <w:r/>
-            <w:r>
-              <w:rPr>
-                <w:b w:val="0"/>
-                <w:sz w:val="17"/>
-              </w:rPr>
-              <w:t>상</w:t>
-            </w:r>
-          </w:p>
-        </w:tc>
-      </w:tr>
-      <w:tr>
-        <w:tc>
-          <w:tcPr>
-            <w:tcW w:type="dxa" w:w="2016"/>
-            <w:vAlign w:val="center"/>
-          </w:tcPr>
-          <w:p>
-            <w:r/>
-            <w:r>
-              <w:rPr>
-                <w:b w:val="0"/>
-                <w:sz w:val="17"/>
-              </w:rPr>
-              <w:t>NFR-03</w:t>
-            </w:r>
-          </w:p>
-        </w:tc>
-        <w:tc>
-          <w:tcPr>
-            <w:tcW w:type="dxa" w:w="2016"/>
-            <w:vAlign w:val="center"/>
-          </w:tcPr>
-          <w:p>
-            <w:r/>
-            <w:r>
-              <w:rPr>
-                <w:b w:val="0"/>
-                <w:sz w:val="17"/>
-              </w:rPr>
-              <w:t>제약</w:t>
-            </w:r>
-          </w:p>
-        </w:tc>
-        <w:tc>
-          <w:tcPr>
-            <w:tcW w:type="dxa" w:w="2016"/>
-            <w:vAlign w:val="center"/>
-          </w:tcPr>
-          <w:p>
-            <w:r/>
-            <w:r>
-              <w:rPr>
-                <w:b w:val="0"/>
-                <w:sz w:val="17"/>
-              </w:rPr>
-              <w:t>법적 안전성</w:t>
-            </w:r>
-          </w:p>
-        </w:tc>
-        <w:tc>
-          <w:tcPr>
-            <w:tcW w:type="dxa" w:w="2016"/>
-            <w:vAlign w:val="center"/>
-          </w:tcPr>
-          <w:p>
-            <w:r/>
-            <w:r>
-              <w:rPr>
-                <w:b w:val="0"/>
-                <w:sz w:val="17"/>
-              </w:rPr>
-              <w:t>거짓·과장 광고로 보일 수 있는 표현을 피한다</w:t>
-            </w:r>
-          </w:p>
-        </w:tc>
-        <w:tc>
-          <w:tcPr>
-            <w:tcW w:type="dxa" w:w="2016"/>
-            <w:vAlign w:val="center"/>
-          </w:tcPr>
-          <w:p>
-            <w:r/>
-            <w:r>
-              <w:rPr>
-                <w:b w:val="0"/>
-                <w:sz w:val="17"/>
-              </w:rPr>
-              <w:t>상</w:t>
+                <w:sz w:val="16"/>
+              </w:rPr>
+              <w:t>의료광고 과장 표현 방지, API 키 보안, 의료진 최종 검토 필요</w:t>
             </w:r>
           </w:p>
         </w:tc>
@@ -2311,14 +2004,2769 @@
         <w:pStyle w:val="Heading2"/>
       </w:pPr>
       <w:r>
-        <w:t>3.3 사용사례 다이어그램</w:t>
+        <w:t>3.3 요구사항 명세서</w:t>
+      </w:r>
+    </w:p>
+    <w:tbl>
+      <w:tblPr>
+        <w:tblStyle w:val="TableGrid"/>
+        <w:tblW w:type="auto" w:w="0"/>
+        <w:jc w:val="center"/>
+        <w:tblLook w:firstColumn="1" w:firstRow="1" w:lastColumn="0" w:lastRow="0" w:noHBand="0" w:noVBand="1" w:val="04A0"/>
+      </w:tblPr>
+      <w:tblGrid>
+        <w:gridCol w:w="2074"/>
+        <w:gridCol w:w="2074"/>
+        <w:gridCol w:w="2074"/>
+        <w:gridCol w:w="2074"/>
+        <w:gridCol w:w="2074"/>
+      </w:tblGrid>
+      <w:tr>
+        <w:tc>
+          <w:tcPr>
+            <w:tcW w:type="dxa" w:w="2074"/>
+            <w:vAlign w:val="center"/>
+            <w:shd w:fill="DDEFEA"/>
+          </w:tcPr>
+          <w:p>
+            <w:pPr>
+              <w:spacing w:after="0"/>
+            </w:pPr>
+            <w:r/>
+            <w:r>
+              <w:rPr>
+                <w:b/>
+                <w:sz w:val="15"/>
+              </w:rPr>
+              <w:t>ID</w:t>
+            </w:r>
+          </w:p>
+        </w:tc>
+        <w:tc>
+          <w:tcPr>
+            <w:tcW w:type="dxa" w:w="2074"/>
+            <w:vAlign w:val="center"/>
+            <w:shd w:fill="DDEFEA"/>
+          </w:tcPr>
+          <w:p>
+            <w:pPr>
+              <w:spacing w:after="0"/>
+            </w:pPr>
+            <w:r/>
+            <w:r>
+              <w:rPr>
+                <w:b/>
+                <w:sz w:val="15"/>
+              </w:rPr>
+              <w:t>기능군</w:t>
+            </w:r>
+          </w:p>
+        </w:tc>
+        <w:tc>
+          <w:tcPr>
+            <w:tcW w:type="dxa" w:w="2074"/>
+            <w:vAlign w:val="center"/>
+            <w:shd w:fill="DDEFEA"/>
+          </w:tcPr>
+          <w:p>
+            <w:pPr>
+              <w:spacing w:after="0"/>
+            </w:pPr>
+            <w:r/>
+            <w:r>
+              <w:rPr>
+                <w:b/>
+                <w:sz w:val="15"/>
+              </w:rPr>
+              <w:t>요구사항</w:t>
+            </w:r>
+          </w:p>
+        </w:tc>
+        <w:tc>
+          <w:tcPr>
+            <w:tcW w:type="dxa" w:w="2074"/>
+            <w:vAlign w:val="center"/>
+            <w:shd w:fill="DDEFEA"/>
+          </w:tcPr>
+          <w:p>
+            <w:pPr>
+              <w:spacing w:after="0"/>
+            </w:pPr>
+            <w:r/>
+            <w:r>
+              <w:rPr>
+                <w:b/>
+                <w:sz w:val="15"/>
+              </w:rPr>
+              <w:t>상세 설명</w:t>
+            </w:r>
+          </w:p>
+        </w:tc>
+        <w:tc>
+          <w:tcPr>
+            <w:tcW w:type="dxa" w:w="2074"/>
+            <w:vAlign w:val="center"/>
+            <w:shd w:fill="DDEFEA"/>
+          </w:tcPr>
+          <w:p>
+            <w:pPr>
+              <w:spacing w:after="0"/>
+            </w:pPr>
+            <w:r/>
+            <w:r>
+              <w:rPr>
+                <w:b/>
+                <w:sz w:val="15"/>
+              </w:rPr>
+              <w:t>우선순위</w:t>
+            </w:r>
+          </w:p>
+        </w:tc>
+      </w:tr>
+      <w:tr>
+        <w:tc>
+          <w:tcPr>
+            <w:tcW w:type="dxa" w:w="2074"/>
+            <w:vAlign w:val="center"/>
+          </w:tcPr>
+          <w:p>
+            <w:pPr>
+              <w:spacing w:after="0"/>
+            </w:pPr>
+            <w:r/>
+            <w:r>
+              <w:rPr>
+                <w:b w:val="0"/>
+                <w:sz w:val="14"/>
+              </w:rPr>
+              <w:t>FR-01</w:t>
+            </w:r>
+          </w:p>
+        </w:tc>
+        <w:tc>
+          <w:tcPr>
+            <w:tcW w:type="dxa" w:w="2074"/>
+            <w:vAlign w:val="center"/>
+          </w:tcPr>
+          <w:p>
+            <w:pPr>
+              <w:spacing w:after="0"/>
+            </w:pPr>
+            <w:r/>
+            <w:r>
+              <w:rPr>
+                <w:b w:val="0"/>
+                <w:sz w:val="14"/>
+              </w:rPr>
+              <w:t>콘텐츠 생성</w:t>
+            </w:r>
+          </w:p>
+        </w:tc>
+        <w:tc>
+          <w:tcPr>
+            <w:tcW w:type="dxa" w:w="2074"/>
+            <w:vAlign w:val="center"/>
+          </w:tcPr>
+          <w:p>
+            <w:pPr>
+              <w:spacing w:after="0"/>
+            </w:pPr>
+            <w:r/>
+            <w:r>
+              <w:rPr>
+                <w:b w:val="0"/>
+                <w:sz w:val="14"/>
+              </w:rPr>
+              <w:t>AI 모델 선택</w:t>
+            </w:r>
+          </w:p>
+        </w:tc>
+        <w:tc>
+          <w:tcPr>
+            <w:tcW w:type="dxa" w:w="2074"/>
+            <w:vAlign w:val="center"/>
+          </w:tcPr>
+          <w:p>
+            <w:pPr>
+              <w:spacing w:after="0"/>
+            </w:pPr>
+            <w:r/>
+            <w:r>
+              <w:rPr>
+                <w:b w:val="0"/>
+                <w:sz w:val="14"/>
+              </w:rPr>
+              <w:t>Claude/GPT/Gemini 등 모델을 선택해 병원 블로그 초안을 생성한다</w:t>
+            </w:r>
+          </w:p>
+        </w:tc>
+        <w:tc>
+          <w:tcPr>
+            <w:tcW w:type="dxa" w:w="2074"/>
+            <w:vAlign w:val="center"/>
+          </w:tcPr>
+          <w:p>
+            <w:pPr>
+              <w:spacing w:after="0"/>
+            </w:pPr>
+            <w:r/>
+            <w:r>
+              <w:rPr>
+                <w:b w:val="0"/>
+                <w:sz w:val="14"/>
+              </w:rPr>
+              <w:t>상</w:t>
+            </w:r>
+          </w:p>
+        </w:tc>
+      </w:tr>
+      <w:tr>
+        <w:tc>
+          <w:tcPr>
+            <w:tcW w:type="dxa" w:w="2074"/>
+            <w:vAlign w:val="center"/>
+          </w:tcPr>
+          <w:p>
+            <w:pPr>
+              <w:spacing w:after="0"/>
+            </w:pPr>
+            <w:r/>
+            <w:r>
+              <w:rPr>
+                <w:b w:val="0"/>
+                <w:sz w:val="14"/>
+              </w:rPr>
+              <w:t>FR-02</w:t>
+            </w:r>
+          </w:p>
+        </w:tc>
+        <w:tc>
+          <w:tcPr>
+            <w:tcW w:type="dxa" w:w="2074"/>
+            <w:vAlign w:val="center"/>
+          </w:tcPr>
+          <w:p>
+            <w:pPr>
+              <w:spacing w:after="0"/>
+            </w:pPr>
+            <w:r/>
+            <w:r>
+              <w:rPr>
+                <w:b w:val="0"/>
+                <w:sz w:val="14"/>
+              </w:rPr>
+              <w:t>콘텐츠 생성</w:t>
+            </w:r>
+          </w:p>
+        </w:tc>
+        <w:tc>
+          <w:tcPr>
+            <w:tcW w:type="dxa" w:w="2074"/>
+            <w:vAlign w:val="center"/>
+          </w:tcPr>
+          <w:p>
+            <w:pPr>
+              <w:spacing w:after="0"/>
+            </w:pPr>
+            <w:r/>
+            <w:r>
+              <w:rPr>
+                <w:b w:val="0"/>
+                <w:sz w:val="14"/>
+              </w:rPr>
+              <w:t>카테고리 프리셋</w:t>
+            </w:r>
+          </w:p>
+        </w:tc>
+        <w:tc>
+          <w:tcPr>
+            <w:tcW w:type="dxa" w:w="2074"/>
+            <w:vAlign w:val="center"/>
+          </w:tcPr>
+          <w:p>
+            <w:pPr>
+              <w:spacing w:after="0"/>
+            </w:pPr>
+            <w:r/>
+            <w:r>
+              <w:rPr>
+                <w:b w:val="0"/>
+                <w:sz w:val="14"/>
+              </w:rPr>
+              <w:t>지역 진료 키워드, 증상 설명, 검사·시술 안내 등 카테고리별 기본 설정을 제공한다</w:t>
+            </w:r>
+          </w:p>
+        </w:tc>
+        <w:tc>
+          <w:tcPr>
+            <w:tcW w:type="dxa" w:w="2074"/>
+            <w:vAlign w:val="center"/>
+          </w:tcPr>
+          <w:p>
+            <w:pPr>
+              <w:spacing w:after="0"/>
+            </w:pPr>
+            <w:r/>
+            <w:r>
+              <w:rPr>
+                <w:b w:val="0"/>
+                <w:sz w:val="14"/>
+              </w:rPr>
+              <w:t>상</w:t>
+            </w:r>
+          </w:p>
+        </w:tc>
+      </w:tr>
+      <w:tr>
+        <w:tc>
+          <w:tcPr>
+            <w:tcW w:type="dxa" w:w="2074"/>
+            <w:vAlign w:val="center"/>
+          </w:tcPr>
+          <w:p>
+            <w:pPr>
+              <w:spacing w:after="0"/>
+            </w:pPr>
+            <w:r/>
+            <w:r>
+              <w:rPr>
+                <w:b w:val="0"/>
+                <w:sz w:val="14"/>
+              </w:rPr>
+              <w:t>FR-03</w:t>
+            </w:r>
+          </w:p>
+        </w:tc>
+        <w:tc>
+          <w:tcPr>
+            <w:tcW w:type="dxa" w:w="2074"/>
+            <w:vAlign w:val="center"/>
+          </w:tcPr>
+          <w:p>
+            <w:pPr>
+              <w:spacing w:after="0"/>
+            </w:pPr>
+            <w:r/>
+            <w:r>
+              <w:rPr>
+                <w:b w:val="0"/>
+                <w:sz w:val="14"/>
+              </w:rPr>
+              <w:t>콘텐츠 생성</w:t>
+            </w:r>
+          </w:p>
+        </w:tc>
+        <w:tc>
+          <w:tcPr>
+            <w:tcW w:type="dxa" w:w="2074"/>
+            <w:vAlign w:val="center"/>
+          </w:tcPr>
+          <w:p>
+            <w:pPr>
+              <w:spacing w:after="0"/>
+            </w:pPr>
+            <w:r/>
+            <w:r>
+              <w:rPr>
+                <w:b w:val="0"/>
+                <w:sz w:val="14"/>
+              </w:rPr>
+              <w:t>페르소나 선택</w:t>
+            </w:r>
+          </w:p>
+        </w:tc>
+        <w:tc>
+          <w:tcPr>
+            <w:tcW w:type="dxa" w:w="2074"/>
+            <w:vAlign w:val="center"/>
+          </w:tcPr>
+          <w:p>
+            <w:pPr>
+              <w:spacing w:after="0"/>
+            </w:pPr>
+            <w:r/>
+            <w:r>
+              <w:rPr>
+                <w:b w:val="0"/>
+                <w:sz w:val="14"/>
+              </w:rPr>
+              <w:t>개원의, 환자 눈높이, 보호자, 의료광고 점검 페르소나를 제공한다</w:t>
+            </w:r>
+          </w:p>
+        </w:tc>
+        <w:tc>
+          <w:tcPr>
+            <w:tcW w:type="dxa" w:w="2074"/>
+            <w:vAlign w:val="center"/>
+          </w:tcPr>
+          <w:p>
+            <w:pPr>
+              <w:spacing w:after="0"/>
+            </w:pPr>
+            <w:r/>
+            <w:r>
+              <w:rPr>
+                <w:b w:val="0"/>
+                <w:sz w:val="14"/>
+              </w:rPr>
+              <w:t>상</w:t>
+            </w:r>
+          </w:p>
+        </w:tc>
+      </w:tr>
+      <w:tr>
+        <w:tc>
+          <w:tcPr>
+            <w:tcW w:type="dxa" w:w="2074"/>
+            <w:vAlign w:val="center"/>
+          </w:tcPr>
+          <w:p>
+            <w:pPr>
+              <w:spacing w:after="0"/>
+            </w:pPr>
+            <w:r/>
+            <w:r>
+              <w:rPr>
+                <w:b w:val="0"/>
+                <w:sz w:val="14"/>
+              </w:rPr>
+              <w:t>FR-04</w:t>
+            </w:r>
+          </w:p>
+        </w:tc>
+        <w:tc>
+          <w:tcPr>
+            <w:tcW w:type="dxa" w:w="2074"/>
+            <w:vAlign w:val="center"/>
+          </w:tcPr>
+          <w:p>
+            <w:pPr>
+              <w:spacing w:after="0"/>
+            </w:pPr>
+            <w:r/>
+            <w:r>
+              <w:rPr>
+                <w:b w:val="0"/>
+                <w:sz w:val="14"/>
+              </w:rPr>
+              <w:t>콘텐츠 생성</w:t>
+            </w:r>
+          </w:p>
+        </w:tc>
+        <w:tc>
+          <w:tcPr>
+            <w:tcW w:type="dxa" w:w="2074"/>
+            <w:vAlign w:val="center"/>
+          </w:tcPr>
+          <w:p>
+            <w:pPr>
+              <w:spacing w:after="0"/>
+            </w:pPr>
+            <w:r/>
+            <w:r>
+              <w:rPr>
+                <w:b w:val="0"/>
+                <w:sz w:val="14"/>
+              </w:rPr>
+              <w:t>글 유형 선택</w:t>
+            </w:r>
+          </w:p>
+        </w:tc>
+        <w:tc>
+          <w:tcPr>
+            <w:tcW w:type="dxa" w:w="2074"/>
+            <w:vAlign w:val="center"/>
+          </w:tcPr>
+          <w:p>
+            <w:pPr>
+              <w:spacing w:after="0"/>
+            </w:pPr>
+            <w:r/>
+            <w:r>
+              <w:rPr>
+                <w:b w:val="0"/>
+                <w:sz w:val="14"/>
+              </w:rPr>
+              <w:t>일반 정보형, 리스트형, 병원 이용 안내형 등 글 유형을 선택한다</w:t>
+            </w:r>
+          </w:p>
+        </w:tc>
+        <w:tc>
+          <w:tcPr>
+            <w:tcW w:type="dxa" w:w="2074"/>
+            <w:vAlign w:val="center"/>
+          </w:tcPr>
+          <w:p>
+            <w:pPr>
+              <w:spacing w:after="0"/>
+            </w:pPr>
+            <w:r/>
+            <w:r>
+              <w:rPr>
+                <w:b w:val="0"/>
+                <w:sz w:val="14"/>
+              </w:rPr>
+              <w:t>중</w:t>
+            </w:r>
+          </w:p>
+        </w:tc>
+      </w:tr>
+      <w:tr>
+        <w:tc>
+          <w:tcPr>
+            <w:tcW w:type="dxa" w:w="2074"/>
+            <w:vAlign w:val="center"/>
+          </w:tcPr>
+          <w:p>
+            <w:pPr>
+              <w:spacing w:after="0"/>
+            </w:pPr>
+            <w:r/>
+            <w:r>
+              <w:rPr>
+                <w:b w:val="0"/>
+                <w:sz w:val="14"/>
+              </w:rPr>
+              <w:t>FR-05</w:t>
+            </w:r>
+          </w:p>
+        </w:tc>
+        <w:tc>
+          <w:tcPr>
+            <w:tcW w:type="dxa" w:w="2074"/>
+            <w:vAlign w:val="center"/>
+          </w:tcPr>
+          <w:p>
+            <w:pPr>
+              <w:spacing w:after="0"/>
+            </w:pPr>
+            <w:r/>
+            <w:r>
+              <w:rPr>
+                <w:b w:val="0"/>
+                <w:sz w:val="14"/>
+              </w:rPr>
+              <w:t>콘텐츠 생성</w:t>
+            </w:r>
+          </w:p>
+        </w:tc>
+        <w:tc>
+          <w:tcPr>
+            <w:tcW w:type="dxa" w:w="2074"/>
+            <w:vAlign w:val="center"/>
+          </w:tcPr>
+          <w:p>
+            <w:pPr>
+              <w:spacing w:after="0"/>
+            </w:pPr>
+            <w:r/>
+            <w:r>
+              <w:rPr>
+                <w:b w:val="0"/>
+                <w:sz w:val="14"/>
+              </w:rPr>
+              <w:t>본문 생성 및 HTML 변환</w:t>
+            </w:r>
+          </w:p>
+        </w:tc>
+        <w:tc>
+          <w:tcPr>
+            <w:tcW w:type="dxa" w:w="2074"/>
+            <w:vAlign w:val="center"/>
+          </w:tcPr>
+          <w:p>
+            <w:pPr>
+              <w:spacing w:after="0"/>
+            </w:pPr>
+            <w:r/>
+            <w:r>
+              <w:rPr>
+                <w:b w:val="0"/>
+                <w:sz w:val="14"/>
+              </w:rPr>
+              <w:t>Markdown 초안을 생성하고 네이버블로그 붙여넣기용 HTML로 변환한다</w:t>
+            </w:r>
+          </w:p>
+        </w:tc>
+        <w:tc>
+          <w:tcPr>
+            <w:tcW w:type="dxa" w:w="2074"/>
+            <w:vAlign w:val="center"/>
+          </w:tcPr>
+          <w:p>
+            <w:pPr>
+              <w:spacing w:after="0"/>
+            </w:pPr>
+            <w:r/>
+            <w:r>
+              <w:rPr>
+                <w:b w:val="0"/>
+                <w:sz w:val="14"/>
+              </w:rPr>
+              <w:t>상</w:t>
+            </w:r>
+          </w:p>
+        </w:tc>
+      </w:tr>
+      <w:tr>
+        <w:tc>
+          <w:tcPr>
+            <w:tcW w:type="dxa" w:w="2074"/>
+            <w:vAlign w:val="center"/>
+          </w:tcPr>
+          <w:p>
+            <w:pPr>
+              <w:spacing w:after="0"/>
+            </w:pPr>
+            <w:r/>
+            <w:r>
+              <w:rPr>
+                <w:b w:val="0"/>
+                <w:sz w:val="14"/>
+              </w:rPr>
+              <w:t>FR-06</w:t>
+            </w:r>
+          </w:p>
+        </w:tc>
+        <w:tc>
+          <w:tcPr>
+            <w:tcW w:type="dxa" w:w="2074"/>
+            <w:vAlign w:val="center"/>
+          </w:tcPr>
+          <w:p>
+            <w:pPr>
+              <w:spacing w:after="0"/>
+            </w:pPr>
+            <w:r/>
+            <w:r>
+              <w:rPr>
+                <w:b w:val="0"/>
+                <w:sz w:val="14"/>
+              </w:rPr>
+              <w:t>콘텐츠 생성</w:t>
+            </w:r>
+          </w:p>
+        </w:tc>
+        <w:tc>
+          <w:tcPr>
+            <w:tcW w:type="dxa" w:w="2074"/>
+            <w:vAlign w:val="center"/>
+          </w:tcPr>
+          <w:p>
+            <w:pPr>
+              <w:spacing w:after="0"/>
+            </w:pPr>
+            <w:r/>
+            <w:r>
+              <w:rPr>
+                <w:b w:val="0"/>
+                <w:sz w:val="14"/>
+              </w:rPr>
+              <w:t>이미지 배치 마커</w:t>
+            </w:r>
+          </w:p>
+        </w:tc>
+        <w:tc>
+          <w:tcPr>
+            <w:tcW w:type="dxa" w:w="2074"/>
+            <w:vAlign w:val="center"/>
+          </w:tcPr>
+          <w:p>
+            <w:pPr>
+              <w:spacing w:after="0"/>
+            </w:pPr>
+            <w:r/>
+            <w:r>
+              <w:rPr>
+                <w:b w:val="0"/>
+                <w:sz w:val="14"/>
+              </w:rPr>
+              <w:t>업로드 이미지 또는 AI 생성 이미지를 본문 위치에 마커로 표시한다</w:t>
+            </w:r>
+          </w:p>
+        </w:tc>
+        <w:tc>
+          <w:tcPr>
+            <w:tcW w:type="dxa" w:w="2074"/>
+            <w:vAlign w:val="center"/>
+          </w:tcPr>
+          <w:p>
+            <w:pPr>
+              <w:spacing w:after="0"/>
+            </w:pPr>
+            <w:r/>
+            <w:r>
+              <w:rPr>
+                <w:b w:val="0"/>
+                <w:sz w:val="14"/>
+              </w:rPr>
+              <w:t>중</w:t>
+            </w:r>
+          </w:p>
+        </w:tc>
+      </w:tr>
+      <w:tr>
+        <w:tc>
+          <w:tcPr>
+            <w:tcW w:type="dxa" w:w="2074"/>
+            <w:vAlign w:val="center"/>
+          </w:tcPr>
+          <w:p>
+            <w:pPr>
+              <w:spacing w:after="0"/>
+            </w:pPr>
+            <w:r/>
+            <w:r>
+              <w:rPr>
+                <w:b w:val="0"/>
+                <w:sz w:val="14"/>
+              </w:rPr>
+              <w:t>FR-07</w:t>
+            </w:r>
+          </w:p>
+        </w:tc>
+        <w:tc>
+          <w:tcPr>
+            <w:tcW w:type="dxa" w:w="2074"/>
+            <w:vAlign w:val="center"/>
+          </w:tcPr>
+          <w:p>
+            <w:pPr>
+              <w:spacing w:after="0"/>
+            </w:pPr>
+            <w:r/>
+            <w:r>
+              <w:rPr>
+                <w:b w:val="0"/>
+                <w:sz w:val="14"/>
+              </w:rPr>
+              <w:t>신뢰도 관리</w:t>
+            </w:r>
+          </w:p>
+        </w:tc>
+        <w:tc>
+          <w:tcPr>
+            <w:tcW w:type="dxa" w:w="2074"/>
+            <w:vAlign w:val="center"/>
+          </w:tcPr>
+          <w:p>
+            <w:pPr>
+              <w:spacing w:after="0"/>
+            </w:pPr>
+            <w:r/>
+            <w:r>
+              <w:rPr>
+                <w:b w:val="0"/>
+                <w:sz w:val="14"/>
+              </w:rPr>
+              <w:t>병원 스타일 가이드 적용</w:t>
+            </w:r>
+          </w:p>
+        </w:tc>
+        <w:tc>
+          <w:tcPr>
+            <w:tcW w:type="dxa" w:w="2074"/>
+            <w:vAlign w:val="center"/>
+          </w:tcPr>
+          <w:p>
+            <w:pPr>
+              <w:spacing w:after="0"/>
+            </w:pPr>
+            <w:r/>
+            <w:r>
+              <w:rPr>
+                <w:b w:val="0"/>
+                <w:sz w:val="14"/>
+              </w:rPr>
+              <w:t>공통 스타일과 카테고리별 글쓰기 규칙을 생성 프롬프트에 반영한다</w:t>
+            </w:r>
+          </w:p>
+        </w:tc>
+        <w:tc>
+          <w:tcPr>
+            <w:tcW w:type="dxa" w:w="2074"/>
+            <w:vAlign w:val="center"/>
+          </w:tcPr>
+          <w:p>
+            <w:pPr>
+              <w:spacing w:after="0"/>
+            </w:pPr>
+            <w:r/>
+            <w:r>
+              <w:rPr>
+                <w:b w:val="0"/>
+                <w:sz w:val="14"/>
+              </w:rPr>
+              <w:t>상</w:t>
+            </w:r>
+          </w:p>
+        </w:tc>
+      </w:tr>
+      <w:tr>
+        <w:tc>
+          <w:tcPr>
+            <w:tcW w:type="dxa" w:w="2074"/>
+            <w:vAlign w:val="center"/>
+          </w:tcPr>
+          <w:p>
+            <w:pPr>
+              <w:spacing w:after="0"/>
+            </w:pPr>
+            <w:r/>
+            <w:r>
+              <w:rPr>
+                <w:b w:val="0"/>
+                <w:sz w:val="14"/>
+              </w:rPr>
+              <w:t>FR-08</w:t>
+            </w:r>
+          </w:p>
+        </w:tc>
+        <w:tc>
+          <w:tcPr>
+            <w:tcW w:type="dxa" w:w="2074"/>
+            <w:vAlign w:val="center"/>
+          </w:tcPr>
+          <w:p>
+            <w:pPr>
+              <w:spacing w:after="0"/>
+            </w:pPr>
+            <w:r/>
+            <w:r>
+              <w:rPr>
+                <w:b w:val="0"/>
+                <w:sz w:val="14"/>
+              </w:rPr>
+              <w:t>신뢰도 관리</w:t>
+            </w:r>
+          </w:p>
+        </w:tc>
+        <w:tc>
+          <w:tcPr>
+            <w:tcW w:type="dxa" w:w="2074"/>
+            <w:vAlign w:val="center"/>
+          </w:tcPr>
+          <w:p>
+            <w:pPr>
+              <w:spacing w:after="0"/>
+            </w:pPr>
+            <w:r/>
+            <w:r>
+              <w:rPr>
+                <w:b w:val="0"/>
+                <w:sz w:val="14"/>
+              </w:rPr>
+              <w:t>스타일 편집</w:t>
+            </w:r>
+          </w:p>
+        </w:tc>
+        <w:tc>
+          <w:tcPr>
+            <w:tcW w:type="dxa" w:w="2074"/>
+            <w:vAlign w:val="center"/>
+          </w:tcPr>
+          <w:p>
+            <w:pPr>
+              <w:spacing w:after="0"/>
+            </w:pPr>
+            <w:r/>
+            <w:r>
+              <w:rPr>
+                <w:b w:val="0"/>
+                <w:sz w:val="14"/>
+              </w:rPr>
+              <w:t>공통 스타일, 카테고리별 스타일, 새 카테고리를 웹에서 편집한다</w:t>
+            </w:r>
+          </w:p>
+        </w:tc>
+        <w:tc>
+          <w:tcPr>
+            <w:tcW w:type="dxa" w:w="2074"/>
+            <w:vAlign w:val="center"/>
+          </w:tcPr>
+          <w:p>
+            <w:pPr>
+              <w:spacing w:after="0"/>
+            </w:pPr>
+            <w:r/>
+            <w:r>
+              <w:rPr>
+                <w:b w:val="0"/>
+                <w:sz w:val="14"/>
+              </w:rPr>
+              <w:t>중</w:t>
+            </w:r>
+          </w:p>
+        </w:tc>
+      </w:tr>
+      <w:tr>
+        <w:tc>
+          <w:tcPr>
+            <w:tcW w:type="dxa" w:w="2074"/>
+            <w:vAlign w:val="center"/>
+          </w:tcPr>
+          <w:p>
+            <w:pPr>
+              <w:spacing w:after="0"/>
+            </w:pPr>
+            <w:r/>
+            <w:r>
+              <w:rPr>
+                <w:b w:val="0"/>
+                <w:sz w:val="14"/>
+              </w:rPr>
+              <w:t>FR-09</w:t>
+            </w:r>
+          </w:p>
+        </w:tc>
+        <w:tc>
+          <w:tcPr>
+            <w:tcW w:type="dxa" w:w="2074"/>
+            <w:vAlign w:val="center"/>
+          </w:tcPr>
+          <w:p>
+            <w:pPr>
+              <w:spacing w:after="0"/>
+            </w:pPr>
+            <w:r/>
+            <w:r>
+              <w:rPr>
+                <w:b w:val="0"/>
+                <w:sz w:val="14"/>
+              </w:rPr>
+              <w:t>신뢰도 관리</w:t>
+            </w:r>
+          </w:p>
+        </w:tc>
+        <w:tc>
+          <w:tcPr>
+            <w:tcW w:type="dxa" w:w="2074"/>
+            <w:vAlign w:val="center"/>
+          </w:tcPr>
+          <w:p>
+            <w:pPr>
+              <w:spacing w:after="0"/>
+            </w:pPr>
+            <w:r/>
+            <w:r>
+              <w:rPr>
+                <w:b w:val="0"/>
+                <w:sz w:val="14"/>
+              </w:rPr>
+              <w:t>레퍼런스 글 관리</w:t>
+            </w:r>
+          </w:p>
+        </w:tc>
+        <w:tc>
+          <w:tcPr>
+            <w:tcW w:type="dxa" w:w="2074"/>
+            <w:vAlign w:val="center"/>
+          </w:tcPr>
+          <w:p>
+            <w:pPr>
+              <w:spacing w:after="0"/>
+            </w:pPr>
+            <w:r/>
+            <w:r>
+              <w:rPr>
+                <w:b w:val="0"/>
+                <w:sz w:val="14"/>
+              </w:rPr>
+              <w:t>의료진이 검토한 글을 추가·수정·삭제하고 새 글 생성에 참고한다</w:t>
+            </w:r>
+          </w:p>
+        </w:tc>
+        <w:tc>
+          <w:tcPr>
+            <w:tcW w:type="dxa" w:w="2074"/>
+            <w:vAlign w:val="center"/>
+          </w:tcPr>
+          <w:p>
+            <w:pPr>
+              <w:spacing w:after="0"/>
+            </w:pPr>
+            <w:r/>
+            <w:r>
+              <w:rPr>
+                <w:b w:val="0"/>
+                <w:sz w:val="14"/>
+              </w:rPr>
+              <w:t>상</w:t>
+            </w:r>
+          </w:p>
+        </w:tc>
+      </w:tr>
+      <w:tr>
+        <w:tc>
+          <w:tcPr>
+            <w:tcW w:type="dxa" w:w="2074"/>
+            <w:vAlign w:val="center"/>
+          </w:tcPr>
+          <w:p>
+            <w:pPr>
+              <w:spacing w:after="0"/>
+            </w:pPr>
+            <w:r/>
+            <w:r>
+              <w:rPr>
+                <w:b w:val="0"/>
+                <w:sz w:val="14"/>
+              </w:rPr>
+              <w:t>FR-10</w:t>
+            </w:r>
+          </w:p>
+        </w:tc>
+        <w:tc>
+          <w:tcPr>
+            <w:tcW w:type="dxa" w:w="2074"/>
+            <w:vAlign w:val="center"/>
+          </w:tcPr>
+          <w:p>
+            <w:pPr>
+              <w:spacing w:after="0"/>
+            </w:pPr>
+            <w:r/>
+            <w:r>
+              <w:rPr>
+                <w:b w:val="0"/>
+                <w:sz w:val="14"/>
+              </w:rPr>
+              <w:t>SEO 분석</w:t>
+            </w:r>
+          </w:p>
+        </w:tc>
+        <w:tc>
+          <w:tcPr>
+            <w:tcW w:type="dxa" w:w="2074"/>
+            <w:vAlign w:val="center"/>
+          </w:tcPr>
+          <w:p>
+            <w:pPr>
+              <w:spacing w:after="0"/>
+            </w:pPr>
+            <w:r/>
+            <w:r>
+              <w:rPr>
+                <w:b w:val="0"/>
+                <w:sz w:val="14"/>
+              </w:rPr>
+              <w:t>키워드 검색량 분석</w:t>
+            </w:r>
+          </w:p>
+        </w:tc>
+        <w:tc>
+          <w:tcPr>
+            <w:tcW w:type="dxa" w:w="2074"/>
+            <w:vAlign w:val="center"/>
+          </w:tcPr>
+          <w:p>
+            <w:pPr>
+              <w:spacing w:after="0"/>
+            </w:pPr>
+            <w:r/>
+            <w:r>
+              <w:rPr>
+                <w:b w:val="0"/>
+                <w:sz w:val="14"/>
+              </w:rPr>
+              <w:t>네이버 검색광고 API 기반 월간 PC/모바일 검색량과 경쟁도를 조회한다</w:t>
+            </w:r>
+          </w:p>
+        </w:tc>
+        <w:tc>
+          <w:tcPr>
+            <w:tcW w:type="dxa" w:w="2074"/>
+            <w:vAlign w:val="center"/>
+          </w:tcPr>
+          <w:p>
+            <w:pPr>
+              <w:spacing w:after="0"/>
+            </w:pPr>
+            <w:r/>
+            <w:r>
+              <w:rPr>
+                <w:b w:val="0"/>
+                <w:sz w:val="14"/>
+              </w:rPr>
+              <w:t>상</w:t>
+            </w:r>
+          </w:p>
+        </w:tc>
+      </w:tr>
+      <w:tr>
+        <w:tc>
+          <w:tcPr>
+            <w:tcW w:type="dxa" w:w="2074"/>
+            <w:vAlign w:val="center"/>
+          </w:tcPr>
+          <w:p>
+            <w:pPr>
+              <w:spacing w:after="0"/>
+            </w:pPr>
+            <w:r/>
+            <w:r>
+              <w:rPr>
+                <w:b w:val="0"/>
+                <w:sz w:val="14"/>
+              </w:rPr>
+              <w:t>FR-11</w:t>
+            </w:r>
+          </w:p>
+        </w:tc>
+        <w:tc>
+          <w:tcPr>
+            <w:tcW w:type="dxa" w:w="2074"/>
+            <w:vAlign w:val="center"/>
+          </w:tcPr>
+          <w:p>
+            <w:pPr>
+              <w:spacing w:after="0"/>
+            </w:pPr>
+            <w:r/>
+            <w:r>
+              <w:rPr>
+                <w:b w:val="0"/>
+                <w:sz w:val="14"/>
+              </w:rPr>
+              <w:t>SEO 분석</w:t>
+            </w:r>
+          </w:p>
+        </w:tc>
+        <w:tc>
+          <w:tcPr>
+            <w:tcW w:type="dxa" w:w="2074"/>
+            <w:vAlign w:val="center"/>
+          </w:tcPr>
+          <w:p>
+            <w:pPr>
+              <w:spacing w:after="0"/>
+            </w:pPr>
+            <w:r/>
+            <w:r>
+              <w:rPr>
+                <w:b w:val="0"/>
+                <w:sz w:val="14"/>
+              </w:rPr>
+              <w:t>키워드 등급 산출</w:t>
+            </w:r>
+          </w:p>
+        </w:tc>
+        <w:tc>
+          <w:tcPr>
+            <w:tcW w:type="dxa" w:w="2074"/>
+            <w:vAlign w:val="center"/>
+          </w:tcPr>
+          <w:p>
+            <w:pPr>
+              <w:spacing w:after="0"/>
+            </w:pPr>
+            <w:r/>
+            <w:r>
+              <w:rPr>
+                <w:b w:val="0"/>
+                <w:sz w:val="14"/>
+              </w:rPr>
+              <w:t>검색량, 경쟁도, 포화도를 합산해 S/A/B/C/D 등급을 산출한다</w:t>
+            </w:r>
+          </w:p>
+        </w:tc>
+        <w:tc>
+          <w:tcPr>
+            <w:tcW w:type="dxa" w:w="2074"/>
+            <w:vAlign w:val="center"/>
+          </w:tcPr>
+          <w:p>
+            <w:pPr>
+              <w:spacing w:after="0"/>
+            </w:pPr>
+            <w:r/>
+            <w:r>
+              <w:rPr>
+                <w:b w:val="0"/>
+                <w:sz w:val="14"/>
+              </w:rPr>
+              <w:t>상</w:t>
+            </w:r>
+          </w:p>
+        </w:tc>
+      </w:tr>
+      <w:tr>
+        <w:tc>
+          <w:tcPr>
+            <w:tcW w:type="dxa" w:w="2074"/>
+            <w:vAlign w:val="center"/>
+          </w:tcPr>
+          <w:p>
+            <w:pPr>
+              <w:spacing w:after="0"/>
+            </w:pPr>
+            <w:r/>
+            <w:r>
+              <w:rPr>
+                <w:b w:val="0"/>
+                <w:sz w:val="14"/>
+              </w:rPr>
+              <w:t>FR-12</w:t>
+            </w:r>
+          </w:p>
+        </w:tc>
+        <w:tc>
+          <w:tcPr>
+            <w:tcW w:type="dxa" w:w="2074"/>
+            <w:vAlign w:val="center"/>
+          </w:tcPr>
+          <w:p>
+            <w:pPr>
+              <w:spacing w:after="0"/>
+            </w:pPr>
+            <w:r/>
+            <w:r>
+              <w:rPr>
+                <w:b w:val="0"/>
+                <w:sz w:val="14"/>
+              </w:rPr>
+              <w:t>SEO 분석</w:t>
+            </w:r>
+          </w:p>
+        </w:tc>
+        <w:tc>
+          <w:tcPr>
+            <w:tcW w:type="dxa" w:w="2074"/>
+            <w:vAlign w:val="center"/>
+          </w:tcPr>
+          <w:p>
+            <w:pPr>
+              <w:spacing w:after="0"/>
+            </w:pPr>
+            <w:r/>
+            <w:r>
+              <w:rPr>
+                <w:b w:val="0"/>
+                <w:sz w:val="14"/>
+              </w:rPr>
+              <w:t>콘텐츠 포화지수</w:t>
+            </w:r>
+          </w:p>
+        </w:tc>
+        <w:tc>
+          <w:tcPr>
+            <w:tcW w:type="dxa" w:w="2074"/>
+            <w:vAlign w:val="center"/>
+          </w:tcPr>
+          <w:p>
+            <w:pPr>
+              <w:spacing w:after="0"/>
+            </w:pPr>
+            <w:r/>
+            <w:r>
+              <w:rPr>
+                <w:b w:val="0"/>
+                <w:sz w:val="14"/>
+              </w:rPr>
+              <w:t>블로그/카페/전체 발행수 대비 검색량으로 포화지수를 계산한다</w:t>
+            </w:r>
+          </w:p>
+        </w:tc>
+        <w:tc>
+          <w:tcPr>
+            <w:tcW w:type="dxa" w:w="2074"/>
+            <w:vAlign w:val="center"/>
+          </w:tcPr>
+          <w:p>
+            <w:pPr>
+              <w:spacing w:after="0"/>
+            </w:pPr>
+            <w:r/>
+            <w:r>
+              <w:rPr>
+                <w:b w:val="0"/>
+                <w:sz w:val="14"/>
+              </w:rPr>
+              <w:t>상</w:t>
+            </w:r>
+          </w:p>
+        </w:tc>
+      </w:tr>
+      <w:tr>
+        <w:tc>
+          <w:tcPr>
+            <w:tcW w:type="dxa" w:w="2074"/>
+            <w:vAlign w:val="center"/>
+          </w:tcPr>
+          <w:p>
+            <w:pPr>
+              <w:spacing w:after="0"/>
+            </w:pPr>
+            <w:r/>
+            <w:r>
+              <w:rPr>
+                <w:b w:val="0"/>
+                <w:sz w:val="14"/>
+              </w:rPr>
+              <w:t>FR-13</w:t>
+            </w:r>
+          </w:p>
+        </w:tc>
+        <w:tc>
+          <w:tcPr>
+            <w:tcW w:type="dxa" w:w="2074"/>
+            <w:vAlign w:val="center"/>
+          </w:tcPr>
+          <w:p>
+            <w:pPr>
+              <w:spacing w:after="0"/>
+            </w:pPr>
+            <w:r/>
+            <w:r>
+              <w:rPr>
+                <w:b w:val="0"/>
+                <w:sz w:val="14"/>
+              </w:rPr>
+              <w:t>SEO 분석</w:t>
+            </w:r>
+          </w:p>
+        </w:tc>
+        <w:tc>
+          <w:tcPr>
+            <w:tcW w:type="dxa" w:w="2074"/>
+            <w:vAlign w:val="center"/>
+          </w:tcPr>
+          <w:p>
+            <w:pPr>
+              <w:spacing w:after="0"/>
+            </w:pPr>
+            <w:r/>
+            <w:r>
+              <w:rPr>
+                <w:b w:val="0"/>
+                <w:sz w:val="14"/>
+              </w:rPr>
+              <w:t>트렌드 분석</w:t>
+            </w:r>
+          </w:p>
+        </w:tc>
+        <w:tc>
+          <w:tcPr>
+            <w:tcW w:type="dxa" w:w="2074"/>
+            <w:vAlign w:val="center"/>
+          </w:tcPr>
+          <w:p>
+            <w:pPr>
+              <w:spacing w:after="0"/>
+            </w:pPr>
+            <w:r/>
+            <w:r>
+              <w:rPr>
+                <w:b w:val="0"/>
+                <w:sz w:val="14"/>
+              </w:rPr>
+              <w:t>DataLab 기반 기간, 기기, 성별, 연령대별 검색 트렌드를 확인한다</w:t>
+            </w:r>
+          </w:p>
+        </w:tc>
+        <w:tc>
+          <w:tcPr>
+            <w:tcW w:type="dxa" w:w="2074"/>
+            <w:vAlign w:val="center"/>
+          </w:tcPr>
+          <w:p>
+            <w:pPr>
+              <w:spacing w:after="0"/>
+            </w:pPr>
+            <w:r/>
+            <w:r>
+              <w:rPr>
+                <w:b w:val="0"/>
+                <w:sz w:val="14"/>
+              </w:rPr>
+              <w:t>중</w:t>
+            </w:r>
+          </w:p>
+        </w:tc>
+      </w:tr>
+      <w:tr>
+        <w:tc>
+          <w:tcPr>
+            <w:tcW w:type="dxa" w:w="2074"/>
+            <w:vAlign w:val="center"/>
+          </w:tcPr>
+          <w:p>
+            <w:pPr>
+              <w:spacing w:after="0"/>
+            </w:pPr>
+            <w:r/>
+            <w:r>
+              <w:rPr>
+                <w:b w:val="0"/>
+                <w:sz w:val="14"/>
+              </w:rPr>
+              <w:t>FR-14</w:t>
+            </w:r>
+          </w:p>
+        </w:tc>
+        <w:tc>
+          <w:tcPr>
+            <w:tcW w:type="dxa" w:w="2074"/>
+            <w:vAlign w:val="center"/>
+          </w:tcPr>
+          <w:p>
+            <w:pPr>
+              <w:spacing w:after="0"/>
+            </w:pPr>
+            <w:r/>
+            <w:r>
+              <w:rPr>
+                <w:b w:val="0"/>
+                <w:sz w:val="14"/>
+              </w:rPr>
+              <w:t>SEO 분석</w:t>
+            </w:r>
+          </w:p>
+        </w:tc>
+        <w:tc>
+          <w:tcPr>
+            <w:tcW w:type="dxa" w:w="2074"/>
+            <w:vAlign w:val="center"/>
+          </w:tcPr>
+          <w:p>
+            <w:pPr>
+              <w:spacing w:after="0"/>
+            </w:pPr>
+            <w:r/>
+            <w:r>
+              <w:rPr>
+                <w:b w:val="0"/>
+                <w:sz w:val="14"/>
+              </w:rPr>
+              <w:t>연관 키워드·클러스터</w:t>
+            </w:r>
+          </w:p>
+        </w:tc>
+        <w:tc>
+          <w:tcPr>
+            <w:tcW w:type="dxa" w:w="2074"/>
+            <w:vAlign w:val="center"/>
+          </w:tcPr>
+          <w:p>
+            <w:pPr>
+              <w:spacing w:after="0"/>
+            </w:pPr>
+            <w:r/>
+            <w:r>
+              <w:rPr>
+                <w:b w:val="0"/>
+                <w:sz w:val="14"/>
+              </w:rPr>
+              <w:t>연관 키워드, 주제 클러스터, 해시태그, 워드 클라우드를 제공한다</w:t>
+            </w:r>
+          </w:p>
+        </w:tc>
+        <w:tc>
+          <w:tcPr>
+            <w:tcW w:type="dxa" w:w="2074"/>
+            <w:vAlign w:val="center"/>
+          </w:tcPr>
+          <w:p>
+            <w:pPr>
+              <w:spacing w:after="0"/>
+            </w:pPr>
+            <w:r/>
+            <w:r>
+              <w:rPr>
+                <w:b w:val="0"/>
+                <w:sz w:val="14"/>
+              </w:rPr>
+              <w:t>중</w:t>
+            </w:r>
+          </w:p>
+        </w:tc>
+      </w:tr>
+      <w:tr>
+        <w:tc>
+          <w:tcPr>
+            <w:tcW w:type="dxa" w:w="2074"/>
+            <w:vAlign w:val="center"/>
+          </w:tcPr>
+          <w:p>
+            <w:pPr>
+              <w:spacing w:after="0"/>
+            </w:pPr>
+            <w:r/>
+            <w:r>
+              <w:rPr>
+                <w:b w:val="0"/>
+                <w:sz w:val="14"/>
+              </w:rPr>
+              <w:t>FR-15</w:t>
+            </w:r>
+          </w:p>
+        </w:tc>
+        <w:tc>
+          <w:tcPr>
+            <w:tcW w:type="dxa" w:w="2074"/>
+            <w:vAlign w:val="center"/>
+          </w:tcPr>
+          <w:p>
+            <w:pPr>
+              <w:spacing w:after="0"/>
+            </w:pPr>
+            <w:r/>
+            <w:r>
+              <w:rPr>
+                <w:b w:val="0"/>
+                <w:sz w:val="14"/>
+              </w:rPr>
+              <w:t>SEO 분석</w:t>
+            </w:r>
+          </w:p>
+        </w:tc>
+        <w:tc>
+          <w:tcPr>
+            <w:tcW w:type="dxa" w:w="2074"/>
+            <w:vAlign w:val="center"/>
+          </w:tcPr>
+          <w:p>
+            <w:pPr>
+              <w:spacing w:after="0"/>
+            </w:pPr>
+            <w:r/>
+            <w:r>
+              <w:rPr>
+                <w:b w:val="0"/>
+                <w:sz w:val="14"/>
+              </w:rPr>
+              <w:t>스마트블록 분석</w:t>
+            </w:r>
+          </w:p>
+        </w:tc>
+        <w:tc>
+          <w:tcPr>
+            <w:tcW w:type="dxa" w:w="2074"/>
+            <w:vAlign w:val="center"/>
+          </w:tcPr>
+          <w:p>
+            <w:pPr>
+              <w:spacing w:after="0"/>
+            </w:pPr>
+            <w:r/>
+            <w:r>
+              <w:rPr>
+                <w:b w:val="0"/>
+                <w:sz w:val="14"/>
+              </w:rPr>
+              <w:t>네이버 검색 결과의 스마트블록 구성과 블로그 노출 위치를 확인한다</w:t>
+            </w:r>
+          </w:p>
+        </w:tc>
+        <w:tc>
+          <w:tcPr>
+            <w:tcW w:type="dxa" w:w="2074"/>
+            <w:vAlign w:val="center"/>
+          </w:tcPr>
+          <w:p>
+            <w:pPr>
+              <w:spacing w:after="0"/>
+            </w:pPr>
+            <w:r/>
+            <w:r>
+              <w:rPr>
+                <w:b w:val="0"/>
+                <w:sz w:val="14"/>
+              </w:rPr>
+              <w:t>중</w:t>
+            </w:r>
+          </w:p>
+        </w:tc>
+      </w:tr>
+      <w:tr>
+        <w:tc>
+          <w:tcPr>
+            <w:tcW w:type="dxa" w:w="2074"/>
+            <w:vAlign w:val="center"/>
+          </w:tcPr>
+          <w:p>
+            <w:pPr>
+              <w:spacing w:after="0"/>
+            </w:pPr>
+            <w:r/>
+            <w:r>
+              <w:rPr>
+                <w:b w:val="0"/>
+                <w:sz w:val="14"/>
+              </w:rPr>
+              <w:t>FR-16</w:t>
+            </w:r>
+          </w:p>
+        </w:tc>
+        <w:tc>
+          <w:tcPr>
+            <w:tcW w:type="dxa" w:w="2074"/>
+            <w:vAlign w:val="center"/>
+          </w:tcPr>
+          <w:p>
+            <w:pPr>
+              <w:spacing w:after="0"/>
+            </w:pPr>
+            <w:r/>
+            <w:r>
+              <w:rPr>
+                <w:b w:val="0"/>
+                <w:sz w:val="14"/>
+              </w:rPr>
+              <w:t>이미지/브랜딩</w:t>
+            </w:r>
+          </w:p>
+        </w:tc>
+        <w:tc>
+          <w:tcPr>
+            <w:tcW w:type="dxa" w:w="2074"/>
+            <w:vAlign w:val="center"/>
+          </w:tcPr>
+          <w:p>
+            <w:pPr>
+              <w:spacing w:after="0"/>
+            </w:pPr>
+            <w:r/>
+            <w:r>
+              <w:rPr>
+                <w:b w:val="0"/>
+                <w:sz w:val="14"/>
+              </w:rPr>
+              <w:t>AI 이미지 생성</w:t>
+            </w:r>
+          </w:p>
+        </w:tc>
+        <w:tc>
+          <w:tcPr>
+            <w:tcW w:type="dxa" w:w="2074"/>
+            <w:vAlign w:val="center"/>
+          </w:tcPr>
+          <w:p>
+            <w:pPr>
+              <w:spacing w:after="0"/>
+            </w:pPr>
+            <w:r/>
+            <w:r>
+              <w:rPr>
+                <w:b w:val="0"/>
+                <w:sz w:val="14"/>
+              </w:rPr>
+              <w:t>블로그 주제에 맞는 대표 이미지와 본문 이미지를 생성한다</w:t>
+            </w:r>
+          </w:p>
+        </w:tc>
+        <w:tc>
+          <w:tcPr>
+            <w:tcW w:type="dxa" w:w="2074"/>
+            <w:vAlign w:val="center"/>
+          </w:tcPr>
+          <w:p>
+            <w:pPr>
+              <w:spacing w:after="0"/>
+            </w:pPr>
+            <w:r/>
+            <w:r>
+              <w:rPr>
+                <w:b w:val="0"/>
+                <w:sz w:val="14"/>
+              </w:rPr>
+              <w:t>중</w:t>
+            </w:r>
+          </w:p>
+        </w:tc>
+      </w:tr>
+      <w:tr>
+        <w:tc>
+          <w:tcPr>
+            <w:tcW w:type="dxa" w:w="2074"/>
+            <w:vAlign w:val="center"/>
+          </w:tcPr>
+          <w:p>
+            <w:pPr>
+              <w:spacing w:after="0"/>
+            </w:pPr>
+            <w:r/>
+            <w:r>
+              <w:rPr>
+                <w:b w:val="0"/>
+                <w:sz w:val="14"/>
+              </w:rPr>
+              <w:t>FR-17</w:t>
+            </w:r>
+          </w:p>
+        </w:tc>
+        <w:tc>
+          <w:tcPr>
+            <w:tcW w:type="dxa" w:w="2074"/>
+            <w:vAlign w:val="center"/>
+          </w:tcPr>
+          <w:p>
+            <w:pPr>
+              <w:spacing w:after="0"/>
+            </w:pPr>
+            <w:r/>
+            <w:r>
+              <w:rPr>
+                <w:b w:val="0"/>
+                <w:sz w:val="14"/>
+              </w:rPr>
+              <w:t>이미지/브랜딩</w:t>
+            </w:r>
+          </w:p>
+        </w:tc>
+        <w:tc>
+          <w:tcPr>
+            <w:tcW w:type="dxa" w:w="2074"/>
+            <w:vAlign w:val="center"/>
+          </w:tcPr>
+          <w:p>
+            <w:pPr>
+              <w:spacing w:after="0"/>
+            </w:pPr>
+            <w:r/>
+            <w:r>
+              <w:rPr>
+                <w:b w:val="0"/>
+                <w:sz w:val="14"/>
+              </w:rPr>
+              <w:t>썸네일 제작</w:t>
+            </w:r>
+          </w:p>
+        </w:tc>
+        <w:tc>
+          <w:tcPr>
+            <w:tcW w:type="dxa" w:w="2074"/>
+            <w:vAlign w:val="center"/>
+          </w:tcPr>
+          <w:p>
+            <w:pPr>
+              <w:spacing w:after="0"/>
+            </w:pPr>
+            <w:r/>
+            <w:r>
+              <w:rPr>
+                <w:b w:val="0"/>
+                <w:sz w:val="14"/>
+              </w:rPr>
+              <w:t>템플릿, 텍스트, 색상, 배경 이미지, 정렬 기능으로 썸네일을 제작한다</w:t>
+            </w:r>
+          </w:p>
+        </w:tc>
+        <w:tc>
+          <w:tcPr>
+            <w:tcW w:type="dxa" w:w="2074"/>
+            <w:vAlign w:val="center"/>
+          </w:tcPr>
+          <w:p>
+            <w:pPr>
+              <w:spacing w:after="0"/>
+            </w:pPr>
+            <w:r/>
+            <w:r>
+              <w:rPr>
+                <w:b w:val="0"/>
+                <w:sz w:val="14"/>
+              </w:rPr>
+              <w:t>상</w:t>
+            </w:r>
+          </w:p>
+        </w:tc>
+      </w:tr>
+      <w:tr>
+        <w:tc>
+          <w:tcPr>
+            <w:tcW w:type="dxa" w:w="2074"/>
+            <w:vAlign w:val="center"/>
+          </w:tcPr>
+          <w:p>
+            <w:pPr>
+              <w:spacing w:after="0"/>
+            </w:pPr>
+            <w:r/>
+            <w:r>
+              <w:rPr>
+                <w:b w:val="0"/>
+                <w:sz w:val="14"/>
+              </w:rPr>
+              <w:t>FR-18</w:t>
+            </w:r>
+          </w:p>
+        </w:tc>
+        <w:tc>
+          <w:tcPr>
+            <w:tcW w:type="dxa" w:w="2074"/>
+            <w:vAlign w:val="center"/>
+          </w:tcPr>
+          <w:p>
+            <w:pPr>
+              <w:spacing w:after="0"/>
+            </w:pPr>
+            <w:r/>
+            <w:r>
+              <w:rPr>
+                <w:b w:val="0"/>
+                <w:sz w:val="14"/>
+              </w:rPr>
+              <w:t>이미지/브랜딩</w:t>
+            </w:r>
+          </w:p>
+        </w:tc>
+        <w:tc>
+          <w:tcPr>
+            <w:tcW w:type="dxa" w:w="2074"/>
+            <w:vAlign w:val="center"/>
+          </w:tcPr>
+          <w:p>
+            <w:pPr>
+              <w:spacing w:after="0"/>
+            </w:pPr>
+            <w:r/>
+            <w:r>
+              <w:rPr>
+                <w:b w:val="0"/>
+                <w:sz w:val="14"/>
+              </w:rPr>
+              <w:t>워터마크 적용</w:t>
+            </w:r>
+          </w:p>
+        </w:tc>
+        <w:tc>
+          <w:tcPr>
+            <w:tcW w:type="dxa" w:w="2074"/>
+            <w:vAlign w:val="center"/>
+          </w:tcPr>
+          <w:p>
+            <w:pPr>
+              <w:spacing w:after="0"/>
+            </w:pPr>
+            <w:r/>
+            <w:r>
+              <w:rPr>
+                <w:b w:val="0"/>
+                <w:sz w:val="14"/>
+              </w:rPr>
+              <w:t>이미지/PDF에 병원 건강정보 워터마크를 위치·투명도·색상 옵션으로 삽입한다</w:t>
+            </w:r>
+          </w:p>
+        </w:tc>
+        <w:tc>
+          <w:tcPr>
+            <w:tcW w:type="dxa" w:w="2074"/>
+            <w:vAlign w:val="center"/>
+          </w:tcPr>
+          <w:p>
+            <w:pPr>
+              <w:spacing w:after="0"/>
+            </w:pPr>
+            <w:r/>
+            <w:r>
+              <w:rPr>
+                <w:b w:val="0"/>
+                <w:sz w:val="14"/>
+              </w:rPr>
+              <w:t>중</w:t>
+            </w:r>
+          </w:p>
+        </w:tc>
+      </w:tr>
+      <w:tr>
+        <w:tc>
+          <w:tcPr>
+            <w:tcW w:type="dxa" w:w="2074"/>
+            <w:vAlign w:val="center"/>
+          </w:tcPr>
+          <w:p>
+            <w:pPr>
+              <w:spacing w:after="0"/>
+            </w:pPr>
+            <w:r/>
+            <w:r>
+              <w:rPr>
+                <w:b w:val="0"/>
+                <w:sz w:val="14"/>
+              </w:rPr>
+              <w:t>FR-19</w:t>
+            </w:r>
+          </w:p>
+        </w:tc>
+        <w:tc>
+          <w:tcPr>
+            <w:tcW w:type="dxa" w:w="2074"/>
+            <w:vAlign w:val="center"/>
+          </w:tcPr>
+          <w:p>
+            <w:pPr>
+              <w:spacing w:after="0"/>
+            </w:pPr>
+            <w:r/>
+            <w:r>
+              <w:rPr>
+                <w:b w:val="0"/>
+                <w:sz w:val="14"/>
+              </w:rPr>
+              <w:t>데이터 관리</w:t>
+            </w:r>
+          </w:p>
+        </w:tc>
+        <w:tc>
+          <w:tcPr>
+            <w:tcW w:type="dxa" w:w="2074"/>
+            <w:vAlign w:val="center"/>
+          </w:tcPr>
+          <w:p>
+            <w:pPr>
+              <w:spacing w:after="0"/>
+            </w:pPr>
+            <w:r/>
+            <w:r>
+              <w:rPr>
+                <w:b w:val="0"/>
+                <w:sz w:val="14"/>
+              </w:rPr>
+              <w:t>생성 기록 저장</w:t>
+            </w:r>
+          </w:p>
+        </w:tc>
+        <w:tc>
+          <w:tcPr>
+            <w:tcW w:type="dxa" w:w="2074"/>
+            <w:vAlign w:val="center"/>
+          </w:tcPr>
+          <w:p>
+            <w:pPr>
+              <w:spacing w:after="0"/>
+            </w:pPr>
+            <w:r/>
+            <w:r>
+              <w:rPr>
+                <w:b w:val="0"/>
+                <w:sz w:val="14"/>
+              </w:rPr>
+              <w:t>생성된 글의 주제, 결과, HTML, 설정값을 기록으로 보관한다</w:t>
+            </w:r>
+          </w:p>
+        </w:tc>
+        <w:tc>
+          <w:tcPr>
+            <w:tcW w:type="dxa" w:w="2074"/>
+            <w:vAlign w:val="center"/>
+          </w:tcPr>
+          <w:p>
+            <w:pPr>
+              <w:spacing w:after="0"/>
+            </w:pPr>
+            <w:r/>
+            <w:r>
+              <w:rPr>
+                <w:b w:val="0"/>
+                <w:sz w:val="14"/>
+              </w:rPr>
+              <w:t>중</w:t>
+            </w:r>
+          </w:p>
+        </w:tc>
+      </w:tr>
+      <w:tr>
+        <w:tc>
+          <w:tcPr>
+            <w:tcW w:type="dxa" w:w="2074"/>
+            <w:vAlign w:val="center"/>
+          </w:tcPr>
+          <w:p>
+            <w:pPr>
+              <w:spacing w:after="0"/>
+            </w:pPr>
+            <w:r/>
+            <w:r>
+              <w:rPr>
+                <w:b w:val="0"/>
+                <w:sz w:val="14"/>
+              </w:rPr>
+              <w:t>FR-20</w:t>
+            </w:r>
+          </w:p>
+        </w:tc>
+        <w:tc>
+          <w:tcPr>
+            <w:tcW w:type="dxa" w:w="2074"/>
+            <w:vAlign w:val="center"/>
+          </w:tcPr>
+          <w:p>
+            <w:pPr>
+              <w:spacing w:after="0"/>
+            </w:pPr>
+            <w:r/>
+            <w:r>
+              <w:rPr>
+                <w:b w:val="0"/>
+                <w:sz w:val="14"/>
+              </w:rPr>
+              <w:t>데이터 관리</w:t>
+            </w:r>
+          </w:p>
+        </w:tc>
+        <w:tc>
+          <w:tcPr>
+            <w:tcW w:type="dxa" w:w="2074"/>
+            <w:vAlign w:val="center"/>
+          </w:tcPr>
+          <w:p>
+            <w:pPr>
+              <w:spacing w:after="0"/>
+            </w:pPr>
+            <w:r/>
+            <w:r>
+              <w:rPr>
+                <w:b w:val="0"/>
+                <w:sz w:val="14"/>
+              </w:rPr>
+              <w:t>캐시와 DB 연동</w:t>
+            </w:r>
+          </w:p>
+        </w:tc>
+        <w:tc>
+          <w:tcPr>
+            <w:tcW w:type="dxa" w:w="2074"/>
+            <w:vAlign w:val="center"/>
+          </w:tcPr>
+          <w:p>
+            <w:pPr>
+              <w:spacing w:after="0"/>
+            </w:pPr>
+            <w:r/>
+            <w:r>
+              <w:rPr>
+                <w:b w:val="0"/>
+                <w:sz w:val="14"/>
+              </w:rPr>
+              <w:t>키워드 분석 결과와 설정 데이터를 SQLite/Supabase에 저장하고 재사용한다</w:t>
+            </w:r>
+          </w:p>
+        </w:tc>
+        <w:tc>
+          <w:tcPr>
+            <w:tcW w:type="dxa" w:w="2074"/>
+            <w:vAlign w:val="center"/>
+          </w:tcPr>
+          <w:p>
+            <w:pPr>
+              <w:spacing w:after="0"/>
+            </w:pPr>
+            <w:r/>
+            <w:r>
+              <w:rPr>
+                <w:b w:val="0"/>
+                <w:sz w:val="14"/>
+              </w:rPr>
+              <w:t>중</w:t>
+            </w:r>
+          </w:p>
+        </w:tc>
+      </w:tr>
+      <w:tr>
+        <w:tc>
+          <w:tcPr>
+            <w:tcW w:type="dxa" w:w="2074"/>
+            <w:vAlign w:val="center"/>
+          </w:tcPr>
+          <w:p>
+            <w:pPr>
+              <w:spacing w:after="0"/>
+            </w:pPr>
+            <w:r/>
+            <w:r>
+              <w:rPr>
+                <w:b w:val="0"/>
+                <w:sz w:val="14"/>
+              </w:rPr>
+              <w:t>FR-21</w:t>
+            </w:r>
+          </w:p>
+        </w:tc>
+        <w:tc>
+          <w:tcPr>
+            <w:tcW w:type="dxa" w:w="2074"/>
+            <w:vAlign w:val="center"/>
+          </w:tcPr>
+          <w:p>
+            <w:pPr>
+              <w:spacing w:after="0"/>
+            </w:pPr>
+            <w:r/>
+            <w:r>
+              <w:rPr>
+                <w:b w:val="0"/>
+                <w:sz w:val="14"/>
+              </w:rPr>
+              <w:t>배포/운영</w:t>
+            </w:r>
+          </w:p>
+        </w:tc>
+        <w:tc>
+          <w:tcPr>
+            <w:tcW w:type="dxa" w:w="2074"/>
+            <w:vAlign w:val="center"/>
+          </w:tcPr>
+          <w:p>
+            <w:pPr>
+              <w:spacing w:after="0"/>
+            </w:pPr>
+            <w:r/>
+            <w:r>
+              <w:rPr>
+                <w:b w:val="0"/>
+                <w:sz w:val="14"/>
+              </w:rPr>
+              <w:t>Streamlit 배포</w:t>
+            </w:r>
+          </w:p>
+        </w:tc>
+        <w:tc>
+          <w:tcPr>
+            <w:tcW w:type="dxa" w:w="2074"/>
+            <w:vAlign w:val="center"/>
+          </w:tcPr>
+          <w:p>
+            <w:pPr>
+              <w:spacing w:after="0"/>
+            </w:pPr>
+            <w:r/>
+            <w:r>
+              <w:rPr>
+                <w:b w:val="0"/>
+                <w:sz w:val="14"/>
+              </w:rPr>
+              <w:t>GitHub push 후 Streamlit Cloud에서 앱을 실행할 수 있도록 구성한다</w:t>
+            </w:r>
+          </w:p>
+        </w:tc>
+        <w:tc>
+          <w:tcPr>
+            <w:tcW w:type="dxa" w:w="2074"/>
+            <w:vAlign w:val="center"/>
+          </w:tcPr>
+          <w:p>
+            <w:pPr>
+              <w:spacing w:after="0"/>
+            </w:pPr>
+            <w:r/>
+            <w:r>
+              <w:rPr>
+                <w:b w:val="0"/>
+                <w:sz w:val="14"/>
+              </w:rPr>
+              <w:t>상</w:t>
+            </w:r>
+          </w:p>
+        </w:tc>
+      </w:tr>
+      <w:tr>
+        <w:tc>
+          <w:tcPr>
+            <w:tcW w:type="dxa" w:w="2074"/>
+            <w:vAlign w:val="center"/>
+          </w:tcPr>
+          <w:p>
+            <w:pPr>
+              <w:spacing w:after="0"/>
+            </w:pPr>
+            <w:r/>
+            <w:r>
+              <w:rPr>
+                <w:b w:val="0"/>
+                <w:sz w:val="14"/>
+              </w:rPr>
+              <w:t>FR-22</w:t>
+            </w:r>
+          </w:p>
+        </w:tc>
+        <w:tc>
+          <w:tcPr>
+            <w:tcW w:type="dxa" w:w="2074"/>
+            <w:vAlign w:val="center"/>
+          </w:tcPr>
+          <w:p>
+            <w:pPr>
+              <w:spacing w:after="0"/>
+            </w:pPr>
+            <w:r/>
+            <w:r>
+              <w:rPr>
+                <w:b w:val="0"/>
+                <w:sz w:val="14"/>
+              </w:rPr>
+              <w:t>안전성</w:t>
+            </w:r>
+          </w:p>
+        </w:tc>
+        <w:tc>
+          <w:tcPr>
+            <w:tcW w:type="dxa" w:w="2074"/>
+            <w:vAlign w:val="center"/>
+          </w:tcPr>
+          <w:p>
+            <w:pPr>
+              <w:spacing w:after="0"/>
+            </w:pPr>
+            <w:r/>
+            <w:r>
+              <w:rPr>
+                <w:b w:val="0"/>
+                <w:sz w:val="14"/>
+              </w:rPr>
+              <w:t>의료광고 표현 안전장치</w:t>
+            </w:r>
+          </w:p>
+        </w:tc>
+        <w:tc>
+          <w:tcPr>
+            <w:tcW w:type="dxa" w:w="2074"/>
+            <w:vAlign w:val="center"/>
+          </w:tcPr>
+          <w:p>
+            <w:pPr>
+              <w:spacing w:after="0"/>
+            </w:pPr>
+            <w:r/>
+            <w:r>
+              <w:rPr>
+                <w:b w:val="0"/>
+                <w:sz w:val="14"/>
+              </w:rPr>
+              <w:t>완치 보장, 100%, 부작용 없음 등 위험 표현을 피하도록 프롬프트와 점검 구조를 둔다</w:t>
+            </w:r>
+          </w:p>
+        </w:tc>
+        <w:tc>
+          <w:tcPr>
+            <w:tcW w:type="dxa" w:w="2074"/>
+            <w:vAlign w:val="center"/>
+          </w:tcPr>
+          <w:p>
+            <w:pPr>
+              <w:spacing w:after="0"/>
+            </w:pPr>
+            <w:r/>
+            <w:r>
+              <w:rPr>
+                <w:b w:val="0"/>
+                <w:sz w:val="14"/>
+              </w:rPr>
+              <w:t>상</w:t>
+            </w:r>
+          </w:p>
+        </w:tc>
+      </w:tr>
+    </w:tbl>
+    <w:p>
+      <w:pPr>
+        <w:pStyle w:val="Heading2"/>
+      </w:pPr>
+      <w:r>
+        <w:t>3.4 비기능 요구사항</w:t>
+      </w:r>
+    </w:p>
+    <w:tbl>
+      <w:tblPr>
+        <w:tblStyle w:val="TableGrid"/>
+        <w:tblW w:type="auto" w:w="0"/>
+        <w:jc w:val="center"/>
+        <w:tblLook w:firstColumn="1" w:firstRow="1" w:lastColumn="0" w:lastRow="0" w:noHBand="0" w:noVBand="1" w:val="04A0"/>
+      </w:tblPr>
+      <w:tblGrid>
+        <w:gridCol w:w="3456"/>
+        <w:gridCol w:w="3456"/>
+        <w:gridCol w:w="3456"/>
+      </w:tblGrid>
+      <w:tr>
+        <w:tc>
+          <w:tcPr>
+            <w:tcW w:type="dxa" w:w="3456"/>
+            <w:vAlign w:val="center"/>
+            <w:shd w:fill="DDEFEA"/>
+          </w:tcPr>
+          <w:p>
+            <w:pPr>
+              <w:spacing w:after="0"/>
+            </w:pPr>
+            <w:r/>
+            <w:r>
+              <w:rPr>
+                <w:b/>
+                <w:sz w:val="17"/>
+              </w:rPr>
+              <w:t>ID</w:t>
+            </w:r>
+          </w:p>
+        </w:tc>
+        <w:tc>
+          <w:tcPr>
+            <w:tcW w:type="dxa" w:w="3456"/>
+            <w:vAlign w:val="center"/>
+            <w:shd w:fill="DDEFEA"/>
+          </w:tcPr>
+          <w:p>
+            <w:pPr>
+              <w:spacing w:after="0"/>
+            </w:pPr>
+            <w:r/>
+            <w:r>
+              <w:rPr>
+                <w:b/>
+                <w:sz w:val="17"/>
+              </w:rPr>
+              <w:t>구분</w:t>
+            </w:r>
+          </w:p>
+        </w:tc>
+        <w:tc>
+          <w:tcPr>
+            <w:tcW w:type="dxa" w:w="3456"/>
+            <w:vAlign w:val="center"/>
+            <w:shd w:fill="DDEFEA"/>
+          </w:tcPr>
+          <w:p>
+            <w:pPr>
+              <w:spacing w:after="0"/>
+            </w:pPr>
+            <w:r/>
+            <w:r>
+              <w:rPr>
+                <w:b/>
+                <w:sz w:val="17"/>
+              </w:rPr>
+              <w:t>요구사항</w:t>
+            </w:r>
+          </w:p>
+        </w:tc>
+      </w:tr>
+      <w:tr>
+        <w:tc>
+          <w:tcPr>
+            <w:tcW w:type="dxa" w:w="3456"/>
+            <w:vAlign w:val="center"/>
+          </w:tcPr>
+          <w:p>
+            <w:pPr>
+              <w:spacing w:after="0"/>
+            </w:pPr>
+            <w:r/>
+            <w:r>
+              <w:rPr>
+                <w:b w:val="0"/>
+                <w:sz w:val="16"/>
+              </w:rPr>
+              <w:t>NFR-01</w:t>
+            </w:r>
+          </w:p>
+        </w:tc>
+        <w:tc>
+          <w:tcPr>
+            <w:tcW w:type="dxa" w:w="3456"/>
+            <w:vAlign w:val="center"/>
+          </w:tcPr>
+          <w:p>
+            <w:pPr>
+              <w:spacing w:after="0"/>
+            </w:pPr>
+            <w:r/>
+            <w:r>
+              <w:rPr>
+                <w:b w:val="0"/>
+                <w:sz w:val="16"/>
+              </w:rPr>
+              <w:t>사용성</w:t>
+            </w:r>
+          </w:p>
+        </w:tc>
+        <w:tc>
+          <w:tcPr>
+            <w:tcW w:type="dxa" w:w="3456"/>
+            <w:vAlign w:val="center"/>
+          </w:tcPr>
+          <w:p>
+            <w:pPr>
+              <w:spacing w:after="0"/>
+            </w:pPr>
+            <w:r/>
+            <w:r>
+              <w:rPr>
+                <w:b w:val="0"/>
+                <w:sz w:val="16"/>
+              </w:rPr>
+              <w:t>비개발자인 개원의도 입력-생성-검토 흐름을 따라 사용할 수 있어야 한다</w:t>
+            </w:r>
+          </w:p>
+        </w:tc>
+      </w:tr>
+      <w:tr>
+        <w:tc>
+          <w:tcPr>
+            <w:tcW w:type="dxa" w:w="3456"/>
+            <w:vAlign w:val="center"/>
+          </w:tcPr>
+          <w:p>
+            <w:pPr>
+              <w:spacing w:after="0"/>
+            </w:pPr>
+            <w:r/>
+            <w:r>
+              <w:rPr>
+                <w:b w:val="0"/>
+                <w:sz w:val="16"/>
+              </w:rPr>
+              <w:t>NFR-02</w:t>
+            </w:r>
+          </w:p>
+        </w:tc>
+        <w:tc>
+          <w:tcPr>
+            <w:tcW w:type="dxa" w:w="3456"/>
+            <w:vAlign w:val="center"/>
+          </w:tcPr>
+          <w:p>
+            <w:pPr>
+              <w:spacing w:after="0"/>
+            </w:pPr>
+            <w:r/>
+            <w:r>
+              <w:rPr>
+                <w:b w:val="0"/>
+                <w:sz w:val="16"/>
+              </w:rPr>
+              <w:t>신뢰성</w:t>
+            </w:r>
+          </w:p>
+        </w:tc>
+        <w:tc>
+          <w:tcPr>
+            <w:tcW w:type="dxa" w:w="3456"/>
+            <w:vAlign w:val="center"/>
+          </w:tcPr>
+          <w:p>
+            <w:pPr>
+              <w:spacing w:after="0"/>
+            </w:pPr>
+            <w:r/>
+            <w:r>
+              <w:rPr>
+                <w:b w:val="0"/>
+                <w:sz w:val="16"/>
+              </w:rPr>
+              <w:t>의료진 검토 전 발행하지 않도록 초안/검토 구조를 명확히 표시한다</w:t>
+            </w:r>
+          </w:p>
+        </w:tc>
+      </w:tr>
+      <w:tr>
+        <w:tc>
+          <w:tcPr>
+            <w:tcW w:type="dxa" w:w="3456"/>
+            <w:vAlign w:val="center"/>
+          </w:tcPr>
+          <w:p>
+            <w:pPr>
+              <w:spacing w:after="0"/>
+            </w:pPr>
+            <w:r/>
+            <w:r>
+              <w:rPr>
+                <w:b w:val="0"/>
+                <w:sz w:val="16"/>
+              </w:rPr>
+              <w:t>NFR-03</w:t>
+            </w:r>
+          </w:p>
+        </w:tc>
+        <w:tc>
+          <w:tcPr>
+            <w:tcW w:type="dxa" w:w="3456"/>
+            <w:vAlign w:val="center"/>
+          </w:tcPr>
+          <w:p>
+            <w:pPr>
+              <w:spacing w:after="0"/>
+            </w:pPr>
+            <w:r/>
+            <w:r>
+              <w:rPr>
+                <w:b w:val="0"/>
+                <w:sz w:val="16"/>
+              </w:rPr>
+              <w:t>법적 안전성</w:t>
+            </w:r>
+          </w:p>
+        </w:tc>
+        <w:tc>
+          <w:tcPr>
+            <w:tcW w:type="dxa" w:w="3456"/>
+            <w:vAlign w:val="center"/>
+          </w:tcPr>
+          <w:p>
+            <w:pPr>
+              <w:spacing w:after="0"/>
+            </w:pPr>
+            <w:r/>
+            <w:r>
+              <w:rPr>
+                <w:b w:val="0"/>
+                <w:sz w:val="16"/>
+              </w:rPr>
+              <w:t>의료법상 거짓·과장 광고로 오해될 수 있는 표현을 줄인다</w:t>
+            </w:r>
+          </w:p>
+        </w:tc>
+      </w:tr>
+      <w:tr>
+        <w:tc>
+          <w:tcPr>
+            <w:tcW w:type="dxa" w:w="3456"/>
+            <w:vAlign w:val="center"/>
+          </w:tcPr>
+          <w:p>
+            <w:pPr>
+              <w:spacing w:after="0"/>
+            </w:pPr>
+            <w:r/>
+            <w:r>
+              <w:rPr>
+                <w:b w:val="0"/>
+                <w:sz w:val="16"/>
+              </w:rPr>
+              <w:t>NFR-04</w:t>
+            </w:r>
+          </w:p>
+        </w:tc>
+        <w:tc>
+          <w:tcPr>
+            <w:tcW w:type="dxa" w:w="3456"/>
+            <w:vAlign w:val="center"/>
+          </w:tcPr>
+          <w:p>
+            <w:pPr>
+              <w:spacing w:after="0"/>
+            </w:pPr>
+            <w:r/>
+            <w:r>
+              <w:rPr>
+                <w:b w:val="0"/>
+                <w:sz w:val="16"/>
+              </w:rPr>
+              <w:t>성능</w:t>
+            </w:r>
+          </w:p>
+        </w:tc>
+        <w:tc>
+          <w:tcPr>
+            <w:tcW w:type="dxa" w:w="3456"/>
+            <w:vAlign w:val="center"/>
+          </w:tcPr>
+          <w:p>
+            <w:pPr>
+              <w:spacing w:after="0"/>
+            </w:pPr>
+            <w:r/>
+            <w:r>
+              <w:rPr>
+                <w:b w:val="0"/>
+                <w:sz w:val="16"/>
+              </w:rPr>
+              <w:t>키워드 분석 결과는 캐시를 활용하여 반복 조회 부담을 줄인다</w:t>
+            </w:r>
+          </w:p>
+        </w:tc>
+      </w:tr>
+      <w:tr>
+        <w:tc>
+          <w:tcPr>
+            <w:tcW w:type="dxa" w:w="3456"/>
+            <w:vAlign w:val="center"/>
+          </w:tcPr>
+          <w:p>
+            <w:pPr>
+              <w:spacing w:after="0"/>
+            </w:pPr>
+            <w:r/>
+            <w:r>
+              <w:rPr>
+                <w:b w:val="0"/>
+                <w:sz w:val="16"/>
+              </w:rPr>
+              <w:t>NFR-05</w:t>
+            </w:r>
+          </w:p>
+        </w:tc>
+        <w:tc>
+          <w:tcPr>
+            <w:tcW w:type="dxa" w:w="3456"/>
+            <w:vAlign w:val="center"/>
+          </w:tcPr>
+          <w:p>
+            <w:pPr>
+              <w:spacing w:after="0"/>
+            </w:pPr>
+            <w:r/>
+            <w:r>
+              <w:rPr>
+                <w:b w:val="0"/>
+                <w:sz w:val="16"/>
+              </w:rPr>
+              <w:t>확장성</w:t>
+            </w:r>
+          </w:p>
+        </w:tc>
+        <w:tc>
+          <w:tcPr>
+            <w:tcW w:type="dxa" w:w="3456"/>
+            <w:vAlign w:val="center"/>
+          </w:tcPr>
+          <w:p>
+            <w:pPr>
+              <w:spacing w:after="0"/>
+            </w:pPr>
+            <w:r/>
+            <w:r>
+              <w:rPr>
+                <w:b w:val="0"/>
+                <w:sz w:val="16"/>
+              </w:rPr>
+              <w:t>스킬 구조를 통해 검색, 스타일, 레퍼런스, 키워드 분석 기능을 분리한다</w:t>
+            </w:r>
+          </w:p>
+        </w:tc>
+      </w:tr>
+      <w:tr>
+        <w:tc>
+          <w:tcPr>
+            <w:tcW w:type="dxa" w:w="3456"/>
+            <w:vAlign w:val="center"/>
+          </w:tcPr>
+          <w:p>
+            <w:pPr>
+              <w:spacing w:after="0"/>
+            </w:pPr>
+            <w:r/>
+            <w:r>
+              <w:rPr>
+                <w:b w:val="0"/>
+                <w:sz w:val="16"/>
+              </w:rPr>
+              <w:t>NFR-06</w:t>
+            </w:r>
+          </w:p>
+        </w:tc>
+        <w:tc>
+          <w:tcPr>
+            <w:tcW w:type="dxa" w:w="3456"/>
+            <w:vAlign w:val="center"/>
+          </w:tcPr>
+          <w:p>
+            <w:pPr>
+              <w:spacing w:after="0"/>
+            </w:pPr>
+            <w:r/>
+            <w:r>
+              <w:rPr>
+                <w:b w:val="0"/>
+                <w:sz w:val="16"/>
+              </w:rPr>
+              <w:t>보안</w:t>
+            </w:r>
+          </w:p>
+        </w:tc>
+        <w:tc>
+          <w:tcPr>
+            <w:tcW w:type="dxa" w:w="3456"/>
+            <w:vAlign w:val="center"/>
+          </w:tcPr>
+          <w:p>
+            <w:pPr>
+              <w:spacing w:after="0"/>
+            </w:pPr>
+            <w:r/>
+            <w:r>
+              <w:rPr>
+                <w:b w:val="0"/>
+                <w:sz w:val="16"/>
+              </w:rPr>
+              <w:t>API 키는 코드에 노출하지 않고 환경변수 또는 Streamlit Secrets로 관리한다</w:t>
+            </w:r>
+          </w:p>
+        </w:tc>
+      </w:tr>
+      <w:tr>
+        <w:tc>
+          <w:tcPr>
+            <w:tcW w:type="dxa" w:w="3456"/>
+            <w:vAlign w:val="center"/>
+          </w:tcPr>
+          <w:p>
+            <w:pPr>
+              <w:spacing w:after="0"/>
+            </w:pPr>
+            <w:r/>
+            <w:r>
+              <w:rPr>
+                <w:b w:val="0"/>
+                <w:sz w:val="16"/>
+              </w:rPr>
+              <w:t>NFR-07</w:t>
+            </w:r>
+          </w:p>
+        </w:tc>
+        <w:tc>
+          <w:tcPr>
+            <w:tcW w:type="dxa" w:w="3456"/>
+            <w:vAlign w:val="center"/>
+          </w:tcPr>
+          <w:p>
+            <w:pPr>
+              <w:spacing w:after="0"/>
+            </w:pPr>
+            <w:r/>
+            <w:r>
+              <w:rPr>
+                <w:b w:val="0"/>
+                <w:sz w:val="16"/>
+              </w:rPr>
+              <w:t>호환성</w:t>
+            </w:r>
+          </w:p>
+        </w:tc>
+        <w:tc>
+          <w:tcPr>
+            <w:tcW w:type="dxa" w:w="3456"/>
+            <w:vAlign w:val="center"/>
+          </w:tcPr>
+          <w:p>
+            <w:pPr>
+              <w:spacing w:after="0"/>
+            </w:pPr>
+            <w:r/>
+            <w:r>
+              <w:rPr>
+                <w:b w:val="0"/>
+                <w:sz w:val="16"/>
+              </w:rPr>
+              <w:t>생성 결과는 네이버블로그 편집기에 붙여넣기 쉬운 HTML 형태를 제공한다</w:t>
+            </w:r>
+          </w:p>
+        </w:tc>
+      </w:tr>
+    </w:tbl>
+    <w:p>
+      <w:pPr>
+        <w:pStyle w:val="Heading2"/>
+      </w:pPr>
+      <w:r>
+        <w:t>3.5 사용사례 다이어그램</w:t>
       </w:r>
     </w:p>
     <w:p>
       <w:r>
         <w:drawing>
           <wp:inline xmlns:a="http://schemas.openxmlformats.org/drawingml/2006/main" xmlns:pic="http://schemas.openxmlformats.org/drawingml/2006/picture">
-            <wp:extent cx="6492240" cy="4057650"/>
+            <wp:extent cx="6675120" cy="4264660"/>
             <wp:docPr id="2" name="Picture 2"/>
             <wp:cNvGraphicFramePr>
               <a:graphicFrameLocks noChangeAspect="1"/>
@@ -2339,7 +4787,7 @@
                   <pic:spPr>
                     <a:xfrm>
                       <a:off x="0" y="0"/>
-                      <a:ext cx="6492240" cy="4057650"/>
+                      <a:ext cx="6675120" cy="4264660"/>
                     </a:xfrm>
                     <a:prstGeom prst="rect"/>
                   </pic:spPr>
@@ -2365,14 +4813,14 @@
     </w:p>
     <w:p>
       <w:r>
-        <w:t>이 단계에서 사용한 기법은 화면 설계서 하나이다. 화면 설계서는 시스템을 사용하는 사용자 정의, 메뉴 구성, 입력 항목, 출력 화면 예시를 구체적으로 정리하는 문서이다. PPT 자료에서 설명한 것처럼 설계 단계에서는 구현 전에 사용자가 보게 될 화면과 흐름을 먼저 구체화해야 하므로, 본 프로젝트에서는 화면 설계서를 대표 기법으로 사용한다.</w:t>
+        <w:t>이 단계의 대표 기법은 화면 설계서 하나이다. 사용자가 보게 될 메뉴, 입력 항목, 결과 화면, 보조 도구 화면을 미리 정의했다.</w:t>
       </w:r>
     </w:p>
     <w:p>
       <w:r>
         <w:drawing>
           <wp:inline xmlns:a="http://schemas.openxmlformats.org/drawingml/2006/main" xmlns:pic="http://schemas.openxmlformats.org/drawingml/2006/picture">
-            <wp:extent cx="6492240" cy="4057650"/>
+            <wp:extent cx="6675120" cy="4122868"/>
             <wp:docPr id="3" name="Picture 3"/>
             <wp:cNvGraphicFramePr>
               <a:graphicFrameLocks noChangeAspect="1"/>
@@ -2393,7 +4841,7 @@
                   <pic:spPr>
                     <a:xfrm>
                       <a:off x="0" y="0"/>
-                      <a:ext cx="6492240" cy="4057650"/>
+                      <a:ext cx="6675120" cy="4122868"/>
                     </a:xfrm>
                     <a:prstGeom prst="rect"/>
                   </pic:spPr>
@@ -2412,41 +4860,89 @@
         <w:tblLook w:firstColumn="1" w:firstRow="1" w:lastColumn="0" w:lastRow="0" w:noHBand="0" w:noVBand="1" w:val="04A0"/>
       </w:tblPr>
       <w:tblGrid>
-        <w:gridCol w:w="5040"/>
-        <w:gridCol w:w="5040"/>
+        <w:gridCol w:w="2592"/>
+        <w:gridCol w:w="2592"/>
+        <w:gridCol w:w="2592"/>
+        <w:gridCol w:w="2592"/>
       </w:tblGrid>
       <w:tr>
         <w:tc>
           <w:tcPr>
-            <w:tcW w:type="dxa" w:w="5040"/>
+            <w:tcW w:type="dxa" w:w="2592"/>
             <w:vAlign w:val="center"/>
             <w:shd w:fill="DDEFEA"/>
           </w:tcPr>
           <w:p>
+            <w:pPr>
+              <w:spacing w:after="0"/>
+            </w:pPr>
             <w:r/>
             <w:r>
               <w:rPr>
                 <w:b/>
-                <w:sz w:val="17"/>
-              </w:rPr>
-              <w:t>구성 요소</w:t>
-            </w:r>
-          </w:p>
-        </w:tc>
-        <w:tc>
-          <w:tcPr>
-            <w:tcW w:type="dxa" w:w="5040"/>
+                <w:sz w:val="15"/>
+              </w:rPr>
+              <w:t>화면</w:t>
+            </w:r>
+          </w:p>
+        </w:tc>
+        <w:tc>
+          <w:tcPr>
+            <w:tcW w:type="dxa" w:w="2592"/>
             <w:vAlign w:val="center"/>
             <w:shd w:fill="DDEFEA"/>
           </w:tcPr>
           <w:p>
+            <w:pPr>
+              <w:spacing w:after="0"/>
+            </w:pPr>
             <w:r/>
             <w:r>
               <w:rPr>
                 <w:b/>
-                <w:sz w:val="17"/>
-              </w:rPr>
-              <w:t>설계 내용</w:t>
+                <w:sz w:val="15"/>
+              </w:rPr>
+              <w:t>주요 입력</w:t>
+            </w:r>
+          </w:p>
+        </w:tc>
+        <w:tc>
+          <w:tcPr>
+            <w:tcW w:type="dxa" w:w="2592"/>
+            <w:vAlign w:val="center"/>
+            <w:shd w:fill="DDEFEA"/>
+          </w:tcPr>
+          <w:p>
+            <w:pPr>
+              <w:spacing w:after="0"/>
+            </w:pPr>
+            <w:r/>
+            <w:r>
+              <w:rPr>
+                <w:b/>
+                <w:sz w:val="15"/>
+              </w:rPr>
+              <w:t>주요 출력</w:t>
+            </w:r>
+          </w:p>
+        </w:tc>
+        <w:tc>
+          <w:tcPr>
+            <w:tcW w:type="dxa" w:w="2592"/>
+            <w:vAlign w:val="center"/>
+            <w:shd w:fill="DDEFEA"/>
+          </w:tcPr>
+          <w:p>
+            <w:pPr>
+              <w:spacing w:after="0"/>
+            </w:pPr>
+            <w:r/>
+            <w:r>
+              <w:rPr>
+                <w:b/>
+                <w:sz w:val="15"/>
+              </w:rPr>
+              <w:t>설계 의도</w:t>
             </w:r>
           </w:p>
         </w:tc>
@@ -2454,33 +4950,77 @@
       <w:tr>
         <w:tc>
           <w:tcPr>
-            <w:tcW w:type="dxa" w:w="5040"/>
-            <w:vAlign w:val="center"/>
-          </w:tcPr>
-          <w:p>
+            <w:tcW w:type="dxa" w:w="2592"/>
+            <w:vAlign w:val="center"/>
+          </w:tcPr>
+          <w:p>
+            <w:pPr>
+              <w:spacing w:after="0"/>
+            </w:pPr>
             <w:r/>
             <w:r>
               <w:rPr>
                 <w:b w:val="0"/>
-                <w:sz w:val="17"/>
-              </w:rPr>
-              <w:t>사용자 정의</w:t>
-            </w:r>
-          </w:p>
-        </w:tc>
-        <w:tc>
-          <w:tcPr>
-            <w:tcW w:type="dxa" w:w="5040"/>
-            <w:vAlign w:val="center"/>
-          </w:tcPr>
-          <w:p>
+                <w:sz w:val="14"/>
+              </w:rPr>
+              <w:t>메인 글 생성</w:t>
+            </w:r>
+          </w:p>
+        </w:tc>
+        <w:tc>
+          <w:tcPr>
+            <w:tcW w:type="dxa" w:w="2592"/>
+            <w:vAlign w:val="center"/>
+          </w:tcPr>
+          <w:p>
+            <w:pPr>
+              <w:spacing w:after="0"/>
+            </w:pPr>
             <w:r/>
             <w:r>
               <w:rPr>
                 <w:b w:val="0"/>
-                <w:sz w:val="17"/>
-              </w:rPr>
-              <w:t>개원의, 병원 마케팅 담당자, 의료진 검수자</w:t>
+                <w:sz w:val="14"/>
+              </w:rPr>
+              <w:t>주제, 카테고리, 페르소나, 글 유형</w:t>
+            </w:r>
+          </w:p>
+        </w:tc>
+        <w:tc>
+          <w:tcPr>
+            <w:tcW w:type="dxa" w:w="2592"/>
+            <w:vAlign w:val="center"/>
+          </w:tcPr>
+          <w:p>
+            <w:pPr>
+              <w:spacing w:after="0"/>
+            </w:pPr>
+            <w:r/>
+            <w:r>
+              <w:rPr>
+                <w:b w:val="0"/>
+                <w:sz w:val="14"/>
+              </w:rPr>
+              <w:t>Markdown 초안, HTML, 이미지 마커</w:t>
+            </w:r>
+          </w:p>
+        </w:tc>
+        <w:tc>
+          <w:tcPr>
+            <w:tcW w:type="dxa" w:w="2592"/>
+            <w:vAlign w:val="center"/>
+          </w:tcPr>
+          <w:p>
+            <w:pPr>
+              <w:spacing w:after="0"/>
+            </w:pPr>
+            <w:r/>
+            <w:r>
+              <w:rPr>
+                <w:b w:val="0"/>
+                <w:sz w:val="14"/>
+              </w:rPr>
+              <w:t>병원 블로그 글 생성</w:t>
             </w:r>
           </w:p>
         </w:tc>
@@ -2488,33 +5028,77 @@
       <w:tr>
         <w:tc>
           <w:tcPr>
-            <w:tcW w:type="dxa" w:w="5040"/>
-            <w:vAlign w:val="center"/>
-          </w:tcPr>
-          <w:p>
+            <w:tcW w:type="dxa" w:w="2592"/>
+            <w:vAlign w:val="center"/>
+          </w:tcPr>
+          <w:p>
+            <w:pPr>
+              <w:spacing w:after="0"/>
+            </w:pPr>
             <w:r/>
             <w:r>
               <w:rPr>
                 <w:b w:val="0"/>
-                <w:sz w:val="17"/>
-              </w:rPr>
-              <w:t>메뉴 구성</w:t>
-            </w:r>
-          </w:p>
-        </w:tc>
-        <w:tc>
-          <w:tcPr>
-            <w:tcW w:type="dxa" w:w="5040"/>
-            <w:vAlign w:val="center"/>
-          </w:tcPr>
-          <w:p>
+                <w:sz w:val="14"/>
+              </w:rPr>
+              <w:t>키워드 분석</w:t>
+            </w:r>
+          </w:p>
+        </w:tc>
+        <w:tc>
+          <w:tcPr>
+            <w:tcW w:type="dxa" w:w="2592"/>
+            <w:vAlign w:val="center"/>
+          </w:tcPr>
+          <w:p>
+            <w:pPr>
+              <w:spacing w:after="0"/>
+            </w:pPr>
             <w:r/>
             <w:r>
               <w:rPr>
                 <w:b w:val="0"/>
-                <w:sz w:val="17"/>
-              </w:rPr>
-              <w:t>키워드 입력, 글 생성, 표현 점검, 결과 확인</w:t>
+                <w:sz w:val="14"/>
+              </w:rPr>
+              <w:t>키워드, 기간·성별·연령 필터</w:t>
+            </w:r>
+          </w:p>
+        </w:tc>
+        <w:tc>
+          <w:tcPr>
+            <w:tcW w:type="dxa" w:w="2592"/>
+            <w:vAlign w:val="center"/>
+          </w:tcPr>
+          <w:p>
+            <w:pPr>
+              <w:spacing w:after="0"/>
+            </w:pPr>
+            <w:r/>
+            <w:r>
+              <w:rPr>
+                <w:b w:val="0"/>
+                <w:sz w:val="14"/>
+              </w:rPr>
+              <w:t>검색량, 등급, 포화지수, 스마트블록</w:t>
+            </w:r>
+          </w:p>
+        </w:tc>
+        <w:tc>
+          <w:tcPr>
+            <w:tcW w:type="dxa" w:w="2592"/>
+            <w:vAlign w:val="center"/>
+          </w:tcPr>
+          <w:p>
+            <w:pPr>
+              <w:spacing w:after="0"/>
+            </w:pPr>
+            <w:r/>
+            <w:r>
+              <w:rPr>
+                <w:b w:val="0"/>
+                <w:sz w:val="14"/>
+              </w:rPr>
+              <w:t>발행 키워드 판단</w:t>
             </w:r>
           </w:p>
         </w:tc>
@@ -2522,33 +5106,77 @@
       <w:tr>
         <w:tc>
           <w:tcPr>
-            <w:tcW w:type="dxa" w:w="5040"/>
-            <w:vAlign w:val="center"/>
-          </w:tcPr>
-          <w:p>
+            <w:tcW w:type="dxa" w:w="2592"/>
+            <w:vAlign w:val="center"/>
+          </w:tcPr>
+          <w:p>
+            <w:pPr>
+              <w:spacing w:after="0"/>
+            </w:pPr>
             <w:r/>
             <w:r>
               <w:rPr>
                 <w:b w:val="0"/>
-                <w:sz w:val="17"/>
-              </w:rPr>
-              <w:t>입력 항목</w:t>
-            </w:r>
-          </w:p>
-        </w:tc>
-        <w:tc>
-          <w:tcPr>
-            <w:tcW w:type="dxa" w:w="5040"/>
-            <w:vAlign w:val="center"/>
-          </w:tcPr>
-          <w:p>
+                <w:sz w:val="14"/>
+              </w:rPr>
+              <w:t>스타일 편집</w:t>
+            </w:r>
+          </w:p>
+        </w:tc>
+        <w:tc>
+          <w:tcPr>
+            <w:tcW w:type="dxa" w:w="2592"/>
+            <w:vAlign w:val="center"/>
+          </w:tcPr>
+          <w:p>
+            <w:pPr>
+              <w:spacing w:after="0"/>
+            </w:pPr>
             <w:r/>
             <w:r>
               <w:rPr>
                 <w:b w:val="0"/>
-                <w:sz w:val="17"/>
-              </w:rPr>
-              <w:t>지역, 진료과, 증상/검사 키워드, 의사 코멘트, 점검할 문장</w:t>
+                <w:sz w:val="14"/>
+              </w:rPr>
+              <w:t>공통/카테고리별 스타일</w:t>
+            </w:r>
+          </w:p>
+        </w:tc>
+        <w:tc>
+          <w:tcPr>
+            <w:tcW w:type="dxa" w:w="2592"/>
+            <w:vAlign w:val="center"/>
+          </w:tcPr>
+          <w:p>
+            <w:pPr>
+              <w:spacing w:after="0"/>
+            </w:pPr>
+            <w:r/>
+            <w:r>
+              <w:rPr>
+                <w:b w:val="0"/>
+                <w:sz w:val="14"/>
+              </w:rPr>
+              <w:t>병원별 문체 규칙</w:t>
+            </w:r>
+          </w:p>
+        </w:tc>
+        <w:tc>
+          <w:tcPr>
+            <w:tcW w:type="dxa" w:w="2592"/>
+            <w:vAlign w:val="center"/>
+          </w:tcPr>
+          <w:p>
+            <w:pPr>
+              <w:spacing w:after="0"/>
+            </w:pPr>
+            <w:r/>
+            <w:r>
+              <w:rPr>
+                <w:b w:val="0"/>
+                <w:sz w:val="14"/>
+              </w:rPr>
+              <w:t>병원 고유 문체 반영</w:t>
             </w:r>
           </w:p>
         </w:tc>
@@ -2556,33 +5184,77 @@
       <w:tr>
         <w:tc>
           <w:tcPr>
-            <w:tcW w:type="dxa" w:w="5040"/>
-            <w:vAlign w:val="center"/>
-          </w:tcPr>
-          <w:p>
+            <w:tcW w:type="dxa" w:w="2592"/>
+            <w:vAlign w:val="center"/>
+          </w:tcPr>
+          <w:p>
+            <w:pPr>
+              <w:spacing w:after="0"/>
+            </w:pPr>
             <w:r/>
             <w:r>
               <w:rPr>
                 <w:b w:val="0"/>
-                <w:sz w:val="17"/>
-              </w:rPr>
-              <w:t>출력 항목</w:t>
-            </w:r>
-          </w:p>
-        </w:tc>
-        <w:tc>
-          <w:tcPr>
-            <w:tcW w:type="dxa" w:w="5040"/>
-            <w:vAlign w:val="center"/>
-          </w:tcPr>
-          <w:p>
+                <w:sz w:val="14"/>
+              </w:rPr>
+              <w:t>레퍼런스 관리</w:t>
+            </w:r>
+          </w:p>
+        </w:tc>
+        <w:tc>
+          <w:tcPr>
+            <w:tcW w:type="dxa" w:w="2592"/>
+            <w:vAlign w:val="center"/>
+          </w:tcPr>
+          <w:p>
+            <w:pPr>
+              <w:spacing w:after="0"/>
+            </w:pPr>
             <w:r/>
             <w:r>
               <w:rPr>
                 <w:b w:val="0"/>
-                <w:sz w:val="17"/>
-              </w:rPr>
-              <w:t>추천 제목, 글 구조, 의료광고 위험 표현, 대체 표현, 안전 문구</w:t>
+                <w:sz w:val="14"/>
+              </w:rPr>
+              <w:t>기존 글 제목, 본문, 링크</w:t>
+            </w:r>
+          </w:p>
+        </w:tc>
+        <w:tc>
+          <w:tcPr>
+            <w:tcW w:type="dxa" w:w="2592"/>
+            <w:vAlign w:val="center"/>
+          </w:tcPr>
+          <w:p>
+            <w:pPr>
+              <w:spacing w:after="0"/>
+            </w:pPr>
+            <w:r/>
+            <w:r>
+              <w:rPr>
+                <w:b w:val="0"/>
+                <w:sz w:val="14"/>
+              </w:rPr>
+              <w:t>참고 문체 데이터</w:t>
+            </w:r>
+          </w:p>
+        </w:tc>
+        <w:tc>
+          <w:tcPr>
+            <w:tcW w:type="dxa" w:w="2592"/>
+            <w:vAlign w:val="center"/>
+          </w:tcPr>
+          <w:p>
+            <w:pPr>
+              <w:spacing w:after="0"/>
+            </w:pPr>
+            <w:r/>
+            <w:r>
+              <w:rPr>
+                <w:b w:val="0"/>
+                <w:sz w:val="14"/>
+              </w:rPr>
+              <w:t>검토 글 기반 생성</w:t>
             </w:r>
           </w:p>
         </w:tc>
@@ -2590,71 +5262,160 @@
       <w:tr>
         <w:tc>
           <w:tcPr>
-            <w:tcW w:type="dxa" w:w="5040"/>
-            <w:vAlign w:val="center"/>
-          </w:tcPr>
-          <w:p>
+            <w:tcW w:type="dxa" w:w="2592"/>
+            <w:vAlign w:val="center"/>
+          </w:tcPr>
+          <w:p>
+            <w:pPr>
+              <w:spacing w:after="0"/>
+            </w:pPr>
             <w:r/>
             <w:r>
               <w:rPr>
                 <w:b w:val="0"/>
-                <w:sz w:val="17"/>
-              </w:rPr>
-              <w:t>화면 흐름</w:t>
-            </w:r>
-          </w:p>
-        </w:tc>
-        <w:tc>
-          <w:tcPr>
-            <w:tcW w:type="dxa" w:w="5040"/>
-            <w:vAlign w:val="center"/>
-          </w:tcPr>
-          <w:p>
+                <w:sz w:val="14"/>
+              </w:rPr>
+              <w:t>썸네일 제작</w:t>
+            </w:r>
+          </w:p>
+        </w:tc>
+        <w:tc>
+          <w:tcPr>
+            <w:tcW w:type="dxa" w:w="2592"/>
+            <w:vAlign w:val="center"/>
+          </w:tcPr>
+          <w:p>
+            <w:pPr>
+              <w:spacing w:after="0"/>
+            </w:pPr>
             <w:r/>
             <w:r>
               <w:rPr>
                 <w:b w:val="0"/>
-                <w:sz w:val="17"/>
-              </w:rPr>
-              <w:t>입력 화면 → 생성 버튼 → 결과 화면 → 의료진 검토 → 발행</w:t>
+                <w:sz w:val="14"/>
+              </w:rPr>
+              <w:t>제목, 색상, 배경</w:t>
+            </w:r>
+          </w:p>
+        </w:tc>
+        <w:tc>
+          <w:tcPr>
+            <w:tcW w:type="dxa" w:w="2592"/>
+            <w:vAlign w:val="center"/>
+          </w:tcPr>
+          <w:p>
+            <w:pPr>
+              <w:spacing w:after="0"/>
+            </w:pPr>
+            <w:r/>
+            <w:r>
+              <w:rPr>
+                <w:b w:val="0"/>
+                <w:sz w:val="14"/>
+              </w:rPr>
+              <w:t>썸네일 이미지</w:t>
+            </w:r>
+          </w:p>
+        </w:tc>
+        <w:tc>
+          <w:tcPr>
+            <w:tcW w:type="dxa" w:w="2592"/>
+            <w:vAlign w:val="center"/>
+          </w:tcPr>
+          <w:p>
+            <w:pPr>
+              <w:spacing w:after="0"/>
+            </w:pPr>
+            <w:r/>
+            <w:r>
+              <w:rPr>
+                <w:b w:val="0"/>
+                <w:sz w:val="14"/>
+              </w:rPr>
+              <w:t>클릭률/브랜드 강화</w:t>
+            </w:r>
+          </w:p>
+        </w:tc>
+      </w:tr>
+      <w:tr>
+        <w:tc>
+          <w:tcPr>
+            <w:tcW w:type="dxa" w:w="2592"/>
+            <w:vAlign w:val="center"/>
+          </w:tcPr>
+          <w:p>
+            <w:pPr>
+              <w:spacing w:after="0"/>
+            </w:pPr>
+            <w:r/>
+            <w:r>
+              <w:rPr>
+                <w:b w:val="0"/>
+                <w:sz w:val="14"/>
+              </w:rPr>
+              <w:t>워터마크</w:t>
+            </w:r>
+          </w:p>
+        </w:tc>
+        <w:tc>
+          <w:tcPr>
+            <w:tcW w:type="dxa" w:w="2592"/>
+            <w:vAlign w:val="center"/>
+          </w:tcPr>
+          <w:p>
+            <w:pPr>
+              <w:spacing w:after="0"/>
+            </w:pPr>
+            <w:r/>
+            <w:r>
+              <w:rPr>
+                <w:b w:val="0"/>
+                <w:sz w:val="14"/>
+              </w:rPr>
+              <w:t>파일, 텍스트, 위치</w:t>
+            </w:r>
+          </w:p>
+        </w:tc>
+        <w:tc>
+          <w:tcPr>
+            <w:tcW w:type="dxa" w:w="2592"/>
+            <w:vAlign w:val="center"/>
+          </w:tcPr>
+          <w:p>
+            <w:pPr>
+              <w:spacing w:after="0"/>
+            </w:pPr>
+            <w:r/>
+            <w:r>
+              <w:rPr>
+                <w:b w:val="0"/>
+                <w:sz w:val="14"/>
+              </w:rPr>
+              <w:t>워터마크 파일</w:t>
+            </w:r>
+          </w:p>
+        </w:tc>
+        <w:tc>
+          <w:tcPr>
+            <w:tcW w:type="dxa" w:w="2592"/>
+            <w:vAlign w:val="center"/>
+          </w:tcPr>
+          <w:p>
+            <w:pPr>
+              <w:spacing w:after="0"/>
+            </w:pPr>
+            <w:r/>
+            <w:r>
+              <w:rPr>
+                <w:b w:val="0"/>
+                <w:sz w:val="14"/>
+              </w:rPr>
+              <w:t>출처와 브랜드 표시</w:t>
             </w:r>
           </w:p>
         </w:tc>
       </w:tr>
     </w:tbl>
-    <w:p>
-      <w:pPr>
-        <w:pStyle w:val="Heading2"/>
-      </w:pPr>
-      <w:r>
-        <w:t>4.1 기능별 화면 설계</w:t>
-      </w:r>
-    </w:p>
-    <w:p>
-      <w:r>
-        <w:t>키워드 입력 화면: 지역·진료과·증상 입력값을 받는다.</w:t>
-      </w:r>
-    </w:p>
-    <w:p>
-      <w:r>
-        <w:t>글 생성 화면: 입력값을 바탕으로 제목과 글 구조를 생성한다.</w:t>
-      </w:r>
-    </w:p>
-    <w:p>
-      <w:r>
-        <w:t>표현 점검 화면: 완치, 100%, 부작용 없음 등 위험 표현을 탐지한다.</w:t>
-      </w:r>
-    </w:p>
-    <w:p>
-      <w:r>
-        <w:t>결과 확인 화면: 최종 초안, FAQ, 안전 문구, 대체 표현을 보여준다.</w:t>
-      </w:r>
-    </w:p>
-    <w:p>
-      <w:r>
-        <w:t>의료진 검토 화면: 발행 전 원장이 수정할 수 있도록 결과를 정리한다.</w:t>
-      </w:r>
-    </w:p>
     <w:p>
       <w:r>
         <w:br w:type="page"/>
@@ -2665,12 +5426,48 @@
         <w:pStyle w:val="Heading1"/>
       </w:pPr>
       <w:r>
-        <w:t>5. 구현: Python 프로토타입</w:t>
+        <w:t>5. 구현: 프로토타입 개발 방법론</w:t>
       </w:r>
     </w:p>
     <w:p>
       <w:r>
-        <w:t>이 단계에서 사용한 기법은 Python 프로토타입 구현 하나이다. 실제 서비스 전체를 완성하기보다 핵심 기능이 동작하는지 보여주는 교육용 구현으로 범위를 제한했다.</w:t>
+        <w:t>이 단계의 대표 기법은 프로토타입 개발 방법론 하나이다. 설계 산출물을 실제 동작 가능한 Python/Streamlit 앱으로 빠르게 구현하고, 실행·디버깅·배포 과정을 거치며 기능을 보완했다.</w:t>
+      </w:r>
+    </w:p>
+    <w:p>
+      <w:r>
+        <w:drawing>
+          <wp:inline xmlns:a="http://schemas.openxmlformats.org/drawingml/2006/main" xmlns:pic="http://schemas.openxmlformats.org/drawingml/2006/picture">
+            <wp:extent cx="6675120" cy="3893820"/>
+            <wp:docPr id="4" name="Picture 4"/>
+            <wp:cNvGraphicFramePr>
+              <a:graphicFrameLocks noChangeAspect="1"/>
+            </wp:cNvGraphicFramePr>
+            <a:graphic>
+              <a:graphicData uri="http://schemas.openxmlformats.org/drawingml/2006/picture">
+                <pic:pic>
+                  <pic:nvPicPr>
+                    <pic:cNvPr id="0" name="implementation_methodology.png"/>
+                    <pic:cNvPicPr/>
+                  </pic:nvPicPr>
+                  <pic:blipFill>
+                    <a:blip r:embed="rId12"/>
+                    <a:stretch>
+                      <a:fillRect/>
+                    </a:stretch>
+                  </pic:blipFill>
+                  <pic:spPr>
+                    <a:xfrm>
+                      <a:off x="0" y="0"/>
+                      <a:ext cx="6675120" cy="3893820"/>
+                    </a:xfrm>
+                    <a:prstGeom prst="rect"/>
+                  </pic:spPr>
+                </pic:pic>
+              </a:graphicData>
+            </a:graphic>
+          </wp:inline>
+        </w:drawing>
       </w:r>
     </w:p>
     <w:tbl>
@@ -2681,41 +5478,68 @@
         <w:tblLook w:firstColumn="1" w:firstRow="1" w:lastColumn="0" w:lastRow="0" w:noHBand="0" w:noVBand="1" w:val="04A0"/>
       </w:tblPr>
       <w:tblGrid>
-        <w:gridCol w:w="5040"/>
-        <w:gridCol w:w="5040"/>
+        <w:gridCol w:w="3456"/>
+        <w:gridCol w:w="3456"/>
+        <w:gridCol w:w="3456"/>
       </w:tblGrid>
       <w:tr>
         <w:tc>
           <w:tcPr>
-            <w:tcW w:type="dxa" w:w="5040"/>
+            <w:tcW w:type="dxa" w:w="3456"/>
             <w:vAlign w:val="center"/>
             <w:shd w:fill="DDEFEA"/>
           </w:tcPr>
           <w:p>
+            <w:pPr>
+              <w:spacing w:after="0"/>
+            </w:pPr>
             <w:r/>
             <w:r>
               <w:rPr>
                 <w:b/>
                 <w:sz w:val="17"/>
               </w:rPr>
-              <w:t>구현 요소</w:t>
-            </w:r>
-          </w:p>
-        </w:tc>
-        <w:tc>
-          <w:tcPr>
-            <w:tcW w:type="dxa" w:w="5040"/>
+              <w:t>구현 단계</w:t>
+            </w:r>
+          </w:p>
+        </w:tc>
+        <w:tc>
+          <w:tcPr>
+            <w:tcW w:type="dxa" w:w="3456"/>
             <w:vAlign w:val="center"/>
             <w:shd w:fill="DDEFEA"/>
           </w:tcPr>
           <w:p>
+            <w:pPr>
+              <w:spacing w:after="0"/>
+            </w:pPr>
             <w:r/>
             <w:r>
               <w:rPr>
                 <w:b/>
                 <w:sz w:val="17"/>
               </w:rPr>
-              <w:t>역할</w:t>
+              <w:t>실제 적용 내용</w:t>
+            </w:r>
+          </w:p>
+        </w:tc>
+        <w:tc>
+          <w:tcPr>
+            <w:tcW w:type="dxa" w:w="3456"/>
+            <w:vAlign w:val="center"/>
+            <w:shd w:fill="DDEFEA"/>
+          </w:tcPr>
+          <w:p>
+            <w:pPr>
+              <w:spacing w:after="0"/>
+            </w:pPr>
+            <w:r/>
+            <w:r>
+              <w:rPr>
+                <w:b/>
+                <w:sz w:val="17"/>
+              </w:rPr>
+              <w:t>산출물</w:t>
             </w:r>
           </w:p>
         </w:tc>
@@ -2723,33 +5547,58 @@
       <w:tr>
         <w:tc>
           <w:tcPr>
-            <w:tcW w:type="dxa" w:w="5040"/>
-            <w:vAlign w:val="center"/>
-          </w:tcPr>
-          <w:p>
+            <w:tcW w:type="dxa" w:w="3456"/>
+            <w:vAlign w:val="center"/>
+          </w:tcPr>
+          <w:p>
+            <w:pPr>
+              <w:spacing w:after="0"/>
+            </w:pPr>
             <w:r/>
             <w:r>
               <w:rPr>
                 <w:b w:val="0"/>
-                <w:sz w:val="17"/>
-              </w:rPr>
-              <w:t>BlogRequest</w:t>
-            </w:r>
-          </w:p>
-        </w:tc>
-        <w:tc>
-          <w:tcPr>
-            <w:tcW w:type="dxa" w:w="5040"/>
-            <w:vAlign w:val="center"/>
-          </w:tcPr>
-          <w:p>
+                <w:sz w:val="16"/>
+              </w:rPr>
+              <w:t>설계 산출물 확인</w:t>
+            </w:r>
+          </w:p>
+        </w:tc>
+        <w:tc>
+          <w:tcPr>
+            <w:tcW w:type="dxa" w:w="3456"/>
+            <w:vAlign w:val="center"/>
+          </w:tcPr>
+          <w:p>
+            <w:pPr>
+              <w:spacing w:after="0"/>
+            </w:pPr>
             <w:r/>
             <w:r>
               <w:rPr>
                 <w:b w:val="0"/>
-                <w:sz w:val="17"/>
-              </w:rPr>
-              <w:t>지역, 진료과, 증상, 의사 코멘트 저장</w:t>
+                <w:sz w:val="16"/>
+              </w:rPr>
+              <w:t>요구사항 명세서, 사용사례, 화면 설계 기준으로 구현 범위 확정</w:t>
+            </w:r>
+          </w:p>
+        </w:tc>
+        <w:tc>
+          <w:tcPr>
+            <w:tcW w:type="dxa" w:w="3456"/>
+            <w:vAlign w:val="center"/>
+          </w:tcPr>
+          <w:p>
+            <w:pPr>
+              <w:spacing w:after="0"/>
+            </w:pPr>
+            <w:r/>
+            <w:r>
+              <w:rPr>
+                <w:b w:val="0"/>
+                <w:sz w:val="16"/>
+              </w:rPr>
+              <w:t>기능 목록</w:t>
             </w:r>
           </w:p>
         </w:tc>
@@ -2757,33 +5606,58 @@
       <w:tr>
         <w:tc>
           <w:tcPr>
-            <w:tcW w:type="dxa" w:w="5040"/>
-            <w:vAlign w:val="center"/>
-          </w:tcPr>
-          <w:p>
+            <w:tcW w:type="dxa" w:w="3456"/>
+            <w:vAlign w:val="center"/>
+          </w:tcPr>
+          <w:p>
+            <w:pPr>
+              <w:spacing w:after="0"/>
+            </w:pPr>
             <w:r/>
             <w:r>
               <w:rPr>
                 <w:b w:val="0"/>
-                <w:sz w:val="17"/>
-              </w:rPr>
-              <w:t>recommend_title()</w:t>
-            </w:r>
-          </w:p>
-        </w:tc>
-        <w:tc>
-          <w:tcPr>
-            <w:tcW w:type="dxa" w:w="5040"/>
-            <w:vAlign w:val="center"/>
-          </w:tcPr>
-          <w:p>
+                <w:sz w:val="16"/>
+              </w:rPr>
+              <w:t>모듈 분해</w:t>
+            </w:r>
+          </w:p>
+        </w:tc>
+        <w:tc>
+          <w:tcPr>
+            <w:tcW w:type="dxa" w:w="3456"/>
+            <w:vAlign w:val="center"/>
+          </w:tcPr>
+          <w:p>
+            <w:pPr>
+              <w:spacing w:after="0"/>
+            </w:pPr>
             <w:r/>
             <w:r>
               <w:rPr>
                 <w:b w:val="0"/>
-                <w:sz w:val="17"/>
-              </w:rPr>
-              <w:t>블로그 제목 추천</w:t>
+                <w:sz w:val="16"/>
+              </w:rPr>
+              <w:t>글 생성, 키워드 분석, 이미지, 썸네일, 워터마크, 레퍼런스 관리 분리</w:t>
+            </w:r>
+          </w:p>
+        </w:tc>
+        <w:tc>
+          <w:tcPr>
+            <w:tcW w:type="dxa" w:w="3456"/>
+            <w:vAlign w:val="center"/>
+          </w:tcPr>
+          <w:p>
+            <w:pPr>
+              <w:spacing w:after="0"/>
+            </w:pPr>
+            <w:r/>
+            <w:r>
+              <w:rPr>
+                <w:b w:val="0"/>
+                <w:sz w:val="16"/>
+              </w:rPr>
+              <w:t>모듈 구조</w:t>
             </w:r>
           </w:p>
         </w:tc>
@@ -2791,33 +5665,58 @@
       <w:tr>
         <w:tc>
           <w:tcPr>
-            <w:tcW w:type="dxa" w:w="5040"/>
-            <w:vAlign w:val="center"/>
-          </w:tcPr>
-          <w:p>
+            <w:tcW w:type="dxa" w:w="3456"/>
+            <w:vAlign w:val="center"/>
+          </w:tcPr>
+          <w:p>
+            <w:pPr>
+              <w:spacing w:after="0"/>
+            </w:pPr>
             <w:r/>
             <w:r>
               <w:rPr>
                 <w:b w:val="0"/>
-                <w:sz w:val="17"/>
-              </w:rPr>
-              <w:t>generate_outline()</w:t>
-            </w:r>
-          </w:p>
-        </w:tc>
-        <w:tc>
-          <w:tcPr>
-            <w:tcW w:type="dxa" w:w="5040"/>
-            <w:vAlign w:val="center"/>
-          </w:tcPr>
-          <w:p>
+                <w:sz w:val="16"/>
+              </w:rPr>
+              <w:t>Python 구현</w:t>
+            </w:r>
+          </w:p>
+        </w:tc>
+        <w:tc>
+          <w:tcPr>
+            <w:tcW w:type="dxa" w:w="3456"/>
+            <w:vAlign w:val="center"/>
+          </w:tcPr>
+          <w:p>
+            <w:pPr>
+              <w:spacing w:after="0"/>
+            </w:pPr>
             <w:r/>
             <w:r>
               <w:rPr>
                 <w:b w:val="0"/>
-                <w:sz w:val="17"/>
-              </w:rPr>
-              <w:t>환자 눈높이 글 구조 생성</w:t>
+                <w:sz w:val="16"/>
+              </w:rPr>
+              <w:t>Streamlit UI와 src/naverblog 모듈 연결</w:t>
+            </w:r>
+          </w:p>
+        </w:tc>
+        <w:tc>
+          <w:tcPr>
+            <w:tcW w:type="dxa" w:w="3456"/>
+            <w:vAlign w:val="center"/>
+          </w:tcPr>
+          <w:p>
+            <w:pPr>
+              <w:spacing w:after="0"/>
+            </w:pPr>
+            <w:r/>
+            <w:r>
+              <w:rPr>
+                <w:b w:val="0"/>
+                <w:sz w:val="16"/>
+              </w:rPr>
+              <w:t>실행 앱</w:t>
             </w:r>
           </w:p>
         </w:tc>
@@ -2825,33 +5724,58 @@
       <w:tr>
         <w:tc>
           <w:tcPr>
-            <w:tcW w:type="dxa" w:w="5040"/>
-            <w:vAlign w:val="center"/>
-          </w:tcPr>
-          <w:p>
+            <w:tcW w:type="dxa" w:w="3456"/>
+            <w:vAlign w:val="center"/>
+          </w:tcPr>
+          <w:p>
+            <w:pPr>
+              <w:spacing w:after="0"/>
+            </w:pPr>
             <w:r/>
             <w:r>
               <w:rPr>
                 <w:b w:val="0"/>
-                <w:sz w:val="17"/>
-              </w:rPr>
-              <w:t>check_ad_risk_expression()</w:t>
-            </w:r>
-          </w:p>
-        </w:tc>
-        <w:tc>
-          <w:tcPr>
-            <w:tcW w:type="dxa" w:w="5040"/>
-            <w:vAlign w:val="center"/>
-          </w:tcPr>
-          <w:p>
+                <w:sz w:val="16"/>
+              </w:rPr>
+              <w:t>데이터/API 연결</w:t>
+            </w:r>
+          </w:p>
+        </w:tc>
+        <w:tc>
+          <w:tcPr>
+            <w:tcW w:type="dxa" w:w="3456"/>
+            <w:vAlign w:val="center"/>
+          </w:tcPr>
+          <w:p>
+            <w:pPr>
+              <w:spacing w:after="0"/>
+            </w:pPr>
             <w:r/>
             <w:r>
               <w:rPr>
                 <w:b w:val="0"/>
-                <w:sz w:val="17"/>
-              </w:rPr>
-              <w:t>위험 표현 탐지</w:t>
+                <w:sz w:val="16"/>
+              </w:rPr>
+              <w:t>Naver API, LLM API, SQLite/Supabase, 캐시 연결</w:t>
+            </w:r>
+          </w:p>
+        </w:tc>
+        <w:tc>
+          <w:tcPr>
+            <w:tcW w:type="dxa" w:w="3456"/>
+            <w:vAlign w:val="center"/>
+          </w:tcPr>
+          <w:p>
+            <w:pPr>
+              <w:spacing w:after="0"/>
+            </w:pPr>
+            <w:r/>
+            <w:r>
+              <w:rPr>
+                <w:b w:val="0"/>
+                <w:sz w:val="16"/>
+              </w:rPr>
+              <w:t>분석/생성 데이터</w:t>
             </w:r>
           </w:p>
         </w:tc>
@@ -2859,53 +5783,459 @@
       <w:tr>
         <w:tc>
           <w:tcPr>
-            <w:tcW w:type="dxa" w:w="5040"/>
-            <w:vAlign w:val="center"/>
-          </w:tcPr>
-          <w:p>
+            <w:tcW w:type="dxa" w:w="3456"/>
+            <w:vAlign w:val="center"/>
+          </w:tcPr>
+          <w:p>
+            <w:pPr>
+              <w:spacing w:after="0"/>
+            </w:pPr>
             <w:r/>
             <w:r>
               <w:rPr>
                 <w:b w:val="0"/>
-                <w:sz w:val="17"/>
-              </w:rPr>
-              <w:t>print_risk_report()</w:t>
-            </w:r>
-          </w:p>
-        </w:tc>
-        <w:tc>
-          <w:tcPr>
-            <w:tcW w:type="dxa" w:w="5040"/>
-            <w:vAlign w:val="center"/>
-          </w:tcPr>
-          <w:p>
+                <w:sz w:val="16"/>
+              </w:rPr>
+              <w:t>디버깅</w:t>
+            </w:r>
+          </w:p>
+        </w:tc>
+        <w:tc>
+          <w:tcPr>
+            <w:tcW w:type="dxa" w:w="3456"/>
+            <w:vAlign w:val="center"/>
+          </w:tcPr>
+          <w:p>
+            <w:pPr>
+              <w:spacing w:after="0"/>
+            </w:pPr>
             <w:r/>
             <w:r>
               <w:rPr>
                 <w:b w:val="0"/>
-                <w:sz w:val="17"/>
-              </w:rPr>
-              <w:t>위험 표현 이유와 대체 방향 출력</w:t>
+                <w:sz w:val="16"/>
+              </w:rPr>
+              <w:t>문법 검사, 샘플 입력, 위험 표현 탐지 확인</w:t>
+            </w:r>
+          </w:p>
+        </w:tc>
+        <w:tc>
+          <w:tcPr>
+            <w:tcW w:type="dxa" w:w="3456"/>
+            <w:vAlign w:val="center"/>
+          </w:tcPr>
+          <w:p>
+            <w:pPr>
+              <w:spacing w:after="0"/>
+            </w:pPr>
+            <w:r/>
+            <w:r>
+              <w:rPr>
+                <w:b w:val="0"/>
+                <w:sz w:val="16"/>
+              </w:rPr>
+              <w:t>오류 수정</w:t>
+            </w:r>
+          </w:p>
+        </w:tc>
+      </w:tr>
+      <w:tr>
+        <w:tc>
+          <w:tcPr>
+            <w:tcW w:type="dxa" w:w="3456"/>
+            <w:vAlign w:val="center"/>
+          </w:tcPr>
+          <w:p>
+            <w:pPr>
+              <w:spacing w:after="0"/>
+            </w:pPr>
+            <w:r/>
+            <w:r>
+              <w:rPr>
+                <w:b w:val="0"/>
+                <w:sz w:val="16"/>
+              </w:rPr>
+              <w:t>배포</w:t>
+            </w:r>
+          </w:p>
+        </w:tc>
+        <w:tc>
+          <w:tcPr>
+            <w:tcW w:type="dxa" w:w="3456"/>
+            <w:vAlign w:val="center"/>
+          </w:tcPr>
+          <w:p>
+            <w:pPr>
+              <w:spacing w:after="0"/>
+            </w:pPr>
+            <w:r/>
+            <w:r>
+              <w:rPr>
+                <w:b w:val="0"/>
+                <w:sz w:val="16"/>
+              </w:rPr>
+              <w:t>GitHub push, Streamlit Cloud 구성</w:t>
+            </w:r>
+          </w:p>
+        </w:tc>
+        <w:tc>
+          <w:tcPr>
+            <w:tcW w:type="dxa" w:w="3456"/>
+            <w:vAlign w:val="center"/>
+          </w:tcPr>
+          <w:p>
+            <w:pPr>
+              <w:spacing w:after="0"/>
+            </w:pPr>
+            <w:r/>
+            <w:r>
+              <w:rPr>
+                <w:b w:val="0"/>
+                <w:sz w:val="16"/>
+              </w:rPr>
+              <w:t>공유 가능한 앱</w:t>
+            </w:r>
+          </w:p>
+        </w:tc>
+      </w:tr>
+    </w:tbl>
+    <w:tbl>
+      <w:tblPr>
+        <w:tblStyle w:val="TableGrid"/>
+        <w:tblW w:type="auto" w:w="0"/>
+        <w:jc w:val="center"/>
+        <w:tblLook w:firstColumn="1" w:firstRow="1" w:lastColumn="0" w:lastRow="0" w:noHBand="0" w:noVBand="1" w:val="04A0"/>
+      </w:tblPr>
+      <w:tblGrid>
+        <w:gridCol w:w="5184"/>
+        <w:gridCol w:w="5184"/>
+      </w:tblGrid>
+      <w:tr>
+        <w:tc>
+          <w:tcPr>
+            <w:tcW w:type="dxa" w:w="5184"/>
+            <w:vAlign w:val="center"/>
+            <w:shd w:fill="DDEFEA"/>
+          </w:tcPr>
+          <w:p>
+            <w:pPr>
+              <w:spacing w:after="0"/>
+            </w:pPr>
+            <w:r/>
+            <w:r>
+              <w:rPr>
+                <w:b/>
+                <w:sz w:val="15"/>
+              </w:rPr>
+              <w:t>파일/모듈</w:t>
+            </w:r>
+          </w:p>
+        </w:tc>
+        <w:tc>
+          <w:tcPr>
+            <w:tcW w:type="dxa" w:w="5184"/>
+            <w:vAlign w:val="center"/>
+            <w:shd w:fill="DDEFEA"/>
+          </w:tcPr>
+          <w:p>
+            <w:pPr>
+              <w:spacing w:after="0"/>
+            </w:pPr>
+            <w:r/>
+            <w:r>
+              <w:rPr>
+                <w:b/>
+                <w:sz w:val="15"/>
+              </w:rPr>
+              <w:t>구현 역할</w:t>
+            </w:r>
+          </w:p>
+        </w:tc>
+      </w:tr>
+      <w:tr>
+        <w:tc>
+          <w:tcPr>
+            <w:tcW w:type="dxa" w:w="5184"/>
+            <w:vAlign w:val="center"/>
+          </w:tcPr>
+          <w:p>
+            <w:pPr>
+              <w:spacing w:after="0"/>
+            </w:pPr>
+            <w:r/>
+            <w:r>
+              <w:rPr>
+                <w:b w:val="0"/>
+                <w:sz w:val="14"/>
+              </w:rPr>
+              <w:t>app.py</w:t>
+            </w:r>
+          </w:p>
+        </w:tc>
+        <w:tc>
+          <w:tcPr>
+            <w:tcW w:type="dxa" w:w="5184"/>
+            <w:vAlign w:val="center"/>
+          </w:tcPr>
+          <w:p>
+            <w:pPr>
+              <w:spacing w:after="0"/>
+            </w:pPr>
+            <w:r/>
+            <w:r>
+              <w:rPr>
+                <w:b w:val="0"/>
+                <w:sz w:val="14"/>
+              </w:rPr>
+              <w:t>메인 글 생성 UI, 모델/카테고리/이미지 옵션, 결과 미리보기</w:t>
+            </w:r>
+          </w:p>
+        </w:tc>
+      </w:tr>
+      <w:tr>
+        <w:tc>
+          <w:tcPr>
+            <w:tcW w:type="dxa" w:w="5184"/>
+            <w:vAlign w:val="center"/>
+          </w:tcPr>
+          <w:p>
+            <w:pPr>
+              <w:spacing w:after="0"/>
+            </w:pPr>
+            <w:r/>
+            <w:r>
+              <w:rPr>
+                <w:b w:val="0"/>
+                <w:sz w:val="14"/>
+              </w:rPr>
+              <w:t>pages/4_키워드_분석.py</w:t>
+            </w:r>
+          </w:p>
+        </w:tc>
+        <w:tc>
+          <w:tcPr>
+            <w:tcW w:type="dxa" w:w="5184"/>
+            <w:vAlign w:val="center"/>
+          </w:tcPr>
+          <w:p>
+            <w:pPr>
+              <w:spacing w:after="0"/>
+            </w:pPr>
+            <w:r/>
+            <w:r>
+              <w:rPr>
+                <w:b w:val="0"/>
+                <w:sz w:val="14"/>
+              </w:rPr>
+              <w:t>검색량, 경쟁도, 등급, 포화지수, 트렌드, 인구통계, 스마트블록 분석</w:t>
+            </w:r>
+          </w:p>
+        </w:tc>
+      </w:tr>
+      <w:tr>
+        <w:tc>
+          <w:tcPr>
+            <w:tcW w:type="dxa" w:w="5184"/>
+            <w:vAlign w:val="center"/>
+          </w:tcPr>
+          <w:p>
+            <w:pPr>
+              <w:spacing w:after="0"/>
+            </w:pPr>
+            <w:r/>
+            <w:r>
+              <w:rPr>
+                <w:b w:val="0"/>
+                <w:sz w:val="14"/>
+              </w:rPr>
+              <w:t>pages/6_썸네일_제작.py</w:t>
+            </w:r>
+          </w:p>
+        </w:tc>
+        <w:tc>
+          <w:tcPr>
+            <w:tcW w:type="dxa" w:w="5184"/>
+            <w:vAlign w:val="center"/>
+          </w:tcPr>
+          <w:p>
+            <w:pPr>
+              <w:spacing w:after="0"/>
+            </w:pPr>
+            <w:r/>
+            <w:r>
+              <w:rPr>
+                <w:b w:val="0"/>
+                <w:sz w:val="14"/>
+              </w:rPr>
+              <w:t>드래그 앤 드롭 썸네일 제작</w:t>
+            </w:r>
+          </w:p>
+        </w:tc>
+      </w:tr>
+      <w:tr>
+        <w:tc>
+          <w:tcPr>
+            <w:tcW w:type="dxa" w:w="5184"/>
+            <w:vAlign w:val="center"/>
+          </w:tcPr>
+          <w:p>
+            <w:pPr>
+              <w:spacing w:after="0"/>
+            </w:pPr>
+            <w:r/>
+            <w:r>
+              <w:rPr>
+                <w:b w:val="0"/>
+                <w:sz w:val="14"/>
+              </w:rPr>
+              <w:t>pages/3_워터마크.py</w:t>
+            </w:r>
+          </w:p>
+        </w:tc>
+        <w:tc>
+          <w:tcPr>
+            <w:tcW w:type="dxa" w:w="5184"/>
+            <w:vAlign w:val="center"/>
+          </w:tcPr>
+          <w:p>
+            <w:pPr>
+              <w:spacing w:after="0"/>
+            </w:pPr>
+            <w:r/>
+            <w:r>
+              <w:rPr>
+                <w:b w:val="0"/>
+                <w:sz w:val="14"/>
+              </w:rPr>
+              <w:t>이미지/PDF 워터마크 적용</w:t>
+            </w:r>
+          </w:p>
+        </w:tc>
+      </w:tr>
+      <w:tr>
+        <w:tc>
+          <w:tcPr>
+            <w:tcW w:type="dxa" w:w="5184"/>
+            <w:vAlign w:val="center"/>
+          </w:tcPr>
+          <w:p>
+            <w:pPr>
+              <w:spacing w:after="0"/>
+            </w:pPr>
+            <w:r/>
+            <w:r>
+              <w:rPr>
+                <w:b w:val="0"/>
+                <w:sz w:val="14"/>
+              </w:rPr>
+              <w:t>src/naverblog/naver_api.py</w:t>
+            </w:r>
+          </w:p>
+        </w:tc>
+        <w:tc>
+          <w:tcPr>
+            <w:tcW w:type="dxa" w:w="5184"/>
+            <w:vAlign w:val="center"/>
+          </w:tcPr>
+          <w:p>
+            <w:pPr>
+              <w:spacing w:after="0"/>
+            </w:pPr>
+            <w:r/>
+            <w:r>
+              <w:rPr>
+                <w:b w:val="0"/>
+                <w:sz w:val="14"/>
+              </w:rPr>
+              <w:t>네이버 API와 포화지수·등급·스마트블록 처리</w:t>
+            </w:r>
+          </w:p>
+        </w:tc>
+      </w:tr>
+      <w:tr>
+        <w:tc>
+          <w:tcPr>
+            <w:tcW w:type="dxa" w:w="5184"/>
+            <w:vAlign w:val="center"/>
+          </w:tcPr>
+          <w:p>
+            <w:pPr>
+              <w:spacing w:after="0"/>
+            </w:pPr>
+            <w:r/>
+            <w:r>
+              <w:rPr>
+                <w:b w:val="0"/>
+                <w:sz w:val="14"/>
+              </w:rPr>
+              <w:t>src/naverblog/pipeline.py</w:t>
+            </w:r>
+          </w:p>
+        </w:tc>
+        <w:tc>
+          <w:tcPr>
+            <w:tcW w:type="dxa" w:w="5184"/>
+            <w:vAlign w:val="center"/>
+          </w:tcPr>
+          <w:p>
+            <w:pPr>
+              <w:spacing w:after="0"/>
+            </w:pPr>
+            <w:r/>
+            <w:r>
+              <w:rPr>
+                <w:b w:val="0"/>
+                <w:sz w:val="14"/>
+              </w:rPr>
+              <w:t>스킬 실행, 프롬프트 조립, LLM 호출, HTML 변환</w:t>
+            </w:r>
+          </w:p>
+        </w:tc>
+      </w:tr>
+      <w:tr>
+        <w:tc>
+          <w:tcPr>
+            <w:tcW w:type="dxa" w:w="5184"/>
+            <w:vAlign w:val="center"/>
+          </w:tcPr>
+          <w:p>
+            <w:pPr>
+              <w:spacing w:after="0"/>
+            </w:pPr>
+            <w:r/>
+            <w:r>
+              <w:rPr>
+                <w:b w:val="0"/>
+                <w:sz w:val="14"/>
+              </w:rPr>
+              <w:t>scripts/medical_blog_prototype.py</w:t>
+            </w:r>
+          </w:p>
+        </w:tc>
+        <w:tc>
+          <w:tcPr>
+            <w:tcW w:type="dxa" w:w="5184"/>
+            <w:vAlign w:val="center"/>
+          </w:tcPr>
+          <w:p>
+            <w:pPr>
+              <w:spacing w:after="0"/>
+            </w:pPr>
+            <w:r/>
+            <w:r>
+              <w:rPr>
+                <w:b w:val="0"/>
+                <w:sz w:val="14"/>
+              </w:rPr>
+              <w:t>교육용 Python 콘솔 프로토타입</w:t>
             </w:r>
           </w:p>
         </w:tc>
       </w:tr>
     </w:tbl>
     <w:p>
-      <w:pPr>
-        <w:pStyle w:val="Heading2"/>
-      </w:pPr>
       <w:r>
-        <w:t>5.1 바이브코딩 프롬프트 예시</w:t>
-      </w:r>
-    </w:p>
-    <w:p>
-      <w:r>
-        <w:rPr>
-          <w:rFonts w:ascii="Consolas" w:hAnsi="Consolas"/>
-          <w:sz w:val="18"/>
-        </w:rPr>
-        <w:t>너는 Python으로 교육용 콘솔 프로그램을 설계하는 시니어 개발자다. 프로젝트 주제는 “개원의를 위한 병원 마케팅 블로그 생성기”이다. 표준 라이브러리만 사용하고, 지역·진료과·증상·의사 코멘트를 입력받아 블로그 제목, 글 구조, 의료광고 위험 표현 점검 결과를 출력하는 프로토타입을 작성해줘. 위험 표현은 완치, 100%, 부작용 없음, 최고, 유일, 무조건을 포함하고, 각 표현마다 위험 이유와 대체 표현을 함께 출력해줘.</w:t>
+        <w:br w:type="page"/>
       </w:r>
     </w:p>
     <w:p>
@@ -2918,7 +6248,7 @@
     </w:p>
     <w:p>
       <w:r>
-        <w:t>이 단계에서 사용한 기법은 테스트 시나리오 하나이다. 입력값을 바꾸어 시스템 출력이 목표와 맞는지 확인한다.</w:t>
+        <w:t>이 단계의 대표 기법은 테스트 시나리오 하나이다. 실제 사용 흐름에 가까운 입력을 넣어 기능이 요구사항대로 동작하는지 확인한다.</w:t>
       </w:r>
     </w:p>
     <w:tbl>
@@ -2929,24 +6259,28 @@
         <w:tblLook w:firstColumn="1" w:firstRow="1" w:lastColumn="0" w:lastRow="0" w:noHBand="0" w:noVBand="1" w:val="04A0"/>
       </w:tblPr>
       <w:tblGrid>
-        <w:gridCol w:w="2520"/>
-        <w:gridCol w:w="2520"/>
-        <w:gridCol w:w="2520"/>
-        <w:gridCol w:w="2520"/>
+        <w:gridCol w:w="2074"/>
+        <w:gridCol w:w="2074"/>
+        <w:gridCol w:w="2074"/>
+        <w:gridCol w:w="2074"/>
+        <w:gridCol w:w="2074"/>
       </w:tblGrid>
       <w:tr>
         <w:tc>
           <w:tcPr>
-            <w:tcW w:type="dxa" w:w="2520"/>
+            <w:tcW w:type="dxa" w:w="2074"/>
             <w:vAlign w:val="center"/>
             <w:shd w:fill="DDEFEA"/>
           </w:tcPr>
           <w:p>
+            <w:pPr>
+              <w:spacing w:after="0"/>
+            </w:pPr>
             <w:r/>
             <w:r>
               <w:rPr>
                 <w:b/>
-                <w:sz w:val="17"/>
+                <w:sz w:val="15"/>
               </w:rPr>
               <w:t>테스트 ID</w:t>
             </w:r>
@@ -2954,16 +6288,39 @@
         </w:tc>
         <w:tc>
           <w:tcPr>
-            <w:tcW w:type="dxa" w:w="2520"/>
+            <w:tcW w:type="dxa" w:w="2074"/>
             <w:vAlign w:val="center"/>
             <w:shd w:fill="DDEFEA"/>
           </w:tcPr>
           <w:p>
+            <w:pPr>
+              <w:spacing w:after="0"/>
+            </w:pPr>
             <w:r/>
             <w:r>
               <w:rPr>
                 <w:b/>
-                <w:sz w:val="17"/>
+                <w:sz w:val="15"/>
+              </w:rPr>
+              <w:t>테스트 대상</w:t>
+            </w:r>
+          </w:p>
+        </w:tc>
+        <w:tc>
+          <w:tcPr>
+            <w:tcW w:type="dxa" w:w="2074"/>
+            <w:vAlign w:val="center"/>
+            <w:shd w:fill="DDEFEA"/>
+          </w:tcPr>
+          <w:p>
+            <w:pPr>
+              <w:spacing w:after="0"/>
+            </w:pPr>
+            <w:r/>
+            <w:r>
+              <w:rPr>
+                <w:b/>
+                <w:sz w:val="15"/>
               </w:rPr>
               <w:t>입력 조건</w:t>
             </w:r>
@@ -2971,16 +6328,19 @@
         </w:tc>
         <w:tc>
           <w:tcPr>
-            <w:tcW w:type="dxa" w:w="2520"/>
+            <w:tcW w:type="dxa" w:w="2074"/>
             <w:vAlign w:val="center"/>
             <w:shd w:fill="DDEFEA"/>
           </w:tcPr>
           <w:p>
+            <w:pPr>
+              <w:spacing w:after="0"/>
+            </w:pPr>
             <w:r/>
             <w:r>
               <w:rPr>
                 <w:b/>
-                <w:sz w:val="17"/>
+                <w:sz w:val="15"/>
               </w:rPr>
               <w:t>기대 결과</w:t>
             </w:r>
@@ -2988,16 +6348,19 @@
         </w:tc>
         <w:tc>
           <w:tcPr>
-            <w:tcW w:type="dxa" w:w="2520"/>
+            <w:tcW w:type="dxa" w:w="2074"/>
             <w:vAlign w:val="center"/>
             <w:shd w:fill="DDEFEA"/>
           </w:tcPr>
           <w:p>
+            <w:pPr>
+              <w:spacing w:after="0"/>
+            </w:pPr>
             <w:r/>
             <w:r>
               <w:rPr>
                 <w:b/>
-                <w:sz w:val="17"/>
+                <w:sz w:val="15"/>
               </w:rPr>
               <w:t>판정 기준</w:t>
             </w:r>
@@ -3007,15 +6370,18 @@
       <w:tr>
         <w:tc>
           <w:tcPr>
-            <w:tcW w:type="dxa" w:w="2520"/>
-            <w:vAlign w:val="center"/>
-          </w:tcPr>
-          <w:p>
+            <w:tcW w:type="dxa" w:w="2074"/>
+            <w:vAlign w:val="center"/>
+          </w:tcPr>
+          <w:p>
+            <w:pPr>
+              <w:spacing w:after="0"/>
+            </w:pPr>
             <w:r/>
             <w:r>
               <w:rPr>
                 <w:b w:val="0"/>
-                <w:sz w:val="17"/>
+                <w:sz w:val="14"/>
               </w:rPr>
               <w:t>TC-01</w:t>
             </w:r>
@@ -3023,49 +6389,77 @@
         </w:tc>
         <w:tc>
           <w:tcPr>
-            <w:tcW w:type="dxa" w:w="2520"/>
-            <w:vAlign w:val="center"/>
-          </w:tcPr>
-          <w:p>
+            <w:tcW w:type="dxa" w:w="2074"/>
+            <w:vAlign w:val="center"/>
+          </w:tcPr>
+          <w:p>
+            <w:pPr>
+              <w:spacing w:after="0"/>
+            </w:pPr>
             <w:r/>
             <w:r>
               <w:rPr>
                 <w:b w:val="0"/>
-                <w:sz w:val="17"/>
-              </w:rPr>
-              <w:t>강남/내과/감기 몸살 입력</w:t>
-            </w:r>
-          </w:p>
-        </w:tc>
-        <w:tc>
-          <w:tcPr>
-            <w:tcW w:type="dxa" w:w="2520"/>
-            <w:vAlign w:val="center"/>
-          </w:tcPr>
-          <w:p>
+                <w:sz w:val="14"/>
+              </w:rPr>
+              <w:t>글 생성</w:t>
+            </w:r>
+          </w:p>
+        </w:tc>
+        <w:tc>
+          <w:tcPr>
+            <w:tcW w:type="dxa" w:w="2074"/>
+            <w:vAlign w:val="center"/>
+          </w:tcPr>
+          <w:p>
+            <w:pPr>
+              <w:spacing w:after="0"/>
+            </w:pPr>
             <w:r/>
             <w:r>
               <w:rPr>
                 <w:b w:val="0"/>
-                <w:sz w:val="17"/>
-              </w:rPr>
-              <w:t>지역·진료과·증상이 포함된 제목 출력</w:t>
-            </w:r>
-          </w:p>
-        </w:tc>
-        <w:tc>
-          <w:tcPr>
-            <w:tcW w:type="dxa" w:w="2520"/>
-            <w:vAlign w:val="center"/>
-          </w:tcPr>
-          <w:p>
+                <w:sz w:val="14"/>
+              </w:rPr>
+              <w:t>강남/내과/감기 몸살</w:t>
+            </w:r>
+          </w:p>
+        </w:tc>
+        <w:tc>
+          <w:tcPr>
+            <w:tcW w:type="dxa" w:w="2074"/>
+            <w:vAlign w:val="center"/>
+          </w:tcPr>
+          <w:p>
+            <w:pPr>
+              <w:spacing w:after="0"/>
+            </w:pPr>
             <w:r/>
             <w:r>
               <w:rPr>
                 <w:b w:val="0"/>
-                <w:sz w:val="17"/>
-              </w:rPr>
-              <w:t>제목에 핵심 키워드 포함</w:t>
+                <w:sz w:val="14"/>
+              </w:rPr>
+              <w:t>블로그 초안 생성</w:t>
+            </w:r>
+          </w:p>
+        </w:tc>
+        <w:tc>
+          <w:tcPr>
+            <w:tcW w:type="dxa" w:w="2074"/>
+            <w:vAlign w:val="center"/>
+          </w:tcPr>
+          <w:p>
+            <w:pPr>
+              <w:spacing w:after="0"/>
+            </w:pPr>
+            <w:r/>
+            <w:r>
+              <w:rPr>
+                <w:b w:val="0"/>
+                <w:sz w:val="14"/>
+              </w:rPr>
+              <w:t>제목과 본문에 키워드 포함</w:t>
             </w:r>
           </w:p>
         </w:tc>
@@ -3073,15 +6467,18 @@
       <w:tr>
         <w:tc>
           <w:tcPr>
-            <w:tcW w:type="dxa" w:w="2520"/>
-            <w:vAlign w:val="center"/>
-          </w:tcPr>
-          <w:p>
+            <w:tcW w:type="dxa" w:w="2074"/>
+            <w:vAlign w:val="center"/>
+          </w:tcPr>
+          <w:p>
+            <w:pPr>
+              <w:spacing w:after="0"/>
+            </w:pPr>
             <w:r/>
             <w:r>
               <w:rPr>
                 <w:b w:val="0"/>
-                <w:sz w:val="17"/>
+                <w:sz w:val="14"/>
               </w:rPr>
               <w:t>TC-02</w:t>
             </w:r>
@@ -3089,31 +6486,56 @@
         </w:tc>
         <w:tc>
           <w:tcPr>
-            <w:tcW w:type="dxa" w:w="2520"/>
-            <w:vAlign w:val="center"/>
-          </w:tcPr>
-          <w:p>
+            <w:tcW w:type="dxa" w:w="2074"/>
+            <w:vAlign w:val="center"/>
+          </w:tcPr>
+          <w:p>
+            <w:pPr>
+              <w:spacing w:after="0"/>
+            </w:pPr>
             <w:r/>
             <w:r>
               <w:rPr>
                 <w:b w:val="0"/>
-                <w:sz w:val="17"/>
-              </w:rPr>
-              <w:t>“완치 보장” 포함 문장 입력</w:t>
-            </w:r>
-          </w:p>
-        </w:tc>
-        <w:tc>
-          <w:tcPr>
-            <w:tcW w:type="dxa" w:w="2520"/>
-            <w:vAlign w:val="center"/>
-          </w:tcPr>
-          <w:p>
+                <w:sz w:val="14"/>
+              </w:rPr>
+              <w:t>의료광고 표현</w:t>
+            </w:r>
+          </w:p>
+        </w:tc>
+        <w:tc>
+          <w:tcPr>
+            <w:tcW w:type="dxa" w:w="2074"/>
+            <w:vAlign w:val="center"/>
+          </w:tcPr>
+          <w:p>
+            <w:pPr>
+              <w:spacing w:after="0"/>
+            </w:pPr>
             <w:r/>
             <w:r>
               <w:rPr>
                 <w:b w:val="0"/>
-                <w:sz w:val="17"/>
+                <w:sz w:val="14"/>
+              </w:rPr>
+              <w:t>완치 보장, 100% 효과</w:t>
+            </w:r>
+          </w:p>
+        </w:tc>
+        <w:tc>
+          <w:tcPr>
+            <w:tcW w:type="dxa" w:w="2074"/>
+            <w:vAlign w:val="center"/>
+          </w:tcPr>
+          <w:p>
+            <w:pPr>
+              <w:spacing w:after="0"/>
+            </w:pPr>
+            <w:r/>
+            <w:r>
+              <w:rPr>
+                <w:b w:val="0"/>
+                <w:sz w:val="14"/>
               </w:rPr>
               <w:t>위험 표현 탐지</w:t>
             </w:r>
@@ -3121,17 +6543,20 @@
         </w:tc>
         <w:tc>
           <w:tcPr>
-            <w:tcW w:type="dxa" w:w="2520"/>
-            <w:vAlign w:val="center"/>
-          </w:tcPr>
-          <w:p>
+            <w:tcW w:type="dxa" w:w="2074"/>
+            <w:vAlign w:val="center"/>
+          </w:tcPr>
+          <w:p>
+            <w:pPr>
+              <w:spacing w:after="0"/>
+            </w:pPr>
             <w:r/>
             <w:r>
               <w:rPr>
                 <w:b w:val="0"/>
-                <w:sz w:val="17"/>
-              </w:rPr>
-              <w:t>위험 이유와 대체 표현 출력</w:t>
+                <w:sz w:val="14"/>
+              </w:rPr>
+              <w:t>이유와 대체 표현 표시</w:t>
             </w:r>
           </w:p>
         </w:tc>
@@ -3139,15 +6564,18 @@
       <w:tr>
         <w:tc>
           <w:tcPr>
-            <w:tcW w:type="dxa" w:w="2520"/>
-            <w:vAlign w:val="center"/>
-          </w:tcPr>
-          <w:p>
+            <w:tcW w:type="dxa" w:w="2074"/>
+            <w:vAlign w:val="center"/>
+          </w:tcPr>
+          <w:p>
+            <w:pPr>
+              <w:spacing w:after="0"/>
+            </w:pPr>
             <w:r/>
             <w:r>
               <w:rPr>
                 <w:b w:val="0"/>
-                <w:sz w:val="17"/>
+                <w:sz w:val="14"/>
               </w:rPr>
               <w:t>TC-03</w:t>
             </w:r>
@@ -3155,49 +6583,77 @@
         </w:tc>
         <w:tc>
           <w:tcPr>
-            <w:tcW w:type="dxa" w:w="2520"/>
-            <w:vAlign w:val="center"/>
-          </w:tcPr>
-          <w:p>
+            <w:tcW w:type="dxa" w:w="2074"/>
+            <w:vAlign w:val="center"/>
+          </w:tcPr>
+          <w:p>
+            <w:pPr>
+              <w:spacing w:after="0"/>
+            </w:pPr>
             <w:r/>
             <w:r>
               <w:rPr>
                 <w:b w:val="0"/>
-                <w:sz w:val="17"/>
-              </w:rPr>
-              <w:t>의사 코멘트 입력</w:t>
-            </w:r>
-          </w:p>
-        </w:tc>
-        <w:tc>
-          <w:tcPr>
-            <w:tcW w:type="dxa" w:w="2520"/>
-            <w:vAlign w:val="center"/>
-          </w:tcPr>
-          <w:p>
+                <w:sz w:val="14"/>
+              </w:rPr>
+              <w:t>키워드 분석</w:t>
+            </w:r>
+          </w:p>
+        </w:tc>
+        <w:tc>
+          <w:tcPr>
+            <w:tcW w:type="dxa" w:w="2074"/>
+            <w:vAlign w:val="center"/>
+          </w:tcPr>
+          <w:p>
+            <w:pPr>
+              <w:spacing w:after="0"/>
+            </w:pPr>
             <w:r/>
             <w:r>
               <w:rPr>
                 <w:b w:val="0"/>
-                <w:sz w:val="17"/>
-              </w:rPr>
-              <w:t>글 구조에 코멘트 반영</w:t>
-            </w:r>
-          </w:p>
-        </w:tc>
-        <w:tc>
-          <w:tcPr>
-            <w:tcW w:type="dxa" w:w="2520"/>
-            <w:vAlign w:val="center"/>
-          </w:tcPr>
-          <w:p>
+                <w:sz w:val="14"/>
+              </w:rPr>
+              <w:t>강남 내과 감기</w:t>
+            </w:r>
+          </w:p>
+        </w:tc>
+        <w:tc>
+          <w:tcPr>
+            <w:tcW w:type="dxa" w:w="2074"/>
+            <w:vAlign w:val="center"/>
+          </w:tcPr>
+          <w:p>
+            <w:pPr>
+              <w:spacing w:after="0"/>
+            </w:pPr>
             <w:r/>
             <w:r>
               <w:rPr>
                 <w:b w:val="0"/>
-                <w:sz w:val="17"/>
-              </w:rPr>
-              <w:t>의료진 코멘트 항목 생성</w:t>
+                <w:sz w:val="14"/>
+              </w:rPr>
+              <w:t>검색량, 경쟁도, 등급, 포화지수</w:t>
+            </w:r>
+          </w:p>
+        </w:tc>
+        <w:tc>
+          <w:tcPr>
+            <w:tcW w:type="dxa" w:w="2074"/>
+            <w:vAlign w:val="center"/>
+          </w:tcPr>
+          <w:p>
+            <w:pPr>
+              <w:spacing w:after="0"/>
+            </w:pPr>
+            <w:r/>
+            <w:r>
+              <w:rPr>
+                <w:b w:val="0"/>
+                <w:sz w:val="14"/>
+              </w:rPr>
+              <w:t>지표 표시</w:t>
             </w:r>
           </w:p>
         </w:tc>
@@ -3205,15 +6661,18 @@
       <w:tr>
         <w:tc>
           <w:tcPr>
-            <w:tcW w:type="dxa" w:w="2520"/>
-            <w:vAlign w:val="center"/>
-          </w:tcPr>
-          <w:p>
+            <w:tcW w:type="dxa" w:w="2074"/>
+            <w:vAlign w:val="center"/>
+          </w:tcPr>
+          <w:p>
+            <w:pPr>
+              <w:spacing w:after="0"/>
+            </w:pPr>
             <w:r/>
             <w:r>
               <w:rPr>
                 <w:b w:val="0"/>
-                <w:sz w:val="17"/>
+                <w:sz w:val="14"/>
               </w:rPr>
               <w:t>TC-04</w:t>
             </w:r>
@@ -3221,49 +6680,77 @@
         </w:tc>
         <w:tc>
           <w:tcPr>
-            <w:tcW w:type="dxa" w:w="2520"/>
-            <w:vAlign w:val="center"/>
-          </w:tcPr>
-          <w:p>
+            <w:tcW w:type="dxa" w:w="2074"/>
+            <w:vAlign w:val="center"/>
+          </w:tcPr>
+          <w:p>
+            <w:pPr>
+              <w:spacing w:after="0"/>
+            </w:pPr>
             <w:r/>
             <w:r>
               <w:rPr>
                 <w:b w:val="0"/>
-                <w:sz w:val="17"/>
-              </w:rPr>
-              <w:t>빈 의사 코멘트 입력</w:t>
-            </w:r>
-          </w:p>
-        </w:tc>
-        <w:tc>
-          <w:tcPr>
-            <w:tcW w:type="dxa" w:w="2520"/>
-            <w:vAlign w:val="center"/>
-          </w:tcPr>
-          <w:p>
+                <w:sz w:val="14"/>
+              </w:rPr>
+              <w:t>스마트블록</w:t>
+            </w:r>
+          </w:p>
+        </w:tc>
+        <w:tc>
+          <w:tcPr>
+            <w:tcW w:type="dxa" w:w="2074"/>
+            <w:vAlign w:val="center"/>
+          </w:tcPr>
+          <w:p>
+            <w:pPr>
+              <w:spacing w:after="0"/>
+            </w:pPr>
             <w:r/>
             <w:r>
               <w:rPr>
                 <w:b w:val="0"/>
-                <w:sz w:val="17"/>
-              </w:rPr>
-              <w:t>기본 안전 안내 출력</w:t>
-            </w:r>
-          </w:p>
-        </w:tc>
-        <w:tc>
-          <w:tcPr>
-            <w:tcW w:type="dxa" w:w="2520"/>
-            <w:vAlign w:val="center"/>
-          </w:tcPr>
-          <w:p>
+                <w:sz w:val="14"/>
+              </w:rPr>
+              <w:t>피부과 여드름 치료</w:t>
+            </w:r>
+          </w:p>
+        </w:tc>
+        <w:tc>
+          <w:tcPr>
+            <w:tcW w:type="dxa" w:w="2074"/>
+            <w:vAlign w:val="center"/>
+          </w:tcPr>
+          <w:p>
+            <w:pPr>
+              <w:spacing w:after="0"/>
+            </w:pPr>
             <w:r/>
             <w:r>
               <w:rPr>
                 <w:b w:val="0"/>
-                <w:sz w:val="17"/>
-              </w:rPr>
-              <w:t>프로그램 오류 없이 실행</w:t>
+                <w:sz w:val="14"/>
+              </w:rPr>
+              <w:t>검색결과 섹션 구성 확인</w:t>
+            </w:r>
+          </w:p>
+        </w:tc>
+        <w:tc>
+          <w:tcPr>
+            <w:tcW w:type="dxa" w:w="2074"/>
+            <w:vAlign w:val="center"/>
+          </w:tcPr>
+          <w:p>
+            <w:pPr>
+              <w:spacing w:after="0"/>
+            </w:pPr>
+            <w:r/>
+            <w:r>
+              <w:rPr>
+                <w:b w:val="0"/>
+                <w:sz w:val="14"/>
+              </w:rPr>
+              <w:t>노출 가능 영역 표시</w:t>
             </w:r>
           </w:p>
         </w:tc>
@@ -3271,15 +6758,18 @@
       <w:tr>
         <w:tc>
           <w:tcPr>
-            <w:tcW w:type="dxa" w:w="2520"/>
-            <w:vAlign w:val="center"/>
-          </w:tcPr>
-          <w:p>
+            <w:tcW w:type="dxa" w:w="2074"/>
+            <w:vAlign w:val="center"/>
+          </w:tcPr>
+          <w:p>
+            <w:pPr>
+              <w:spacing w:after="0"/>
+            </w:pPr>
             <w:r/>
             <w:r>
               <w:rPr>
                 <w:b w:val="0"/>
-                <w:sz w:val="17"/>
+                <w:sz w:val="14"/>
               </w:rPr>
               <w:t>TC-05</w:t>
             </w:r>
@@ -3287,49 +6777,368 @@
         </w:tc>
         <w:tc>
           <w:tcPr>
-            <w:tcW w:type="dxa" w:w="2520"/>
-            <w:vAlign w:val="center"/>
-          </w:tcPr>
-          <w:p>
+            <w:tcW w:type="dxa" w:w="2074"/>
+            <w:vAlign w:val="center"/>
+          </w:tcPr>
+          <w:p>
+            <w:pPr>
+              <w:spacing w:after="0"/>
+            </w:pPr>
             <w:r/>
             <w:r>
               <w:rPr>
                 <w:b w:val="0"/>
-                <w:sz w:val="17"/>
-              </w:rPr>
-              <w:t>“최고, 100% 효과” 입력</w:t>
-            </w:r>
-          </w:p>
-        </w:tc>
-        <w:tc>
-          <w:tcPr>
-            <w:tcW w:type="dxa" w:w="2520"/>
-            <w:vAlign w:val="center"/>
-          </w:tcPr>
-          <w:p>
+                <w:sz w:val="14"/>
+              </w:rPr>
+              <w:t>썸네일</w:t>
+            </w:r>
+          </w:p>
+        </w:tc>
+        <w:tc>
+          <w:tcPr>
+            <w:tcW w:type="dxa" w:w="2074"/>
+            <w:vAlign w:val="center"/>
+          </w:tcPr>
+          <w:p>
+            <w:pPr>
+              <w:spacing w:after="0"/>
+            </w:pPr>
             <w:r/>
             <w:r>
               <w:rPr>
                 <w:b w:val="0"/>
-                <w:sz w:val="17"/>
-              </w:rPr>
-              <w:t>복수 위험 표현 탐지</w:t>
-            </w:r>
-          </w:p>
-        </w:tc>
-        <w:tc>
-          <w:tcPr>
-            <w:tcW w:type="dxa" w:w="2520"/>
-            <w:vAlign w:val="center"/>
-          </w:tcPr>
-          <w:p>
+                <w:sz w:val="14"/>
+              </w:rPr>
+              <w:t>제목/배경 변경</w:t>
+            </w:r>
+          </w:p>
+        </w:tc>
+        <w:tc>
+          <w:tcPr>
+            <w:tcW w:type="dxa" w:w="2074"/>
+            <w:vAlign w:val="center"/>
+          </w:tcPr>
+          <w:p>
+            <w:pPr>
+              <w:spacing w:after="0"/>
+            </w:pPr>
             <w:r/>
             <w:r>
               <w:rPr>
                 <w:b w:val="0"/>
-                <w:sz w:val="17"/>
-              </w:rPr>
-              <w:t>두 표현 모두 탐지</w:t>
+                <w:sz w:val="14"/>
+              </w:rPr>
+              <w:t>미리보기와 다운로드</w:t>
+            </w:r>
+          </w:p>
+        </w:tc>
+        <w:tc>
+          <w:tcPr>
+            <w:tcW w:type="dxa" w:w="2074"/>
+            <w:vAlign w:val="center"/>
+          </w:tcPr>
+          <w:p>
+            <w:pPr>
+              <w:spacing w:after="0"/>
+            </w:pPr>
+            <w:r/>
+            <w:r>
+              <w:rPr>
+                <w:b w:val="0"/>
+                <w:sz w:val="14"/>
+              </w:rPr>
+              <w:t>파일 저장 가능</w:t>
+            </w:r>
+          </w:p>
+        </w:tc>
+      </w:tr>
+      <w:tr>
+        <w:tc>
+          <w:tcPr>
+            <w:tcW w:type="dxa" w:w="2074"/>
+            <w:vAlign w:val="center"/>
+          </w:tcPr>
+          <w:p>
+            <w:pPr>
+              <w:spacing w:after="0"/>
+            </w:pPr>
+            <w:r/>
+            <w:r>
+              <w:rPr>
+                <w:b w:val="0"/>
+                <w:sz w:val="14"/>
+              </w:rPr>
+              <w:t>TC-06</w:t>
+            </w:r>
+          </w:p>
+        </w:tc>
+        <w:tc>
+          <w:tcPr>
+            <w:tcW w:type="dxa" w:w="2074"/>
+            <w:vAlign w:val="center"/>
+          </w:tcPr>
+          <w:p>
+            <w:pPr>
+              <w:spacing w:after="0"/>
+            </w:pPr>
+            <w:r/>
+            <w:r>
+              <w:rPr>
+                <w:b w:val="0"/>
+                <w:sz w:val="14"/>
+              </w:rPr>
+              <w:t>워터마크</w:t>
+            </w:r>
+          </w:p>
+        </w:tc>
+        <w:tc>
+          <w:tcPr>
+            <w:tcW w:type="dxa" w:w="2074"/>
+            <w:vAlign w:val="center"/>
+          </w:tcPr>
+          <w:p>
+            <w:pPr>
+              <w:spacing w:after="0"/>
+            </w:pPr>
+            <w:r/>
+            <w:r>
+              <w:rPr>
+                <w:b w:val="0"/>
+                <w:sz w:val="14"/>
+              </w:rPr>
+              <w:t>이미지/PDF 업로드</w:t>
+            </w:r>
+          </w:p>
+        </w:tc>
+        <w:tc>
+          <w:tcPr>
+            <w:tcW w:type="dxa" w:w="2074"/>
+            <w:vAlign w:val="center"/>
+          </w:tcPr>
+          <w:p>
+            <w:pPr>
+              <w:spacing w:after="0"/>
+            </w:pPr>
+            <w:r/>
+            <w:r>
+              <w:rPr>
+                <w:b w:val="0"/>
+                <w:sz w:val="14"/>
+              </w:rPr>
+              <w:t>워터마크 삽입</w:t>
+            </w:r>
+          </w:p>
+        </w:tc>
+        <w:tc>
+          <w:tcPr>
+            <w:tcW w:type="dxa" w:w="2074"/>
+            <w:vAlign w:val="center"/>
+          </w:tcPr>
+          <w:p>
+            <w:pPr>
+              <w:spacing w:after="0"/>
+            </w:pPr>
+            <w:r/>
+            <w:r>
+              <w:rPr>
+                <w:b w:val="0"/>
+                <w:sz w:val="14"/>
+              </w:rPr>
+              <w:t>출력 파일 생성</w:t>
+            </w:r>
+          </w:p>
+        </w:tc>
+      </w:tr>
+      <w:tr>
+        <w:tc>
+          <w:tcPr>
+            <w:tcW w:type="dxa" w:w="2074"/>
+            <w:vAlign w:val="center"/>
+          </w:tcPr>
+          <w:p>
+            <w:pPr>
+              <w:spacing w:after="0"/>
+            </w:pPr>
+            <w:r/>
+            <w:r>
+              <w:rPr>
+                <w:b w:val="0"/>
+                <w:sz w:val="14"/>
+              </w:rPr>
+              <w:t>TC-07</w:t>
+            </w:r>
+          </w:p>
+        </w:tc>
+        <w:tc>
+          <w:tcPr>
+            <w:tcW w:type="dxa" w:w="2074"/>
+            <w:vAlign w:val="center"/>
+          </w:tcPr>
+          <w:p>
+            <w:pPr>
+              <w:spacing w:after="0"/>
+            </w:pPr>
+            <w:r/>
+            <w:r>
+              <w:rPr>
+                <w:b w:val="0"/>
+                <w:sz w:val="14"/>
+              </w:rPr>
+              <w:t>레퍼런스</w:t>
+            </w:r>
+          </w:p>
+        </w:tc>
+        <w:tc>
+          <w:tcPr>
+            <w:tcW w:type="dxa" w:w="2074"/>
+            <w:vAlign w:val="center"/>
+          </w:tcPr>
+          <w:p>
+            <w:pPr>
+              <w:spacing w:after="0"/>
+            </w:pPr>
+            <w:r/>
+            <w:r>
+              <w:rPr>
+                <w:b w:val="0"/>
+                <w:sz w:val="14"/>
+              </w:rPr>
+              <w:t>병원 글 추가</w:t>
+            </w:r>
+          </w:p>
+        </w:tc>
+        <w:tc>
+          <w:tcPr>
+            <w:tcW w:type="dxa" w:w="2074"/>
+            <w:vAlign w:val="center"/>
+          </w:tcPr>
+          <w:p>
+            <w:pPr>
+              <w:spacing w:after="0"/>
+            </w:pPr>
+            <w:r/>
+            <w:r>
+              <w:rPr>
+                <w:b w:val="0"/>
+                <w:sz w:val="14"/>
+              </w:rPr>
+              <w:t>목록 저장</w:t>
+            </w:r>
+          </w:p>
+        </w:tc>
+        <w:tc>
+          <w:tcPr>
+            <w:tcW w:type="dxa" w:w="2074"/>
+            <w:vAlign w:val="center"/>
+          </w:tcPr>
+          <w:p>
+            <w:pPr>
+              <w:spacing w:after="0"/>
+            </w:pPr>
+            <w:r/>
+            <w:r>
+              <w:rPr>
+                <w:b w:val="0"/>
+                <w:sz w:val="14"/>
+              </w:rPr>
+              <w:t>새 글 생성 참고</w:t>
+            </w:r>
+          </w:p>
+        </w:tc>
+      </w:tr>
+      <w:tr>
+        <w:tc>
+          <w:tcPr>
+            <w:tcW w:type="dxa" w:w="2074"/>
+            <w:vAlign w:val="center"/>
+          </w:tcPr>
+          <w:p>
+            <w:pPr>
+              <w:spacing w:after="0"/>
+            </w:pPr>
+            <w:r/>
+            <w:r>
+              <w:rPr>
+                <w:b w:val="0"/>
+                <w:sz w:val="14"/>
+              </w:rPr>
+              <w:t>TC-08</w:t>
+            </w:r>
+          </w:p>
+        </w:tc>
+        <w:tc>
+          <w:tcPr>
+            <w:tcW w:type="dxa" w:w="2074"/>
+            <w:vAlign w:val="center"/>
+          </w:tcPr>
+          <w:p>
+            <w:pPr>
+              <w:spacing w:after="0"/>
+            </w:pPr>
+            <w:r/>
+            <w:r>
+              <w:rPr>
+                <w:b w:val="0"/>
+                <w:sz w:val="14"/>
+              </w:rPr>
+              <w:t>배포</w:t>
+            </w:r>
+          </w:p>
+        </w:tc>
+        <w:tc>
+          <w:tcPr>
+            <w:tcW w:type="dxa" w:w="2074"/>
+            <w:vAlign w:val="center"/>
+          </w:tcPr>
+          <w:p>
+            <w:pPr>
+              <w:spacing w:after="0"/>
+            </w:pPr>
+            <w:r/>
+            <w:r>
+              <w:rPr>
+                <w:b w:val="0"/>
+                <w:sz w:val="14"/>
+              </w:rPr>
+              <w:t>GitHub main push</w:t>
+            </w:r>
+          </w:p>
+        </w:tc>
+        <w:tc>
+          <w:tcPr>
+            <w:tcW w:type="dxa" w:w="2074"/>
+            <w:vAlign w:val="center"/>
+          </w:tcPr>
+          <w:p>
+            <w:pPr>
+              <w:spacing w:after="0"/>
+            </w:pPr>
+            <w:r/>
+            <w:r>
+              <w:rPr>
+                <w:b w:val="0"/>
+                <w:sz w:val="14"/>
+              </w:rPr>
+              <w:t>Streamlit 재배포</w:t>
+            </w:r>
+          </w:p>
+        </w:tc>
+        <w:tc>
+          <w:tcPr>
+            <w:tcW w:type="dxa" w:w="2074"/>
+            <w:vAlign w:val="center"/>
+          </w:tcPr>
+          <w:p>
+            <w:pPr>
+              <w:spacing w:after="0"/>
+            </w:pPr>
+            <w:r/>
+            <w:r>
+              <w:rPr>
+                <w:b w:val="0"/>
+                <w:sz w:val="14"/>
+              </w:rPr>
+              <w:t>최신 커밋 반영</w:t>
             </w:r>
           </w:p>
         </w:tc>
@@ -3345,42 +7154,32 @@
     </w:p>
     <w:p>
       <w:r>
-        <w:t>1. 과학기술정보통신부·한국지능정보사회진흥원, 2024 인터넷이용실태조사(e-나라지표)</w:t>
-        <w:br/>
-        <w:t xml:space="preserve">   https://www.index.go.kr/unity/potal/main/EachDtlPageDetail.do?idx_cd=1346</w:t>
+        <w:t>1. 과학기술정보통신부·한국지능정보사회진흥원, 2024 인터넷이용실태조사(e-나라지표): https://www.index.go.kr/unity/potal/main/EachDtlPageDetail.do?idx_cd=1346</w:t>
       </w:r>
     </w:p>
     <w:p>
       <w:r>
-        <w:t>2. 질병관리청 국가건강정보포털 사업 개요</w:t>
-        <w:br/>
-        <w:t xml:space="preserve">   https://www.kdca.go.kr/kdca/3365/subview.do</w:t>
+        <w:t>2. 질병관리청 국가건강정보포털 사업 개요: https://www.kdca.go.kr/kdca/3365/subview.do</w:t>
       </w:r>
     </w:p>
     <w:p>
       <w:r>
-        <w:t>3. 정희태·김정아, 의료소비자의 인터넷 기반 의료정보서비스 이용행태와 병원선택, Healthcare Informatics Research, KCI</w:t>
-        <w:br/>
-        <w:t xml:space="preserve">   https://www.kci.go.kr/kciportal/ci/sereArticleSearch/ciSereArtiView.kci?sereArticleSearchBean.artiId=ART001154769</w:t>
+        <w:t>3. 정희태·김정아, 의료소비자의 인터넷 기반 의료정보서비스 이용행태와 병원선택, Healthcare Informatics Research, KCI: https://www.kci.go.kr/kciportal/ci/sereArticleSearch/ciSereArtiView.kci?sereArticleSearchBean.artiId=ART001154769</w:t>
       </w:r>
     </w:p>
     <w:p>
       <w:r>
-        <w:t>4. 의료법 제56조 의료광고의 금지 등, 국가법령정보센터</w:t>
-        <w:br/>
-        <w:t xml:space="preserve">   https://law.go.kr/LSW/lsSideInfoP.do?docCls=jo&amp;joBrNo=00&amp;joNo=0056&amp;lsiSeq=279731&amp;urlMode=lsScJoRltInfoR</w:t>
+        <w:t>4. 의료법 제56조 의료광고의 금지 등, 국가법령정보센터: https://law.go.kr/LSW/lsSideInfoP.do?docCls=jo&amp;joBrNo=00&amp;joNo=0056&amp;lsiSeq=279731&amp;urlMode=lsScJoRltInfoR</w:t>
       </w:r>
     </w:p>
     <w:p>
       <w:r>
-        <w:t>5. BMC Health Services Research, Popularity of internet physician rating sites and their apparent influence on patients’ choices of physicians</w:t>
-        <w:br/>
-        <w:t xml:space="preserve">   https://bmchealthservres.biomedcentral.com/articles/10.1186/s12913-015-1099-2</w:t>
+        <w:t>5. BMC Health Services Research, Popularity of internet physician rating sites and their apparent influence on patients’ choices of physicians: https://bmchealthservres.biomedcentral.com/articles/10.1186/s12913-015-1099-2</w:t>
       </w:r>
     </w:p>
     <w:sectPr>
       <w:pgSz w:w="12240" w:h="15840"/>
-      <w:pgMar w:top="1080" w:right="1080" w:bottom="1080" w:left="1080" w:header="720" w:footer="720" w:gutter="0"/>
+      <w:pgMar w:top="1008" w:right="936" w:bottom="1008" w:left="936" w:header="720" w:footer="720" w:gutter="0"/>
       <w:cols w:space="720"/>
       <w:docGrid w:linePitch="360"/>
     </w:sectPr>
@@ -3753,7 +7552,7 @@
     <w:rsid w:val="00FC693F"/>
     <w:rPr>
       <w:rFonts w:ascii="Arial" w:hAnsi="Arial" w:eastAsia="맑은 고딕"/>
-      <w:sz w:val="20"/>
+      <w:sz w:val="19"/>
     </w:rPr>
   </w:style>
   <w:style w:type="paragraph" w:styleId="Header">
@@ -3819,7 +7618,7 @@
       <w:b/>
       <w:bCs/>
       <w:color w:val="0F766E"/>
-      <w:sz w:val="34"/>
+      <w:sz w:val="32"/>
       <w:szCs w:val="28"/>
     </w:rPr>
   </w:style>
@@ -3843,7 +7642,7 @@
       <w:b/>
       <w:bCs/>
       <w:color w:val="4F81BD" w:themeColor="accent1"/>
-      <w:sz w:val="26"/>
+      <w:sz w:val="24"/>
       <w:szCs w:val="26"/>
     </w:rPr>
   </w:style>
